--- a/EJERCICIOS DE LOS ALUMNOS/RAFA/EJERCICIOS BBDD RELACIONES CON JAVA.docx
+++ b/EJERCICIOS DE LOS ALUMNOS/RAFA/EJERCICIOS BBDD RELACIONES CON JAVA.docx
@@ -24,23 +24,7 @@
           <w:b/>
           <w:bCs/>
         </w:rPr>
-        <w:t>0) Preparación en MySQL (</w:t>
-      </w:r>
-      <w:proofErr w:type="spellStart"/>
-      <w:r>
-        <w:rPr>
-          <w:b/>
-          <w:bCs/>
-        </w:rPr>
-        <w:t>Workbench</w:t>
-      </w:r>
-      <w:proofErr w:type="spellEnd"/>
-      <w:r>
-        <w:rPr>
-          <w:b/>
-          <w:bCs/>
-        </w:rPr>
-        <w:t xml:space="preserve"> o consola)</w:t>
+        <w:t>0) Preparación en MySQL (Workbench o consola)</w:t>
       </w:r>
     </w:p>
     <w:p>
@@ -105,15 +89,7 @@
         <w:t>clientes</w:t>
       </w:r>
       <w:r>
-        <w:t xml:space="preserve"> con los campos: id, </w:t>
-      </w:r>
-      <w:proofErr w:type="spellStart"/>
-      <w:r>
-        <w:t>nif</w:t>
-      </w:r>
-      <w:proofErr w:type="spellEnd"/>
-      <w:r>
-        <w:t>, nombre, edad.</w:t>
+        <w:t xml:space="preserve"> con los campos: id, nif, nombre, edad.</w:t>
       </w:r>
     </w:p>
     <w:p>
@@ -201,59 +177,31 @@
         <w:rPr>
           <w:lang w:val="en-GB"/>
         </w:rPr>
-        <w:t xml:space="preserve">DROP TABLE IF EXISTS </w:t>
-      </w:r>
-      <w:proofErr w:type="spellStart"/>
-      <w:r>
-        <w:rPr>
-          <w:lang w:val="en-GB"/>
-        </w:rPr>
-        <w:t>clientes</w:t>
-      </w:r>
-      <w:proofErr w:type="spellEnd"/>
-      <w:r>
-        <w:rPr>
-          <w:lang w:val="en-GB"/>
-        </w:rPr>
-        <w:t>;</w:t>
-      </w:r>
-    </w:p>
-    <w:p>
-      <w:pPr>
-        <w:pStyle w:val="Sinespaciado"/>
-        <w:shd w:val="clear" w:color="auto" w:fill="FAE2D5" w:themeFill="accent2" w:themeFillTint="33"/>
-        <w:rPr>
-          <w:lang w:val="en-GB"/>
-        </w:rPr>
-      </w:pPr>
-    </w:p>
-    <w:p>
-      <w:pPr>
-        <w:pStyle w:val="Sinespaciado"/>
-        <w:shd w:val="clear" w:color="auto" w:fill="FAE2D5" w:themeFill="accent2" w:themeFillTint="33"/>
-        <w:rPr>
-          <w:lang w:val="en-GB"/>
-        </w:rPr>
-      </w:pPr>
-      <w:r>
-        <w:rPr>
-          <w:lang w:val="en-GB"/>
-        </w:rPr>
-        <w:t xml:space="preserve">CREATE TABLE </w:t>
-      </w:r>
-      <w:proofErr w:type="spellStart"/>
-      <w:r>
-        <w:rPr>
-          <w:lang w:val="en-GB"/>
-        </w:rPr>
-        <w:t>clientes</w:t>
-      </w:r>
-      <w:proofErr w:type="spellEnd"/>
-      <w:r>
-        <w:rPr>
-          <w:lang w:val="en-GB"/>
-        </w:rPr>
-        <w:t xml:space="preserve"> (</w:t>
+        <w:t>DROP TABLE IF EXISTS clientes;</w:t>
+      </w:r>
+    </w:p>
+    <w:p>
+      <w:pPr>
+        <w:pStyle w:val="Sinespaciado"/>
+        <w:shd w:val="clear" w:color="auto" w:fill="FAE2D5" w:themeFill="accent2" w:themeFillTint="33"/>
+        <w:rPr>
+          <w:lang w:val="en-GB"/>
+        </w:rPr>
+      </w:pPr>
+    </w:p>
+    <w:p>
+      <w:pPr>
+        <w:pStyle w:val="Sinespaciado"/>
+        <w:shd w:val="clear" w:color="auto" w:fill="FAE2D5" w:themeFill="accent2" w:themeFillTint="33"/>
+        <w:rPr>
+          <w:lang w:val="en-GB"/>
+        </w:rPr>
+      </w:pPr>
+      <w:r>
+        <w:rPr>
+          <w:lang w:val="en-GB"/>
+        </w:rPr>
+        <w:t>CREATE TABLE clientes (</w:t>
       </w:r>
     </w:p>
     <w:p>
@@ -283,63 +231,35 @@
         <w:rPr>
           <w:lang w:val="en-GB"/>
         </w:rPr>
+        <w:t xml:space="preserve">  nif VARCHAR(10) NOT NULL,</w:t>
+      </w:r>
+    </w:p>
+    <w:p>
+      <w:pPr>
+        <w:pStyle w:val="Sinespaciado"/>
+        <w:shd w:val="clear" w:color="auto" w:fill="FAE2D5" w:themeFill="accent2" w:themeFillTint="33"/>
+        <w:rPr>
+          <w:lang w:val="en-GB"/>
+        </w:rPr>
+      </w:pPr>
+      <w:r>
+        <w:rPr>
+          <w:lang w:val="en-GB"/>
+        </w:rPr>
+        <w:t xml:space="preserve">  nombre VARCHAR(60) NOT NULL,</w:t>
+      </w:r>
+    </w:p>
+    <w:p>
+      <w:pPr>
+        <w:pStyle w:val="Sinespaciado"/>
+        <w:shd w:val="clear" w:color="auto" w:fill="FAE2D5" w:themeFill="accent2" w:themeFillTint="33"/>
+      </w:pPr>
+      <w:r>
+        <w:rPr>
+          <w:lang w:val="en-GB"/>
+        </w:rPr>
         <w:t xml:space="preserve">  </w:t>
       </w:r>
-      <w:proofErr w:type="spellStart"/>
-      <w:r>
-        <w:rPr>
-          <w:lang w:val="en-GB"/>
-        </w:rPr>
-        <w:t>nif</w:t>
-      </w:r>
-      <w:proofErr w:type="spellEnd"/>
-      <w:r>
-        <w:rPr>
-          <w:lang w:val="en-GB"/>
-        </w:rPr>
-        <w:t xml:space="preserve"> VARCHAR(10) NOT NULL,</w:t>
-      </w:r>
-    </w:p>
-    <w:p>
-      <w:pPr>
-        <w:pStyle w:val="Sinespaciado"/>
-        <w:shd w:val="clear" w:color="auto" w:fill="FAE2D5" w:themeFill="accent2" w:themeFillTint="33"/>
-        <w:rPr>
-          <w:lang w:val="en-GB"/>
-        </w:rPr>
-      </w:pPr>
-      <w:r>
-        <w:rPr>
-          <w:lang w:val="en-GB"/>
-        </w:rPr>
-        <w:t xml:space="preserve">  </w:t>
-      </w:r>
-      <w:proofErr w:type="spellStart"/>
-      <w:r>
-        <w:rPr>
-          <w:lang w:val="en-GB"/>
-        </w:rPr>
-        <w:t>nombre</w:t>
-      </w:r>
-      <w:proofErr w:type="spellEnd"/>
-      <w:r>
-        <w:rPr>
-          <w:lang w:val="en-GB"/>
-        </w:rPr>
-        <w:t xml:space="preserve"> VARCHAR(60) NOT NULL,</w:t>
-      </w:r>
-    </w:p>
-    <w:p>
-      <w:pPr>
-        <w:pStyle w:val="Sinespaciado"/>
-        <w:shd w:val="clear" w:color="auto" w:fill="FAE2D5" w:themeFill="accent2" w:themeFillTint="33"/>
-      </w:pPr>
-      <w:r>
-        <w:rPr>
-          <w:lang w:val="en-GB"/>
-        </w:rPr>
-        <w:t xml:space="preserve">  </w:t>
-      </w:r>
       <w:r>
         <w:t>edad VARCHAR(2)</w:t>
       </w:r>
@@ -365,15 +285,7 @@
         <w:shd w:val="clear" w:color="auto" w:fill="FAE2D5" w:themeFill="accent2" w:themeFillTint="33"/>
       </w:pPr>
       <w:r>
-        <w:t xml:space="preserve">INSERT INTO clientes (id, </w:t>
-      </w:r>
-      <w:proofErr w:type="spellStart"/>
-      <w:r>
-        <w:t>nif</w:t>
-      </w:r>
-      <w:proofErr w:type="spellEnd"/>
-      <w:r>
-        <w:t>, nombre, edad) VALUES</w:t>
+        <w:t>INSERT INTO clientes (id, nif, nombre, edad) VALUES</w:t>
       </w:r>
     </w:p>
     <w:p>
@@ -406,7 +318,7 @@
     <w:p>
       <w:r>
         <w:pict w14:anchorId="12F04E1B">
-          <v:rect id="_x0000_i1067" style="width:0;height:1.5pt" o:hralign="center" o:hrstd="t" o:hr="t" fillcolor="#a0a0a0" stroked="f"/>
+          <v:rect id="_x0000_i1025" style="width:0;height:1.5pt" o:hralign="center" o:hrstd="t" o:hr="t" fillcolor="#a0a0a0" stroked="f"/>
         </w:pict>
       </w:r>
     </w:p>
@@ -427,15 +339,7 @@
     </w:p>
     <w:p>
       <w:r>
-        <w:t>Para no repetir URL/usuario/clave en cada ejercicio (muy cómodo en clase). Esto encaja con la idea de “</w:t>
-      </w:r>
-      <w:proofErr w:type="spellStart"/>
-      <w:r>
-        <w:t>helper</w:t>
-      </w:r>
-      <w:proofErr w:type="spellEnd"/>
-      <w:r>
-        <w:t xml:space="preserve">” de la unidad </w:t>
+        <w:t xml:space="preserve">Para no repetir URL/usuario/clave en cada ejercicio (muy cómodo en clase). Esto encaja con la idea de “helper” de la unidad </w:t>
       </w:r>
     </w:p>
     <w:p>
@@ -468,79 +372,37 @@
         <w:rPr>
           <w:lang w:val="en-GB"/>
         </w:rPr>
-        <w:t xml:space="preserve">import </w:t>
-      </w:r>
-      <w:proofErr w:type="spellStart"/>
-      <w:r>
-        <w:rPr>
-          <w:lang w:val="en-GB"/>
-        </w:rPr>
-        <w:t>java.sql.Connection</w:t>
-      </w:r>
-      <w:proofErr w:type="spellEnd"/>
-      <w:r>
-        <w:rPr>
-          <w:lang w:val="en-GB"/>
-        </w:rPr>
-        <w:t>;</w:t>
-      </w:r>
-    </w:p>
-    <w:p>
-      <w:pPr>
-        <w:pStyle w:val="Sinespaciado"/>
-        <w:shd w:val="clear" w:color="auto" w:fill="FAE2D5" w:themeFill="accent2" w:themeFillTint="33"/>
-        <w:rPr>
-          <w:lang w:val="en-GB"/>
-        </w:rPr>
-      </w:pPr>
-      <w:r>
-        <w:rPr>
-          <w:lang w:val="en-GB"/>
-        </w:rPr>
-        <w:t xml:space="preserve">import </w:t>
-      </w:r>
-      <w:proofErr w:type="spellStart"/>
-      <w:r>
-        <w:rPr>
-          <w:lang w:val="en-GB"/>
-        </w:rPr>
-        <w:t>java.sql.DriverManager</w:t>
-      </w:r>
-      <w:proofErr w:type="spellEnd"/>
-      <w:r>
-        <w:rPr>
-          <w:lang w:val="en-GB"/>
-        </w:rPr>
-        <w:t>;</w:t>
-      </w:r>
-    </w:p>
-    <w:p>
-      <w:pPr>
-        <w:pStyle w:val="Sinespaciado"/>
-        <w:shd w:val="clear" w:color="auto" w:fill="FAE2D5" w:themeFill="accent2" w:themeFillTint="33"/>
-        <w:rPr>
-          <w:lang w:val="en-GB"/>
-        </w:rPr>
-      </w:pPr>
-      <w:r>
-        <w:rPr>
-          <w:lang w:val="en-GB"/>
-        </w:rPr>
-        <w:t xml:space="preserve">import </w:t>
-      </w:r>
-      <w:proofErr w:type="spellStart"/>
-      <w:r>
-        <w:rPr>
-          <w:lang w:val="en-GB"/>
-        </w:rPr>
-        <w:t>java.sql.SQLException</w:t>
-      </w:r>
-      <w:proofErr w:type="spellEnd"/>
-      <w:r>
-        <w:rPr>
-          <w:lang w:val="en-GB"/>
-        </w:rPr>
-        <w:t>;</w:t>
+        <w:t>import java.sql.Connection;</w:t>
+      </w:r>
+    </w:p>
+    <w:p>
+      <w:pPr>
+        <w:pStyle w:val="Sinespaciado"/>
+        <w:shd w:val="clear" w:color="auto" w:fill="FAE2D5" w:themeFill="accent2" w:themeFillTint="33"/>
+        <w:rPr>
+          <w:lang w:val="en-GB"/>
+        </w:rPr>
+      </w:pPr>
+      <w:r>
+        <w:rPr>
+          <w:lang w:val="en-GB"/>
+        </w:rPr>
+        <w:t>import java.sql.DriverManager;</w:t>
+      </w:r>
+    </w:p>
+    <w:p>
+      <w:pPr>
+        <w:pStyle w:val="Sinespaciado"/>
+        <w:shd w:val="clear" w:color="auto" w:fill="FAE2D5" w:themeFill="accent2" w:themeFillTint="33"/>
+        <w:rPr>
+          <w:lang w:val="en-GB"/>
+        </w:rPr>
+      </w:pPr>
+      <w:r>
+        <w:rPr>
+          <w:lang w:val="en-GB"/>
+        </w:rPr>
+        <w:t>import java.sql.SQLException;</w:t>
       </w:r>
     </w:p>
     <w:p>
@@ -589,21 +451,7 @@
         <w:rPr>
           <w:lang w:val="en-GB"/>
         </w:rPr>
-        <w:t xml:space="preserve">    private static final String URL = "</w:t>
-      </w:r>
-      <w:proofErr w:type="spellStart"/>
-      <w:r>
-        <w:rPr>
-          <w:lang w:val="en-GB"/>
-        </w:rPr>
-        <w:t>jdbc:mysql</w:t>
-      </w:r>
-      <w:proofErr w:type="spellEnd"/>
-      <w:r>
-        <w:rPr>
-          <w:lang w:val="en-GB"/>
-        </w:rPr>
-        <w:t>://localhost/empresa1";</w:t>
+        <w:t xml:space="preserve">    private static final String URL = "jdbc:mysql://localhost/empresa1";</w:t>
       </w:r>
     </w:p>
     <w:p>
@@ -657,64 +505,22 @@
         <w:rPr>
           <w:lang w:val="en-GB"/>
         </w:rPr>
-        <w:t xml:space="preserve">    public static Connection </w:t>
-      </w:r>
-      <w:proofErr w:type="spellStart"/>
-      <w:r>
-        <w:rPr>
-          <w:lang w:val="en-GB"/>
-        </w:rPr>
-        <w:t>conectar</w:t>
-      </w:r>
-      <w:proofErr w:type="spellEnd"/>
-      <w:r>
-        <w:rPr>
-          <w:lang w:val="en-GB"/>
-        </w:rPr>
-        <w:t xml:space="preserve">() throws </w:t>
-      </w:r>
-      <w:proofErr w:type="spellStart"/>
-      <w:r>
-        <w:rPr>
-          <w:lang w:val="en-GB"/>
-        </w:rPr>
-        <w:t>SQLException</w:t>
-      </w:r>
-      <w:proofErr w:type="spellEnd"/>
-      <w:r>
-        <w:rPr>
-          <w:lang w:val="en-GB"/>
-        </w:rPr>
-        <w:t xml:space="preserve"> {</w:t>
-      </w:r>
-    </w:p>
-    <w:p>
-      <w:pPr>
-        <w:pStyle w:val="Sinespaciado"/>
-        <w:shd w:val="clear" w:color="auto" w:fill="FAE2D5" w:themeFill="accent2" w:themeFillTint="33"/>
-        <w:rPr>
-          <w:lang w:val="en-GB"/>
-        </w:rPr>
-      </w:pPr>
-      <w:r>
-        <w:rPr>
-          <w:lang w:val="en-GB"/>
-        </w:rPr>
-        <w:t xml:space="preserve">        return </w:t>
-      </w:r>
-      <w:proofErr w:type="spellStart"/>
-      <w:r>
-        <w:rPr>
-          <w:lang w:val="en-GB"/>
-        </w:rPr>
-        <w:t>DriverManager.getConnection</w:t>
-      </w:r>
-      <w:proofErr w:type="spellEnd"/>
-      <w:r>
-        <w:rPr>
-          <w:lang w:val="en-GB"/>
-        </w:rPr>
-        <w:t>(URL, USER, PASS);</w:t>
+        <w:t xml:space="preserve">    public static Connection conectar() throws SQLException {</w:t>
+      </w:r>
+    </w:p>
+    <w:p>
+      <w:pPr>
+        <w:pStyle w:val="Sinespaciado"/>
+        <w:shd w:val="clear" w:color="auto" w:fill="FAE2D5" w:themeFill="accent2" w:themeFillTint="33"/>
+        <w:rPr>
+          <w:lang w:val="en-GB"/>
+        </w:rPr>
+      </w:pPr>
+      <w:r>
+        <w:rPr>
+          <w:lang w:val="en-GB"/>
+        </w:rPr>
+        <w:t xml:space="preserve">        return DriverManager.getConnection(URL, USER, PASS);</w:t>
       </w:r>
     </w:p>
     <w:p>
@@ -744,7 +550,7 @@
     <w:p>
       <w:r>
         <w:pict w14:anchorId="27F118F5">
-          <v:rect id="_x0000_i1068" style="width:0;height:1.5pt" o:hralign="center" o:hrstd="t" o:hr="t" fillcolor="#a0a0a0" stroked="f"/>
+          <v:rect id="_x0000_i1026" style="width:0;height:1.5pt" o:hralign="center" o:hrstd="t" o:hr="t" fillcolor="#a0a0a0" stroked="f"/>
         </w:pict>
       </w:r>
     </w:p>
@@ -769,23 +575,7 @@
           <w:b/>
           <w:bCs/>
         </w:rPr>
-        <w:t xml:space="preserve"> EJERCICIO 1 (Java + </w:t>
-      </w:r>
-      <w:proofErr w:type="spellStart"/>
-      <w:r>
-        <w:rPr>
-          <w:b/>
-          <w:bCs/>
-        </w:rPr>
-        <w:t>Statement</w:t>
-      </w:r>
-      <w:proofErr w:type="spellEnd"/>
-      <w:r>
-        <w:rPr>
-          <w:b/>
-          <w:bCs/>
-        </w:rPr>
-        <w:t>): Crear la BD empresa1</w:t>
+        <w:t xml:space="preserve"> EJERCICIO 1 (Java + Statement): Crear la BD empresa1</w:t>
       </w:r>
     </w:p>
     <w:p>
@@ -797,15 +587,7 @@
         <w:t>Enunciado:</w:t>
       </w:r>
       <w:r>
-        <w:t xml:space="preserve"> desde Java crea la base de datos empresa1 usando </w:t>
-      </w:r>
-      <w:proofErr w:type="spellStart"/>
-      <w:r>
-        <w:t>Statement</w:t>
-      </w:r>
-      <w:proofErr w:type="spellEnd"/>
-      <w:r>
-        <w:t>.</w:t>
+        <w:t xml:space="preserve"> desde Java crea la base de datos empresa1 usando Statement.</w:t>
       </w:r>
       <w:r>
         <w:br/>
@@ -816,91 +598,60 @@
       <w:pPr>
         <w:pStyle w:val="Sinespaciado"/>
         <w:shd w:val="clear" w:color="auto" w:fill="FAE2D5" w:themeFill="accent2" w:themeFillTint="33"/>
-      </w:pPr>
-      <w:proofErr w:type="spellStart"/>
-      <w:r>
+        <w:rPr>
+          <w:lang w:val="en-GB"/>
+        </w:rPr>
+      </w:pPr>
+      <w:r>
+        <w:rPr>
+          <w:lang w:val="en-GB"/>
+        </w:rPr>
         <w:t>CrearBaseDeDatos</w:t>
       </w:r>
-      <w:proofErr w:type="spellEnd"/>
-    </w:p>
-    <w:p>
-      <w:pPr>
-        <w:pStyle w:val="Sinespaciado"/>
-        <w:shd w:val="clear" w:color="auto" w:fill="FAE2D5" w:themeFill="accent2" w:themeFillTint="33"/>
-      </w:pPr>
-      <w:proofErr w:type="spellStart"/>
-      <w:r>
-        <w:t>import</w:t>
-      </w:r>
-      <w:proofErr w:type="spellEnd"/>
-      <w:r>
-        <w:t xml:space="preserve"> </w:t>
-      </w:r>
-      <w:proofErr w:type="spellStart"/>
-      <w:r>
-        <w:t>java.sql.Connection</w:t>
-      </w:r>
-      <w:proofErr w:type="spellEnd"/>
-      <w:r>
-        <w:t>;</w:t>
-      </w:r>
-    </w:p>
-    <w:p>
-      <w:pPr>
-        <w:pStyle w:val="Sinespaciado"/>
-        <w:shd w:val="clear" w:color="auto" w:fill="FAE2D5" w:themeFill="accent2" w:themeFillTint="33"/>
-        <w:rPr>
-          <w:lang w:val="en-GB"/>
-        </w:rPr>
-      </w:pPr>
-      <w:r>
-        <w:rPr>
-          <w:lang w:val="en-GB"/>
-        </w:rPr>
-        <w:t xml:space="preserve">import </w:t>
-      </w:r>
-      <w:proofErr w:type="spellStart"/>
-      <w:r>
-        <w:rPr>
-          <w:lang w:val="en-GB"/>
-        </w:rPr>
-        <w:t>java.sql.DriverManager</w:t>
-      </w:r>
-      <w:proofErr w:type="spellEnd"/>
-      <w:r>
-        <w:rPr>
-          <w:lang w:val="en-GB"/>
-        </w:rPr>
-        <w:t>;</w:t>
-      </w:r>
-    </w:p>
-    <w:p>
-      <w:pPr>
-        <w:pStyle w:val="Sinespaciado"/>
-        <w:shd w:val="clear" w:color="auto" w:fill="FAE2D5" w:themeFill="accent2" w:themeFillTint="33"/>
-        <w:rPr>
-          <w:lang w:val="en-GB"/>
-        </w:rPr>
-      </w:pPr>
-      <w:r>
-        <w:rPr>
-          <w:lang w:val="en-GB"/>
-        </w:rPr>
-        <w:t xml:space="preserve">import </w:t>
-      </w:r>
-      <w:proofErr w:type="spellStart"/>
-      <w:r>
-        <w:rPr>
-          <w:lang w:val="en-GB"/>
-        </w:rPr>
-        <w:t>java.sql.Statement</w:t>
-      </w:r>
-      <w:proofErr w:type="spellEnd"/>
-      <w:r>
-        <w:rPr>
-          <w:lang w:val="en-GB"/>
-        </w:rPr>
-        <w:t>;</w:t>
+    </w:p>
+    <w:p>
+      <w:pPr>
+        <w:pStyle w:val="Sinespaciado"/>
+        <w:shd w:val="clear" w:color="auto" w:fill="FAE2D5" w:themeFill="accent2" w:themeFillTint="33"/>
+        <w:rPr>
+          <w:lang w:val="en-GB"/>
+        </w:rPr>
+      </w:pPr>
+      <w:r>
+        <w:rPr>
+          <w:lang w:val="en-GB"/>
+        </w:rPr>
+        <w:t>import java.sql.Connection;</w:t>
+      </w:r>
+    </w:p>
+    <w:p>
+      <w:pPr>
+        <w:pStyle w:val="Sinespaciado"/>
+        <w:shd w:val="clear" w:color="auto" w:fill="FAE2D5" w:themeFill="accent2" w:themeFillTint="33"/>
+        <w:rPr>
+          <w:lang w:val="en-GB"/>
+        </w:rPr>
+      </w:pPr>
+      <w:r>
+        <w:rPr>
+          <w:lang w:val="en-GB"/>
+        </w:rPr>
+        <w:t>import java.sql.DriverManager;</w:t>
+      </w:r>
+    </w:p>
+    <w:p>
+      <w:pPr>
+        <w:pStyle w:val="Sinespaciado"/>
+        <w:shd w:val="clear" w:color="auto" w:fill="FAE2D5" w:themeFill="accent2" w:themeFillTint="33"/>
+        <w:rPr>
+          <w:lang w:val="en-GB"/>
+        </w:rPr>
+      </w:pPr>
+      <w:r>
+        <w:rPr>
+          <w:lang w:val="en-GB"/>
+        </w:rPr>
+        <w:t>import java.sql.Statement;</w:t>
       </w:r>
     </w:p>
     <w:p>
@@ -939,172 +690,100 @@
         <w:rPr>
           <w:lang w:val="en-GB"/>
         </w:rPr>
-        <w:t xml:space="preserve">    public static void main(String[] </w:t>
-      </w:r>
-      <w:proofErr w:type="spellStart"/>
-      <w:r>
-        <w:rPr>
-          <w:lang w:val="en-GB"/>
-        </w:rPr>
-        <w:t>args</w:t>
-      </w:r>
-      <w:proofErr w:type="spellEnd"/>
-      <w:r>
-        <w:rPr>
-          <w:lang w:val="en-GB"/>
-        </w:rPr>
-        <w:t>) {</w:t>
-      </w:r>
-    </w:p>
-    <w:p>
-      <w:pPr>
-        <w:pStyle w:val="Sinespaciado"/>
-        <w:shd w:val="clear" w:color="auto" w:fill="FAE2D5" w:themeFill="accent2" w:themeFillTint="33"/>
-        <w:rPr>
-          <w:lang w:val="en-GB"/>
-        </w:rPr>
-      </w:pPr>
-    </w:p>
-    <w:p>
-      <w:pPr>
-        <w:pStyle w:val="Sinespaciado"/>
-        <w:shd w:val="clear" w:color="auto" w:fill="FAE2D5" w:themeFill="accent2" w:themeFillTint="33"/>
-        <w:rPr>
-          <w:lang w:val="en-GB"/>
-        </w:rPr>
-      </w:pPr>
-      <w:r>
-        <w:rPr>
-          <w:lang w:val="en-GB"/>
-        </w:rPr>
-        <w:t xml:space="preserve">        String </w:t>
-      </w:r>
-      <w:proofErr w:type="spellStart"/>
-      <w:r>
-        <w:rPr>
-          <w:lang w:val="en-GB"/>
-        </w:rPr>
-        <w:t>sql</w:t>
-      </w:r>
-      <w:proofErr w:type="spellEnd"/>
-      <w:r>
-        <w:rPr>
-          <w:lang w:val="en-GB"/>
-        </w:rPr>
-        <w:t xml:space="preserve"> = "CREATE DATABASE IF NOT EXISTS empresa1";</w:t>
-      </w:r>
-    </w:p>
-    <w:p>
-      <w:pPr>
-        <w:pStyle w:val="Sinespaciado"/>
-        <w:shd w:val="clear" w:color="auto" w:fill="FAE2D5" w:themeFill="accent2" w:themeFillTint="33"/>
-        <w:rPr>
-          <w:lang w:val="en-GB"/>
-        </w:rPr>
-      </w:pPr>
-    </w:p>
-    <w:p>
-      <w:pPr>
-        <w:pStyle w:val="Sinespaciado"/>
-        <w:shd w:val="clear" w:color="auto" w:fill="FAE2D5" w:themeFill="accent2" w:themeFillTint="33"/>
-        <w:rPr>
-          <w:lang w:val="en-GB"/>
-        </w:rPr>
-      </w:pPr>
-      <w:r>
-        <w:rPr>
-          <w:lang w:val="en-GB"/>
-        </w:rPr>
-        <w:t xml:space="preserve">        try (Connection con = </w:t>
-      </w:r>
-      <w:proofErr w:type="spellStart"/>
-      <w:r>
-        <w:rPr>
-          <w:lang w:val="en-GB"/>
-        </w:rPr>
-        <w:t>DriverManager.getConnection</w:t>
-      </w:r>
-      <w:proofErr w:type="spellEnd"/>
-      <w:r>
-        <w:rPr>
-          <w:lang w:val="en-GB"/>
-        </w:rPr>
-        <w:t>("</w:t>
-      </w:r>
-      <w:proofErr w:type="spellStart"/>
-      <w:r>
-        <w:rPr>
-          <w:lang w:val="en-GB"/>
-        </w:rPr>
-        <w:t>jdbc:mysql</w:t>
-      </w:r>
-      <w:proofErr w:type="spellEnd"/>
-      <w:r>
-        <w:rPr>
-          <w:lang w:val="en-GB"/>
-        </w:rPr>
-        <w:t>://localhost/", "root", "");</w:t>
-      </w:r>
-    </w:p>
-    <w:p>
-      <w:pPr>
-        <w:pStyle w:val="Sinespaciado"/>
-        <w:shd w:val="clear" w:color="auto" w:fill="FAE2D5" w:themeFill="accent2" w:themeFillTint="33"/>
-        <w:rPr>
-          <w:lang w:val="en-GB"/>
-        </w:rPr>
-      </w:pPr>
-      <w:r>
-        <w:rPr>
-          <w:lang w:val="en-GB"/>
-        </w:rPr>
-        <w:t xml:space="preserve">             Statement </w:t>
-      </w:r>
-      <w:proofErr w:type="spellStart"/>
-      <w:r>
-        <w:rPr>
-          <w:lang w:val="en-GB"/>
-        </w:rPr>
-        <w:t>st</w:t>
-      </w:r>
-      <w:proofErr w:type="spellEnd"/>
-      <w:r>
-        <w:rPr>
-          <w:lang w:val="en-GB"/>
-        </w:rPr>
-        <w:t xml:space="preserve"> = </w:t>
-      </w:r>
-      <w:proofErr w:type="spellStart"/>
-      <w:r>
-        <w:rPr>
-          <w:lang w:val="en-GB"/>
-        </w:rPr>
-        <w:t>con.createStatement</w:t>
-      </w:r>
-      <w:proofErr w:type="spellEnd"/>
-      <w:r>
-        <w:rPr>
-          <w:lang w:val="en-GB"/>
-        </w:rPr>
-        <w:t>()) {</w:t>
-      </w:r>
-    </w:p>
-    <w:p>
-      <w:pPr>
-        <w:pStyle w:val="Sinespaciado"/>
-        <w:shd w:val="clear" w:color="auto" w:fill="FAE2D5" w:themeFill="accent2" w:themeFillTint="33"/>
-        <w:rPr>
-          <w:lang w:val="en-GB"/>
-        </w:rPr>
-      </w:pPr>
-    </w:p>
-    <w:p>
-      <w:pPr>
-        <w:pStyle w:val="Sinespaciado"/>
-        <w:shd w:val="clear" w:color="auto" w:fill="FAE2D5" w:themeFill="accent2" w:themeFillTint="33"/>
-        <w:rPr>
-          <w:lang w:val="en-GB"/>
-        </w:rPr>
+        <w:t xml:space="preserve">    public static void main(String[] args) {</w:t>
+      </w:r>
+    </w:p>
+    <w:p>
+      <w:pPr>
+        <w:pStyle w:val="Sinespaciado"/>
+        <w:shd w:val="clear" w:color="auto" w:fill="FAE2D5" w:themeFill="accent2" w:themeFillTint="33"/>
+        <w:rPr>
+          <w:lang w:val="en-GB"/>
+        </w:rPr>
+      </w:pPr>
+    </w:p>
+    <w:p>
+      <w:pPr>
+        <w:pStyle w:val="Sinespaciado"/>
+        <w:shd w:val="clear" w:color="auto" w:fill="FAE2D5" w:themeFill="accent2" w:themeFillTint="33"/>
+        <w:rPr>
+          <w:lang w:val="en-GB"/>
+        </w:rPr>
+      </w:pPr>
+      <w:r>
+        <w:rPr>
+          <w:lang w:val="en-GB"/>
+        </w:rPr>
+        <w:t xml:space="preserve">        String sql = "CREATE DATABASE IF NOT EXISTS empresa1";</w:t>
+      </w:r>
+    </w:p>
+    <w:p>
+      <w:pPr>
+        <w:pStyle w:val="Sinespaciado"/>
+        <w:shd w:val="clear" w:color="auto" w:fill="FAE2D5" w:themeFill="accent2" w:themeFillTint="33"/>
+        <w:rPr>
+          <w:lang w:val="en-GB"/>
+        </w:rPr>
+      </w:pPr>
+    </w:p>
+    <w:p>
+      <w:pPr>
+        <w:pStyle w:val="Sinespaciado"/>
+        <w:shd w:val="clear" w:color="auto" w:fill="FAE2D5" w:themeFill="accent2" w:themeFillTint="33"/>
+        <w:rPr>
+          <w:lang w:val="en-GB"/>
+        </w:rPr>
+      </w:pPr>
+      <w:r>
+        <w:rPr>
+          <w:lang w:val="en-GB"/>
+        </w:rPr>
+        <w:t xml:space="preserve">        try (Connection con = DriverManager.getConnection("jdbc:mysql://localhost/", "root", "");</w:t>
+      </w:r>
+    </w:p>
+    <w:p>
+      <w:pPr>
+        <w:pStyle w:val="Sinespaciado"/>
+        <w:shd w:val="clear" w:color="auto" w:fill="FAE2D5" w:themeFill="accent2" w:themeFillTint="33"/>
+        <w:rPr>
+          <w:lang w:val="en-GB"/>
+        </w:rPr>
+      </w:pPr>
+      <w:r>
+        <w:rPr>
+          <w:lang w:val="en-GB"/>
+        </w:rPr>
+        <w:t xml:space="preserve">             Statement st = con.createStatement()) {</w:t>
+      </w:r>
+    </w:p>
+    <w:p>
+      <w:pPr>
+        <w:pStyle w:val="Sinespaciado"/>
+        <w:shd w:val="clear" w:color="auto" w:fill="FAE2D5" w:themeFill="accent2" w:themeFillTint="33"/>
+        <w:rPr>
+          <w:lang w:val="en-GB"/>
+        </w:rPr>
+      </w:pPr>
+    </w:p>
+    <w:p>
+      <w:pPr>
+        <w:pStyle w:val="Sinespaciado"/>
+        <w:shd w:val="clear" w:color="auto" w:fill="FAE2D5" w:themeFill="accent2" w:themeFillTint="33"/>
+        <w:rPr>
+          <w:lang w:val="en-GB"/>
+        </w:rPr>
+      </w:pPr>
+      <w:r>
+        <w:rPr>
+          <w:lang w:val="en-GB"/>
+        </w:rPr>
+        <w:t xml:space="preserve">            st.execute(sql);</w:t>
+      </w:r>
+    </w:p>
+    <w:p>
+      <w:pPr>
+        <w:pStyle w:val="Sinespaciado"/>
+        <w:shd w:val="clear" w:color="auto" w:fill="FAE2D5" w:themeFill="accent2" w:themeFillTint="33"/>
       </w:pPr>
       <w:r>
         <w:rPr>
@@ -1112,53 +791,8 @@
         </w:rPr>
         <w:t xml:space="preserve">            </w:t>
       </w:r>
-      <w:proofErr w:type="spellStart"/>
-      <w:r>
-        <w:rPr>
-          <w:lang w:val="en-GB"/>
-        </w:rPr>
-        <w:t>st.execute</w:t>
-      </w:r>
-      <w:proofErr w:type="spellEnd"/>
-      <w:r>
-        <w:rPr>
-          <w:lang w:val="en-GB"/>
-        </w:rPr>
-        <w:t>(</w:t>
-      </w:r>
-      <w:proofErr w:type="spellStart"/>
-      <w:r>
-        <w:rPr>
-          <w:lang w:val="en-GB"/>
-        </w:rPr>
-        <w:t>sql</w:t>
-      </w:r>
-      <w:proofErr w:type="spellEnd"/>
-      <w:r>
-        <w:rPr>
-          <w:lang w:val="en-GB"/>
-        </w:rPr>
-        <w:t>);</w:t>
-      </w:r>
-    </w:p>
-    <w:p>
-      <w:pPr>
-        <w:pStyle w:val="Sinespaciado"/>
-        <w:shd w:val="clear" w:color="auto" w:fill="FAE2D5" w:themeFill="accent2" w:themeFillTint="33"/>
-      </w:pPr>
-      <w:r>
-        <w:rPr>
-          <w:lang w:val="en-GB"/>
-        </w:rPr>
-        <w:t xml:space="preserve">            </w:t>
-      </w:r>
-      <w:proofErr w:type="spellStart"/>
-      <w:r>
-        <w:t>System.out.println</w:t>
-      </w:r>
-      <w:proofErr w:type="spellEnd"/>
-      <w:r>
-        <w:t>("BD empresa1 creada/ya existía.");</w:t>
+      <w:r>
+        <w:t>System.out.println("BD empresa1 creada/ya existía.");</w:t>
       </w:r>
     </w:p>
     <w:p>
@@ -1197,21 +831,7 @@
         <w:rPr>
           <w:lang w:val="en-GB"/>
         </w:rPr>
-        <w:t xml:space="preserve">            </w:t>
-      </w:r>
-      <w:proofErr w:type="spellStart"/>
-      <w:r>
-        <w:rPr>
-          <w:lang w:val="en-GB"/>
-        </w:rPr>
-        <w:t>e.printStackTrace</w:t>
-      </w:r>
-      <w:proofErr w:type="spellEnd"/>
-      <w:r>
-        <w:rPr>
-          <w:lang w:val="en-GB"/>
-        </w:rPr>
-        <w:t>();</w:t>
+        <w:t xml:space="preserve">            e.printStackTrace();</w:t>
       </w:r>
     </w:p>
     <w:p>
@@ -1250,7 +870,7 @@
     <w:p>
       <w:r>
         <w:pict w14:anchorId="67573CDA">
-          <v:rect id="_x0000_i1069" style="width:0;height:1.5pt" o:hralign="center" o:hrstd="t" o:hr="t" fillcolor="#a0a0a0" stroked="f"/>
+          <v:rect id="_x0000_i1027" style="width:0;height:1.5pt" o:hralign="center" o:hrstd="t" o:hr="t" fillcolor="#a0a0a0" stroked="f"/>
         </w:pict>
       </w:r>
     </w:p>
@@ -1275,23 +895,7 @@
           <w:b/>
           <w:bCs/>
         </w:rPr>
-        <w:t xml:space="preserve"> EJERCICIO 2 (Java + </w:t>
-      </w:r>
-      <w:proofErr w:type="spellStart"/>
-      <w:r>
-        <w:rPr>
-          <w:b/>
-          <w:bCs/>
-        </w:rPr>
-        <w:t>Statement</w:t>
-      </w:r>
-      <w:proofErr w:type="spellEnd"/>
-      <w:r>
-        <w:rPr>
-          <w:b/>
-          <w:bCs/>
-        </w:rPr>
-        <w:t>): Crear tabla clientes</w:t>
+        <w:t xml:space="preserve"> EJERCICIO 2 (Java + Statement): Crear tabla clientes</w:t>
       </w:r>
     </w:p>
     <w:p>
@@ -1318,42 +922,26 @@
           <w:lang w:val="en-GB"/>
         </w:rPr>
       </w:pPr>
-      <w:proofErr w:type="spellStart"/>
       <w:r>
         <w:rPr>
           <w:lang w:val="en-GB"/>
         </w:rPr>
         <w:t>CrearTabla</w:t>
       </w:r>
-      <w:proofErr w:type="spellEnd"/>
-    </w:p>
-    <w:p>
-      <w:pPr>
-        <w:pStyle w:val="Sinespaciado"/>
-        <w:shd w:val="clear" w:color="auto" w:fill="FAE2D5" w:themeFill="accent2" w:themeFillTint="33"/>
-        <w:rPr>
-          <w:lang w:val="en-GB"/>
-        </w:rPr>
-      </w:pPr>
-      <w:r>
-        <w:rPr>
-          <w:lang w:val="en-GB"/>
-        </w:rPr>
-        <w:t xml:space="preserve">import </w:t>
-      </w:r>
-      <w:proofErr w:type="spellStart"/>
-      <w:r>
-        <w:rPr>
-          <w:lang w:val="en-GB"/>
-        </w:rPr>
-        <w:t>java.sql.Connection</w:t>
-      </w:r>
-      <w:proofErr w:type="spellEnd"/>
-      <w:r>
-        <w:rPr>
-          <w:lang w:val="en-GB"/>
-        </w:rPr>
-        <w:t>;</w:t>
+    </w:p>
+    <w:p>
+      <w:pPr>
+        <w:pStyle w:val="Sinespaciado"/>
+        <w:shd w:val="clear" w:color="auto" w:fill="FAE2D5" w:themeFill="accent2" w:themeFillTint="33"/>
+        <w:rPr>
+          <w:lang w:val="en-GB"/>
+        </w:rPr>
+      </w:pPr>
+      <w:r>
+        <w:rPr>
+          <w:lang w:val="en-GB"/>
+        </w:rPr>
+        <w:t>import java.sql.Connection;</w:t>
       </w:r>
     </w:p>
     <w:p>
@@ -1369,21 +957,7 @@
           <w:lang w:val="en-GB"/>
         </w:rPr>
         <w:lastRenderedPageBreak/>
-        <w:t xml:space="preserve">import </w:t>
-      </w:r>
-      <w:proofErr w:type="spellStart"/>
-      <w:r>
-        <w:rPr>
-          <w:lang w:val="en-GB"/>
-        </w:rPr>
-        <w:t>java.sql.Statement</w:t>
-      </w:r>
-      <w:proofErr w:type="spellEnd"/>
-      <w:r>
-        <w:rPr>
-          <w:lang w:val="en-GB"/>
-        </w:rPr>
-        <w:t>;</w:t>
+        <w:t>import java.sql.Statement;</w:t>
       </w:r>
     </w:p>
     <w:p>
@@ -1422,288 +996,160 @@
         <w:rPr>
           <w:lang w:val="en-GB"/>
         </w:rPr>
-        <w:t xml:space="preserve">    public static void main(String[] </w:t>
-      </w:r>
-      <w:proofErr w:type="spellStart"/>
-      <w:r>
-        <w:rPr>
-          <w:lang w:val="en-GB"/>
-        </w:rPr>
-        <w:t>args</w:t>
-      </w:r>
-      <w:proofErr w:type="spellEnd"/>
-      <w:r>
-        <w:rPr>
-          <w:lang w:val="en-GB"/>
-        </w:rPr>
-        <w:t>) {</w:t>
-      </w:r>
-    </w:p>
-    <w:p>
-      <w:pPr>
-        <w:pStyle w:val="Sinespaciado"/>
-        <w:shd w:val="clear" w:color="auto" w:fill="FAE2D5" w:themeFill="accent2" w:themeFillTint="33"/>
-        <w:rPr>
-          <w:lang w:val="en-GB"/>
-        </w:rPr>
-      </w:pPr>
-    </w:p>
-    <w:p>
-      <w:pPr>
-        <w:pStyle w:val="Sinespaciado"/>
-        <w:shd w:val="clear" w:color="auto" w:fill="FAE2D5" w:themeFill="accent2" w:themeFillTint="33"/>
-        <w:rPr>
-          <w:lang w:val="en-GB"/>
-        </w:rPr>
-      </w:pPr>
-      <w:r>
-        <w:rPr>
-          <w:lang w:val="en-GB"/>
-        </w:rPr>
-        <w:t xml:space="preserve">        String </w:t>
-      </w:r>
-      <w:proofErr w:type="spellStart"/>
-      <w:r>
-        <w:rPr>
-          <w:lang w:val="en-GB"/>
-        </w:rPr>
-        <w:t>sql</w:t>
-      </w:r>
-      <w:proofErr w:type="spellEnd"/>
-      <w:r>
-        <w:rPr>
-          <w:lang w:val="en-GB"/>
-        </w:rPr>
-        <w:t xml:space="preserve"> = "CREATE TABLE IF NOT EXISTS </w:t>
-      </w:r>
-      <w:proofErr w:type="spellStart"/>
-      <w:r>
-        <w:rPr>
-          <w:lang w:val="en-GB"/>
-        </w:rPr>
-        <w:t>clientes</w:t>
-      </w:r>
-      <w:proofErr w:type="spellEnd"/>
-      <w:r>
-        <w:rPr>
-          <w:lang w:val="en-GB"/>
-        </w:rPr>
-        <w:t xml:space="preserve"> (" +</w:t>
-      </w:r>
-    </w:p>
-    <w:p>
-      <w:pPr>
-        <w:pStyle w:val="Sinespaciado"/>
-        <w:shd w:val="clear" w:color="auto" w:fill="FAE2D5" w:themeFill="accent2" w:themeFillTint="33"/>
-        <w:rPr>
-          <w:lang w:val="en-GB"/>
-        </w:rPr>
-      </w:pPr>
-      <w:r>
-        <w:rPr>
-          <w:lang w:val="en-GB"/>
-        </w:rPr>
-        <w:t xml:space="preserve">                "</w:t>
-      </w:r>
-      <w:proofErr w:type="spellStart"/>
-      <w:r>
-        <w:rPr>
-          <w:lang w:val="en-GB"/>
-        </w:rPr>
-        <w:t>id</w:t>
-      </w:r>
-      <w:proofErr w:type="spellEnd"/>
-      <w:r>
-        <w:rPr>
-          <w:lang w:val="en-GB"/>
-        </w:rPr>
-        <w:t xml:space="preserve"> INT PRIMARY KEY," +</w:t>
-      </w:r>
-    </w:p>
-    <w:p>
-      <w:pPr>
-        <w:pStyle w:val="Sinespaciado"/>
-        <w:shd w:val="clear" w:color="auto" w:fill="FAE2D5" w:themeFill="accent2" w:themeFillTint="33"/>
-        <w:rPr>
-          <w:lang w:val="en-GB"/>
-        </w:rPr>
-      </w:pPr>
-      <w:r>
-        <w:rPr>
-          <w:lang w:val="en-GB"/>
-        </w:rPr>
-        <w:t xml:space="preserve">                "</w:t>
-      </w:r>
-      <w:proofErr w:type="spellStart"/>
-      <w:r>
-        <w:rPr>
-          <w:lang w:val="en-GB"/>
-        </w:rPr>
-        <w:t>nif</w:t>
-      </w:r>
-      <w:proofErr w:type="spellEnd"/>
-      <w:r>
-        <w:rPr>
-          <w:lang w:val="en-GB"/>
-        </w:rPr>
-        <w:t xml:space="preserve"> VARCHAR(10) NOT NULL," +</w:t>
-      </w:r>
-    </w:p>
-    <w:p>
-      <w:pPr>
-        <w:pStyle w:val="Sinespaciado"/>
-        <w:shd w:val="clear" w:color="auto" w:fill="FAE2D5" w:themeFill="accent2" w:themeFillTint="33"/>
-        <w:rPr>
-          <w:lang w:val="en-GB"/>
-        </w:rPr>
-      </w:pPr>
-      <w:r>
-        <w:rPr>
-          <w:lang w:val="en-GB"/>
-        </w:rPr>
-        <w:t xml:space="preserve">                "</w:t>
-      </w:r>
-      <w:proofErr w:type="spellStart"/>
-      <w:r>
-        <w:rPr>
-          <w:lang w:val="en-GB"/>
-        </w:rPr>
-        <w:t>nombre</w:t>
-      </w:r>
-      <w:proofErr w:type="spellEnd"/>
-      <w:r>
-        <w:rPr>
-          <w:lang w:val="en-GB"/>
-        </w:rPr>
-        <w:t xml:space="preserve"> VARCHAR(60) NOT NULL," +</w:t>
-      </w:r>
-    </w:p>
-    <w:p>
-      <w:pPr>
-        <w:pStyle w:val="Sinespaciado"/>
-        <w:shd w:val="clear" w:color="auto" w:fill="FAE2D5" w:themeFill="accent2" w:themeFillTint="33"/>
-        <w:rPr>
-          <w:lang w:val="en-GB"/>
-        </w:rPr>
-      </w:pPr>
-      <w:r>
-        <w:rPr>
-          <w:lang w:val="en-GB"/>
-        </w:rPr>
-        <w:t xml:space="preserve">                "</w:t>
-      </w:r>
-      <w:proofErr w:type="spellStart"/>
-      <w:r>
-        <w:rPr>
-          <w:lang w:val="en-GB"/>
-        </w:rPr>
-        <w:t>edad</w:t>
-      </w:r>
-      <w:proofErr w:type="spellEnd"/>
-      <w:r>
-        <w:rPr>
-          <w:lang w:val="en-GB"/>
-        </w:rPr>
-        <w:t xml:space="preserve"> VARCHAR(2))";</w:t>
-      </w:r>
-    </w:p>
-    <w:p>
-      <w:pPr>
-        <w:pStyle w:val="Sinespaciado"/>
-        <w:shd w:val="clear" w:color="auto" w:fill="FAE2D5" w:themeFill="accent2" w:themeFillTint="33"/>
-        <w:rPr>
-          <w:lang w:val="en-GB"/>
-        </w:rPr>
-      </w:pPr>
-    </w:p>
-    <w:p>
-      <w:pPr>
-        <w:pStyle w:val="Sinespaciado"/>
-        <w:shd w:val="clear" w:color="auto" w:fill="FAE2D5" w:themeFill="accent2" w:themeFillTint="33"/>
-        <w:rPr>
-          <w:lang w:val="en-GB"/>
-        </w:rPr>
-      </w:pPr>
-      <w:r>
-        <w:rPr>
-          <w:lang w:val="en-GB"/>
-        </w:rPr>
-        <w:t xml:space="preserve">        try (Connection con = </w:t>
-      </w:r>
-      <w:proofErr w:type="spellStart"/>
-      <w:r>
-        <w:rPr>
-          <w:lang w:val="en-GB"/>
-        </w:rPr>
-        <w:t>DB.conectar</w:t>
-      </w:r>
-      <w:proofErr w:type="spellEnd"/>
-      <w:r>
-        <w:rPr>
-          <w:lang w:val="en-GB"/>
-        </w:rPr>
-        <w:t>();</w:t>
-      </w:r>
-    </w:p>
-    <w:p>
-      <w:pPr>
-        <w:pStyle w:val="Sinespaciado"/>
-        <w:shd w:val="clear" w:color="auto" w:fill="FAE2D5" w:themeFill="accent2" w:themeFillTint="33"/>
-        <w:rPr>
-          <w:lang w:val="en-GB"/>
-        </w:rPr>
-      </w:pPr>
-      <w:r>
-        <w:rPr>
-          <w:lang w:val="en-GB"/>
-        </w:rPr>
-        <w:t xml:space="preserve">             Statement </w:t>
-      </w:r>
-      <w:proofErr w:type="spellStart"/>
-      <w:r>
-        <w:rPr>
-          <w:lang w:val="en-GB"/>
-        </w:rPr>
-        <w:t>st</w:t>
-      </w:r>
-      <w:proofErr w:type="spellEnd"/>
-      <w:r>
-        <w:rPr>
-          <w:lang w:val="en-GB"/>
-        </w:rPr>
-        <w:t xml:space="preserve"> = </w:t>
-      </w:r>
-      <w:proofErr w:type="spellStart"/>
-      <w:r>
-        <w:rPr>
-          <w:lang w:val="en-GB"/>
-        </w:rPr>
-        <w:t>con.createStatement</w:t>
-      </w:r>
-      <w:proofErr w:type="spellEnd"/>
-      <w:r>
-        <w:rPr>
-          <w:lang w:val="en-GB"/>
-        </w:rPr>
-        <w:t>()) {</w:t>
-      </w:r>
-    </w:p>
-    <w:p>
-      <w:pPr>
-        <w:pStyle w:val="Sinespaciado"/>
-        <w:shd w:val="clear" w:color="auto" w:fill="FAE2D5" w:themeFill="accent2" w:themeFillTint="33"/>
-        <w:rPr>
-          <w:lang w:val="en-GB"/>
-        </w:rPr>
-      </w:pPr>
-    </w:p>
-    <w:p>
-      <w:pPr>
-        <w:pStyle w:val="Sinespaciado"/>
-        <w:shd w:val="clear" w:color="auto" w:fill="FAE2D5" w:themeFill="accent2" w:themeFillTint="33"/>
-        <w:rPr>
-          <w:lang w:val="en-GB"/>
-        </w:rPr>
+        <w:t xml:space="preserve">    public static void main(String[] args) {</w:t>
+      </w:r>
+    </w:p>
+    <w:p>
+      <w:pPr>
+        <w:pStyle w:val="Sinespaciado"/>
+        <w:shd w:val="clear" w:color="auto" w:fill="FAE2D5" w:themeFill="accent2" w:themeFillTint="33"/>
+        <w:rPr>
+          <w:lang w:val="en-GB"/>
+        </w:rPr>
+      </w:pPr>
+    </w:p>
+    <w:p>
+      <w:pPr>
+        <w:pStyle w:val="Sinespaciado"/>
+        <w:shd w:val="clear" w:color="auto" w:fill="FAE2D5" w:themeFill="accent2" w:themeFillTint="33"/>
+        <w:rPr>
+          <w:lang w:val="en-GB"/>
+        </w:rPr>
+      </w:pPr>
+      <w:r>
+        <w:rPr>
+          <w:lang w:val="en-GB"/>
+        </w:rPr>
+        <w:t xml:space="preserve">        String sql = "CREATE TABLE IF NOT EXISTS clientes (" +</w:t>
+      </w:r>
+    </w:p>
+    <w:p>
+      <w:pPr>
+        <w:pStyle w:val="Sinespaciado"/>
+        <w:shd w:val="clear" w:color="auto" w:fill="FAE2D5" w:themeFill="accent2" w:themeFillTint="33"/>
+        <w:rPr>
+          <w:lang w:val="en-GB"/>
+        </w:rPr>
+      </w:pPr>
+      <w:r>
+        <w:rPr>
+          <w:lang w:val="en-GB"/>
+        </w:rPr>
+        <w:t xml:space="preserve">                "id INT PRIMARY KEY," +</w:t>
+      </w:r>
+    </w:p>
+    <w:p>
+      <w:pPr>
+        <w:pStyle w:val="Sinespaciado"/>
+        <w:shd w:val="clear" w:color="auto" w:fill="FAE2D5" w:themeFill="accent2" w:themeFillTint="33"/>
+        <w:rPr>
+          <w:lang w:val="en-GB"/>
+        </w:rPr>
+      </w:pPr>
+      <w:r>
+        <w:rPr>
+          <w:lang w:val="en-GB"/>
+        </w:rPr>
+        <w:t xml:space="preserve">                "nif VARCHAR(10) NOT NULL," +</w:t>
+      </w:r>
+    </w:p>
+    <w:p>
+      <w:pPr>
+        <w:pStyle w:val="Sinespaciado"/>
+        <w:shd w:val="clear" w:color="auto" w:fill="FAE2D5" w:themeFill="accent2" w:themeFillTint="33"/>
+        <w:rPr>
+          <w:lang w:val="en-GB"/>
+        </w:rPr>
+      </w:pPr>
+      <w:r>
+        <w:rPr>
+          <w:lang w:val="en-GB"/>
+        </w:rPr>
+        <w:t xml:space="preserve">                "nombre VARCHAR(60) NOT NULL," +</w:t>
+      </w:r>
+    </w:p>
+    <w:p>
+      <w:pPr>
+        <w:pStyle w:val="Sinespaciado"/>
+        <w:shd w:val="clear" w:color="auto" w:fill="FAE2D5" w:themeFill="accent2" w:themeFillTint="33"/>
+        <w:rPr>
+          <w:lang w:val="en-GB"/>
+        </w:rPr>
+      </w:pPr>
+      <w:r>
+        <w:rPr>
+          <w:lang w:val="en-GB"/>
+        </w:rPr>
+        <w:t xml:space="preserve">                "edad VARCHAR(2))";</w:t>
+      </w:r>
+    </w:p>
+    <w:p>
+      <w:pPr>
+        <w:pStyle w:val="Sinespaciado"/>
+        <w:shd w:val="clear" w:color="auto" w:fill="FAE2D5" w:themeFill="accent2" w:themeFillTint="33"/>
+        <w:rPr>
+          <w:lang w:val="en-GB"/>
+        </w:rPr>
+      </w:pPr>
+    </w:p>
+    <w:p>
+      <w:pPr>
+        <w:pStyle w:val="Sinespaciado"/>
+        <w:shd w:val="clear" w:color="auto" w:fill="FAE2D5" w:themeFill="accent2" w:themeFillTint="33"/>
+        <w:rPr>
+          <w:lang w:val="en-GB"/>
+        </w:rPr>
+      </w:pPr>
+      <w:r>
+        <w:rPr>
+          <w:lang w:val="en-GB"/>
+        </w:rPr>
+        <w:t xml:space="preserve">        try (Connection con = DB.conectar();</w:t>
+      </w:r>
+    </w:p>
+    <w:p>
+      <w:pPr>
+        <w:pStyle w:val="Sinespaciado"/>
+        <w:shd w:val="clear" w:color="auto" w:fill="FAE2D5" w:themeFill="accent2" w:themeFillTint="33"/>
+        <w:rPr>
+          <w:lang w:val="en-GB"/>
+        </w:rPr>
+      </w:pPr>
+      <w:r>
+        <w:rPr>
+          <w:lang w:val="en-GB"/>
+        </w:rPr>
+        <w:t xml:space="preserve">             Statement st = con.createStatement()) {</w:t>
+      </w:r>
+    </w:p>
+    <w:p>
+      <w:pPr>
+        <w:pStyle w:val="Sinespaciado"/>
+        <w:shd w:val="clear" w:color="auto" w:fill="FAE2D5" w:themeFill="accent2" w:themeFillTint="33"/>
+        <w:rPr>
+          <w:lang w:val="en-GB"/>
+        </w:rPr>
+      </w:pPr>
+    </w:p>
+    <w:p>
+      <w:pPr>
+        <w:pStyle w:val="Sinespaciado"/>
+        <w:shd w:val="clear" w:color="auto" w:fill="FAE2D5" w:themeFill="accent2" w:themeFillTint="33"/>
+        <w:rPr>
+          <w:lang w:val="en-GB"/>
+        </w:rPr>
+      </w:pPr>
+      <w:r>
+        <w:rPr>
+          <w:lang w:val="en-GB"/>
+        </w:rPr>
+        <w:t xml:space="preserve">            st.execute(sql);</w:t>
+      </w:r>
+    </w:p>
+    <w:p>
+      <w:pPr>
+        <w:pStyle w:val="Sinespaciado"/>
+        <w:shd w:val="clear" w:color="auto" w:fill="FAE2D5" w:themeFill="accent2" w:themeFillTint="33"/>
       </w:pPr>
       <w:r>
         <w:rPr>
@@ -1711,53 +1157,8 @@
         </w:rPr>
         <w:t xml:space="preserve">            </w:t>
       </w:r>
-      <w:proofErr w:type="spellStart"/>
-      <w:r>
-        <w:rPr>
-          <w:lang w:val="en-GB"/>
-        </w:rPr>
-        <w:t>st.execute</w:t>
-      </w:r>
-      <w:proofErr w:type="spellEnd"/>
-      <w:r>
-        <w:rPr>
-          <w:lang w:val="en-GB"/>
-        </w:rPr>
-        <w:t>(</w:t>
-      </w:r>
-      <w:proofErr w:type="spellStart"/>
-      <w:r>
-        <w:rPr>
-          <w:lang w:val="en-GB"/>
-        </w:rPr>
-        <w:t>sql</w:t>
-      </w:r>
-      <w:proofErr w:type="spellEnd"/>
-      <w:r>
-        <w:rPr>
-          <w:lang w:val="en-GB"/>
-        </w:rPr>
-        <w:t>);</w:t>
-      </w:r>
-    </w:p>
-    <w:p>
-      <w:pPr>
-        <w:pStyle w:val="Sinespaciado"/>
-        <w:shd w:val="clear" w:color="auto" w:fill="FAE2D5" w:themeFill="accent2" w:themeFillTint="33"/>
-      </w:pPr>
-      <w:r>
-        <w:rPr>
-          <w:lang w:val="en-GB"/>
-        </w:rPr>
-        <w:t xml:space="preserve">            </w:t>
-      </w:r>
-      <w:proofErr w:type="spellStart"/>
-      <w:r>
-        <w:t>System.out.println</w:t>
-      </w:r>
-      <w:proofErr w:type="spellEnd"/>
-      <w:r>
-        <w:t>("Tabla clientes creada/ya existía.");</w:t>
+      <w:r>
+        <w:t>System.out.println("Tabla clientes creada/ya existía.");</w:t>
       </w:r>
     </w:p>
     <w:p>
@@ -1796,21 +1197,7 @@
         <w:rPr>
           <w:lang w:val="en-GB"/>
         </w:rPr>
-        <w:t xml:space="preserve">            </w:t>
-      </w:r>
-      <w:proofErr w:type="spellStart"/>
-      <w:r>
-        <w:rPr>
-          <w:lang w:val="en-GB"/>
-        </w:rPr>
-        <w:t>e.printStackTrace</w:t>
-      </w:r>
-      <w:proofErr w:type="spellEnd"/>
-      <w:r>
-        <w:rPr>
-          <w:lang w:val="en-GB"/>
-        </w:rPr>
-        <w:t>();</w:t>
+        <w:t xml:space="preserve">            e.printStackTrace();</w:t>
       </w:r>
     </w:p>
     <w:p>
@@ -1849,7 +1236,7 @@
     <w:p>
       <w:r>
         <w:pict w14:anchorId="18C66CD6">
-          <v:rect id="_x0000_i1070" style="width:0;height:1.5pt" o:hralign="center" o:hrstd="t" o:hr="t" fillcolor="#a0a0a0" stroked="f"/>
+          <v:rect id="_x0000_i1028" style="width:0;height:1.5pt" o:hralign="center" o:hrstd="t" o:hr="t" fillcolor="#a0a0a0" stroked="f"/>
         </w:pict>
       </w:r>
     </w:p>
@@ -1874,23 +1261,7 @@
           <w:b/>
           <w:bCs/>
         </w:rPr>
-        <w:t xml:space="preserve"> EJERCICIO 3 (Java + </w:t>
-      </w:r>
-      <w:proofErr w:type="spellStart"/>
-      <w:r>
-        <w:rPr>
-          <w:b/>
-          <w:bCs/>
-        </w:rPr>
-        <w:t>Statement</w:t>
-      </w:r>
-      <w:proofErr w:type="spellEnd"/>
-      <w:r>
-        <w:rPr>
-          <w:b/>
-          <w:bCs/>
-        </w:rPr>
-        <w:t>): Insertar un registro fijo</w:t>
+        <w:t xml:space="preserve"> EJERCICIO 3 (Java + Statement): Insertar un registro fijo</w:t>
       </w:r>
     </w:p>
     <w:p>
@@ -1902,15 +1273,7 @@
         <w:t>Enunciado:</w:t>
       </w:r>
       <w:r>
-        <w:t xml:space="preserve"> inserta un cliente fijo con </w:t>
-      </w:r>
-      <w:proofErr w:type="spellStart"/>
-      <w:r>
-        <w:t>Statement</w:t>
-      </w:r>
-      <w:proofErr w:type="spellEnd"/>
-      <w:r>
-        <w:t>.</w:t>
+        <w:t xml:space="preserve"> inserta un cliente fijo con Statement.</w:t>
       </w:r>
       <w:r>
         <w:br/>
@@ -1925,71 +1288,41 @@
           <w:lang w:val="en-GB"/>
         </w:rPr>
       </w:pPr>
-      <w:proofErr w:type="spellStart"/>
       <w:r>
         <w:rPr>
           <w:lang w:val="en-GB"/>
         </w:rPr>
         <w:t>InsertarDatos</w:t>
       </w:r>
-      <w:proofErr w:type="spellEnd"/>
-    </w:p>
-    <w:p>
-      <w:pPr>
-        <w:pStyle w:val="Sinespaciado"/>
-        <w:shd w:val="clear" w:color="auto" w:fill="FAE2D5" w:themeFill="accent2" w:themeFillTint="33"/>
-        <w:rPr>
-          <w:lang w:val="en-GB"/>
-        </w:rPr>
-      </w:pPr>
-      <w:r>
-        <w:rPr>
-          <w:lang w:val="en-GB"/>
-        </w:rPr>
-        <w:t xml:space="preserve">import </w:t>
-      </w:r>
-      <w:proofErr w:type="spellStart"/>
-      <w:r>
-        <w:rPr>
-          <w:lang w:val="en-GB"/>
-        </w:rPr>
-        <w:t>java.sql.Connection</w:t>
-      </w:r>
-      <w:proofErr w:type="spellEnd"/>
-      <w:r>
-        <w:rPr>
-          <w:lang w:val="en-GB"/>
-        </w:rPr>
-        <w:t>;</w:t>
-      </w:r>
-    </w:p>
-    <w:p>
-      <w:pPr>
-        <w:pStyle w:val="Sinespaciado"/>
-        <w:shd w:val="clear" w:color="auto" w:fill="FAE2D5" w:themeFill="accent2" w:themeFillTint="33"/>
-        <w:rPr>
-          <w:lang w:val="en-GB"/>
-        </w:rPr>
-      </w:pPr>
-      <w:r>
-        <w:rPr>
-          <w:lang w:val="en-GB"/>
-        </w:rPr>
-        <w:t xml:space="preserve">import </w:t>
-      </w:r>
-      <w:proofErr w:type="spellStart"/>
-      <w:r>
-        <w:rPr>
-          <w:lang w:val="en-GB"/>
-        </w:rPr>
-        <w:t>java.sql.Statement</w:t>
-      </w:r>
-      <w:proofErr w:type="spellEnd"/>
-      <w:r>
-        <w:rPr>
-          <w:lang w:val="en-GB"/>
-        </w:rPr>
-        <w:t>;</w:t>
+    </w:p>
+    <w:p>
+      <w:pPr>
+        <w:pStyle w:val="Sinespaciado"/>
+        <w:shd w:val="clear" w:color="auto" w:fill="FAE2D5" w:themeFill="accent2" w:themeFillTint="33"/>
+        <w:rPr>
+          <w:lang w:val="en-GB"/>
+        </w:rPr>
+      </w:pPr>
+      <w:r>
+        <w:rPr>
+          <w:lang w:val="en-GB"/>
+        </w:rPr>
+        <w:t>import java.sql.Connection;</w:t>
+      </w:r>
+    </w:p>
+    <w:p>
+      <w:pPr>
+        <w:pStyle w:val="Sinespaciado"/>
+        <w:shd w:val="clear" w:color="auto" w:fill="FAE2D5" w:themeFill="accent2" w:themeFillTint="33"/>
+        <w:rPr>
+          <w:lang w:val="en-GB"/>
+        </w:rPr>
+      </w:pPr>
+      <w:r>
+        <w:rPr>
+          <w:lang w:val="en-GB"/>
+        </w:rPr>
+        <w:t>import java.sql.Statement;</w:t>
       </w:r>
     </w:p>
     <w:p>
@@ -2028,115 +1361,31 @@
         <w:rPr>
           <w:lang w:val="en-GB"/>
         </w:rPr>
-        <w:t xml:space="preserve">    public static void main(String[] </w:t>
-      </w:r>
-      <w:proofErr w:type="spellStart"/>
-      <w:r>
-        <w:rPr>
-          <w:lang w:val="en-GB"/>
-        </w:rPr>
-        <w:t>args</w:t>
-      </w:r>
-      <w:proofErr w:type="spellEnd"/>
-      <w:r>
-        <w:rPr>
-          <w:lang w:val="en-GB"/>
-        </w:rPr>
-        <w:t>) {</w:t>
-      </w:r>
-    </w:p>
-    <w:p>
-      <w:pPr>
-        <w:pStyle w:val="Sinespaciado"/>
-        <w:shd w:val="clear" w:color="auto" w:fill="FAE2D5" w:themeFill="accent2" w:themeFillTint="33"/>
-        <w:rPr>
-          <w:lang w:val="en-GB"/>
-        </w:rPr>
-      </w:pPr>
-    </w:p>
-    <w:p>
-      <w:pPr>
-        <w:pStyle w:val="Sinespaciado"/>
-        <w:shd w:val="clear" w:color="auto" w:fill="FAE2D5" w:themeFill="accent2" w:themeFillTint="33"/>
-        <w:rPr>
-          <w:lang w:val="en-GB"/>
-        </w:rPr>
-      </w:pPr>
-      <w:r>
-        <w:rPr>
-          <w:lang w:val="en-GB"/>
-        </w:rPr>
-        <w:t xml:space="preserve">        String </w:t>
-      </w:r>
-      <w:proofErr w:type="spellStart"/>
-      <w:r>
-        <w:rPr>
-          <w:lang w:val="en-GB"/>
-        </w:rPr>
-        <w:t>sql</w:t>
-      </w:r>
-      <w:proofErr w:type="spellEnd"/>
-      <w:r>
-        <w:rPr>
-          <w:lang w:val="en-GB"/>
-        </w:rPr>
-        <w:t xml:space="preserve"> = "INSERT INTO </w:t>
-      </w:r>
-      <w:proofErr w:type="spellStart"/>
-      <w:r>
-        <w:rPr>
-          <w:lang w:val="en-GB"/>
-        </w:rPr>
-        <w:t>clientes</w:t>
-      </w:r>
-      <w:proofErr w:type="spellEnd"/>
-      <w:r>
-        <w:rPr>
-          <w:lang w:val="en-GB"/>
-        </w:rPr>
-        <w:t xml:space="preserve"> (id, </w:t>
-      </w:r>
-      <w:proofErr w:type="spellStart"/>
-      <w:r>
-        <w:rPr>
-          <w:lang w:val="en-GB"/>
-        </w:rPr>
-        <w:t>nif</w:t>
-      </w:r>
-      <w:proofErr w:type="spellEnd"/>
-      <w:r>
-        <w:rPr>
-          <w:lang w:val="en-GB"/>
-        </w:rPr>
-        <w:t xml:space="preserve">, </w:t>
-      </w:r>
-      <w:proofErr w:type="spellStart"/>
-      <w:r>
-        <w:rPr>
-          <w:lang w:val="en-GB"/>
-        </w:rPr>
-        <w:t>nombre</w:t>
-      </w:r>
-      <w:proofErr w:type="spellEnd"/>
-      <w:r>
-        <w:rPr>
-          <w:lang w:val="en-GB"/>
-        </w:rPr>
-        <w:t xml:space="preserve">, </w:t>
-      </w:r>
-      <w:proofErr w:type="spellStart"/>
-      <w:r>
-        <w:rPr>
-          <w:lang w:val="en-GB"/>
-        </w:rPr>
-        <w:t>edad</w:t>
-      </w:r>
-      <w:proofErr w:type="spellEnd"/>
-      <w:r>
-        <w:rPr>
-          <w:lang w:val="en-GB"/>
-        </w:rPr>
-        <w:t>) " +</w:t>
+        <w:t xml:space="preserve">    public static void main(String[] args) {</w:t>
+      </w:r>
+    </w:p>
+    <w:p>
+      <w:pPr>
+        <w:pStyle w:val="Sinespaciado"/>
+        <w:shd w:val="clear" w:color="auto" w:fill="FAE2D5" w:themeFill="accent2" w:themeFillTint="33"/>
+        <w:rPr>
+          <w:lang w:val="en-GB"/>
+        </w:rPr>
+      </w:pPr>
+    </w:p>
+    <w:p>
+      <w:pPr>
+        <w:pStyle w:val="Sinespaciado"/>
+        <w:shd w:val="clear" w:color="auto" w:fill="FAE2D5" w:themeFill="accent2" w:themeFillTint="33"/>
+        <w:rPr>
+          <w:lang w:val="en-GB"/>
+        </w:rPr>
+      </w:pPr>
+      <w:r>
+        <w:rPr>
+          <w:lang w:val="en-GB"/>
+        </w:rPr>
+        <w:t xml:space="preserve">        String sql = "INSERT INTO clientes (id, nif, nombre, edad) " +</w:t>
       </w:r>
     </w:p>
     <w:p>
@@ -2175,173 +1424,61 @@
         <w:rPr>
           <w:lang w:val="en-GB"/>
         </w:rPr>
-        <w:t xml:space="preserve">        try (Connection con = </w:t>
-      </w:r>
-      <w:proofErr w:type="spellStart"/>
-      <w:r>
-        <w:rPr>
-          <w:lang w:val="en-GB"/>
-        </w:rPr>
-        <w:t>DB.conectar</w:t>
-      </w:r>
-      <w:proofErr w:type="spellEnd"/>
-      <w:r>
-        <w:rPr>
-          <w:lang w:val="en-GB"/>
-        </w:rPr>
-        <w:t>();</w:t>
-      </w:r>
-    </w:p>
-    <w:p>
-      <w:pPr>
-        <w:pStyle w:val="Sinespaciado"/>
-        <w:shd w:val="clear" w:color="auto" w:fill="FAE2D5" w:themeFill="accent2" w:themeFillTint="33"/>
-        <w:rPr>
-          <w:lang w:val="en-GB"/>
-        </w:rPr>
-      </w:pPr>
-      <w:r>
-        <w:rPr>
-          <w:lang w:val="en-GB"/>
-        </w:rPr>
-        <w:t xml:space="preserve">             Statement </w:t>
-      </w:r>
-      <w:proofErr w:type="spellStart"/>
-      <w:r>
-        <w:rPr>
-          <w:lang w:val="en-GB"/>
-        </w:rPr>
-        <w:t>st</w:t>
-      </w:r>
-      <w:proofErr w:type="spellEnd"/>
-      <w:r>
-        <w:rPr>
-          <w:lang w:val="en-GB"/>
-        </w:rPr>
-        <w:t xml:space="preserve"> = </w:t>
-      </w:r>
-      <w:proofErr w:type="spellStart"/>
-      <w:r>
-        <w:rPr>
-          <w:lang w:val="en-GB"/>
-        </w:rPr>
-        <w:t>con.createStatement</w:t>
-      </w:r>
-      <w:proofErr w:type="spellEnd"/>
-      <w:r>
-        <w:rPr>
-          <w:lang w:val="en-GB"/>
-        </w:rPr>
-        <w:t>()) {</w:t>
-      </w:r>
-    </w:p>
-    <w:p>
-      <w:pPr>
-        <w:pStyle w:val="Sinespaciado"/>
-        <w:shd w:val="clear" w:color="auto" w:fill="FAE2D5" w:themeFill="accent2" w:themeFillTint="33"/>
-        <w:rPr>
-          <w:lang w:val="en-GB"/>
-        </w:rPr>
-      </w:pPr>
-    </w:p>
-    <w:p>
-      <w:pPr>
-        <w:pStyle w:val="Sinespaciado"/>
-        <w:shd w:val="clear" w:color="auto" w:fill="FAE2D5" w:themeFill="accent2" w:themeFillTint="33"/>
-        <w:rPr>
-          <w:lang w:val="en-GB"/>
-        </w:rPr>
-      </w:pPr>
-      <w:r>
-        <w:rPr>
-          <w:lang w:val="en-GB"/>
-        </w:rPr>
-        <w:t xml:space="preserve">            int </w:t>
-      </w:r>
-      <w:proofErr w:type="spellStart"/>
-      <w:r>
-        <w:rPr>
-          <w:lang w:val="en-GB"/>
-        </w:rPr>
-        <w:t>filas</w:t>
-      </w:r>
-      <w:proofErr w:type="spellEnd"/>
-      <w:r>
-        <w:rPr>
-          <w:lang w:val="en-GB"/>
-        </w:rPr>
-        <w:t xml:space="preserve"> = </w:t>
-      </w:r>
-      <w:proofErr w:type="spellStart"/>
-      <w:r>
-        <w:rPr>
-          <w:lang w:val="en-GB"/>
-        </w:rPr>
-        <w:t>st.executeUpdate</w:t>
-      </w:r>
-      <w:proofErr w:type="spellEnd"/>
-      <w:r>
-        <w:rPr>
-          <w:lang w:val="en-GB"/>
-        </w:rPr>
-        <w:t>(</w:t>
-      </w:r>
-      <w:proofErr w:type="spellStart"/>
-      <w:r>
-        <w:rPr>
-          <w:lang w:val="en-GB"/>
-        </w:rPr>
-        <w:t>sql</w:t>
-      </w:r>
-      <w:proofErr w:type="spellEnd"/>
-      <w:r>
-        <w:rPr>
-          <w:lang w:val="en-GB"/>
-        </w:rPr>
-        <w:t>);</w:t>
-      </w:r>
-    </w:p>
-    <w:p>
-      <w:pPr>
-        <w:pStyle w:val="Sinespaciado"/>
-        <w:shd w:val="clear" w:color="auto" w:fill="FAE2D5" w:themeFill="accent2" w:themeFillTint="33"/>
-        <w:rPr>
-          <w:lang w:val="en-GB"/>
-        </w:rPr>
-      </w:pPr>
-      <w:r>
-        <w:rPr>
-          <w:lang w:val="en-GB"/>
-        </w:rPr>
-        <w:t xml:space="preserve">            </w:t>
-      </w:r>
-      <w:proofErr w:type="spellStart"/>
-      <w:r>
-        <w:rPr>
-          <w:lang w:val="en-GB"/>
-        </w:rPr>
-        <w:t>System.out.println</w:t>
-      </w:r>
-      <w:proofErr w:type="spellEnd"/>
-      <w:r>
-        <w:rPr>
-          <w:lang w:val="en-GB"/>
-        </w:rPr>
-        <w:t xml:space="preserve">("Insertados: " + </w:t>
-      </w:r>
-      <w:proofErr w:type="spellStart"/>
-      <w:r>
-        <w:rPr>
-          <w:lang w:val="en-GB"/>
-        </w:rPr>
-        <w:t>filas</w:t>
-      </w:r>
-      <w:proofErr w:type="spellEnd"/>
-      <w:r>
-        <w:rPr>
-          <w:lang w:val="en-GB"/>
-        </w:rPr>
-        <w:t>);</w:t>
+        <w:t xml:space="preserve">        try (Connection con = DB.conectar();</w:t>
+      </w:r>
+    </w:p>
+    <w:p>
+      <w:pPr>
+        <w:pStyle w:val="Sinespaciado"/>
+        <w:shd w:val="clear" w:color="auto" w:fill="FAE2D5" w:themeFill="accent2" w:themeFillTint="33"/>
+        <w:rPr>
+          <w:lang w:val="en-GB"/>
+        </w:rPr>
+      </w:pPr>
+      <w:r>
+        <w:rPr>
+          <w:lang w:val="en-GB"/>
+        </w:rPr>
+        <w:t xml:space="preserve">             Statement st = con.createStatement()) {</w:t>
+      </w:r>
+    </w:p>
+    <w:p>
+      <w:pPr>
+        <w:pStyle w:val="Sinespaciado"/>
+        <w:shd w:val="clear" w:color="auto" w:fill="FAE2D5" w:themeFill="accent2" w:themeFillTint="33"/>
+        <w:rPr>
+          <w:lang w:val="en-GB"/>
+        </w:rPr>
+      </w:pPr>
+    </w:p>
+    <w:p>
+      <w:pPr>
+        <w:pStyle w:val="Sinespaciado"/>
+        <w:shd w:val="clear" w:color="auto" w:fill="FAE2D5" w:themeFill="accent2" w:themeFillTint="33"/>
+        <w:rPr>
+          <w:lang w:val="en-GB"/>
+        </w:rPr>
+      </w:pPr>
+      <w:r>
+        <w:rPr>
+          <w:lang w:val="en-GB"/>
+        </w:rPr>
+        <w:t xml:space="preserve">            int filas = st.executeUpdate(sql);</w:t>
+      </w:r>
+    </w:p>
+    <w:p>
+      <w:pPr>
+        <w:pStyle w:val="Sinespaciado"/>
+        <w:shd w:val="clear" w:color="auto" w:fill="FAE2D5" w:themeFill="accent2" w:themeFillTint="33"/>
+        <w:rPr>
+          <w:lang w:val="en-GB"/>
+        </w:rPr>
+      </w:pPr>
+      <w:r>
+        <w:rPr>
+          <w:lang w:val="en-GB"/>
+        </w:rPr>
+        <w:t xml:space="preserve">            System.out.println("Insertados: " + filas);</w:t>
       </w:r>
     </w:p>
     <w:p>
@@ -2380,21 +1517,7 @@
         <w:rPr>
           <w:lang w:val="en-GB"/>
         </w:rPr>
-        <w:t xml:space="preserve">            </w:t>
-      </w:r>
-      <w:proofErr w:type="spellStart"/>
-      <w:r>
-        <w:rPr>
-          <w:lang w:val="en-GB"/>
-        </w:rPr>
-        <w:t>e.printStackTrace</w:t>
-      </w:r>
-      <w:proofErr w:type="spellEnd"/>
-      <w:r>
-        <w:rPr>
-          <w:lang w:val="en-GB"/>
-        </w:rPr>
-        <w:t>();</w:t>
+        <w:t xml:space="preserve">            e.printStackTrace();</w:t>
       </w:r>
     </w:p>
     <w:p>
@@ -2434,7 +1557,7 @@
     <w:p>
       <w:r>
         <w:pict w14:anchorId="0F4A07F7">
-          <v:rect id="_x0000_i1071" style="width:0;height:1.5pt" o:hralign="center" o:hrstd="t" o:hr="t" fillcolor="#a0a0a0" stroked="f"/>
+          <v:rect id="_x0000_i1029" style="width:0;height:1.5pt" o:hralign="center" o:hrstd="t" o:hr="t" fillcolor="#a0a0a0" stroked="f"/>
         </w:pict>
       </w:r>
     </w:p>
@@ -2459,23 +1582,7 @@
           <w:b/>
           <w:bCs/>
         </w:rPr>
-        <w:t xml:space="preserve"> EJERCICIO 4 (Java + </w:t>
-      </w:r>
-      <w:proofErr w:type="spellStart"/>
-      <w:r>
-        <w:rPr>
-          <w:b/>
-          <w:bCs/>
-        </w:rPr>
-        <w:t>PreparedStatement</w:t>
-      </w:r>
-      <w:proofErr w:type="spellEnd"/>
-      <w:r>
-        <w:rPr>
-          <w:b/>
-          <w:bCs/>
-        </w:rPr>
-        <w:t>): Insertar pidiendo datos</w:t>
+        <w:t xml:space="preserve"> EJERCICIO 4 (Java + PreparedStatement): Insertar pidiendo datos</w:t>
       </w:r>
     </w:p>
     <w:p>
@@ -2487,23 +1594,7 @@
         <w:t>Enunciado:</w:t>
       </w:r>
       <w:r>
-        <w:t xml:space="preserve"> pide por teclado id, </w:t>
-      </w:r>
-      <w:proofErr w:type="spellStart"/>
-      <w:r>
-        <w:t>nif</w:t>
-      </w:r>
-      <w:proofErr w:type="spellEnd"/>
-      <w:r>
-        <w:t xml:space="preserve">, nombre, edad e inserta con </w:t>
-      </w:r>
-      <w:proofErr w:type="spellStart"/>
-      <w:r>
-        <w:t>PreparedStatement</w:t>
-      </w:r>
-      <w:proofErr w:type="spellEnd"/>
-      <w:r>
-        <w:t xml:space="preserve"> (parámetros ?).</w:t>
+        <w:t xml:space="preserve"> pide por teclado id, nif, nombre, edad e inserta con PreparedStatement (parámetros ?).</w:t>
       </w:r>
       <w:r>
         <w:br/>
@@ -2514,80 +1605,45 @@
       <w:pPr>
         <w:pStyle w:val="Sinespaciado"/>
         <w:shd w:val="clear" w:color="auto" w:fill="FAE2D5" w:themeFill="accent2" w:themeFillTint="33"/>
-      </w:pPr>
-      <w:proofErr w:type="spellStart"/>
-      <w:r>
-        <w:t>import</w:t>
-      </w:r>
-      <w:proofErr w:type="spellEnd"/>
-      <w:r>
-        <w:t xml:space="preserve"> </w:t>
-      </w:r>
-      <w:proofErr w:type="spellStart"/>
-      <w:r>
-        <w:t>java.sql.Connection</w:t>
-      </w:r>
-      <w:proofErr w:type="spellEnd"/>
-      <w:r>
-        <w:t>;</w:t>
-      </w:r>
-    </w:p>
-    <w:p>
-      <w:pPr>
-        <w:pStyle w:val="Sinespaciado"/>
-        <w:shd w:val="clear" w:color="auto" w:fill="FAE2D5" w:themeFill="accent2" w:themeFillTint="33"/>
-        <w:rPr>
-          <w:lang w:val="en-GB"/>
-        </w:rPr>
-      </w:pPr>
-      <w:r>
-        <w:rPr>
-          <w:lang w:val="en-GB"/>
-        </w:rPr>
-        <w:t xml:space="preserve">import </w:t>
-      </w:r>
-      <w:proofErr w:type="spellStart"/>
-      <w:r>
-        <w:rPr>
-          <w:lang w:val="en-GB"/>
-        </w:rPr>
-        <w:t>java.sql.PreparedStatement</w:t>
-      </w:r>
-      <w:proofErr w:type="spellEnd"/>
-      <w:r>
-        <w:rPr>
-          <w:lang w:val="en-GB"/>
-        </w:rPr>
-        <w:t>;</w:t>
-      </w:r>
-    </w:p>
-    <w:p>
-      <w:pPr>
-        <w:pStyle w:val="Sinespaciado"/>
-        <w:shd w:val="clear" w:color="auto" w:fill="FAE2D5" w:themeFill="accent2" w:themeFillTint="33"/>
-        <w:rPr>
-          <w:lang w:val="en-GB"/>
-        </w:rPr>
-      </w:pPr>
-      <w:r>
-        <w:rPr>
-          <w:lang w:val="en-GB"/>
-        </w:rPr>
-        <w:t xml:space="preserve">import </w:t>
-      </w:r>
-      <w:proofErr w:type="spellStart"/>
-      <w:r>
-        <w:rPr>
-          <w:lang w:val="en-GB"/>
-        </w:rPr>
-        <w:t>java.util.Scanner</w:t>
-      </w:r>
-      <w:proofErr w:type="spellEnd"/>
-      <w:r>
-        <w:rPr>
-          <w:lang w:val="en-GB"/>
-        </w:rPr>
-        <w:t>;</w:t>
+        <w:rPr>
+          <w:lang w:val="en-GB"/>
+        </w:rPr>
+      </w:pPr>
+      <w:r>
+        <w:rPr>
+          <w:lang w:val="en-GB"/>
+        </w:rPr>
+        <w:t>import java.sql.Connection;</w:t>
+      </w:r>
+    </w:p>
+    <w:p>
+      <w:pPr>
+        <w:pStyle w:val="Sinespaciado"/>
+        <w:shd w:val="clear" w:color="auto" w:fill="FAE2D5" w:themeFill="accent2" w:themeFillTint="33"/>
+        <w:rPr>
+          <w:lang w:val="en-GB"/>
+        </w:rPr>
+      </w:pPr>
+      <w:r>
+        <w:rPr>
+          <w:lang w:val="en-GB"/>
+        </w:rPr>
+        <w:t>import java.sql.PreparedStatement;</w:t>
+      </w:r>
+    </w:p>
+    <w:p>
+      <w:pPr>
+        <w:pStyle w:val="Sinespaciado"/>
+        <w:shd w:val="clear" w:color="auto" w:fill="FAE2D5" w:themeFill="accent2" w:themeFillTint="33"/>
+        <w:rPr>
+          <w:lang w:val="en-GB"/>
+        </w:rPr>
+      </w:pPr>
+      <w:r>
+        <w:rPr>
+          <w:lang w:val="en-GB"/>
+        </w:rPr>
+        <w:t>import java.util.Scanner;</w:t>
       </w:r>
     </w:p>
     <w:p>
@@ -2626,839 +1682,349 @@
         <w:rPr>
           <w:lang w:val="en-GB"/>
         </w:rPr>
-        <w:t xml:space="preserve">    public static void main(String[] </w:t>
-      </w:r>
-      <w:proofErr w:type="spellStart"/>
-      <w:r>
-        <w:rPr>
-          <w:lang w:val="en-GB"/>
-        </w:rPr>
-        <w:t>args</w:t>
-      </w:r>
-      <w:proofErr w:type="spellEnd"/>
-      <w:r>
-        <w:rPr>
-          <w:lang w:val="en-GB"/>
-        </w:rPr>
-        <w:t>) {</w:t>
-      </w:r>
-    </w:p>
-    <w:p>
-      <w:pPr>
-        <w:pStyle w:val="Sinespaciado"/>
-        <w:shd w:val="clear" w:color="auto" w:fill="FAE2D5" w:themeFill="accent2" w:themeFillTint="33"/>
-        <w:rPr>
-          <w:lang w:val="en-GB"/>
-        </w:rPr>
-      </w:pPr>
-    </w:p>
-    <w:p>
-      <w:pPr>
-        <w:pStyle w:val="Sinespaciado"/>
-        <w:shd w:val="clear" w:color="auto" w:fill="FAE2D5" w:themeFill="accent2" w:themeFillTint="33"/>
-        <w:rPr>
-          <w:lang w:val="en-GB"/>
-        </w:rPr>
-      </w:pPr>
-      <w:r>
-        <w:rPr>
-          <w:lang w:val="en-GB"/>
-        </w:rPr>
-        <w:t xml:space="preserve">        try (Scanner </w:t>
-      </w:r>
-      <w:proofErr w:type="spellStart"/>
-      <w:r>
-        <w:rPr>
-          <w:lang w:val="en-GB"/>
-        </w:rPr>
-        <w:t>sc</w:t>
-      </w:r>
-      <w:proofErr w:type="spellEnd"/>
-      <w:r>
-        <w:rPr>
-          <w:lang w:val="en-GB"/>
-        </w:rPr>
-        <w:t xml:space="preserve"> = new Scanner(System.in);</w:t>
-      </w:r>
-    </w:p>
-    <w:p>
-      <w:pPr>
-        <w:pStyle w:val="Sinespaciado"/>
-        <w:shd w:val="clear" w:color="auto" w:fill="FAE2D5" w:themeFill="accent2" w:themeFillTint="33"/>
-        <w:rPr>
-          <w:lang w:val="en-GB"/>
-        </w:rPr>
-      </w:pPr>
-      <w:r>
-        <w:rPr>
-          <w:lang w:val="en-GB"/>
-        </w:rPr>
-        <w:t xml:space="preserve">             Connection con = </w:t>
-      </w:r>
-      <w:proofErr w:type="spellStart"/>
-      <w:r>
-        <w:rPr>
-          <w:lang w:val="en-GB"/>
-        </w:rPr>
-        <w:t>DB.conectar</w:t>
-      </w:r>
-      <w:proofErr w:type="spellEnd"/>
-      <w:r>
-        <w:rPr>
-          <w:lang w:val="en-GB"/>
-        </w:rPr>
-        <w:t>()) {</w:t>
-      </w:r>
-    </w:p>
-    <w:p>
-      <w:pPr>
-        <w:pStyle w:val="Sinespaciado"/>
-        <w:shd w:val="clear" w:color="auto" w:fill="FAE2D5" w:themeFill="accent2" w:themeFillTint="33"/>
-        <w:rPr>
-          <w:lang w:val="en-GB"/>
-        </w:rPr>
-      </w:pPr>
-    </w:p>
-    <w:p>
-      <w:pPr>
-        <w:pStyle w:val="Sinespaciado"/>
-        <w:shd w:val="clear" w:color="auto" w:fill="FAE2D5" w:themeFill="accent2" w:themeFillTint="33"/>
-        <w:rPr>
-          <w:lang w:val="en-GB"/>
-        </w:rPr>
-      </w:pPr>
-      <w:r>
-        <w:rPr>
-          <w:lang w:val="en-GB"/>
-        </w:rPr>
-        <w:t xml:space="preserve">            </w:t>
-      </w:r>
-      <w:proofErr w:type="spellStart"/>
-      <w:r>
-        <w:rPr>
-          <w:lang w:val="en-GB"/>
-        </w:rPr>
-        <w:t>System.out.print</w:t>
-      </w:r>
-      <w:proofErr w:type="spellEnd"/>
-      <w:r>
-        <w:rPr>
-          <w:lang w:val="en-GB"/>
-        </w:rPr>
-        <w:t>("ID: ");</w:t>
-      </w:r>
-    </w:p>
-    <w:p>
-      <w:pPr>
-        <w:pStyle w:val="Sinespaciado"/>
-        <w:shd w:val="clear" w:color="auto" w:fill="FAE2D5" w:themeFill="accent2" w:themeFillTint="33"/>
-        <w:rPr>
-          <w:lang w:val="en-GB"/>
-        </w:rPr>
-      </w:pPr>
-      <w:r>
-        <w:rPr>
-          <w:lang w:val="en-GB"/>
-        </w:rPr>
-        <w:t xml:space="preserve">            int id = </w:t>
-      </w:r>
-      <w:proofErr w:type="spellStart"/>
-      <w:r>
-        <w:rPr>
-          <w:lang w:val="en-GB"/>
-        </w:rPr>
-        <w:t>Integer.parseInt</w:t>
-      </w:r>
-      <w:proofErr w:type="spellEnd"/>
-      <w:r>
-        <w:rPr>
-          <w:lang w:val="en-GB"/>
-        </w:rPr>
-        <w:t>(</w:t>
-      </w:r>
-      <w:proofErr w:type="spellStart"/>
-      <w:r>
-        <w:rPr>
-          <w:lang w:val="en-GB"/>
-        </w:rPr>
-        <w:t>sc.nextLine</w:t>
-      </w:r>
-      <w:proofErr w:type="spellEnd"/>
-      <w:r>
-        <w:rPr>
-          <w:lang w:val="en-GB"/>
-        </w:rPr>
-        <w:t>());</w:t>
-      </w:r>
-    </w:p>
-    <w:p>
-      <w:pPr>
-        <w:pStyle w:val="Sinespaciado"/>
-        <w:shd w:val="clear" w:color="auto" w:fill="FAE2D5" w:themeFill="accent2" w:themeFillTint="33"/>
-        <w:rPr>
-          <w:lang w:val="en-GB"/>
-        </w:rPr>
-      </w:pPr>
-    </w:p>
-    <w:p>
-      <w:pPr>
-        <w:pStyle w:val="Sinespaciado"/>
-        <w:shd w:val="clear" w:color="auto" w:fill="FAE2D5" w:themeFill="accent2" w:themeFillTint="33"/>
-        <w:rPr>
-          <w:lang w:val="en-GB"/>
-        </w:rPr>
-      </w:pPr>
-      <w:r>
-        <w:rPr>
-          <w:lang w:val="en-GB"/>
-        </w:rPr>
-        <w:t xml:space="preserve">            </w:t>
-      </w:r>
-      <w:proofErr w:type="spellStart"/>
-      <w:r>
-        <w:rPr>
-          <w:lang w:val="en-GB"/>
-        </w:rPr>
-        <w:t>System.out.print</w:t>
-      </w:r>
-      <w:proofErr w:type="spellEnd"/>
-      <w:r>
-        <w:rPr>
-          <w:lang w:val="en-GB"/>
-        </w:rPr>
-        <w:t>("NIF: ");</w:t>
-      </w:r>
-    </w:p>
-    <w:p>
-      <w:pPr>
-        <w:pStyle w:val="Sinespaciado"/>
-        <w:shd w:val="clear" w:color="auto" w:fill="FAE2D5" w:themeFill="accent2" w:themeFillTint="33"/>
-        <w:rPr>
-          <w:lang w:val="en-GB"/>
-        </w:rPr>
-      </w:pPr>
-      <w:r>
-        <w:rPr>
-          <w:lang w:val="en-GB"/>
-        </w:rPr>
-        <w:t xml:space="preserve">            String </w:t>
-      </w:r>
-      <w:proofErr w:type="spellStart"/>
-      <w:r>
-        <w:rPr>
-          <w:lang w:val="en-GB"/>
-        </w:rPr>
-        <w:t>nif</w:t>
-      </w:r>
-      <w:proofErr w:type="spellEnd"/>
-      <w:r>
-        <w:rPr>
-          <w:lang w:val="en-GB"/>
-        </w:rPr>
-        <w:t xml:space="preserve"> = </w:t>
-      </w:r>
-      <w:proofErr w:type="spellStart"/>
-      <w:r>
-        <w:rPr>
-          <w:lang w:val="en-GB"/>
-        </w:rPr>
-        <w:t>sc.nextLine</w:t>
-      </w:r>
-      <w:proofErr w:type="spellEnd"/>
-      <w:r>
-        <w:rPr>
-          <w:lang w:val="en-GB"/>
-        </w:rPr>
-        <w:t>();</w:t>
-      </w:r>
-    </w:p>
-    <w:p>
-      <w:pPr>
-        <w:pStyle w:val="Sinespaciado"/>
-        <w:shd w:val="clear" w:color="auto" w:fill="FAE2D5" w:themeFill="accent2" w:themeFillTint="33"/>
-        <w:rPr>
-          <w:lang w:val="en-GB"/>
-        </w:rPr>
-      </w:pPr>
-    </w:p>
-    <w:p>
-      <w:pPr>
-        <w:pStyle w:val="Sinespaciado"/>
-        <w:shd w:val="clear" w:color="auto" w:fill="FAE2D5" w:themeFill="accent2" w:themeFillTint="33"/>
-        <w:rPr>
-          <w:lang w:val="en-GB"/>
-        </w:rPr>
-      </w:pPr>
-      <w:r>
-        <w:rPr>
-          <w:lang w:val="en-GB"/>
-        </w:rPr>
-        <w:t xml:space="preserve">            </w:t>
-      </w:r>
-      <w:proofErr w:type="spellStart"/>
-      <w:r>
-        <w:rPr>
-          <w:lang w:val="en-GB"/>
-        </w:rPr>
-        <w:t>System.out.print</w:t>
-      </w:r>
-      <w:proofErr w:type="spellEnd"/>
-      <w:r>
-        <w:rPr>
-          <w:lang w:val="en-GB"/>
-        </w:rPr>
-        <w:t>("Nombre: ");</w:t>
-      </w:r>
-    </w:p>
-    <w:p>
-      <w:pPr>
-        <w:pStyle w:val="Sinespaciado"/>
-        <w:shd w:val="clear" w:color="auto" w:fill="FAE2D5" w:themeFill="accent2" w:themeFillTint="33"/>
-        <w:rPr>
-          <w:lang w:val="en-GB"/>
-        </w:rPr>
-      </w:pPr>
-      <w:r>
-        <w:rPr>
-          <w:lang w:val="en-GB"/>
-        </w:rPr>
-        <w:t xml:space="preserve">            String </w:t>
-      </w:r>
-      <w:proofErr w:type="spellStart"/>
-      <w:r>
-        <w:rPr>
-          <w:lang w:val="en-GB"/>
-        </w:rPr>
-        <w:t>nombre</w:t>
-      </w:r>
-      <w:proofErr w:type="spellEnd"/>
-      <w:r>
-        <w:rPr>
-          <w:lang w:val="en-GB"/>
-        </w:rPr>
-        <w:t xml:space="preserve"> = </w:t>
-      </w:r>
-      <w:proofErr w:type="spellStart"/>
-      <w:r>
-        <w:rPr>
-          <w:lang w:val="en-GB"/>
-        </w:rPr>
-        <w:t>sc.nextLine</w:t>
-      </w:r>
-      <w:proofErr w:type="spellEnd"/>
-      <w:r>
-        <w:rPr>
-          <w:lang w:val="en-GB"/>
-        </w:rPr>
-        <w:t>();</w:t>
-      </w:r>
-    </w:p>
-    <w:p>
-      <w:pPr>
-        <w:pStyle w:val="Sinespaciado"/>
-        <w:shd w:val="clear" w:color="auto" w:fill="FAE2D5" w:themeFill="accent2" w:themeFillTint="33"/>
-        <w:rPr>
-          <w:lang w:val="en-GB"/>
-        </w:rPr>
-      </w:pPr>
-    </w:p>
-    <w:p>
-      <w:pPr>
-        <w:pStyle w:val="Sinespaciado"/>
-        <w:shd w:val="clear" w:color="auto" w:fill="FAE2D5" w:themeFill="accent2" w:themeFillTint="33"/>
-        <w:rPr>
-          <w:lang w:val="en-GB"/>
-        </w:rPr>
-      </w:pPr>
-      <w:r>
-        <w:rPr>
-          <w:lang w:val="en-GB"/>
-        </w:rPr>
-        <w:t xml:space="preserve">            </w:t>
-      </w:r>
-      <w:proofErr w:type="spellStart"/>
-      <w:r>
-        <w:rPr>
-          <w:lang w:val="en-GB"/>
-        </w:rPr>
-        <w:t>System.out.print</w:t>
-      </w:r>
-      <w:proofErr w:type="spellEnd"/>
-      <w:r>
-        <w:rPr>
-          <w:lang w:val="en-GB"/>
-        </w:rPr>
-        <w:t>("Edad: ");</w:t>
-      </w:r>
-    </w:p>
-    <w:p>
-      <w:pPr>
-        <w:pStyle w:val="Sinespaciado"/>
-        <w:shd w:val="clear" w:color="auto" w:fill="FAE2D5" w:themeFill="accent2" w:themeFillTint="33"/>
-        <w:rPr>
-          <w:lang w:val="en-GB"/>
-        </w:rPr>
-      </w:pPr>
-      <w:r>
-        <w:rPr>
-          <w:lang w:val="en-GB"/>
-        </w:rPr>
-        <w:t xml:space="preserve">            String </w:t>
-      </w:r>
-      <w:proofErr w:type="spellStart"/>
-      <w:r>
-        <w:rPr>
-          <w:lang w:val="en-GB"/>
-        </w:rPr>
-        <w:t>edad</w:t>
-      </w:r>
-      <w:proofErr w:type="spellEnd"/>
-      <w:r>
-        <w:rPr>
-          <w:lang w:val="en-GB"/>
-        </w:rPr>
-        <w:t xml:space="preserve"> = </w:t>
-      </w:r>
-      <w:proofErr w:type="spellStart"/>
-      <w:r>
-        <w:rPr>
-          <w:lang w:val="en-GB"/>
-        </w:rPr>
-        <w:t>sc.nextLine</w:t>
-      </w:r>
-      <w:proofErr w:type="spellEnd"/>
-      <w:r>
-        <w:rPr>
-          <w:lang w:val="en-GB"/>
-        </w:rPr>
-        <w:t>();</w:t>
-      </w:r>
-    </w:p>
-    <w:p>
-      <w:pPr>
-        <w:pStyle w:val="Sinespaciado"/>
-        <w:shd w:val="clear" w:color="auto" w:fill="FAE2D5" w:themeFill="accent2" w:themeFillTint="33"/>
-        <w:rPr>
-          <w:lang w:val="en-GB"/>
-        </w:rPr>
-      </w:pPr>
-    </w:p>
-    <w:p>
-      <w:pPr>
-        <w:pStyle w:val="Sinespaciado"/>
-        <w:shd w:val="clear" w:color="auto" w:fill="FAE2D5" w:themeFill="accent2" w:themeFillTint="33"/>
-        <w:rPr>
-          <w:lang w:val="en-GB"/>
-        </w:rPr>
-      </w:pPr>
-      <w:r>
-        <w:rPr>
-          <w:lang w:val="en-GB"/>
-        </w:rPr>
-        <w:t xml:space="preserve">            String </w:t>
-      </w:r>
-      <w:proofErr w:type="spellStart"/>
-      <w:r>
-        <w:rPr>
-          <w:lang w:val="en-GB"/>
-        </w:rPr>
-        <w:t>sql</w:t>
-      </w:r>
-      <w:proofErr w:type="spellEnd"/>
-      <w:r>
-        <w:rPr>
-          <w:lang w:val="en-GB"/>
-        </w:rPr>
-        <w:t xml:space="preserve"> = "INSERT INTO </w:t>
-      </w:r>
-      <w:proofErr w:type="spellStart"/>
-      <w:r>
-        <w:rPr>
-          <w:lang w:val="en-GB"/>
-        </w:rPr>
-        <w:t>clientes</w:t>
-      </w:r>
-      <w:proofErr w:type="spellEnd"/>
-      <w:r>
-        <w:rPr>
-          <w:lang w:val="en-GB"/>
-        </w:rPr>
-        <w:t xml:space="preserve"> (id, </w:t>
-      </w:r>
-      <w:proofErr w:type="spellStart"/>
-      <w:r>
-        <w:rPr>
-          <w:lang w:val="en-GB"/>
-        </w:rPr>
-        <w:t>nif</w:t>
-      </w:r>
-      <w:proofErr w:type="spellEnd"/>
-      <w:r>
-        <w:rPr>
-          <w:lang w:val="en-GB"/>
-        </w:rPr>
-        <w:t xml:space="preserve">, </w:t>
-      </w:r>
-      <w:proofErr w:type="spellStart"/>
-      <w:r>
-        <w:rPr>
-          <w:lang w:val="en-GB"/>
-        </w:rPr>
-        <w:t>nombre</w:t>
-      </w:r>
-      <w:proofErr w:type="spellEnd"/>
-      <w:r>
-        <w:rPr>
-          <w:lang w:val="en-GB"/>
-        </w:rPr>
-        <w:t xml:space="preserve">, </w:t>
-      </w:r>
-      <w:proofErr w:type="spellStart"/>
-      <w:r>
-        <w:rPr>
-          <w:lang w:val="en-GB"/>
-        </w:rPr>
-        <w:t>edad</w:t>
-      </w:r>
-      <w:proofErr w:type="spellEnd"/>
-      <w:r>
-        <w:rPr>
-          <w:lang w:val="en-GB"/>
-        </w:rPr>
-        <w:t>) VALUES (?,?,?,?)";</w:t>
-      </w:r>
-    </w:p>
-    <w:p>
-      <w:pPr>
-        <w:pStyle w:val="Sinespaciado"/>
-        <w:shd w:val="clear" w:color="auto" w:fill="FAE2D5" w:themeFill="accent2" w:themeFillTint="33"/>
-        <w:rPr>
-          <w:lang w:val="en-GB"/>
-        </w:rPr>
-      </w:pPr>
-    </w:p>
-    <w:p>
-      <w:pPr>
-        <w:pStyle w:val="Sinespaciado"/>
-        <w:shd w:val="clear" w:color="auto" w:fill="FAE2D5" w:themeFill="accent2" w:themeFillTint="33"/>
-        <w:rPr>
-          <w:lang w:val="en-GB"/>
-        </w:rPr>
-      </w:pPr>
-      <w:r>
-        <w:rPr>
-          <w:lang w:val="en-GB"/>
-        </w:rPr>
-        <w:t xml:space="preserve">            try (</w:t>
-      </w:r>
-      <w:proofErr w:type="spellStart"/>
-      <w:r>
-        <w:rPr>
-          <w:lang w:val="en-GB"/>
-        </w:rPr>
-        <w:t>PreparedStatement</w:t>
-      </w:r>
-      <w:proofErr w:type="spellEnd"/>
-      <w:r>
-        <w:rPr>
-          <w:lang w:val="en-GB"/>
-        </w:rPr>
-        <w:t xml:space="preserve"> </w:t>
-      </w:r>
-      <w:proofErr w:type="spellStart"/>
-      <w:r>
-        <w:rPr>
-          <w:lang w:val="en-GB"/>
-        </w:rPr>
-        <w:t>ps</w:t>
-      </w:r>
-      <w:proofErr w:type="spellEnd"/>
-      <w:r>
-        <w:rPr>
-          <w:lang w:val="en-GB"/>
-        </w:rPr>
-        <w:t xml:space="preserve"> = </w:t>
-      </w:r>
-      <w:proofErr w:type="spellStart"/>
-      <w:r>
-        <w:rPr>
-          <w:lang w:val="en-GB"/>
-        </w:rPr>
-        <w:t>con.prepareStatement</w:t>
-      </w:r>
-      <w:proofErr w:type="spellEnd"/>
-      <w:r>
-        <w:rPr>
-          <w:lang w:val="en-GB"/>
-        </w:rPr>
-        <w:t>(</w:t>
-      </w:r>
-      <w:proofErr w:type="spellStart"/>
-      <w:r>
-        <w:rPr>
-          <w:lang w:val="en-GB"/>
-        </w:rPr>
-        <w:t>sql</w:t>
-      </w:r>
-      <w:proofErr w:type="spellEnd"/>
-      <w:r>
-        <w:rPr>
-          <w:lang w:val="en-GB"/>
-        </w:rPr>
-        <w:t>)) {</w:t>
-      </w:r>
-    </w:p>
-    <w:p>
-      <w:pPr>
-        <w:pStyle w:val="Sinespaciado"/>
-        <w:shd w:val="clear" w:color="auto" w:fill="FAE2D5" w:themeFill="accent2" w:themeFillTint="33"/>
-        <w:rPr>
-          <w:lang w:val="en-GB"/>
-        </w:rPr>
-      </w:pPr>
-      <w:r>
-        <w:rPr>
-          <w:lang w:val="en-GB"/>
-        </w:rPr>
-        <w:t xml:space="preserve">                </w:t>
-      </w:r>
-      <w:proofErr w:type="spellStart"/>
-      <w:r>
-        <w:rPr>
-          <w:lang w:val="en-GB"/>
-        </w:rPr>
-        <w:t>ps.setInt</w:t>
-      </w:r>
-      <w:proofErr w:type="spellEnd"/>
-      <w:r>
-        <w:rPr>
-          <w:lang w:val="en-GB"/>
-        </w:rPr>
-        <w:t>(1, id);</w:t>
-      </w:r>
-    </w:p>
-    <w:p>
-      <w:pPr>
-        <w:pStyle w:val="Sinespaciado"/>
-        <w:shd w:val="clear" w:color="auto" w:fill="FAE2D5" w:themeFill="accent2" w:themeFillTint="33"/>
-        <w:rPr>
-          <w:lang w:val="en-GB"/>
-        </w:rPr>
-      </w:pPr>
-      <w:r>
-        <w:rPr>
-          <w:lang w:val="en-GB"/>
-        </w:rPr>
-        <w:t xml:space="preserve">                </w:t>
-      </w:r>
-      <w:proofErr w:type="spellStart"/>
-      <w:r>
-        <w:rPr>
-          <w:lang w:val="en-GB"/>
-        </w:rPr>
-        <w:t>ps.setString</w:t>
-      </w:r>
-      <w:proofErr w:type="spellEnd"/>
-      <w:r>
-        <w:rPr>
-          <w:lang w:val="en-GB"/>
-        </w:rPr>
-        <w:t xml:space="preserve">(2, </w:t>
-      </w:r>
-      <w:proofErr w:type="spellStart"/>
-      <w:r>
-        <w:rPr>
-          <w:lang w:val="en-GB"/>
-        </w:rPr>
-        <w:t>nif</w:t>
-      </w:r>
-      <w:proofErr w:type="spellEnd"/>
-      <w:r>
-        <w:rPr>
-          <w:lang w:val="en-GB"/>
-        </w:rPr>
-        <w:t>);</w:t>
-      </w:r>
-    </w:p>
-    <w:p>
-      <w:pPr>
-        <w:pStyle w:val="Sinespaciado"/>
-        <w:shd w:val="clear" w:color="auto" w:fill="FAE2D5" w:themeFill="accent2" w:themeFillTint="33"/>
-        <w:rPr>
-          <w:lang w:val="en-GB"/>
-        </w:rPr>
-      </w:pPr>
-      <w:r>
-        <w:rPr>
-          <w:lang w:val="en-GB"/>
-        </w:rPr>
-        <w:t xml:space="preserve">                </w:t>
-      </w:r>
-      <w:proofErr w:type="spellStart"/>
-      <w:r>
-        <w:rPr>
-          <w:lang w:val="en-GB"/>
-        </w:rPr>
-        <w:t>ps.setString</w:t>
-      </w:r>
-      <w:proofErr w:type="spellEnd"/>
-      <w:r>
-        <w:rPr>
-          <w:lang w:val="en-GB"/>
-        </w:rPr>
-        <w:t xml:space="preserve">(3, </w:t>
-      </w:r>
-      <w:proofErr w:type="spellStart"/>
-      <w:r>
-        <w:rPr>
-          <w:lang w:val="en-GB"/>
-        </w:rPr>
-        <w:t>nombre</w:t>
-      </w:r>
-      <w:proofErr w:type="spellEnd"/>
-      <w:r>
-        <w:rPr>
-          <w:lang w:val="en-GB"/>
-        </w:rPr>
-        <w:t>);</w:t>
-      </w:r>
-    </w:p>
-    <w:p>
-      <w:pPr>
-        <w:pStyle w:val="Sinespaciado"/>
-        <w:shd w:val="clear" w:color="auto" w:fill="FAE2D5" w:themeFill="accent2" w:themeFillTint="33"/>
-        <w:rPr>
-          <w:lang w:val="en-GB"/>
-        </w:rPr>
-      </w:pPr>
-      <w:r>
-        <w:rPr>
-          <w:lang w:val="en-GB"/>
-        </w:rPr>
-        <w:t xml:space="preserve">                </w:t>
-      </w:r>
-      <w:proofErr w:type="spellStart"/>
-      <w:r>
-        <w:rPr>
-          <w:lang w:val="en-GB"/>
-        </w:rPr>
-        <w:t>ps.setString</w:t>
-      </w:r>
-      <w:proofErr w:type="spellEnd"/>
-      <w:r>
-        <w:rPr>
-          <w:lang w:val="en-GB"/>
-        </w:rPr>
-        <w:t xml:space="preserve">(4, </w:t>
-      </w:r>
-      <w:proofErr w:type="spellStart"/>
-      <w:r>
-        <w:rPr>
-          <w:lang w:val="en-GB"/>
-        </w:rPr>
-        <w:t>edad</w:t>
-      </w:r>
-      <w:proofErr w:type="spellEnd"/>
-      <w:r>
-        <w:rPr>
-          <w:lang w:val="en-GB"/>
-        </w:rPr>
-        <w:t>);</w:t>
-      </w:r>
-    </w:p>
-    <w:p>
-      <w:pPr>
-        <w:pStyle w:val="Sinespaciado"/>
-        <w:shd w:val="clear" w:color="auto" w:fill="FAE2D5" w:themeFill="accent2" w:themeFillTint="33"/>
-        <w:rPr>
-          <w:lang w:val="en-GB"/>
-        </w:rPr>
-      </w:pPr>
-    </w:p>
-    <w:p>
-      <w:pPr>
-        <w:pStyle w:val="Sinespaciado"/>
-        <w:shd w:val="clear" w:color="auto" w:fill="FAE2D5" w:themeFill="accent2" w:themeFillTint="33"/>
-        <w:rPr>
-          <w:lang w:val="en-GB"/>
-        </w:rPr>
-      </w:pPr>
-      <w:r>
-        <w:rPr>
-          <w:lang w:val="en-GB"/>
-        </w:rPr>
-        <w:t xml:space="preserve">                int </w:t>
-      </w:r>
-      <w:proofErr w:type="spellStart"/>
-      <w:r>
-        <w:rPr>
-          <w:lang w:val="en-GB"/>
-        </w:rPr>
-        <w:t>filas</w:t>
-      </w:r>
-      <w:proofErr w:type="spellEnd"/>
-      <w:r>
-        <w:rPr>
-          <w:lang w:val="en-GB"/>
-        </w:rPr>
-        <w:t xml:space="preserve"> = </w:t>
-      </w:r>
-      <w:proofErr w:type="spellStart"/>
-      <w:r>
-        <w:rPr>
-          <w:lang w:val="en-GB"/>
-        </w:rPr>
-        <w:t>ps.executeUpdate</w:t>
-      </w:r>
-      <w:proofErr w:type="spellEnd"/>
-      <w:r>
-        <w:rPr>
-          <w:lang w:val="en-GB"/>
-        </w:rPr>
-        <w:t>();</w:t>
-      </w:r>
-    </w:p>
-    <w:p>
-      <w:pPr>
-        <w:pStyle w:val="Sinespaciado"/>
-        <w:shd w:val="clear" w:color="auto" w:fill="FAE2D5" w:themeFill="accent2" w:themeFillTint="33"/>
-        <w:rPr>
-          <w:lang w:val="en-GB"/>
-        </w:rPr>
-      </w:pPr>
-      <w:r>
-        <w:rPr>
-          <w:lang w:val="en-GB"/>
-        </w:rPr>
-        <w:t xml:space="preserve">                </w:t>
-      </w:r>
-      <w:proofErr w:type="spellStart"/>
-      <w:r>
-        <w:rPr>
-          <w:lang w:val="en-GB"/>
-        </w:rPr>
-        <w:t>System.out.println</w:t>
-      </w:r>
-      <w:proofErr w:type="spellEnd"/>
-      <w:r>
-        <w:rPr>
-          <w:lang w:val="en-GB"/>
-        </w:rPr>
-        <w:t xml:space="preserve">("Insertados: " + </w:t>
-      </w:r>
-      <w:proofErr w:type="spellStart"/>
-      <w:r>
-        <w:rPr>
-          <w:lang w:val="en-GB"/>
-        </w:rPr>
-        <w:t>filas</w:t>
-      </w:r>
-      <w:proofErr w:type="spellEnd"/>
-      <w:r>
-        <w:rPr>
-          <w:lang w:val="en-GB"/>
-        </w:rPr>
-        <w:t>);</w:t>
+        <w:t xml:space="preserve">    public static void main(String[] args) {</w:t>
+      </w:r>
+    </w:p>
+    <w:p>
+      <w:pPr>
+        <w:pStyle w:val="Sinespaciado"/>
+        <w:shd w:val="clear" w:color="auto" w:fill="FAE2D5" w:themeFill="accent2" w:themeFillTint="33"/>
+        <w:rPr>
+          <w:lang w:val="en-GB"/>
+        </w:rPr>
+      </w:pPr>
+    </w:p>
+    <w:p>
+      <w:pPr>
+        <w:pStyle w:val="Sinespaciado"/>
+        <w:shd w:val="clear" w:color="auto" w:fill="FAE2D5" w:themeFill="accent2" w:themeFillTint="33"/>
+        <w:rPr>
+          <w:lang w:val="en-GB"/>
+        </w:rPr>
+      </w:pPr>
+      <w:r>
+        <w:rPr>
+          <w:lang w:val="en-GB"/>
+        </w:rPr>
+        <w:t xml:space="preserve">        try (Scanner sc = new Scanner(System.in);</w:t>
+      </w:r>
+    </w:p>
+    <w:p>
+      <w:pPr>
+        <w:pStyle w:val="Sinespaciado"/>
+        <w:shd w:val="clear" w:color="auto" w:fill="FAE2D5" w:themeFill="accent2" w:themeFillTint="33"/>
+        <w:rPr>
+          <w:lang w:val="en-GB"/>
+        </w:rPr>
+      </w:pPr>
+      <w:r>
+        <w:rPr>
+          <w:lang w:val="en-GB"/>
+        </w:rPr>
+        <w:t xml:space="preserve">             Connection con = DB.conectar()) {</w:t>
+      </w:r>
+    </w:p>
+    <w:p>
+      <w:pPr>
+        <w:pStyle w:val="Sinespaciado"/>
+        <w:shd w:val="clear" w:color="auto" w:fill="FAE2D5" w:themeFill="accent2" w:themeFillTint="33"/>
+        <w:rPr>
+          <w:lang w:val="en-GB"/>
+        </w:rPr>
+      </w:pPr>
+    </w:p>
+    <w:p>
+      <w:pPr>
+        <w:pStyle w:val="Sinespaciado"/>
+        <w:shd w:val="clear" w:color="auto" w:fill="FAE2D5" w:themeFill="accent2" w:themeFillTint="33"/>
+        <w:rPr>
+          <w:lang w:val="en-GB"/>
+        </w:rPr>
+      </w:pPr>
+      <w:r>
+        <w:rPr>
+          <w:lang w:val="en-GB"/>
+        </w:rPr>
+        <w:t xml:space="preserve">            System.out.print("ID: ");</w:t>
+      </w:r>
+    </w:p>
+    <w:p>
+      <w:pPr>
+        <w:pStyle w:val="Sinespaciado"/>
+        <w:shd w:val="clear" w:color="auto" w:fill="FAE2D5" w:themeFill="accent2" w:themeFillTint="33"/>
+        <w:rPr>
+          <w:lang w:val="en-GB"/>
+        </w:rPr>
+      </w:pPr>
+      <w:r>
+        <w:rPr>
+          <w:lang w:val="en-GB"/>
+        </w:rPr>
+        <w:t xml:space="preserve">            int id = Integer.parseInt(sc.nextLine());</w:t>
+      </w:r>
+    </w:p>
+    <w:p>
+      <w:pPr>
+        <w:pStyle w:val="Sinespaciado"/>
+        <w:shd w:val="clear" w:color="auto" w:fill="FAE2D5" w:themeFill="accent2" w:themeFillTint="33"/>
+        <w:rPr>
+          <w:lang w:val="en-GB"/>
+        </w:rPr>
+      </w:pPr>
+    </w:p>
+    <w:p>
+      <w:pPr>
+        <w:pStyle w:val="Sinespaciado"/>
+        <w:shd w:val="clear" w:color="auto" w:fill="FAE2D5" w:themeFill="accent2" w:themeFillTint="33"/>
+        <w:rPr>
+          <w:lang w:val="en-GB"/>
+        </w:rPr>
+      </w:pPr>
+      <w:r>
+        <w:rPr>
+          <w:lang w:val="en-GB"/>
+        </w:rPr>
+        <w:t xml:space="preserve">            System.out.print("NIF: ");</w:t>
+      </w:r>
+    </w:p>
+    <w:p>
+      <w:pPr>
+        <w:pStyle w:val="Sinespaciado"/>
+        <w:shd w:val="clear" w:color="auto" w:fill="FAE2D5" w:themeFill="accent2" w:themeFillTint="33"/>
+        <w:rPr>
+          <w:lang w:val="en-GB"/>
+        </w:rPr>
+      </w:pPr>
+      <w:r>
+        <w:rPr>
+          <w:lang w:val="en-GB"/>
+        </w:rPr>
+        <w:t xml:space="preserve">            String nif = sc.nextLine();</w:t>
+      </w:r>
+    </w:p>
+    <w:p>
+      <w:pPr>
+        <w:pStyle w:val="Sinespaciado"/>
+        <w:shd w:val="clear" w:color="auto" w:fill="FAE2D5" w:themeFill="accent2" w:themeFillTint="33"/>
+        <w:rPr>
+          <w:lang w:val="en-GB"/>
+        </w:rPr>
+      </w:pPr>
+    </w:p>
+    <w:p>
+      <w:pPr>
+        <w:pStyle w:val="Sinespaciado"/>
+        <w:shd w:val="clear" w:color="auto" w:fill="FAE2D5" w:themeFill="accent2" w:themeFillTint="33"/>
+        <w:rPr>
+          <w:lang w:val="en-GB"/>
+        </w:rPr>
+      </w:pPr>
+      <w:r>
+        <w:rPr>
+          <w:lang w:val="en-GB"/>
+        </w:rPr>
+        <w:t xml:space="preserve">            System.out.print("Nombre: ");</w:t>
+      </w:r>
+    </w:p>
+    <w:p>
+      <w:pPr>
+        <w:pStyle w:val="Sinespaciado"/>
+        <w:shd w:val="clear" w:color="auto" w:fill="FAE2D5" w:themeFill="accent2" w:themeFillTint="33"/>
+        <w:rPr>
+          <w:lang w:val="en-GB"/>
+        </w:rPr>
+      </w:pPr>
+      <w:r>
+        <w:rPr>
+          <w:lang w:val="en-GB"/>
+        </w:rPr>
+        <w:t xml:space="preserve">            String nombre = sc.nextLine();</w:t>
+      </w:r>
+    </w:p>
+    <w:p>
+      <w:pPr>
+        <w:pStyle w:val="Sinespaciado"/>
+        <w:shd w:val="clear" w:color="auto" w:fill="FAE2D5" w:themeFill="accent2" w:themeFillTint="33"/>
+        <w:rPr>
+          <w:lang w:val="en-GB"/>
+        </w:rPr>
+      </w:pPr>
+    </w:p>
+    <w:p>
+      <w:pPr>
+        <w:pStyle w:val="Sinespaciado"/>
+        <w:shd w:val="clear" w:color="auto" w:fill="FAE2D5" w:themeFill="accent2" w:themeFillTint="33"/>
+        <w:rPr>
+          <w:lang w:val="en-GB"/>
+        </w:rPr>
+      </w:pPr>
+      <w:r>
+        <w:rPr>
+          <w:lang w:val="en-GB"/>
+        </w:rPr>
+        <w:t xml:space="preserve">            System.out.print("Edad: ");</w:t>
+      </w:r>
+    </w:p>
+    <w:p>
+      <w:pPr>
+        <w:pStyle w:val="Sinespaciado"/>
+        <w:shd w:val="clear" w:color="auto" w:fill="FAE2D5" w:themeFill="accent2" w:themeFillTint="33"/>
+        <w:rPr>
+          <w:lang w:val="en-GB"/>
+        </w:rPr>
+      </w:pPr>
+      <w:r>
+        <w:rPr>
+          <w:lang w:val="en-GB"/>
+        </w:rPr>
+        <w:t xml:space="preserve">            String edad = sc.nextLine();</w:t>
+      </w:r>
+    </w:p>
+    <w:p>
+      <w:pPr>
+        <w:pStyle w:val="Sinespaciado"/>
+        <w:shd w:val="clear" w:color="auto" w:fill="FAE2D5" w:themeFill="accent2" w:themeFillTint="33"/>
+        <w:rPr>
+          <w:lang w:val="en-GB"/>
+        </w:rPr>
+      </w:pPr>
+    </w:p>
+    <w:p>
+      <w:pPr>
+        <w:pStyle w:val="Sinespaciado"/>
+        <w:shd w:val="clear" w:color="auto" w:fill="FAE2D5" w:themeFill="accent2" w:themeFillTint="33"/>
+        <w:rPr>
+          <w:lang w:val="en-GB"/>
+        </w:rPr>
+      </w:pPr>
+      <w:r>
+        <w:rPr>
+          <w:lang w:val="en-GB"/>
+        </w:rPr>
+        <w:t xml:space="preserve">            String sql = "INSERT INTO clientes (id, nif, nombre, edad) VALUES (?,?,?,?)";</w:t>
+      </w:r>
+    </w:p>
+    <w:p>
+      <w:pPr>
+        <w:pStyle w:val="Sinespaciado"/>
+        <w:shd w:val="clear" w:color="auto" w:fill="FAE2D5" w:themeFill="accent2" w:themeFillTint="33"/>
+        <w:rPr>
+          <w:lang w:val="en-GB"/>
+        </w:rPr>
+      </w:pPr>
+    </w:p>
+    <w:p>
+      <w:pPr>
+        <w:pStyle w:val="Sinespaciado"/>
+        <w:shd w:val="clear" w:color="auto" w:fill="FAE2D5" w:themeFill="accent2" w:themeFillTint="33"/>
+        <w:rPr>
+          <w:lang w:val="en-GB"/>
+        </w:rPr>
+      </w:pPr>
+      <w:r>
+        <w:rPr>
+          <w:lang w:val="en-GB"/>
+        </w:rPr>
+        <w:t xml:space="preserve">            try (PreparedStatement ps = con.prepareStatement(sql)) {</w:t>
+      </w:r>
+    </w:p>
+    <w:p>
+      <w:pPr>
+        <w:pStyle w:val="Sinespaciado"/>
+        <w:shd w:val="clear" w:color="auto" w:fill="FAE2D5" w:themeFill="accent2" w:themeFillTint="33"/>
+        <w:rPr>
+          <w:lang w:val="en-GB"/>
+        </w:rPr>
+      </w:pPr>
+      <w:r>
+        <w:rPr>
+          <w:lang w:val="en-GB"/>
+        </w:rPr>
+        <w:t xml:space="preserve">                ps.setInt(1, id);</w:t>
+      </w:r>
+    </w:p>
+    <w:p>
+      <w:pPr>
+        <w:pStyle w:val="Sinespaciado"/>
+        <w:shd w:val="clear" w:color="auto" w:fill="FAE2D5" w:themeFill="accent2" w:themeFillTint="33"/>
+        <w:rPr>
+          <w:lang w:val="en-GB"/>
+        </w:rPr>
+      </w:pPr>
+      <w:r>
+        <w:rPr>
+          <w:lang w:val="en-GB"/>
+        </w:rPr>
+        <w:t xml:space="preserve">                ps.setString(2, nif);</w:t>
+      </w:r>
+    </w:p>
+    <w:p>
+      <w:pPr>
+        <w:pStyle w:val="Sinespaciado"/>
+        <w:shd w:val="clear" w:color="auto" w:fill="FAE2D5" w:themeFill="accent2" w:themeFillTint="33"/>
+        <w:rPr>
+          <w:lang w:val="en-GB"/>
+        </w:rPr>
+      </w:pPr>
+      <w:r>
+        <w:rPr>
+          <w:lang w:val="en-GB"/>
+        </w:rPr>
+        <w:t xml:space="preserve">                ps.setString(3, nombre);</w:t>
+      </w:r>
+    </w:p>
+    <w:p>
+      <w:pPr>
+        <w:pStyle w:val="Sinespaciado"/>
+        <w:shd w:val="clear" w:color="auto" w:fill="FAE2D5" w:themeFill="accent2" w:themeFillTint="33"/>
+        <w:rPr>
+          <w:lang w:val="en-GB"/>
+        </w:rPr>
+      </w:pPr>
+      <w:r>
+        <w:rPr>
+          <w:lang w:val="en-GB"/>
+        </w:rPr>
+        <w:t xml:space="preserve">                ps.setString(4, edad);</w:t>
+      </w:r>
+    </w:p>
+    <w:p>
+      <w:pPr>
+        <w:pStyle w:val="Sinespaciado"/>
+        <w:shd w:val="clear" w:color="auto" w:fill="FAE2D5" w:themeFill="accent2" w:themeFillTint="33"/>
+        <w:rPr>
+          <w:lang w:val="en-GB"/>
+        </w:rPr>
+      </w:pPr>
+    </w:p>
+    <w:p>
+      <w:pPr>
+        <w:pStyle w:val="Sinespaciado"/>
+        <w:shd w:val="clear" w:color="auto" w:fill="FAE2D5" w:themeFill="accent2" w:themeFillTint="33"/>
+        <w:rPr>
+          <w:lang w:val="en-GB"/>
+        </w:rPr>
+      </w:pPr>
+      <w:r>
+        <w:rPr>
+          <w:lang w:val="en-GB"/>
+        </w:rPr>
+        <w:t xml:space="preserve">                int filas = ps.executeUpdate();</w:t>
+      </w:r>
+    </w:p>
+    <w:p>
+      <w:pPr>
+        <w:pStyle w:val="Sinespaciado"/>
+        <w:shd w:val="clear" w:color="auto" w:fill="FAE2D5" w:themeFill="accent2" w:themeFillTint="33"/>
+        <w:rPr>
+          <w:lang w:val="en-GB"/>
+        </w:rPr>
+      </w:pPr>
+      <w:r>
+        <w:rPr>
+          <w:lang w:val="en-GB"/>
+        </w:rPr>
+        <w:t xml:space="preserve">                System.out.println("Insertados: " + filas);</w:t>
       </w:r>
     </w:p>
     <w:p>
@@ -3512,21 +2078,7 @@
         <w:rPr>
           <w:lang w:val="en-GB"/>
         </w:rPr>
-        <w:t xml:space="preserve">            </w:t>
-      </w:r>
-      <w:proofErr w:type="spellStart"/>
-      <w:r>
-        <w:rPr>
-          <w:lang w:val="en-GB"/>
-        </w:rPr>
-        <w:t>e.printStackTrace</w:t>
-      </w:r>
-      <w:proofErr w:type="spellEnd"/>
-      <w:r>
-        <w:rPr>
-          <w:lang w:val="en-GB"/>
-        </w:rPr>
-        <w:t>();</w:t>
+        <w:t xml:space="preserve">            e.printStackTrace();</w:t>
       </w:r>
     </w:p>
     <w:p>
@@ -3566,7 +2118,7 @@
     <w:p>
       <w:r>
         <w:pict w14:anchorId="26204761">
-          <v:rect id="_x0000_i1072" style="width:0;height:1.5pt" o:hralign="center" o:hrstd="t" o:hr="t" fillcolor="#a0a0a0" stroked="f"/>
+          <v:rect id="_x0000_i1030" style="width:0;height:1.5pt" o:hralign="center" o:hrstd="t" o:hr="t" fillcolor="#a0a0a0" stroked="f"/>
         </w:pict>
       </w:r>
     </w:p>
@@ -3591,23 +2143,7 @@
           <w:b/>
           <w:bCs/>
         </w:rPr>
-        <w:t xml:space="preserve"> EJERCICIO 5 (Java + </w:t>
-      </w:r>
-      <w:proofErr w:type="spellStart"/>
-      <w:r>
-        <w:rPr>
-          <w:b/>
-          <w:bCs/>
-        </w:rPr>
-        <w:t>Statement</w:t>
-      </w:r>
-      <w:proofErr w:type="spellEnd"/>
-      <w:r>
-        <w:rPr>
-          <w:b/>
-          <w:bCs/>
-        </w:rPr>
-        <w:t>): Listar todos (SELECT)</w:t>
+        <w:t xml:space="preserve"> EJERCICIO 5 (Java + Statement): Listar todos (SELECT)</w:t>
       </w:r>
     </w:p>
     <w:p>
@@ -3632,100 +2168,56 @@
           <w:lang w:val="en-GB"/>
         </w:rPr>
       </w:pPr>
-      <w:proofErr w:type="spellStart"/>
       <w:r>
         <w:rPr>
           <w:lang w:val="en-GB"/>
         </w:rPr>
         <w:t>MostrarDatos</w:t>
       </w:r>
-      <w:proofErr w:type="spellEnd"/>
-    </w:p>
-    <w:p>
-      <w:pPr>
-        <w:pStyle w:val="Sinespaciado"/>
-        <w:shd w:val="clear" w:color="auto" w:fill="FAE2D5" w:themeFill="accent2" w:themeFillTint="33"/>
-        <w:rPr>
-          <w:lang w:val="en-GB"/>
-        </w:rPr>
-      </w:pPr>
-      <w:r>
-        <w:rPr>
-          <w:lang w:val="en-GB"/>
-        </w:rPr>
-        <w:t xml:space="preserve">import </w:t>
-      </w:r>
-      <w:proofErr w:type="spellStart"/>
-      <w:r>
-        <w:rPr>
-          <w:lang w:val="en-GB"/>
-        </w:rPr>
-        <w:t>java.sql.Connection</w:t>
-      </w:r>
-      <w:proofErr w:type="spellEnd"/>
-      <w:r>
-        <w:rPr>
-          <w:lang w:val="en-GB"/>
-        </w:rPr>
-        <w:t>;</w:t>
-      </w:r>
-    </w:p>
-    <w:p>
-      <w:pPr>
-        <w:pStyle w:val="Sinespaciado"/>
-        <w:shd w:val="clear" w:color="auto" w:fill="FAE2D5" w:themeFill="accent2" w:themeFillTint="33"/>
-        <w:rPr>
-          <w:lang w:val="en-GB"/>
-        </w:rPr>
-      </w:pPr>
-      <w:r>
-        <w:rPr>
-          <w:lang w:val="en-GB"/>
-        </w:rPr>
-        <w:t xml:space="preserve">import </w:t>
-      </w:r>
-      <w:proofErr w:type="spellStart"/>
-      <w:r>
-        <w:rPr>
-          <w:lang w:val="en-GB"/>
-        </w:rPr>
-        <w:t>java.sql.ResultSet</w:t>
-      </w:r>
-      <w:proofErr w:type="spellEnd"/>
-      <w:r>
-        <w:rPr>
-          <w:lang w:val="en-GB"/>
-        </w:rPr>
-        <w:t>;</w:t>
-      </w:r>
-    </w:p>
-    <w:p>
-      <w:pPr>
-        <w:pStyle w:val="Sinespaciado"/>
-        <w:shd w:val="clear" w:color="auto" w:fill="FAE2D5" w:themeFill="accent2" w:themeFillTint="33"/>
-        <w:rPr>
-          <w:lang w:val="en-GB"/>
-        </w:rPr>
-      </w:pPr>
-      <w:r>
-        <w:rPr>
-          <w:lang w:val="en-GB"/>
-        </w:rPr>
-        <w:t xml:space="preserve">import </w:t>
-      </w:r>
-      <w:proofErr w:type="spellStart"/>
-      <w:r>
-        <w:rPr>
-          <w:lang w:val="en-GB"/>
-        </w:rPr>
-        <w:t>java.sql.Statement</w:t>
-      </w:r>
-      <w:proofErr w:type="spellEnd"/>
-      <w:r>
-        <w:rPr>
-          <w:lang w:val="en-GB"/>
-        </w:rPr>
-        <w:t>;</w:t>
+    </w:p>
+    <w:p>
+      <w:pPr>
+        <w:pStyle w:val="Sinespaciado"/>
+        <w:shd w:val="clear" w:color="auto" w:fill="FAE2D5" w:themeFill="accent2" w:themeFillTint="33"/>
+        <w:rPr>
+          <w:lang w:val="en-GB"/>
+        </w:rPr>
+      </w:pPr>
+      <w:r>
+        <w:rPr>
+          <w:lang w:val="en-GB"/>
+        </w:rPr>
+        <w:t>import java.sql.Connection;</w:t>
+      </w:r>
+    </w:p>
+    <w:p>
+      <w:pPr>
+        <w:pStyle w:val="Sinespaciado"/>
+        <w:shd w:val="clear" w:color="auto" w:fill="FAE2D5" w:themeFill="accent2" w:themeFillTint="33"/>
+        <w:rPr>
+          <w:lang w:val="en-GB"/>
+        </w:rPr>
+      </w:pPr>
+      <w:r>
+        <w:rPr>
+          <w:lang w:val="en-GB"/>
+        </w:rPr>
+        <w:t>import java.sql.ResultSet;</w:t>
+      </w:r>
+    </w:p>
+    <w:p>
+      <w:pPr>
+        <w:pStyle w:val="Sinespaciado"/>
+        <w:shd w:val="clear" w:color="auto" w:fill="FAE2D5" w:themeFill="accent2" w:themeFillTint="33"/>
+        <w:rPr>
+          <w:lang w:val="en-GB"/>
+        </w:rPr>
+      </w:pPr>
+      <w:r>
+        <w:rPr>
+          <w:lang w:val="en-GB"/>
+        </w:rPr>
+        <w:t>import java.sql.Statement;</w:t>
       </w:r>
     </w:p>
     <w:p>
@@ -3764,450 +2256,184 @@
         <w:rPr>
           <w:lang w:val="en-GB"/>
         </w:rPr>
-        <w:t xml:space="preserve">    public static void main(String[] </w:t>
-      </w:r>
-      <w:proofErr w:type="spellStart"/>
-      <w:r>
-        <w:rPr>
-          <w:lang w:val="en-GB"/>
-        </w:rPr>
-        <w:t>args</w:t>
-      </w:r>
-      <w:proofErr w:type="spellEnd"/>
-      <w:r>
-        <w:rPr>
-          <w:lang w:val="en-GB"/>
-        </w:rPr>
-        <w:t>) {</w:t>
-      </w:r>
-    </w:p>
-    <w:p>
-      <w:pPr>
-        <w:pStyle w:val="Sinespaciado"/>
-        <w:shd w:val="clear" w:color="auto" w:fill="FAE2D5" w:themeFill="accent2" w:themeFillTint="33"/>
-        <w:rPr>
-          <w:lang w:val="en-GB"/>
-        </w:rPr>
-      </w:pPr>
-    </w:p>
-    <w:p>
-      <w:pPr>
-        <w:pStyle w:val="Sinespaciado"/>
-        <w:shd w:val="clear" w:color="auto" w:fill="FAE2D5" w:themeFill="accent2" w:themeFillTint="33"/>
-        <w:rPr>
-          <w:lang w:val="en-GB"/>
-        </w:rPr>
-      </w:pPr>
-      <w:r>
-        <w:rPr>
-          <w:lang w:val="en-GB"/>
-        </w:rPr>
-        <w:t xml:space="preserve">        String </w:t>
-      </w:r>
-      <w:proofErr w:type="spellStart"/>
-      <w:r>
-        <w:rPr>
-          <w:lang w:val="en-GB"/>
-        </w:rPr>
-        <w:t>sql</w:t>
-      </w:r>
-      <w:proofErr w:type="spellEnd"/>
-      <w:r>
-        <w:rPr>
-          <w:lang w:val="en-GB"/>
-        </w:rPr>
-        <w:t xml:space="preserve"> = "SELECT * FROM </w:t>
-      </w:r>
-      <w:proofErr w:type="spellStart"/>
-      <w:r>
-        <w:rPr>
-          <w:lang w:val="en-GB"/>
-        </w:rPr>
-        <w:t>clientes</w:t>
-      </w:r>
-      <w:proofErr w:type="spellEnd"/>
-      <w:r>
-        <w:rPr>
-          <w:lang w:val="en-GB"/>
-        </w:rPr>
-        <w:t>";</w:t>
-      </w:r>
-    </w:p>
-    <w:p>
-      <w:pPr>
-        <w:pStyle w:val="Sinespaciado"/>
-        <w:shd w:val="clear" w:color="auto" w:fill="FAE2D5" w:themeFill="accent2" w:themeFillTint="33"/>
-        <w:rPr>
-          <w:lang w:val="en-GB"/>
-        </w:rPr>
-      </w:pPr>
-    </w:p>
-    <w:p>
-      <w:pPr>
-        <w:pStyle w:val="Sinespaciado"/>
-        <w:shd w:val="clear" w:color="auto" w:fill="FAE2D5" w:themeFill="accent2" w:themeFillTint="33"/>
-        <w:rPr>
-          <w:lang w:val="en-GB"/>
-        </w:rPr>
-      </w:pPr>
-      <w:r>
-        <w:rPr>
-          <w:lang w:val="en-GB"/>
-        </w:rPr>
-        <w:t xml:space="preserve">        try (Connection con = </w:t>
-      </w:r>
-      <w:proofErr w:type="spellStart"/>
-      <w:r>
-        <w:rPr>
-          <w:lang w:val="en-GB"/>
-        </w:rPr>
-        <w:t>DB.conectar</w:t>
-      </w:r>
-      <w:proofErr w:type="spellEnd"/>
-      <w:r>
-        <w:rPr>
-          <w:lang w:val="en-GB"/>
-        </w:rPr>
-        <w:t>();</w:t>
-      </w:r>
-    </w:p>
-    <w:p>
-      <w:pPr>
-        <w:pStyle w:val="Sinespaciado"/>
-        <w:shd w:val="clear" w:color="auto" w:fill="FAE2D5" w:themeFill="accent2" w:themeFillTint="33"/>
-        <w:rPr>
-          <w:lang w:val="en-GB"/>
-        </w:rPr>
-      </w:pPr>
-      <w:r>
-        <w:rPr>
-          <w:lang w:val="en-GB"/>
-        </w:rPr>
-        <w:t xml:space="preserve">             Statement </w:t>
-      </w:r>
-      <w:proofErr w:type="spellStart"/>
-      <w:r>
-        <w:rPr>
-          <w:lang w:val="en-GB"/>
-        </w:rPr>
-        <w:t>st</w:t>
-      </w:r>
-      <w:proofErr w:type="spellEnd"/>
-      <w:r>
-        <w:rPr>
-          <w:lang w:val="en-GB"/>
-        </w:rPr>
-        <w:t xml:space="preserve"> = </w:t>
-      </w:r>
-      <w:proofErr w:type="spellStart"/>
-      <w:r>
-        <w:rPr>
-          <w:lang w:val="en-GB"/>
-        </w:rPr>
-        <w:t>con.createStatement</w:t>
-      </w:r>
-      <w:proofErr w:type="spellEnd"/>
-      <w:r>
-        <w:rPr>
-          <w:lang w:val="en-GB"/>
-        </w:rPr>
-        <w:t>();</w:t>
-      </w:r>
-    </w:p>
-    <w:p>
-      <w:pPr>
-        <w:pStyle w:val="Sinespaciado"/>
-        <w:shd w:val="clear" w:color="auto" w:fill="FAE2D5" w:themeFill="accent2" w:themeFillTint="33"/>
-        <w:rPr>
-          <w:lang w:val="en-GB"/>
-        </w:rPr>
-      </w:pPr>
-      <w:r>
-        <w:rPr>
-          <w:lang w:val="en-GB"/>
-        </w:rPr>
-        <w:t xml:space="preserve">             </w:t>
-      </w:r>
-      <w:proofErr w:type="spellStart"/>
-      <w:r>
-        <w:rPr>
-          <w:lang w:val="en-GB"/>
-        </w:rPr>
-        <w:t>ResultSet</w:t>
-      </w:r>
-      <w:proofErr w:type="spellEnd"/>
-      <w:r>
-        <w:rPr>
-          <w:lang w:val="en-GB"/>
-        </w:rPr>
-        <w:t xml:space="preserve"> </w:t>
-      </w:r>
-      <w:proofErr w:type="spellStart"/>
-      <w:r>
-        <w:rPr>
-          <w:lang w:val="en-GB"/>
-        </w:rPr>
-        <w:t>rs</w:t>
-      </w:r>
-      <w:proofErr w:type="spellEnd"/>
-      <w:r>
-        <w:rPr>
-          <w:lang w:val="en-GB"/>
-        </w:rPr>
-        <w:t xml:space="preserve"> = </w:t>
-      </w:r>
-      <w:proofErr w:type="spellStart"/>
-      <w:r>
-        <w:rPr>
-          <w:lang w:val="en-GB"/>
-        </w:rPr>
-        <w:t>st.executeQuery</w:t>
-      </w:r>
-      <w:proofErr w:type="spellEnd"/>
-      <w:r>
-        <w:rPr>
-          <w:lang w:val="en-GB"/>
-        </w:rPr>
-        <w:t>(</w:t>
-      </w:r>
-      <w:proofErr w:type="spellStart"/>
-      <w:r>
-        <w:rPr>
-          <w:lang w:val="en-GB"/>
-        </w:rPr>
-        <w:t>sql</w:t>
-      </w:r>
-      <w:proofErr w:type="spellEnd"/>
-      <w:r>
-        <w:rPr>
-          <w:lang w:val="en-GB"/>
-        </w:rPr>
-        <w:t>)) {</w:t>
-      </w:r>
-    </w:p>
-    <w:p>
-      <w:pPr>
-        <w:pStyle w:val="Sinespaciado"/>
-        <w:shd w:val="clear" w:color="auto" w:fill="FAE2D5" w:themeFill="accent2" w:themeFillTint="33"/>
-        <w:rPr>
-          <w:lang w:val="en-GB"/>
-        </w:rPr>
-      </w:pPr>
-    </w:p>
-    <w:p>
-      <w:pPr>
-        <w:pStyle w:val="Sinespaciado"/>
-        <w:shd w:val="clear" w:color="auto" w:fill="FAE2D5" w:themeFill="accent2" w:themeFillTint="33"/>
-        <w:rPr>
-          <w:lang w:val="en-GB"/>
-        </w:rPr>
-      </w:pPr>
-      <w:r>
-        <w:rPr>
-          <w:lang w:val="en-GB"/>
-        </w:rPr>
-        <w:t xml:space="preserve">            while (</w:t>
-      </w:r>
-      <w:proofErr w:type="spellStart"/>
-      <w:r>
-        <w:rPr>
-          <w:lang w:val="en-GB"/>
-        </w:rPr>
-        <w:t>rs.next</w:t>
-      </w:r>
-      <w:proofErr w:type="spellEnd"/>
-      <w:r>
-        <w:rPr>
-          <w:lang w:val="en-GB"/>
-        </w:rPr>
-        <w:t>()) {</w:t>
-      </w:r>
-    </w:p>
-    <w:p>
-      <w:pPr>
-        <w:pStyle w:val="Sinespaciado"/>
-        <w:shd w:val="clear" w:color="auto" w:fill="FAE2D5" w:themeFill="accent2" w:themeFillTint="33"/>
-        <w:rPr>
-          <w:lang w:val="en-GB"/>
-        </w:rPr>
-      </w:pPr>
-      <w:r>
-        <w:rPr>
-          <w:lang w:val="en-GB"/>
-        </w:rPr>
-        <w:t xml:space="preserve">                </w:t>
-      </w:r>
-      <w:proofErr w:type="spellStart"/>
-      <w:r>
-        <w:rPr>
-          <w:lang w:val="en-GB"/>
-        </w:rPr>
-        <w:t>System.out.println</w:t>
-      </w:r>
-      <w:proofErr w:type="spellEnd"/>
-      <w:r>
-        <w:rPr>
-          <w:lang w:val="en-GB"/>
-        </w:rPr>
-        <w:t>(</w:t>
-      </w:r>
-    </w:p>
-    <w:p>
-      <w:pPr>
-        <w:pStyle w:val="Sinespaciado"/>
-        <w:shd w:val="clear" w:color="auto" w:fill="FAE2D5" w:themeFill="accent2" w:themeFillTint="33"/>
-        <w:rPr>
-          <w:lang w:val="en-GB"/>
-        </w:rPr>
-      </w:pPr>
-      <w:r>
-        <w:rPr>
-          <w:lang w:val="en-GB"/>
-        </w:rPr>
-        <w:t xml:space="preserve">                        </w:t>
-      </w:r>
-      <w:proofErr w:type="spellStart"/>
-      <w:r>
-        <w:rPr>
-          <w:lang w:val="en-GB"/>
-        </w:rPr>
-        <w:t>rs.getInt</w:t>
-      </w:r>
-      <w:proofErr w:type="spellEnd"/>
-      <w:r>
-        <w:rPr>
-          <w:lang w:val="en-GB"/>
-        </w:rPr>
-        <w:t>("id") + " | " +</w:t>
-      </w:r>
-    </w:p>
-    <w:p>
-      <w:pPr>
-        <w:pStyle w:val="Sinespaciado"/>
-        <w:shd w:val="clear" w:color="auto" w:fill="FAE2D5" w:themeFill="accent2" w:themeFillTint="33"/>
-        <w:rPr>
-          <w:lang w:val="en-GB"/>
-        </w:rPr>
-      </w:pPr>
-      <w:r>
-        <w:rPr>
-          <w:lang w:val="en-GB"/>
-        </w:rPr>
-        <w:t xml:space="preserve">                        </w:t>
-      </w:r>
-      <w:proofErr w:type="spellStart"/>
-      <w:r>
-        <w:rPr>
-          <w:lang w:val="en-GB"/>
-        </w:rPr>
-        <w:t>rs.getString</w:t>
-      </w:r>
-      <w:proofErr w:type="spellEnd"/>
-      <w:r>
-        <w:rPr>
-          <w:lang w:val="en-GB"/>
-        </w:rPr>
-        <w:t>("</w:t>
-      </w:r>
-      <w:proofErr w:type="spellStart"/>
-      <w:r>
-        <w:rPr>
-          <w:lang w:val="en-GB"/>
-        </w:rPr>
-        <w:t>nif</w:t>
-      </w:r>
-      <w:proofErr w:type="spellEnd"/>
-      <w:r>
-        <w:rPr>
-          <w:lang w:val="en-GB"/>
-        </w:rPr>
-        <w:t>") + " | " +</w:t>
-      </w:r>
-    </w:p>
-    <w:p>
-      <w:pPr>
-        <w:pStyle w:val="Sinespaciado"/>
-        <w:shd w:val="clear" w:color="auto" w:fill="FAE2D5" w:themeFill="accent2" w:themeFillTint="33"/>
-        <w:rPr>
-          <w:lang w:val="en-GB"/>
-        </w:rPr>
-      </w:pPr>
-      <w:r>
-        <w:rPr>
-          <w:lang w:val="en-GB"/>
-        </w:rPr>
-        <w:t xml:space="preserve">                        </w:t>
-      </w:r>
-      <w:proofErr w:type="spellStart"/>
-      <w:r>
-        <w:rPr>
-          <w:lang w:val="en-GB"/>
-        </w:rPr>
-        <w:t>rs.getString</w:t>
-      </w:r>
-      <w:proofErr w:type="spellEnd"/>
-      <w:r>
-        <w:rPr>
-          <w:lang w:val="en-GB"/>
-        </w:rPr>
-        <w:t>("</w:t>
-      </w:r>
-      <w:proofErr w:type="spellStart"/>
-      <w:r>
-        <w:rPr>
-          <w:lang w:val="en-GB"/>
-        </w:rPr>
-        <w:t>nombre</w:t>
-      </w:r>
-      <w:proofErr w:type="spellEnd"/>
-      <w:r>
-        <w:rPr>
-          <w:lang w:val="en-GB"/>
-        </w:rPr>
-        <w:t>") + " | " +</w:t>
-      </w:r>
-    </w:p>
-    <w:p>
-      <w:pPr>
-        <w:pStyle w:val="Sinespaciado"/>
-        <w:shd w:val="clear" w:color="auto" w:fill="FAE2D5" w:themeFill="accent2" w:themeFillTint="33"/>
-        <w:rPr>
-          <w:lang w:val="en-GB"/>
-        </w:rPr>
-      </w:pPr>
-      <w:r>
-        <w:rPr>
-          <w:lang w:val="en-GB"/>
-        </w:rPr>
-        <w:t xml:space="preserve">                        </w:t>
-      </w:r>
-      <w:proofErr w:type="spellStart"/>
-      <w:r>
-        <w:rPr>
-          <w:lang w:val="en-GB"/>
-        </w:rPr>
-        <w:t>rs.getString</w:t>
-      </w:r>
-      <w:proofErr w:type="spellEnd"/>
-      <w:r>
-        <w:rPr>
-          <w:lang w:val="en-GB"/>
-        </w:rPr>
-        <w:t>("</w:t>
-      </w:r>
-      <w:proofErr w:type="spellStart"/>
-      <w:r>
-        <w:rPr>
-          <w:lang w:val="en-GB"/>
-        </w:rPr>
-        <w:t>edad</w:t>
-      </w:r>
-      <w:proofErr w:type="spellEnd"/>
-      <w:r>
-        <w:rPr>
-          <w:lang w:val="en-GB"/>
-        </w:rPr>
-        <w:t>")</w:t>
+        <w:t xml:space="preserve">    public static void main(String[] args) {</w:t>
+      </w:r>
+    </w:p>
+    <w:p>
+      <w:pPr>
+        <w:pStyle w:val="Sinespaciado"/>
+        <w:shd w:val="clear" w:color="auto" w:fill="FAE2D5" w:themeFill="accent2" w:themeFillTint="33"/>
+        <w:rPr>
+          <w:lang w:val="en-GB"/>
+        </w:rPr>
+      </w:pPr>
+    </w:p>
+    <w:p>
+      <w:pPr>
+        <w:pStyle w:val="Sinespaciado"/>
+        <w:shd w:val="clear" w:color="auto" w:fill="FAE2D5" w:themeFill="accent2" w:themeFillTint="33"/>
+        <w:rPr>
+          <w:lang w:val="en-GB"/>
+        </w:rPr>
+      </w:pPr>
+      <w:r>
+        <w:rPr>
+          <w:lang w:val="en-GB"/>
+        </w:rPr>
+        <w:t xml:space="preserve">        String sql = "SELECT * FROM clientes";</w:t>
+      </w:r>
+    </w:p>
+    <w:p>
+      <w:pPr>
+        <w:pStyle w:val="Sinespaciado"/>
+        <w:shd w:val="clear" w:color="auto" w:fill="FAE2D5" w:themeFill="accent2" w:themeFillTint="33"/>
+        <w:rPr>
+          <w:lang w:val="en-GB"/>
+        </w:rPr>
+      </w:pPr>
+    </w:p>
+    <w:p>
+      <w:pPr>
+        <w:pStyle w:val="Sinespaciado"/>
+        <w:shd w:val="clear" w:color="auto" w:fill="FAE2D5" w:themeFill="accent2" w:themeFillTint="33"/>
+        <w:rPr>
+          <w:lang w:val="en-GB"/>
+        </w:rPr>
+      </w:pPr>
+      <w:r>
+        <w:rPr>
+          <w:lang w:val="en-GB"/>
+        </w:rPr>
+        <w:t xml:space="preserve">        try (Connection con = DB.conectar();</w:t>
+      </w:r>
+    </w:p>
+    <w:p>
+      <w:pPr>
+        <w:pStyle w:val="Sinespaciado"/>
+        <w:shd w:val="clear" w:color="auto" w:fill="FAE2D5" w:themeFill="accent2" w:themeFillTint="33"/>
+        <w:rPr>
+          <w:lang w:val="en-GB"/>
+        </w:rPr>
+      </w:pPr>
+      <w:r>
+        <w:rPr>
+          <w:lang w:val="en-GB"/>
+        </w:rPr>
+        <w:t xml:space="preserve">             Statement st = con.createStatement();</w:t>
+      </w:r>
+    </w:p>
+    <w:p>
+      <w:pPr>
+        <w:pStyle w:val="Sinespaciado"/>
+        <w:shd w:val="clear" w:color="auto" w:fill="FAE2D5" w:themeFill="accent2" w:themeFillTint="33"/>
+        <w:rPr>
+          <w:lang w:val="en-GB"/>
+        </w:rPr>
+      </w:pPr>
+      <w:r>
+        <w:rPr>
+          <w:lang w:val="en-GB"/>
+        </w:rPr>
+        <w:t xml:space="preserve">             ResultSet rs = st.executeQuery(sql)) {</w:t>
+      </w:r>
+    </w:p>
+    <w:p>
+      <w:pPr>
+        <w:pStyle w:val="Sinespaciado"/>
+        <w:shd w:val="clear" w:color="auto" w:fill="FAE2D5" w:themeFill="accent2" w:themeFillTint="33"/>
+        <w:rPr>
+          <w:lang w:val="en-GB"/>
+        </w:rPr>
+      </w:pPr>
+    </w:p>
+    <w:p>
+      <w:pPr>
+        <w:pStyle w:val="Sinespaciado"/>
+        <w:shd w:val="clear" w:color="auto" w:fill="FAE2D5" w:themeFill="accent2" w:themeFillTint="33"/>
+        <w:rPr>
+          <w:lang w:val="en-GB"/>
+        </w:rPr>
+      </w:pPr>
+      <w:r>
+        <w:rPr>
+          <w:lang w:val="en-GB"/>
+        </w:rPr>
+        <w:t xml:space="preserve">            while (rs.next()) {</w:t>
+      </w:r>
+    </w:p>
+    <w:p>
+      <w:pPr>
+        <w:pStyle w:val="Sinespaciado"/>
+        <w:shd w:val="clear" w:color="auto" w:fill="FAE2D5" w:themeFill="accent2" w:themeFillTint="33"/>
+        <w:rPr>
+          <w:lang w:val="en-GB"/>
+        </w:rPr>
+      </w:pPr>
+      <w:r>
+        <w:rPr>
+          <w:lang w:val="en-GB"/>
+        </w:rPr>
+        <w:t xml:space="preserve">                System.out.println(</w:t>
+      </w:r>
+    </w:p>
+    <w:p>
+      <w:pPr>
+        <w:pStyle w:val="Sinespaciado"/>
+        <w:shd w:val="clear" w:color="auto" w:fill="FAE2D5" w:themeFill="accent2" w:themeFillTint="33"/>
+        <w:rPr>
+          <w:lang w:val="en-GB"/>
+        </w:rPr>
+      </w:pPr>
+      <w:r>
+        <w:rPr>
+          <w:lang w:val="en-GB"/>
+        </w:rPr>
+        <w:t xml:space="preserve">                        rs.getInt("id") + " | " +</w:t>
+      </w:r>
+    </w:p>
+    <w:p>
+      <w:pPr>
+        <w:pStyle w:val="Sinespaciado"/>
+        <w:shd w:val="clear" w:color="auto" w:fill="FAE2D5" w:themeFill="accent2" w:themeFillTint="33"/>
+        <w:rPr>
+          <w:lang w:val="en-GB"/>
+        </w:rPr>
+      </w:pPr>
+      <w:r>
+        <w:rPr>
+          <w:lang w:val="en-GB"/>
+        </w:rPr>
+        <w:t xml:space="preserve">                        rs.getString("nif") + " | " +</w:t>
+      </w:r>
+    </w:p>
+    <w:p>
+      <w:pPr>
+        <w:pStyle w:val="Sinespaciado"/>
+        <w:shd w:val="clear" w:color="auto" w:fill="FAE2D5" w:themeFill="accent2" w:themeFillTint="33"/>
+        <w:rPr>
+          <w:lang w:val="en-GB"/>
+        </w:rPr>
+      </w:pPr>
+      <w:r>
+        <w:rPr>
+          <w:lang w:val="en-GB"/>
+        </w:rPr>
+        <w:t xml:space="preserve">                        rs.getString("nombre") + " | " +</w:t>
+      </w:r>
+    </w:p>
+    <w:p>
+      <w:pPr>
+        <w:pStyle w:val="Sinespaciado"/>
+        <w:shd w:val="clear" w:color="auto" w:fill="FAE2D5" w:themeFill="accent2" w:themeFillTint="33"/>
+        <w:rPr>
+          <w:lang w:val="en-GB"/>
+        </w:rPr>
+      </w:pPr>
+      <w:r>
+        <w:rPr>
+          <w:lang w:val="en-GB"/>
+        </w:rPr>
+        <w:t xml:space="preserve">                        rs.getString("edad")</w:t>
       </w:r>
     </w:p>
     <w:p>
@@ -4276,21 +2502,7 @@
         <w:rPr>
           <w:lang w:val="en-GB"/>
         </w:rPr>
-        <w:t xml:space="preserve">            </w:t>
-      </w:r>
-      <w:proofErr w:type="spellStart"/>
-      <w:r>
-        <w:rPr>
-          <w:lang w:val="en-GB"/>
-        </w:rPr>
-        <w:t>e.printStackTrace</w:t>
-      </w:r>
-      <w:proofErr w:type="spellEnd"/>
-      <w:r>
-        <w:rPr>
-          <w:lang w:val="en-GB"/>
-        </w:rPr>
-        <w:t>();</w:t>
+        <w:t xml:space="preserve">            e.printStackTrace();</w:t>
       </w:r>
     </w:p>
     <w:p>
@@ -4329,7 +2541,7 @@
     <w:p>
       <w:r>
         <w:pict w14:anchorId="3F5F1401">
-          <v:rect id="_x0000_i1073" style="width:0;height:1.5pt" o:hralign="center" o:hrstd="t" o:hr="t" fillcolor="#a0a0a0" stroked="f"/>
+          <v:rect id="_x0000_i1031" style="width:0;height:1.5pt" o:hralign="center" o:hrstd="t" o:hr="t" fillcolor="#a0a0a0" stroked="f"/>
         </w:pict>
       </w:r>
     </w:p>
@@ -4354,39 +2566,7 @@
           <w:b/>
           <w:bCs/>
         </w:rPr>
-        <w:t xml:space="preserve"> EJERCICIO 6 (Java + </w:t>
-      </w:r>
-      <w:proofErr w:type="spellStart"/>
-      <w:r>
-        <w:rPr>
-          <w:b/>
-          <w:bCs/>
-        </w:rPr>
-        <w:t>PreparedStatement</w:t>
-      </w:r>
-      <w:proofErr w:type="spellEnd"/>
-      <w:r>
-        <w:rPr>
-          <w:b/>
-          <w:bCs/>
-        </w:rPr>
-        <w:t xml:space="preserve">): </w:t>
-      </w:r>
-      <w:proofErr w:type="spellStart"/>
-      <w:r>
-        <w:rPr>
-          <w:b/>
-          <w:bCs/>
-        </w:rPr>
-        <w:t>Update</w:t>
-      </w:r>
-      <w:proofErr w:type="spellEnd"/>
-      <w:r>
-        <w:rPr>
-          <w:b/>
-          <w:bCs/>
-        </w:rPr>
-        <w:t xml:space="preserve"> y Delete (2 en 1)</w:t>
+        <w:t xml:space="preserve"> EJERCICIO 6 (Java + PreparedStatement): Update y Delete (2 en 1)</w:t>
       </w:r>
     </w:p>
     <w:p>
@@ -4407,66 +2587,37 @@
       </w:r>
       <w:r>
         <w:br/>
-        <w:t xml:space="preserve">(La unidad explica UPDATE/DELETE con </w:t>
-      </w:r>
-      <w:proofErr w:type="spellStart"/>
-      <w:r>
-        <w:t>executeUpdate</w:t>
-      </w:r>
-      <w:proofErr w:type="spellEnd"/>
-      <w:r>
-        <w:t>() y parámetros)</w:t>
-      </w:r>
-    </w:p>
-    <w:p>
-      <w:pPr>
-        <w:pStyle w:val="Sinespaciado"/>
-        <w:shd w:val="clear" w:color="auto" w:fill="FAE2D5" w:themeFill="accent2" w:themeFillTint="33"/>
-      </w:pPr>
-      <w:proofErr w:type="spellStart"/>
-      <w:r>
-        <w:t>import</w:t>
-      </w:r>
-      <w:proofErr w:type="spellEnd"/>
-      <w:r>
-        <w:t xml:space="preserve"> </w:t>
-      </w:r>
-      <w:proofErr w:type="spellStart"/>
-      <w:r>
-        <w:t>java.sql.Connection</w:t>
-      </w:r>
-      <w:proofErr w:type="spellEnd"/>
-      <w:r>
-        <w:t>;</w:t>
-      </w:r>
-    </w:p>
-    <w:p>
-      <w:pPr>
-        <w:pStyle w:val="Sinespaciado"/>
-        <w:shd w:val="clear" w:color="auto" w:fill="FAE2D5" w:themeFill="accent2" w:themeFillTint="33"/>
-        <w:rPr>
-          <w:lang w:val="en-GB"/>
-        </w:rPr>
-      </w:pPr>
-      <w:r>
-        <w:rPr>
-          <w:lang w:val="en-GB"/>
-        </w:rPr>
-        <w:t xml:space="preserve">import </w:t>
-      </w:r>
-      <w:proofErr w:type="spellStart"/>
-      <w:r>
-        <w:rPr>
-          <w:lang w:val="en-GB"/>
-        </w:rPr>
-        <w:t>java.sql.PreparedStatement</w:t>
-      </w:r>
-      <w:proofErr w:type="spellEnd"/>
-      <w:r>
-        <w:rPr>
-          <w:lang w:val="en-GB"/>
-        </w:rPr>
-        <w:t>;</w:t>
+        <w:t>(La unidad explica UPDATE/DELETE con executeUpdate() y parámetros)</w:t>
+      </w:r>
+    </w:p>
+    <w:p>
+      <w:pPr>
+        <w:pStyle w:val="Sinespaciado"/>
+        <w:shd w:val="clear" w:color="auto" w:fill="FAE2D5" w:themeFill="accent2" w:themeFillTint="33"/>
+        <w:rPr>
+          <w:lang w:val="en-GB"/>
+        </w:rPr>
+      </w:pPr>
+      <w:r>
+        <w:rPr>
+          <w:lang w:val="en-GB"/>
+        </w:rPr>
+        <w:t>import java.sql.Connection;</w:t>
+      </w:r>
+    </w:p>
+    <w:p>
+      <w:pPr>
+        <w:pStyle w:val="Sinespaciado"/>
+        <w:shd w:val="clear" w:color="auto" w:fill="FAE2D5" w:themeFill="accent2" w:themeFillTint="33"/>
+        <w:rPr>
+          <w:lang w:val="en-GB"/>
+        </w:rPr>
+      </w:pPr>
+      <w:r>
+        <w:rPr>
+          <w:lang w:val="en-GB"/>
+        </w:rPr>
+        <w:t>import java.sql.PreparedStatement;</w:t>
       </w:r>
     </w:p>
     <w:p>
@@ -4482,21 +2633,7 @@
           <w:lang w:val="en-GB"/>
         </w:rPr>
         <w:lastRenderedPageBreak/>
-        <w:t xml:space="preserve">import </w:t>
-      </w:r>
-      <w:proofErr w:type="spellStart"/>
-      <w:r>
-        <w:rPr>
-          <w:lang w:val="en-GB"/>
-        </w:rPr>
-        <w:t>java.util.Scanner</w:t>
-      </w:r>
-      <w:proofErr w:type="spellEnd"/>
-      <w:r>
-        <w:rPr>
-          <w:lang w:val="en-GB"/>
-        </w:rPr>
-        <w:t>;</w:t>
+        <w:t>import java.util.Scanner;</w:t>
       </w:r>
     </w:p>
     <w:p>
@@ -4535,88 +2672,46 @@
         <w:rPr>
           <w:lang w:val="en-GB"/>
         </w:rPr>
-        <w:t xml:space="preserve">    public static void main(String[] </w:t>
-      </w:r>
-      <w:proofErr w:type="spellStart"/>
-      <w:r>
-        <w:rPr>
-          <w:lang w:val="en-GB"/>
-        </w:rPr>
-        <w:t>args</w:t>
-      </w:r>
-      <w:proofErr w:type="spellEnd"/>
-      <w:r>
-        <w:rPr>
-          <w:lang w:val="en-GB"/>
-        </w:rPr>
-        <w:t>) {</w:t>
-      </w:r>
-    </w:p>
-    <w:p>
-      <w:pPr>
-        <w:pStyle w:val="Sinespaciado"/>
-        <w:shd w:val="clear" w:color="auto" w:fill="FAE2D5" w:themeFill="accent2" w:themeFillTint="33"/>
-        <w:rPr>
-          <w:lang w:val="en-GB"/>
-        </w:rPr>
-      </w:pPr>
-    </w:p>
-    <w:p>
-      <w:pPr>
-        <w:pStyle w:val="Sinespaciado"/>
-        <w:shd w:val="clear" w:color="auto" w:fill="FAE2D5" w:themeFill="accent2" w:themeFillTint="33"/>
-        <w:rPr>
-          <w:lang w:val="en-GB"/>
-        </w:rPr>
-      </w:pPr>
-      <w:r>
-        <w:rPr>
-          <w:lang w:val="en-GB"/>
-        </w:rPr>
-        <w:t xml:space="preserve">        try (Scanner </w:t>
-      </w:r>
-      <w:proofErr w:type="spellStart"/>
-      <w:r>
-        <w:rPr>
-          <w:lang w:val="en-GB"/>
-        </w:rPr>
-        <w:t>sc</w:t>
-      </w:r>
-      <w:proofErr w:type="spellEnd"/>
-      <w:r>
-        <w:rPr>
-          <w:lang w:val="en-GB"/>
-        </w:rPr>
-        <w:t xml:space="preserve"> = new Scanner(System.in);</w:t>
-      </w:r>
-    </w:p>
-    <w:p>
-      <w:pPr>
-        <w:pStyle w:val="Sinespaciado"/>
-        <w:shd w:val="clear" w:color="auto" w:fill="FAE2D5" w:themeFill="accent2" w:themeFillTint="33"/>
-        <w:rPr>
-          <w:lang w:val="en-GB"/>
-        </w:rPr>
-      </w:pPr>
-      <w:r>
-        <w:rPr>
-          <w:lang w:val="en-GB"/>
-        </w:rPr>
-        <w:t xml:space="preserve">             Connection con = </w:t>
-      </w:r>
-      <w:proofErr w:type="spellStart"/>
-      <w:r>
-        <w:rPr>
-          <w:lang w:val="en-GB"/>
-        </w:rPr>
-        <w:t>DB.conectar</w:t>
-      </w:r>
-      <w:proofErr w:type="spellEnd"/>
-      <w:r>
-        <w:rPr>
-          <w:lang w:val="en-GB"/>
-        </w:rPr>
-        <w:t>()) {</w:t>
+        <w:t xml:space="preserve">    public static void main(String[] args) {</w:t>
+      </w:r>
+    </w:p>
+    <w:p>
+      <w:pPr>
+        <w:pStyle w:val="Sinespaciado"/>
+        <w:shd w:val="clear" w:color="auto" w:fill="FAE2D5" w:themeFill="accent2" w:themeFillTint="33"/>
+        <w:rPr>
+          <w:lang w:val="en-GB"/>
+        </w:rPr>
+      </w:pPr>
+    </w:p>
+    <w:p>
+      <w:pPr>
+        <w:pStyle w:val="Sinespaciado"/>
+        <w:shd w:val="clear" w:color="auto" w:fill="FAE2D5" w:themeFill="accent2" w:themeFillTint="33"/>
+        <w:rPr>
+          <w:lang w:val="en-GB"/>
+        </w:rPr>
+      </w:pPr>
+      <w:r>
+        <w:rPr>
+          <w:lang w:val="en-GB"/>
+        </w:rPr>
+        <w:t xml:space="preserve">        try (Scanner sc = new Scanner(System.in);</w:t>
+      </w:r>
+    </w:p>
+    <w:p>
+      <w:pPr>
+        <w:pStyle w:val="Sinespaciado"/>
+        <w:shd w:val="clear" w:color="auto" w:fill="FAE2D5" w:themeFill="accent2" w:themeFillTint="33"/>
+        <w:rPr>
+          <w:lang w:val="en-GB"/>
+        </w:rPr>
+      </w:pPr>
+      <w:r>
+        <w:rPr>
+          <w:lang w:val="en-GB"/>
+        </w:rPr>
+        <w:t xml:space="preserve">             Connection con = DB.conectar()) {</w:t>
       </w:r>
     </w:p>
     <w:p>
@@ -4655,467 +2750,145 @@
         <w:rPr>
           <w:lang w:val="en-GB"/>
         </w:rPr>
-        <w:t xml:space="preserve">            </w:t>
-      </w:r>
-      <w:proofErr w:type="spellStart"/>
-      <w:r>
-        <w:rPr>
-          <w:lang w:val="en-GB"/>
-        </w:rPr>
-        <w:t>System.out.print</w:t>
-      </w:r>
-      <w:proofErr w:type="spellEnd"/>
-      <w:r>
-        <w:rPr>
-          <w:lang w:val="en-GB"/>
-        </w:rPr>
-        <w:t xml:space="preserve">("ID a </w:t>
-      </w:r>
-      <w:proofErr w:type="spellStart"/>
-      <w:r>
-        <w:rPr>
-          <w:lang w:val="en-GB"/>
-        </w:rPr>
-        <w:t>actualizar</w:t>
-      </w:r>
-      <w:proofErr w:type="spellEnd"/>
-      <w:r>
-        <w:rPr>
-          <w:lang w:val="en-GB"/>
-        </w:rPr>
-        <w:t>: ");</w:t>
-      </w:r>
-    </w:p>
-    <w:p>
-      <w:pPr>
-        <w:pStyle w:val="Sinespaciado"/>
-        <w:shd w:val="clear" w:color="auto" w:fill="FAE2D5" w:themeFill="accent2" w:themeFillTint="33"/>
-        <w:rPr>
-          <w:lang w:val="en-GB"/>
-        </w:rPr>
-      </w:pPr>
-      <w:r>
-        <w:rPr>
-          <w:lang w:val="en-GB"/>
-        </w:rPr>
-        <w:t xml:space="preserve">            int </w:t>
-      </w:r>
-      <w:proofErr w:type="spellStart"/>
-      <w:r>
-        <w:rPr>
-          <w:lang w:val="en-GB"/>
-        </w:rPr>
-        <w:t>idUpdate</w:t>
-      </w:r>
-      <w:proofErr w:type="spellEnd"/>
-      <w:r>
-        <w:rPr>
-          <w:lang w:val="en-GB"/>
-        </w:rPr>
-        <w:t xml:space="preserve"> = </w:t>
-      </w:r>
-      <w:proofErr w:type="spellStart"/>
-      <w:r>
-        <w:rPr>
-          <w:lang w:val="en-GB"/>
-        </w:rPr>
-        <w:t>Integer.parseInt</w:t>
-      </w:r>
-      <w:proofErr w:type="spellEnd"/>
-      <w:r>
-        <w:rPr>
-          <w:lang w:val="en-GB"/>
-        </w:rPr>
-        <w:t>(</w:t>
-      </w:r>
-      <w:proofErr w:type="spellStart"/>
-      <w:r>
-        <w:rPr>
-          <w:lang w:val="en-GB"/>
-        </w:rPr>
-        <w:t>sc.nextLine</w:t>
-      </w:r>
-      <w:proofErr w:type="spellEnd"/>
-      <w:r>
-        <w:rPr>
-          <w:lang w:val="en-GB"/>
-        </w:rPr>
-        <w:t>());</w:t>
-      </w:r>
-    </w:p>
-    <w:p>
-      <w:pPr>
-        <w:pStyle w:val="Sinespaciado"/>
-        <w:shd w:val="clear" w:color="auto" w:fill="FAE2D5" w:themeFill="accent2" w:themeFillTint="33"/>
-        <w:rPr>
-          <w:lang w:val="en-GB"/>
-        </w:rPr>
-      </w:pPr>
-    </w:p>
-    <w:p>
-      <w:pPr>
-        <w:pStyle w:val="Sinespaciado"/>
-        <w:shd w:val="clear" w:color="auto" w:fill="FAE2D5" w:themeFill="accent2" w:themeFillTint="33"/>
-        <w:rPr>
-          <w:lang w:val="en-GB"/>
-        </w:rPr>
-      </w:pPr>
-      <w:r>
-        <w:rPr>
-          <w:lang w:val="en-GB"/>
-        </w:rPr>
-        <w:t xml:space="preserve">            </w:t>
-      </w:r>
-      <w:proofErr w:type="spellStart"/>
-      <w:r>
-        <w:rPr>
-          <w:lang w:val="en-GB"/>
-        </w:rPr>
-        <w:t>System.out.print</w:t>
-      </w:r>
-      <w:proofErr w:type="spellEnd"/>
-      <w:r>
-        <w:rPr>
-          <w:lang w:val="en-GB"/>
-        </w:rPr>
-        <w:t xml:space="preserve">("Nueva </w:t>
-      </w:r>
-      <w:proofErr w:type="spellStart"/>
-      <w:r>
-        <w:rPr>
-          <w:lang w:val="en-GB"/>
-        </w:rPr>
-        <w:t>edad</w:t>
-      </w:r>
-      <w:proofErr w:type="spellEnd"/>
-      <w:r>
-        <w:rPr>
-          <w:lang w:val="en-GB"/>
-        </w:rPr>
-        <w:t>: ");</w:t>
-      </w:r>
-    </w:p>
-    <w:p>
-      <w:pPr>
-        <w:pStyle w:val="Sinespaciado"/>
-        <w:shd w:val="clear" w:color="auto" w:fill="FAE2D5" w:themeFill="accent2" w:themeFillTint="33"/>
-        <w:rPr>
-          <w:lang w:val="en-GB"/>
-        </w:rPr>
-      </w:pPr>
-      <w:r>
-        <w:rPr>
-          <w:lang w:val="en-GB"/>
-        </w:rPr>
-        <w:t xml:space="preserve">            String </w:t>
-      </w:r>
-      <w:proofErr w:type="spellStart"/>
-      <w:r>
-        <w:rPr>
-          <w:lang w:val="en-GB"/>
-        </w:rPr>
-        <w:t>nuevaEdad</w:t>
-      </w:r>
-      <w:proofErr w:type="spellEnd"/>
-      <w:r>
-        <w:rPr>
-          <w:lang w:val="en-GB"/>
-        </w:rPr>
-        <w:t xml:space="preserve"> = </w:t>
-      </w:r>
-      <w:proofErr w:type="spellStart"/>
-      <w:r>
-        <w:rPr>
-          <w:lang w:val="en-GB"/>
-        </w:rPr>
-        <w:t>sc.nextLine</w:t>
-      </w:r>
-      <w:proofErr w:type="spellEnd"/>
-      <w:r>
-        <w:rPr>
-          <w:lang w:val="en-GB"/>
-        </w:rPr>
-        <w:t>();</w:t>
-      </w:r>
-    </w:p>
-    <w:p>
-      <w:pPr>
-        <w:pStyle w:val="Sinespaciado"/>
-        <w:shd w:val="clear" w:color="auto" w:fill="FAE2D5" w:themeFill="accent2" w:themeFillTint="33"/>
-        <w:rPr>
-          <w:lang w:val="en-GB"/>
-        </w:rPr>
-      </w:pPr>
-    </w:p>
-    <w:p>
-      <w:pPr>
-        <w:pStyle w:val="Sinespaciado"/>
-        <w:shd w:val="clear" w:color="auto" w:fill="FAE2D5" w:themeFill="accent2" w:themeFillTint="33"/>
-        <w:rPr>
-          <w:lang w:val="en-GB"/>
-        </w:rPr>
-      </w:pPr>
-      <w:r>
-        <w:rPr>
-          <w:lang w:val="en-GB"/>
-        </w:rPr>
-        <w:t xml:space="preserve">            String </w:t>
-      </w:r>
-      <w:proofErr w:type="spellStart"/>
-      <w:r>
-        <w:rPr>
-          <w:lang w:val="en-GB"/>
-        </w:rPr>
-        <w:t>sqlUpdate</w:t>
-      </w:r>
-      <w:proofErr w:type="spellEnd"/>
-      <w:r>
-        <w:rPr>
-          <w:lang w:val="en-GB"/>
-        </w:rPr>
-        <w:t xml:space="preserve"> = "UPDATE </w:t>
-      </w:r>
-      <w:proofErr w:type="spellStart"/>
-      <w:r>
-        <w:rPr>
-          <w:lang w:val="en-GB"/>
-        </w:rPr>
-        <w:t>clientes</w:t>
-      </w:r>
-      <w:proofErr w:type="spellEnd"/>
-      <w:r>
-        <w:rPr>
-          <w:lang w:val="en-GB"/>
-        </w:rPr>
-        <w:t xml:space="preserve"> SET </w:t>
-      </w:r>
-      <w:proofErr w:type="spellStart"/>
-      <w:r>
-        <w:rPr>
-          <w:lang w:val="en-GB"/>
-        </w:rPr>
-        <w:t>edad</w:t>
-      </w:r>
-      <w:proofErr w:type="spellEnd"/>
-      <w:r>
-        <w:rPr>
-          <w:lang w:val="en-GB"/>
-        </w:rPr>
-        <w:t xml:space="preserve"> = ? WHERE id = ?";</w:t>
-      </w:r>
-    </w:p>
-    <w:p>
-      <w:pPr>
-        <w:pStyle w:val="Sinespaciado"/>
-        <w:shd w:val="clear" w:color="auto" w:fill="FAE2D5" w:themeFill="accent2" w:themeFillTint="33"/>
-        <w:rPr>
-          <w:lang w:val="en-GB"/>
-        </w:rPr>
-      </w:pPr>
-      <w:r>
-        <w:rPr>
-          <w:lang w:val="en-GB"/>
-        </w:rPr>
-        <w:t xml:space="preserve">            try (</w:t>
-      </w:r>
-      <w:proofErr w:type="spellStart"/>
-      <w:r>
-        <w:rPr>
-          <w:lang w:val="en-GB"/>
-        </w:rPr>
-        <w:t>PreparedStatement</w:t>
-      </w:r>
-      <w:proofErr w:type="spellEnd"/>
-      <w:r>
-        <w:rPr>
-          <w:lang w:val="en-GB"/>
-        </w:rPr>
-        <w:t xml:space="preserve"> </w:t>
-      </w:r>
-      <w:proofErr w:type="spellStart"/>
-      <w:r>
-        <w:rPr>
-          <w:lang w:val="en-GB"/>
-        </w:rPr>
-        <w:t>ps</w:t>
-      </w:r>
-      <w:proofErr w:type="spellEnd"/>
-      <w:r>
-        <w:rPr>
-          <w:lang w:val="en-GB"/>
-        </w:rPr>
-        <w:t xml:space="preserve"> = </w:t>
-      </w:r>
-      <w:proofErr w:type="spellStart"/>
-      <w:r>
-        <w:rPr>
-          <w:lang w:val="en-GB"/>
-        </w:rPr>
-        <w:t>con.prepareStatement</w:t>
-      </w:r>
-      <w:proofErr w:type="spellEnd"/>
-      <w:r>
-        <w:rPr>
-          <w:lang w:val="en-GB"/>
-        </w:rPr>
-        <w:t>(</w:t>
-      </w:r>
-      <w:proofErr w:type="spellStart"/>
-      <w:r>
-        <w:rPr>
-          <w:lang w:val="en-GB"/>
-        </w:rPr>
-        <w:t>sqlUpdate</w:t>
-      </w:r>
-      <w:proofErr w:type="spellEnd"/>
-      <w:r>
-        <w:rPr>
-          <w:lang w:val="en-GB"/>
-        </w:rPr>
-        <w:t>)) {</w:t>
-      </w:r>
-    </w:p>
-    <w:p>
-      <w:pPr>
-        <w:pStyle w:val="Sinespaciado"/>
-        <w:shd w:val="clear" w:color="auto" w:fill="FAE2D5" w:themeFill="accent2" w:themeFillTint="33"/>
-        <w:rPr>
-          <w:lang w:val="en-GB"/>
-        </w:rPr>
-      </w:pPr>
-      <w:r>
-        <w:rPr>
-          <w:lang w:val="en-GB"/>
-        </w:rPr>
-        <w:t xml:space="preserve">                </w:t>
-      </w:r>
-      <w:proofErr w:type="spellStart"/>
-      <w:r>
-        <w:rPr>
-          <w:lang w:val="en-GB"/>
-        </w:rPr>
-        <w:t>ps.setString</w:t>
-      </w:r>
-      <w:proofErr w:type="spellEnd"/>
-      <w:r>
-        <w:rPr>
-          <w:lang w:val="en-GB"/>
-        </w:rPr>
-        <w:t xml:space="preserve">(1, </w:t>
-      </w:r>
-      <w:proofErr w:type="spellStart"/>
-      <w:r>
-        <w:rPr>
-          <w:lang w:val="en-GB"/>
-        </w:rPr>
-        <w:t>nuevaEdad</w:t>
-      </w:r>
-      <w:proofErr w:type="spellEnd"/>
-      <w:r>
-        <w:rPr>
-          <w:lang w:val="en-GB"/>
-        </w:rPr>
-        <w:t>);</w:t>
-      </w:r>
-    </w:p>
-    <w:p>
-      <w:pPr>
-        <w:pStyle w:val="Sinespaciado"/>
-        <w:shd w:val="clear" w:color="auto" w:fill="FAE2D5" w:themeFill="accent2" w:themeFillTint="33"/>
-        <w:rPr>
-          <w:lang w:val="en-GB"/>
-        </w:rPr>
-      </w:pPr>
-      <w:r>
-        <w:rPr>
-          <w:lang w:val="en-GB"/>
-        </w:rPr>
-        <w:t xml:space="preserve">                </w:t>
-      </w:r>
-      <w:proofErr w:type="spellStart"/>
-      <w:r>
-        <w:rPr>
-          <w:lang w:val="en-GB"/>
-        </w:rPr>
-        <w:t>ps.setInt</w:t>
-      </w:r>
-      <w:proofErr w:type="spellEnd"/>
-      <w:r>
-        <w:rPr>
-          <w:lang w:val="en-GB"/>
-        </w:rPr>
-        <w:t xml:space="preserve">(2, </w:t>
-      </w:r>
-      <w:proofErr w:type="spellStart"/>
-      <w:r>
-        <w:rPr>
-          <w:lang w:val="en-GB"/>
-        </w:rPr>
-        <w:t>idUpdate</w:t>
-      </w:r>
-      <w:proofErr w:type="spellEnd"/>
-      <w:r>
-        <w:rPr>
-          <w:lang w:val="en-GB"/>
-        </w:rPr>
-        <w:t>);</w:t>
-      </w:r>
-    </w:p>
-    <w:p>
-      <w:pPr>
-        <w:pStyle w:val="Sinespaciado"/>
-        <w:shd w:val="clear" w:color="auto" w:fill="FAE2D5" w:themeFill="accent2" w:themeFillTint="33"/>
-        <w:rPr>
-          <w:lang w:val="en-GB"/>
-        </w:rPr>
-      </w:pPr>
-      <w:r>
-        <w:rPr>
-          <w:lang w:val="en-GB"/>
-        </w:rPr>
-        <w:t xml:space="preserve">                </w:t>
-      </w:r>
-      <w:proofErr w:type="spellStart"/>
-      <w:r>
-        <w:rPr>
-          <w:lang w:val="en-GB"/>
-        </w:rPr>
-        <w:t>System.out.println</w:t>
-      </w:r>
-      <w:proofErr w:type="spellEnd"/>
-      <w:r>
-        <w:rPr>
-          <w:lang w:val="en-GB"/>
-        </w:rPr>
-        <w:t xml:space="preserve">("Filas </w:t>
-      </w:r>
-      <w:proofErr w:type="spellStart"/>
-      <w:r>
-        <w:rPr>
-          <w:lang w:val="en-GB"/>
-        </w:rPr>
-        <w:t>actualizadas</w:t>
-      </w:r>
-      <w:proofErr w:type="spellEnd"/>
-      <w:r>
-        <w:rPr>
-          <w:lang w:val="en-GB"/>
-        </w:rPr>
-        <w:t xml:space="preserve">: " + </w:t>
-      </w:r>
-      <w:proofErr w:type="spellStart"/>
-      <w:r>
-        <w:rPr>
-          <w:lang w:val="en-GB"/>
-        </w:rPr>
-        <w:t>ps.executeUpdate</w:t>
-      </w:r>
-      <w:proofErr w:type="spellEnd"/>
-      <w:r>
-        <w:rPr>
-          <w:lang w:val="en-GB"/>
-        </w:rPr>
-        <w:t>());</w:t>
+        <w:t xml:space="preserve">            System.out.print("ID a actualizar: ");</w:t>
+      </w:r>
+    </w:p>
+    <w:p>
+      <w:pPr>
+        <w:pStyle w:val="Sinespaciado"/>
+        <w:shd w:val="clear" w:color="auto" w:fill="FAE2D5" w:themeFill="accent2" w:themeFillTint="33"/>
+        <w:rPr>
+          <w:lang w:val="en-GB"/>
+        </w:rPr>
+      </w:pPr>
+      <w:r>
+        <w:rPr>
+          <w:lang w:val="en-GB"/>
+        </w:rPr>
+        <w:t xml:space="preserve">            int idUpdate = Integer.parseInt(sc.nextLine());</w:t>
+      </w:r>
+    </w:p>
+    <w:p>
+      <w:pPr>
+        <w:pStyle w:val="Sinespaciado"/>
+        <w:shd w:val="clear" w:color="auto" w:fill="FAE2D5" w:themeFill="accent2" w:themeFillTint="33"/>
+        <w:rPr>
+          <w:lang w:val="en-GB"/>
+        </w:rPr>
+      </w:pPr>
+    </w:p>
+    <w:p>
+      <w:pPr>
+        <w:pStyle w:val="Sinespaciado"/>
+        <w:shd w:val="clear" w:color="auto" w:fill="FAE2D5" w:themeFill="accent2" w:themeFillTint="33"/>
+        <w:rPr>
+          <w:lang w:val="en-GB"/>
+        </w:rPr>
+      </w:pPr>
+      <w:r>
+        <w:rPr>
+          <w:lang w:val="en-GB"/>
+        </w:rPr>
+        <w:t xml:space="preserve">            System.out.print("Nueva edad: ");</w:t>
+      </w:r>
+    </w:p>
+    <w:p>
+      <w:pPr>
+        <w:pStyle w:val="Sinespaciado"/>
+        <w:shd w:val="clear" w:color="auto" w:fill="FAE2D5" w:themeFill="accent2" w:themeFillTint="33"/>
+        <w:rPr>
+          <w:lang w:val="en-GB"/>
+        </w:rPr>
+      </w:pPr>
+      <w:r>
+        <w:rPr>
+          <w:lang w:val="en-GB"/>
+        </w:rPr>
+        <w:t xml:space="preserve">            String nuevaEdad = sc.nextLine();</w:t>
+      </w:r>
+    </w:p>
+    <w:p>
+      <w:pPr>
+        <w:pStyle w:val="Sinespaciado"/>
+        <w:shd w:val="clear" w:color="auto" w:fill="FAE2D5" w:themeFill="accent2" w:themeFillTint="33"/>
+        <w:rPr>
+          <w:lang w:val="en-GB"/>
+        </w:rPr>
+      </w:pPr>
+    </w:p>
+    <w:p>
+      <w:pPr>
+        <w:pStyle w:val="Sinespaciado"/>
+        <w:shd w:val="clear" w:color="auto" w:fill="FAE2D5" w:themeFill="accent2" w:themeFillTint="33"/>
+        <w:rPr>
+          <w:lang w:val="en-GB"/>
+        </w:rPr>
+      </w:pPr>
+      <w:r>
+        <w:rPr>
+          <w:lang w:val="en-GB"/>
+        </w:rPr>
+        <w:t xml:space="preserve">            String sqlUpdate = "UPDATE clientes SET edad = ? WHERE id = ?";</w:t>
+      </w:r>
+    </w:p>
+    <w:p>
+      <w:pPr>
+        <w:pStyle w:val="Sinespaciado"/>
+        <w:shd w:val="clear" w:color="auto" w:fill="FAE2D5" w:themeFill="accent2" w:themeFillTint="33"/>
+        <w:rPr>
+          <w:lang w:val="en-GB"/>
+        </w:rPr>
+      </w:pPr>
+      <w:r>
+        <w:rPr>
+          <w:lang w:val="en-GB"/>
+        </w:rPr>
+        <w:t xml:space="preserve">            try (PreparedStatement ps = con.prepareStatement(sqlUpdate)) {</w:t>
+      </w:r>
+    </w:p>
+    <w:p>
+      <w:pPr>
+        <w:pStyle w:val="Sinespaciado"/>
+        <w:shd w:val="clear" w:color="auto" w:fill="FAE2D5" w:themeFill="accent2" w:themeFillTint="33"/>
+        <w:rPr>
+          <w:lang w:val="en-GB"/>
+        </w:rPr>
+      </w:pPr>
+      <w:r>
+        <w:rPr>
+          <w:lang w:val="en-GB"/>
+        </w:rPr>
+        <w:t xml:space="preserve">                ps.setString(1, nuevaEdad);</w:t>
+      </w:r>
+    </w:p>
+    <w:p>
+      <w:pPr>
+        <w:pStyle w:val="Sinespaciado"/>
+        <w:shd w:val="clear" w:color="auto" w:fill="FAE2D5" w:themeFill="accent2" w:themeFillTint="33"/>
+        <w:rPr>
+          <w:lang w:val="en-GB"/>
+        </w:rPr>
+      </w:pPr>
+      <w:r>
+        <w:rPr>
+          <w:lang w:val="en-GB"/>
+        </w:rPr>
+        <w:t xml:space="preserve">                ps.setInt(2, idUpdate);</w:t>
+      </w:r>
+    </w:p>
+    <w:p>
+      <w:pPr>
+        <w:pStyle w:val="Sinespaciado"/>
+        <w:shd w:val="clear" w:color="auto" w:fill="FAE2D5" w:themeFill="accent2" w:themeFillTint="33"/>
+        <w:rPr>
+          <w:lang w:val="en-GB"/>
+        </w:rPr>
+      </w:pPr>
+      <w:r>
+        <w:rPr>
+          <w:lang w:val="en-GB"/>
+        </w:rPr>
+        <w:t xml:space="preserve">                System.out.println("Filas actualizadas: " + ps.executeUpdate());</w:t>
       </w:r>
     </w:p>
     <w:p>
@@ -5169,315 +2942,91 @@
         <w:rPr>
           <w:lang w:val="en-GB"/>
         </w:rPr>
-        <w:t xml:space="preserve">            </w:t>
-      </w:r>
-      <w:proofErr w:type="spellStart"/>
-      <w:r>
-        <w:rPr>
-          <w:lang w:val="en-GB"/>
-        </w:rPr>
-        <w:t>System.out.print</w:t>
-      </w:r>
-      <w:proofErr w:type="spellEnd"/>
-      <w:r>
-        <w:rPr>
-          <w:lang w:val="en-GB"/>
-        </w:rPr>
-        <w:t xml:space="preserve">("ID a </w:t>
-      </w:r>
-      <w:proofErr w:type="spellStart"/>
-      <w:r>
-        <w:rPr>
-          <w:lang w:val="en-GB"/>
-        </w:rPr>
-        <w:t>borrar</w:t>
-      </w:r>
-      <w:proofErr w:type="spellEnd"/>
-      <w:r>
-        <w:rPr>
-          <w:lang w:val="en-GB"/>
-        </w:rPr>
-        <w:t>: ");</w:t>
-      </w:r>
-    </w:p>
-    <w:p>
-      <w:pPr>
-        <w:pStyle w:val="Sinespaciado"/>
-        <w:shd w:val="clear" w:color="auto" w:fill="FAE2D5" w:themeFill="accent2" w:themeFillTint="33"/>
-        <w:rPr>
-          <w:lang w:val="en-GB"/>
-        </w:rPr>
-      </w:pPr>
-      <w:r>
-        <w:rPr>
-          <w:lang w:val="en-GB"/>
-        </w:rPr>
-        <w:t xml:space="preserve">            int </w:t>
-      </w:r>
-      <w:proofErr w:type="spellStart"/>
-      <w:r>
-        <w:rPr>
-          <w:lang w:val="en-GB"/>
-        </w:rPr>
-        <w:t>idDelete</w:t>
-      </w:r>
-      <w:proofErr w:type="spellEnd"/>
-      <w:r>
-        <w:rPr>
-          <w:lang w:val="en-GB"/>
-        </w:rPr>
-        <w:t xml:space="preserve"> = </w:t>
-      </w:r>
-      <w:proofErr w:type="spellStart"/>
-      <w:r>
-        <w:rPr>
-          <w:lang w:val="en-GB"/>
-        </w:rPr>
-        <w:t>Integer.parseInt</w:t>
-      </w:r>
-      <w:proofErr w:type="spellEnd"/>
-      <w:r>
-        <w:rPr>
-          <w:lang w:val="en-GB"/>
-        </w:rPr>
-        <w:t>(</w:t>
-      </w:r>
-      <w:proofErr w:type="spellStart"/>
-      <w:r>
-        <w:rPr>
-          <w:lang w:val="en-GB"/>
-        </w:rPr>
-        <w:t>sc.nextLine</w:t>
-      </w:r>
-      <w:proofErr w:type="spellEnd"/>
-      <w:r>
-        <w:rPr>
-          <w:lang w:val="en-GB"/>
-        </w:rPr>
-        <w:t>());</w:t>
-      </w:r>
-    </w:p>
-    <w:p>
-      <w:pPr>
-        <w:pStyle w:val="Sinespaciado"/>
-        <w:shd w:val="clear" w:color="auto" w:fill="FAE2D5" w:themeFill="accent2" w:themeFillTint="33"/>
-        <w:rPr>
-          <w:lang w:val="en-GB"/>
-        </w:rPr>
-      </w:pPr>
-    </w:p>
-    <w:p>
-      <w:pPr>
-        <w:pStyle w:val="Sinespaciado"/>
-        <w:shd w:val="clear" w:color="auto" w:fill="FAE2D5" w:themeFill="accent2" w:themeFillTint="33"/>
-        <w:rPr>
-          <w:lang w:val="en-GB"/>
-        </w:rPr>
-      </w:pPr>
-      <w:r>
-        <w:rPr>
-          <w:lang w:val="en-GB"/>
-        </w:rPr>
-        <w:t xml:space="preserve">            String </w:t>
-      </w:r>
-      <w:proofErr w:type="spellStart"/>
-      <w:r>
-        <w:rPr>
-          <w:lang w:val="en-GB"/>
-        </w:rPr>
-        <w:t>sqlDelete</w:t>
-      </w:r>
-      <w:proofErr w:type="spellEnd"/>
-      <w:r>
-        <w:rPr>
-          <w:lang w:val="en-GB"/>
-        </w:rPr>
-        <w:t xml:space="preserve"> = "DELETE FROM </w:t>
-      </w:r>
-      <w:proofErr w:type="spellStart"/>
-      <w:r>
-        <w:rPr>
-          <w:lang w:val="en-GB"/>
-        </w:rPr>
-        <w:t>clientes</w:t>
-      </w:r>
-      <w:proofErr w:type="spellEnd"/>
-      <w:r>
-        <w:rPr>
-          <w:lang w:val="en-GB"/>
-        </w:rPr>
-        <w:t xml:space="preserve"> WHERE id = ?";</w:t>
-      </w:r>
-    </w:p>
-    <w:p>
-      <w:pPr>
-        <w:pStyle w:val="Sinespaciado"/>
-        <w:shd w:val="clear" w:color="auto" w:fill="FAE2D5" w:themeFill="accent2" w:themeFillTint="33"/>
-        <w:rPr>
-          <w:lang w:val="en-GB"/>
-        </w:rPr>
-      </w:pPr>
-      <w:r>
-        <w:rPr>
-          <w:lang w:val="en-GB"/>
-        </w:rPr>
-        <w:t xml:space="preserve">            try (</w:t>
-      </w:r>
-      <w:proofErr w:type="spellStart"/>
-      <w:r>
-        <w:rPr>
-          <w:lang w:val="en-GB"/>
-        </w:rPr>
-        <w:t>PreparedStatement</w:t>
-      </w:r>
-      <w:proofErr w:type="spellEnd"/>
-      <w:r>
-        <w:rPr>
-          <w:lang w:val="en-GB"/>
-        </w:rPr>
-        <w:t xml:space="preserve"> </w:t>
-      </w:r>
-      <w:proofErr w:type="spellStart"/>
-      <w:r>
-        <w:rPr>
-          <w:lang w:val="en-GB"/>
-        </w:rPr>
-        <w:t>ps</w:t>
-      </w:r>
-      <w:proofErr w:type="spellEnd"/>
-      <w:r>
-        <w:rPr>
-          <w:lang w:val="en-GB"/>
-        </w:rPr>
-        <w:t xml:space="preserve"> = </w:t>
-      </w:r>
-      <w:proofErr w:type="spellStart"/>
-      <w:r>
-        <w:rPr>
-          <w:lang w:val="en-GB"/>
-        </w:rPr>
-        <w:t>con.prepareStatement</w:t>
-      </w:r>
-      <w:proofErr w:type="spellEnd"/>
-      <w:r>
-        <w:rPr>
-          <w:lang w:val="en-GB"/>
-        </w:rPr>
-        <w:t>(</w:t>
-      </w:r>
-      <w:proofErr w:type="spellStart"/>
-      <w:r>
-        <w:rPr>
-          <w:lang w:val="en-GB"/>
-        </w:rPr>
-        <w:t>sqlDelete</w:t>
-      </w:r>
-      <w:proofErr w:type="spellEnd"/>
-      <w:r>
-        <w:rPr>
-          <w:lang w:val="en-GB"/>
-        </w:rPr>
-        <w:t>)) {</w:t>
-      </w:r>
-    </w:p>
-    <w:p>
-      <w:pPr>
-        <w:pStyle w:val="Sinespaciado"/>
-        <w:shd w:val="clear" w:color="auto" w:fill="FAE2D5" w:themeFill="accent2" w:themeFillTint="33"/>
-        <w:rPr>
-          <w:lang w:val="en-GB"/>
-        </w:rPr>
-      </w:pPr>
-      <w:r>
-        <w:rPr>
-          <w:lang w:val="en-GB"/>
-        </w:rPr>
-        <w:t xml:space="preserve">                </w:t>
-      </w:r>
-      <w:proofErr w:type="spellStart"/>
-      <w:r>
-        <w:rPr>
-          <w:lang w:val="en-GB"/>
-        </w:rPr>
-        <w:t>ps.setInt</w:t>
-      </w:r>
-      <w:proofErr w:type="spellEnd"/>
-      <w:r>
-        <w:rPr>
-          <w:lang w:val="en-GB"/>
-        </w:rPr>
-        <w:t xml:space="preserve">(1, </w:t>
-      </w:r>
-      <w:proofErr w:type="spellStart"/>
-      <w:r>
-        <w:rPr>
-          <w:lang w:val="en-GB"/>
-        </w:rPr>
-        <w:t>idDelete</w:t>
-      </w:r>
-      <w:proofErr w:type="spellEnd"/>
-      <w:r>
-        <w:rPr>
-          <w:lang w:val="en-GB"/>
-        </w:rPr>
-        <w:t>);</w:t>
-      </w:r>
-    </w:p>
-    <w:p>
-      <w:pPr>
-        <w:pStyle w:val="Sinespaciado"/>
-        <w:shd w:val="clear" w:color="auto" w:fill="FAE2D5" w:themeFill="accent2" w:themeFillTint="33"/>
-        <w:rPr>
-          <w:lang w:val="en-GB"/>
-        </w:rPr>
-      </w:pPr>
-      <w:r>
-        <w:rPr>
-          <w:lang w:val="en-GB"/>
-        </w:rPr>
-        <w:t xml:space="preserve">                </w:t>
-      </w:r>
-      <w:proofErr w:type="spellStart"/>
-      <w:r>
-        <w:rPr>
-          <w:lang w:val="en-GB"/>
-        </w:rPr>
-        <w:t>System.out.println</w:t>
-      </w:r>
-      <w:proofErr w:type="spellEnd"/>
-      <w:r>
-        <w:rPr>
-          <w:lang w:val="en-GB"/>
-        </w:rPr>
-        <w:t xml:space="preserve">("Filas </w:t>
-      </w:r>
-      <w:proofErr w:type="spellStart"/>
-      <w:r>
-        <w:rPr>
-          <w:lang w:val="en-GB"/>
-        </w:rPr>
-        <w:t>borradas</w:t>
-      </w:r>
-      <w:proofErr w:type="spellEnd"/>
-      <w:r>
-        <w:rPr>
-          <w:lang w:val="en-GB"/>
-        </w:rPr>
-        <w:t xml:space="preserve">: " + </w:t>
-      </w:r>
-      <w:proofErr w:type="spellStart"/>
-      <w:r>
-        <w:rPr>
-          <w:lang w:val="en-GB"/>
-        </w:rPr>
-        <w:t>ps.executeUpdate</w:t>
-      </w:r>
-      <w:proofErr w:type="spellEnd"/>
-      <w:r>
-        <w:rPr>
-          <w:lang w:val="en-GB"/>
-        </w:rPr>
-        <w:t>());</w:t>
+        <w:t xml:space="preserve">            System.out.print("ID a borrar: ");</w:t>
+      </w:r>
+    </w:p>
+    <w:p>
+      <w:pPr>
+        <w:pStyle w:val="Sinespaciado"/>
+        <w:shd w:val="clear" w:color="auto" w:fill="FAE2D5" w:themeFill="accent2" w:themeFillTint="33"/>
+        <w:rPr>
+          <w:lang w:val="en-GB"/>
+        </w:rPr>
+      </w:pPr>
+      <w:r>
+        <w:rPr>
+          <w:lang w:val="en-GB"/>
+        </w:rPr>
+        <w:t xml:space="preserve">            int idDelete = Integer.parseInt(sc.nextLine());</w:t>
+      </w:r>
+    </w:p>
+    <w:p>
+      <w:pPr>
+        <w:pStyle w:val="Sinespaciado"/>
+        <w:shd w:val="clear" w:color="auto" w:fill="FAE2D5" w:themeFill="accent2" w:themeFillTint="33"/>
+        <w:rPr>
+          <w:lang w:val="en-GB"/>
+        </w:rPr>
+      </w:pPr>
+    </w:p>
+    <w:p>
+      <w:pPr>
+        <w:pStyle w:val="Sinespaciado"/>
+        <w:shd w:val="clear" w:color="auto" w:fill="FAE2D5" w:themeFill="accent2" w:themeFillTint="33"/>
+        <w:rPr>
+          <w:lang w:val="en-GB"/>
+        </w:rPr>
+      </w:pPr>
+      <w:r>
+        <w:rPr>
+          <w:lang w:val="en-GB"/>
+        </w:rPr>
+        <w:t xml:space="preserve">            String sqlDelete = "DELETE FROM clientes WHERE id = ?";</w:t>
+      </w:r>
+    </w:p>
+    <w:p>
+      <w:pPr>
+        <w:pStyle w:val="Sinespaciado"/>
+        <w:shd w:val="clear" w:color="auto" w:fill="FAE2D5" w:themeFill="accent2" w:themeFillTint="33"/>
+        <w:rPr>
+          <w:lang w:val="en-GB"/>
+        </w:rPr>
+      </w:pPr>
+      <w:r>
+        <w:rPr>
+          <w:lang w:val="en-GB"/>
+        </w:rPr>
+        <w:t xml:space="preserve">            try (PreparedStatement ps = con.prepareStatement(sqlDelete)) {</w:t>
+      </w:r>
+    </w:p>
+    <w:p>
+      <w:pPr>
+        <w:pStyle w:val="Sinespaciado"/>
+        <w:shd w:val="clear" w:color="auto" w:fill="FAE2D5" w:themeFill="accent2" w:themeFillTint="33"/>
+        <w:rPr>
+          <w:lang w:val="en-GB"/>
+        </w:rPr>
+      </w:pPr>
+      <w:r>
+        <w:rPr>
+          <w:lang w:val="en-GB"/>
+        </w:rPr>
+        <w:t xml:space="preserve">                ps.setInt(1, idDelete);</w:t>
+      </w:r>
+    </w:p>
+    <w:p>
+      <w:pPr>
+        <w:pStyle w:val="Sinespaciado"/>
+        <w:shd w:val="clear" w:color="auto" w:fill="FAE2D5" w:themeFill="accent2" w:themeFillTint="33"/>
+        <w:rPr>
+          <w:lang w:val="en-GB"/>
+        </w:rPr>
+      </w:pPr>
+      <w:r>
+        <w:rPr>
+          <w:lang w:val="en-GB"/>
+        </w:rPr>
+        <w:t xml:space="preserve">                System.out.println("Filas borradas: " + ps.executeUpdate());</w:t>
       </w:r>
     </w:p>
     <w:p>
@@ -5531,21 +3080,7 @@
         <w:rPr>
           <w:lang w:val="en-GB"/>
         </w:rPr>
-        <w:t xml:space="preserve">            </w:t>
-      </w:r>
-      <w:proofErr w:type="spellStart"/>
-      <w:r>
-        <w:rPr>
-          <w:lang w:val="en-GB"/>
-        </w:rPr>
-        <w:t>e.printStackTrace</w:t>
-      </w:r>
-      <w:proofErr w:type="spellEnd"/>
-      <w:r>
-        <w:rPr>
-          <w:lang w:val="en-GB"/>
-        </w:rPr>
-        <w:t>();</w:t>
+        <w:t xml:space="preserve">            e.printStackTrace();</w:t>
       </w:r>
     </w:p>
     <w:p>
@@ -5628,7 +3163,7 @@
     <w:p>
       <w:r>
         <w:pict w14:anchorId="3F16F598">
-          <v:rect id="_x0000_i1147" style="width:0;height:1.5pt" o:hralign="center" o:hrstd="t" o:hr="t" fillcolor="#a0a0a0" stroked="f"/>
+          <v:rect id="_x0000_i1032" style="width:0;height:1.5pt" o:hralign="center" o:hrstd="t" o:hr="t" fillcolor="#a0a0a0" stroked="f"/>
         </w:pict>
       </w:r>
     </w:p>
@@ -5703,11 +3238,9 @@
           <w:numId w:val="2"/>
         </w:numPr>
       </w:pPr>
-      <w:proofErr w:type="spellStart"/>
-      <w:r>
-        <w:t>Statement</w:t>
-      </w:r>
-      <w:proofErr w:type="spellEnd"/>
+      <w:r>
+        <w:t>PreparedStatement</w:t>
+      </w:r>
     </w:p>
     <w:p>
       <w:pPr>
@@ -5716,11 +3249,9 @@
           <w:numId w:val="2"/>
         </w:numPr>
       </w:pPr>
-      <w:proofErr w:type="spellStart"/>
-      <w:r>
-        <w:t>PreparedStatement</w:t>
-      </w:r>
-      <w:proofErr w:type="spellEnd"/>
+      <w:r>
+        <w:t>SELECT, INSERT, UPDATE, DELETE</w:t>
+      </w:r>
     </w:p>
     <w:p>
       <w:pPr>
@@ -5730,26 +3261,13 @@
         </w:numPr>
       </w:pPr>
       <w:r>
-        <w:t>SELECT, INSERT, UPDATE, DELETE</w:t>
-      </w:r>
-    </w:p>
-    <w:p>
-      <w:pPr>
-        <w:numPr>
-          <w:ilvl w:val="0"/>
-          <w:numId w:val="2"/>
-        </w:numPr>
-      </w:pPr>
-      <w:proofErr w:type="spellStart"/>
-      <w:r>
         <w:t>ResultSet</w:t>
       </w:r>
-      <w:proofErr w:type="spellEnd"/>
     </w:p>
     <w:p>
       <w:r>
         <w:pict w14:anchorId="6ED89731">
-          <v:rect id="_x0000_i1148" style="width:0;height:1.5pt" o:hralign="center" o:hrstd="t" o:hr="t" fillcolor="#a0a0a0" stroked="f"/>
+          <v:rect id="_x0000_i1033" style="width:0;height:1.5pt" o:hralign="center" o:hrstd="t" o:hr="t" fillcolor="#a0a0a0" stroked="f"/>
         </w:pict>
       </w:r>
     </w:p>
@@ -5812,6 +3330,48 @@
       </w:r>
     </w:p>
     <w:p>
+      <w:pPr>
+        <w:ind w:left="720"/>
+      </w:pPr>
+      <w:r>
+        <w:drawing>
+          <wp:inline distT="0" distB="0" distL="0" distR="0" wp14:anchorId="3396077F" wp14:editId="3D4524ED">
+            <wp:extent cx="5400040" cy="2194560"/>
+            <wp:effectExtent l="0" t="0" r="0" b="0"/>
+            <wp:docPr id="50693738" name="Imagen 1"/>
+            <wp:cNvGraphicFramePr>
+              <a:graphicFrameLocks xmlns:a="http://schemas.openxmlformats.org/drawingml/2006/main" noChangeAspect="1"/>
+            </wp:cNvGraphicFramePr>
+            <a:graphic xmlns:a="http://schemas.openxmlformats.org/drawingml/2006/main">
+              <a:graphicData uri="http://schemas.openxmlformats.org/drawingml/2006/picture">
+                <pic:pic xmlns:pic="http://schemas.openxmlformats.org/drawingml/2006/picture">
+                  <pic:nvPicPr>
+                    <pic:cNvPr id="50693738" name=""/>
+                    <pic:cNvPicPr/>
+                  </pic:nvPicPr>
+                  <pic:blipFill>
+                    <a:blip r:embed="rId5"/>
+                    <a:stretch>
+                      <a:fillRect/>
+                    </a:stretch>
+                  </pic:blipFill>
+                  <pic:spPr>
+                    <a:xfrm>
+                      <a:off x="0" y="0"/>
+                      <a:ext cx="5400040" cy="2194560"/>
+                    </a:xfrm>
+                    <a:prstGeom prst="rect">
+                      <a:avLst/>
+                    </a:prstGeom>
+                  </pic:spPr>
+                </pic:pic>
+              </a:graphicData>
+            </a:graphic>
+          </wp:inline>
+        </w:drawing>
+      </w:r>
+    </w:p>
+    <w:p>
       <w:r>
         <w:t>academia</w:t>
       </w:r>
@@ -5829,7 +3389,51 @@
     </w:p>
     <w:p>
       <w:r>
+        <w:lastRenderedPageBreak/>
         <w:t>cursos</w:t>
+      </w:r>
+      <w:r>
+        <w:rPr>
+          <w:noProof/>
+        </w:rPr>
+        <w:t xml:space="preserve"> </w:t>
+      </w:r>
+      <w:r>
+        <w:drawing>
+          <wp:inline distT="0" distB="0" distL="0" distR="0" wp14:anchorId="2325CDE2" wp14:editId="4C0DA6DC">
+            <wp:extent cx="5400040" cy="2174240"/>
+            <wp:effectExtent l="0" t="0" r="0" b="0"/>
+            <wp:docPr id="1759200303" name="Imagen 1"/>
+            <wp:cNvGraphicFramePr>
+              <a:graphicFrameLocks xmlns:a="http://schemas.openxmlformats.org/drawingml/2006/main" noChangeAspect="1"/>
+            </wp:cNvGraphicFramePr>
+            <a:graphic xmlns:a="http://schemas.openxmlformats.org/drawingml/2006/main">
+              <a:graphicData uri="http://schemas.openxmlformats.org/drawingml/2006/picture">
+                <pic:pic xmlns:pic="http://schemas.openxmlformats.org/drawingml/2006/picture">
+                  <pic:nvPicPr>
+                    <pic:cNvPr id="1759200303" name=""/>
+                    <pic:cNvPicPr/>
+                  </pic:nvPicPr>
+                  <pic:blipFill>
+                    <a:blip r:embed="rId6"/>
+                    <a:stretch>
+                      <a:fillRect/>
+                    </a:stretch>
+                  </pic:blipFill>
+                  <pic:spPr>
+                    <a:xfrm>
+                      <a:off x="0" y="0"/>
+                      <a:ext cx="5400040" cy="2174240"/>
+                    </a:xfrm>
+                    <a:prstGeom prst="rect">
+                      <a:avLst/>
+                    </a:prstGeom>
+                  </pic:spPr>
+                </pic:pic>
+              </a:graphicData>
+            </a:graphic>
+          </wp:inline>
+        </w:drawing>
       </w:r>
     </w:p>
     <w:p>
@@ -5891,11 +3495,54 @@
       <w:r>
         <w:t>Insertar 3 cursos de prueba manualmente desde MySQL.</w:t>
       </w:r>
+      <w:r>
+        <w:rPr>
+          <w:noProof/>
+        </w:rPr>
+        <w:t xml:space="preserve"> </w:t>
+      </w:r>
+      <w:r>
+        <w:drawing>
+          <wp:inline distT="0" distB="0" distL="0" distR="0" wp14:anchorId="07BF8947" wp14:editId="239A2A20">
+            <wp:extent cx="5400040" cy="1585595"/>
+            <wp:effectExtent l="0" t="0" r="0" b="0"/>
+            <wp:docPr id="1855850538" name="Imagen 1"/>
+            <wp:cNvGraphicFramePr>
+              <a:graphicFrameLocks xmlns:a="http://schemas.openxmlformats.org/drawingml/2006/main" noChangeAspect="1"/>
+            </wp:cNvGraphicFramePr>
+            <a:graphic xmlns:a="http://schemas.openxmlformats.org/drawingml/2006/main">
+              <a:graphicData uri="http://schemas.openxmlformats.org/drawingml/2006/picture">
+                <pic:pic xmlns:pic="http://schemas.openxmlformats.org/drawingml/2006/picture">
+                  <pic:nvPicPr>
+                    <pic:cNvPr id="1855850538" name=""/>
+                    <pic:cNvPicPr/>
+                  </pic:nvPicPr>
+                  <pic:blipFill>
+                    <a:blip r:embed="rId7"/>
+                    <a:stretch>
+                      <a:fillRect/>
+                    </a:stretch>
+                  </pic:blipFill>
+                  <pic:spPr>
+                    <a:xfrm>
+                      <a:off x="0" y="0"/>
+                      <a:ext cx="5400040" cy="1585595"/>
+                    </a:xfrm>
+                    <a:prstGeom prst="rect">
+                      <a:avLst/>
+                    </a:prstGeom>
+                  </pic:spPr>
+                </pic:pic>
+              </a:graphicData>
+            </a:graphic>
+          </wp:inline>
+        </w:drawing>
+      </w:r>
     </w:p>
     <w:p>
       <w:r>
         <w:pict w14:anchorId="062D1DE1">
-          <v:rect id="_x0000_i1149" style="width:0;height:1.5pt" o:hralign="center" o:hrstd="t" o:hr="t" fillcolor="#a0a0a0" stroked="f"/>
+          <v:rect id="_x0000_i1034" style="width:0;height:1.5pt" o:hralign="center" o:hrstd="t" o:hr="t" fillcolor="#a0a0a0" stroked="f"/>
         </w:pict>
       </w:r>
     </w:p>
@@ -5935,7 +3582,7 @@
     <w:p>
       <w:r>
         <w:pict w14:anchorId="0BDFE395">
-          <v:rect id="_x0000_i1150" style="width:0;height:1.5pt" o:hralign="center" o:hrstd="t" o:hr="t" fillcolor="#a0a0a0" stroked="f"/>
+          <v:rect id="_x0000_i1035" style="width:0;height:1.5pt" o:hralign="center" o:hrstd="t" o:hr="t" fillcolor="#a0a0a0" stroked="f"/>
         </w:pict>
       </w:r>
     </w:p>
@@ -5962,7 +3609,13 @@
         </w:rPr>
         <w:t xml:space="preserve"> EJERCICIO 1 – Insertar curso con </w:t>
       </w:r>
-      <w:proofErr w:type="spellStart"/>
+      <w:r>
+        <w:rPr>
+          <w:b/>
+          <w:bCs/>
+        </w:rPr>
+        <w:t>Prepared</w:t>
+      </w:r>
       <w:r>
         <w:rPr>
           <w:b/>
@@ -5970,7 +3623,6 @@
         </w:rPr>
         <w:t>Statement</w:t>
       </w:r>
-      <w:proofErr w:type="spellEnd"/>
     </w:p>
     <w:p>
       <w:r>
@@ -5992,7 +3644,6 @@
     </w:p>
     <w:p>
       <w:r>
-        <w:lastRenderedPageBreak/>
         <w:t>Crear un programa que:</w:t>
       </w:r>
     </w:p>
@@ -6015,15 +3666,14 @@
         </w:numPr>
       </w:pPr>
       <w:r>
+        <w:lastRenderedPageBreak/>
         <w:t xml:space="preserve">Inserte un curso usando </w:t>
       </w:r>
-      <w:proofErr w:type="spellStart"/>
-      <w:r>
-        <w:t>Statement</w:t>
-      </w:r>
-      <w:proofErr w:type="spellEnd"/>
-      <w:r>
-        <w:t>.</w:t>
+      <w:r>
+        <w:t>Prepared</w:t>
+      </w:r>
+      <w:r>
+        <w:t>Statement.</w:t>
       </w:r>
     </w:p>
     <w:p>
@@ -6045,7 +3695,7 @@
     <w:p>
       <w:r>
         <w:pict w14:anchorId="272A905D">
-          <v:rect id="_x0000_i1151" style="width:0;height:1.5pt" o:hralign="center" o:hrstd="t" o:hr="t" fillcolor="#a0a0a0" stroked="f"/>
+          <v:rect id="_x0000_i1036" style="width:0;height:1.5pt" o:hralign="center" o:hrstd="t" o:hr="t" fillcolor="#a0a0a0" stroked="f"/>
         </w:pict>
       </w:r>
     </w:p>
@@ -6070,17 +3720,8 @@
           <w:b/>
           <w:bCs/>
         </w:rPr>
-        <w:t xml:space="preserve"> EJERCICIO 2 – Insertar curso con </w:t>
-      </w:r>
-      <w:proofErr w:type="spellStart"/>
-      <w:r>
-        <w:rPr>
-          <w:b/>
-          <w:bCs/>
-        </w:rPr>
-        <w:t>PreparedStatement</w:t>
-      </w:r>
-      <w:proofErr w:type="spellEnd"/>
+        <w:t xml:space="preserve"> EJERCICIO 2 – Insertar curso con PreparedStatement</w:t>
+      </w:r>
     </w:p>
     <w:p>
       <w:r>
@@ -6168,15 +3809,7 @@
         </w:numPr>
       </w:pPr>
       <w:r>
-        <w:t xml:space="preserve">Inserte el curso usando </w:t>
-      </w:r>
-      <w:proofErr w:type="spellStart"/>
-      <w:r>
-        <w:t>PreparedStatement</w:t>
-      </w:r>
-      <w:proofErr w:type="spellEnd"/>
-      <w:r>
-        <w:t>.</w:t>
+        <w:t>Inserte el curso usando PreparedStatement.</w:t>
       </w:r>
     </w:p>
     <w:p>
@@ -6187,13 +3820,57 @@
         </w:numPr>
       </w:pPr>
       <w:r>
+        <w:lastRenderedPageBreak/>
         <w:t>Muestre el número de filas insertadas.</w:t>
       </w:r>
+      <w:r>
+        <w:rPr>
+          <w:noProof/>
+        </w:rPr>
+        <w:t xml:space="preserve"> </w:t>
+      </w:r>
+      <w:r>
+        <w:drawing>
+          <wp:inline distT="0" distB="0" distL="0" distR="0" wp14:anchorId="43129CBE" wp14:editId="4FD9A23D">
+            <wp:extent cx="5400040" cy="4603115"/>
+            <wp:effectExtent l="0" t="0" r="0" b="6985"/>
+            <wp:docPr id="39551344" name="Imagen 1"/>
+            <wp:cNvGraphicFramePr>
+              <a:graphicFrameLocks xmlns:a="http://schemas.openxmlformats.org/drawingml/2006/main" noChangeAspect="1"/>
+            </wp:cNvGraphicFramePr>
+            <a:graphic xmlns:a="http://schemas.openxmlformats.org/drawingml/2006/main">
+              <a:graphicData uri="http://schemas.openxmlformats.org/drawingml/2006/picture">
+                <pic:pic xmlns:pic="http://schemas.openxmlformats.org/drawingml/2006/picture">
+                  <pic:nvPicPr>
+                    <pic:cNvPr id="39551344" name=""/>
+                    <pic:cNvPicPr/>
+                  </pic:nvPicPr>
+                  <pic:blipFill>
+                    <a:blip r:embed="rId8"/>
+                    <a:stretch>
+                      <a:fillRect/>
+                    </a:stretch>
+                  </pic:blipFill>
+                  <pic:spPr>
+                    <a:xfrm>
+                      <a:off x="0" y="0"/>
+                      <a:ext cx="5400040" cy="4603115"/>
+                    </a:xfrm>
+                    <a:prstGeom prst="rect">
+                      <a:avLst/>
+                    </a:prstGeom>
+                  </pic:spPr>
+                </pic:pic>
+              </a:graphicData>
+            </a:graphic>
+          </wp:inline>
+        </w:drawing>
+      </w:r>
     </w:p>
     <w:p>
       <w:r>
         <w:pict w14:anchorId="26F11355">
-          <v:rect id="_x0000_i1152" style="width:0;height:1.5pt" o:hralign="center" o:hrstd="t" o:hr="t" fillcolor="#a0a0a0" stroked="f"/>
+          <v:rect id="_x0000_i1037" style="width:0;height:1.5pt" o:hralign="center" o:hrstd="t" o:hr="t" fillcolor="#a0a0a0" stroked="f"/>
         </w:pict>
       </w:r>
     </w:p>
@@ -6263,15 +3940,7 @@
         </w:numPr>
       </w:pPr>
       <w:r>
-        <w:t xml:space="preserve">Recorra el </w:t>
-      </w:r>
-      <w:proofErr w:type="spellStart"/>
-      <w:r>
-        <w:t>ResultSet</w:t>
-      </w:r>
-      <w:proofErr w:type="spellEnd"/>
-      <w:r>
-        <w:t>.</w:t>
+        <w:t>Recorra el ResultSet.</w:t>
       </w:r>
     </w:p>
     <w:p>
@@ -6293,7 +3962,7 @@
     <w:p>
       <w:r>
         <w:pict w14:anchorId="097F6BAA">
-          <v:rect id="_x0000_i1153" style="width:0;height:1.5pt" o:hralign="center" o:hrstd="t" o:hr="t" fillcolor="#a0a0a0" stroked="f"/>
+          <v:rect id="_x0000_i1038" style="width:0;height:1.5pt" o:hralign="center" o:hrstd="t" o:hr="t" fillcolor="#a0a0a0" stroked="f"/>
         </w:pict>
       </w:r>
     </w:p>
@@ -6364,15 +4033,7 @@
         </w:numPr>
       </w:pPr>
       <w:r>
-        <w:t xml:space="preserve">Busque el curso usando </w:t>
-      </w:r>
-      <w:proofErr w:type="spellStart"/>
-      <w:r>
-        <w:t>PreparedStatement</w:t>
-      </w:r>
-      <w:proofErr w:type="spellEnd"/>
-      <w:r>
-        <w:t>.</w:t>
+        <w:t>Busque el curso usando PreparedStatement.</w:t>
       </w:r>
     </w:p>
     <w:p>
@@ -6399,8 +4060,40 @@
     </w:p>
     <w:p>
       <w:r>
+        <w:t>Ejemplo de sentencia</w:t>
+      </w:r>
+    </w:p>
+    <w:p>
+      <w:pPr>
+        <w:rPr>
+          <w:lang w:val="en-GB"/>
+        </w:rPr>
+      </w:pPr>
+      <w:r>
+        <w:rPr>
+          <w:lang w:val="en-GB"/>
+        </w:rPr>
+        <w:t>Update productos set precio=? Where</w:t>
+      </w:r>
+      <w:r>
+        <w:rPr>
+          <w:lang w:val="en-GB"/>
+        </w:rPr>
+        <w:t xml:space="preserve"> id=?</w:t>
+      </w:r>
+    </w:p>
+    <w:p>
+      <w:r>
+        <w:t>Temenos ue usar dos s</w:t>
+      </w:r>
+      <w:r>
+        <w:t>et</w:t>
+      </w:r>
+    </w:p>
+    <w:p>
+      <w:r>
         <w:pict w14:anchorId="78520CAE">
-          <v:rect id="_x0000_i1154" style="width:0;height:1.5pt" o:hralign="center" o:hrstd="t" o:hr="t" fillcolor="#a0a0a0" stroked="f"/>
+          <v:rect id="_x0000_i1039" style="width:0;height:1.5pt" o:hralign="center" o:hrstd="t" o:hr="t" fillcolor="#a0a0a0" stroked="f"/>
         </w:pict>
       </w:r>
     </w:p>
@@ -6498,7 +4191,7 @@
     <w:p>
       <w:r>
         <w:pict w14:anchorId="7EBD6AB0">
-          <v:rect id="_x0000_i1155" style="width:0;height:1.5pt" o:hralign="center" o:hrstd="t" o:hr="t" fillcolor="#a0a0a0" stroked="f"/>
+          <v:rect id="_x0000_i1040" style="width:0;height:1.5pt" o:hralign="center" o:hrstd="t" o:hr="t" fillcolor="#a0a0a0" stroked="f"/>
         </w:pict>
       </w:r>
     </w:p>
@@ -6585,7 +4278,7 @@
     <w:p>
       <w:r>
         <w:pict w14:anchorId="43B2EF54">
-          <v:rect id="_x0000_i1156" style="width:0;height:1.5pt" o:hralign="center" o:hrstd="t" o:hr="t" fillcolor="#a0a0a0" stroked="f"/>
+          <v:rect id="_x0000_i1041" style="width:0;height:1.5pt" o:hralign="center" o:hrstd="t" o:hr="t" fillcolor="#a0a0a0" stroked="f"/>
         </w:pict>
       </w:r>
     </w:p>
@@ -6666,21 +4359,14 @@
         </w:numPr>
       </w:pPr>
       <w:r>
-        <w:t xml:space="preserve">Use </w:t>
-      </w:r>
-      <w:proofErr w:type="spellStart"/>
-      <w:r>
-        <w:t>PreparedStatement</w:t>
-      </w:r>
-      <w:proofErr w:type="spellEnd"/>
-      <w:r>
-        <w:t>.</w:t>
+        <w:lastRenderedPageBreak/>
+        <w:t>Use PreparedStatement.</w:t>
       </w:r>
     </w:p>
     <w:p>
       <w:r>
         <w:pict w14:anchorId="42943A10">
-          <v:rect id="_x0000_i1157" style="width:0;height:1.5pt" o:hralign="center" o:hrstd="t" o:hr="t" fillcolor="#a0a0a0" stroked="f"/>
+          <v:rect id="_x0000_i1042" style="width:0;height:1.5pt" o:hralign="center" o:hrstd="t" o:hr="t" fillcolor="#a0a0a0" stroked="f"/>
         </w:pict>
       </w:r>
     </w:p>
@@ -6697,7 +4383,6 @@
           <w:b/>
           <w:bCs/>
         </w:rPr>
-        <w:lastRenderedPageBreak/>
         <w:t>🎓</w:t>
       </w:r>
       <w:r>
@@ -8948,6 +6633,7 @@
   <w:style w:type="character" w:default="1" w:styleId="Fuentedeprrafopredeter">
     <w:name w:val="Default Paragraph Font"/>
     <w:uiPriority w:val="1"/>
+    <w:semiHidden/>
     <w:unhideWhenUsed/>
   </w:style>
   <w:style w:type="table" w:default="1" w:styleId="Tablanormal">

--- a/EJERCICIOS DE LOS ALUMNOS/RAFA/EJERCICIOS BBDD RELACIONES CON JAVA.docx
+++ b/EJERCICIOS DE LOS ALUMNOS/RAFA/EJERCICIOS BBDD RELACIONES CON JAVA.docx
@@ -24,7 +24,23 @@
           <w:b/>
           <w:bCs/>
         </w:rPr>
-        <w:t>0) Preparación en MySQL (Workbench o consola)</w:t>
+        <w:t>0) Preparación en MySQL (</w:t>
+      </w:r>
+      <w:proofErr w:type="spellStart"/>
+      <w:r>
+        <w:rPr>
+          <w:b/>
+          <w:bCs/>
+        </w:rPr>
+        <w:t>Workbench</w:t>
+      </w:r>
+      <w:proofErr w:type="spellEnd"/>
+      <w:r>
+        <w:rPr>
+          <w:b/>
+          <w:bCs/>
+        </w:rPr>
+        <w:t xml:space="preserve"> o consola)</w:t>
       </w:r>
     </w:p>
     <w:p>
@@ -89,7 +105,15 @@
         <w:t>clientes</w:t>
       </w:r>
       <w:r>
-        <w:t xml:space="preserve"> con los campos: id, nif, nombre, edad.</w:t>
+        <w:t xml:space="preserve"> con los campos: id, </w:t>
+      </w:r>
+      <w:proofErr w:type="spellStart"/>
+      <w:r>
+        <w:t>nif</w:t>
+      </w:r>
+      <w:proofErr w:type="spellEnd"/>
+      <w:r>
+        <w:t>, nombre, edad.</w:t>
       </w:r>
     </w:p>
     <w:p>
@@ -177,31 +201,59 @@
         <w:rPr>
           <w:lang w:val="en-GB"/>
         </w:rPr>
-        <w:t>DROP TABLE IF EXISTS clientes;</w:t>
-      </w:r>
-    </w:p>
-    <w:p>
-      <w:pPr>
-        <w:pStyle w:val="Sinespaciado"/>
-        <w:shd w:val="clear" w:color="auto" w:fill="FAE2D5" w:themeFill="accent2" w:themeFillTint="33"/>
-        <w:rPr>
-          <w:lang w:val="en-GB"/>
-        </w:rPr>
-      </w:pPr>
-    </w:p>
-    <w:p>
-      <w:pPr>
-        <w:pStyle w:val="Sinespaciado"/>
-        <w:shd w:val="clear" w:color="auto" w:fill="FAE2D5" w:themeFill="accent2" w:themeFillTint="33"/>
-        <w:rPr>
-          <w:lang w:val="en-GB"/>
-        </w:rPr>
-      </w:pPr>
-      <w:r>
-        <w:rPr>
-          <w:lang w:val="en-GB"/>
-        </w:rPr>
-        <w:t>CREATE TABLE clientes (</w:t>
+        <w:t xml:space="preserve">DROP TABLE IF EXISTS </w:t>
+      </w:r>
+      <w:proofErr w:type="spellStart"/>
+      <w:r>
+        <w:rPr>
+          <w:lang w:val="en-GB"/>
+        </w:rPr>
+        <w:t>clientes</w:t>
+      </w:r>
+      <w:proofErr w:type="spellEnd"/>
+      <w:r>
+        <w:rPr>
+          <w:lang w:val="en-GB"/>
+        </w:rPr>
+        <w:t>;</w:t>
+      </w:r>
+    </w:p>
+    <w:p>
+      <w:pPr>
+        <w:pStyle w:val="Sinespaciado"/>
+        <w:shd w:val="clear" w:color="auto" w:fill="FAE2D5" w:themeFill="accent2" w:themeFillTint="33"/>
+        <w:rPr>
+          <w:lang w:val="en-GB"/>
+        </w:rPr>
+      </w:pPr>
+    </w:p>
+    <w:p>
+      <w:pPr>
+        <w:pStyle w:val="Sinespaciado"/>
+        <w:shd w:val="clear" w:color="auto" w:fill="FAE2D5" w:themeFill="accent2" w:themeFillTint="33"/>
+        <w:rPr>
+          <w:lang w:val="en-GB"/>
+        </w:rPr>
+      </w:pPr>
+      <w:r>
+        <w:rPr>
+          <w:lang w:val="en-GB"/>
+        </w:rPr>
+        <w:t xml:space="preserve">CREATE TABLE </w:t>
+      </w:r>
+      <w:proofErr w:type="spellStart"/>
+      <w:r>
+        <w:rPr>
+          <w:lang w:val="en-GB"/>
+        </w:rPr>
+        <w:t>clientes</w:t>
+      </w:r>
+      <w:proofErr w:type="spellEnd"/>
+      <w:r>
+        <w:rPr>
+          <w:lang w:val="en-GB"/>
+        </w:rPr>
+        <w:t xml:space="preserve"> (</w:t>
       </w:r>
     </w:p>
     <w:p>
@@ -231,35 +283,63 @@
         <w:rPr>
           <w:lang w:val="en-GB"/>
         </w:rPr>
-        <w:t xml:space="preserve">  nif VARCHAR(10) NOT NULL,</w:t>
-      </w:r>
-    </w:p>
-    <w:p>
-      <w:pPr>
-        <w:pStyle w:val="Sinespaciado"/>
-        <w:shd w:val="clear" w:color="auto" w:fill="FAE2D5" w:themeFill="accent2" w:themeFillTint="33"/>
-        <w:rPr>
-          <w:lang w:val="en-GB"/>
-        </w:rPr>
-      </w:pPr>
-      <w:r>
-        <w:rPr>
-          <w:lang w:val="en-GB"/>
-        </w:rPr>
-        <w:t xml:space="preserve">  nombre VARCHAR(60) NOT NULL,</w:t>
-      </w:r>
-    </w:p>
-    <w:p>
-      <w:pPr>
-        <w:pStyle w:val="Sinespaciado"/>
-        <w:shd w:val="clear" w:color="auto" w:fill="FAE2D5" w:themeFill="accent2" w:themeFillTint="33"/>
-      </w:pPr>
-      <w:r>
-        <w:rPr>
-          <w:lang w:val="en-GB"/>
-        </w:rPr>
         <w:t xml:space="preserve">  </w:t>
       </w:r>
+      <w:proofErr w:type="spellStart"/>
+      <w:r>
+        <w:rPr>
+          <w:lang w:val="en-GB"/>
+        </w:rPr>
+        <w:t>nif</w:t>
+      </w:r>
+      <w:proofErr w:type="spellEnd"/>
+      <w:r>
+        <w:rPr>
+          <w:lang w:val="en-GB"/>
+        </w:rPr>
+        <w:t xml:space="preserve"> VARCHAR(10) NOT NULL,</w:t>
+      </w:r>
+    </w:p>
+    <w:p>
+      <w:pPr>
+        <w:pStyle w:val="Sinespaciado"/>
+        <w:shd w:val="clear" w:color="auto" w:fill="FAE2D5" w:themeFill="accent2" w:themeFillTint="33"/>
+        <w:rPr>
+          <w:lang w:val="en-GB"/>
+        </w:rPr>
+      </w:pPr>
+      <w:r>
+        <w:rPr>
+          <w:lang w:val="en-GB"/>
+        </w:rPr>
+        <w:t xml:space="preserve">  </w:t>
+      </w:r>
+      <w:proofErr w:type="spellStart"/>
+      <w:r>
+        <w:rPr>
+          <w:lang w:val="en-GB"/>
+        </w:rPr>
+        <w:t>nombre</w:t>
+      </w:r>
+      <w:proofErr w:type="spellEnd"/>
+      <w:r>
+        <w:rPr>
+          <w:lang w:val="en-GB"/>
+        </w:rPr>
+        <w:t xml:space="preserve"> VARCHAR(60) NOT NULL,</w:t>
+      </w:r>
+    </w:p>
+    <w:p>
+      <w:pPr>
+        <w:pStyle w:val="Sinespaciado"/>
+        <w:shd w:val="clear" w:color="auto" w:fill="FAE2D5" w:themeFill="accent2" w:themeFillTint="33"/>
+      </w:pPr>
+      <w:r>
+        <w:rPr>
+          <w:lang w:val="en-GB"/>
+        </w:rPr>
+        <w:t xml:space="preserve">  </w:t>
+      </w:r>
       <w:r>
         <w:t>edad VARCHAR(2)</w:t>
       </w:r>
@@ -285,7 +365,15 @@
         <w:shd w:val="clear" w:color="auto" w:fill="FAE2D5" w:themeFill="accent2" w:themeFillTint="33"/>
       </w:pPr>
       <w:r>
-        <w:t>INSERT INTO clientes (id, nif, nombre, edad) VALUES</w:t>
+        <w:t xml:space="preserve">INSERT INTO clientes (id, </w:t>
+      </w:r>
+      <w:proofErr w:type="spellStart"/>
+      <w:r>
+        <w:t>nif</w:t>
+      </w:r>
+      <w:proofErr w:type="spellEnd"/>
+      <w:r>
+        <w:t>, nombre, edad) VALUES</w:t>
       </w:r>
     </w:p>
     <w:p>
@@ -339,7 +427,15 @@
     </w:p>
     <w:p>
       <w:r>
-        <w:t xml:space="preserve">Para no repetir URL/usuario/clave en cada ejercicio (muy cómodo en clase). Esto encaja con la idea de “helper” de la unidad </w:t>
+        <w:t>Para no repetir URL/usuario/clave en cada ejercicio (muy cómodo en clase). Esto encaja con la idea de “</w:t>
+      </w:r>
+      <w:proofErr w:type="spellStart"/>
+      <w:r>
+        <w:t>helper</w:t>
+      </w:r>
+      <w:proofErr w:type="spellEnd"/>
+      <w:r>
+        <w:t xml:space="preserve">” de la unidad </w:t>
       </w:r>
     </w:p>
     <w:p>
@@ -372,37 +468,79 @@
         <w:rPr>
           <w:lang w:val="en-GB"/>
         </w:rPr>
-        <w:t>import java.sql.Connection;</w:t>
-      </w:r>
-    </w:p>
-    <w:p>
-      <w:pPr>
-        <w:pStyle w:val="Sinespaciado"/>
-        <w:shd w:val="clear" w:color="auto" w:fill="FAE2D5" w:themeFill="accent2" w:themeFillTint="33"/>
-        <w:rPr>
-          <w:lang w:val="en-GB"/>
-        </w:rPr>
-      </w:pPr>
-      <w:r>
-        <w:rPr>
-          <w:lang w:val="en-GB"/>
-        </w:rPr>
-        <w:t>import java.sql.DriverManager;</w:t>
-      </w:r>
-    </w:p>
-    <w:p>
-      <w:pPr>
-        <w:pStyle w:val="Sinespaciado"/>
-        <w:shd w:val="clear" w:color="auto" w:fill="FAE2D5" w:themeFill="accent2" w:themeFillTint="33"/>
-        <w:rPr>
-          <w:lang w:val="en-GB"/>
-        </w:rPr>
-      </w:pPr>
-      <w:r>
-        <w:rPr>
-          <w:lang w:val="en-GB"/>
-        </w:rPr>
-        <w:t>import java.sql.SQLException;</w:t>
+        <w:t xml:space="preserve">import </w:t>
+      </w:r>
+      <w:proofErr w:type="spellStart"/>
+      <w:r>
+        <w:rPr>
+          <w:lang w:val="en-GB"/>
+        </w:rPr>
+        <w:t>java.sql.Connection</w:t>
+      </w:r>
+      <w:proofErr w:type="spellEnd"/>
+      <w:r>
+        <w:rPr>
+          <w:lang w:val="en-GB"/>
+        </w:rPr>
+        <w:t>;</w:t>
+      </w:r>
+    </w:p>
+    <w:p>
+      <w:pPr>
+        <w:pStyle w:val="Sinespaciado"/>
+        <w:shd w:val="clear" w:color="auto" w:fill="FAE2D5" w:themeFill="accent2" w:themeFillTint="33"/>
+        <w:rPr>
+          <w:lang w:val="en-GB"/>
+        </w:rPr>
+      </w:pPr>
+      <w:r>
+        <w:rPr>
+          <w:lang w:val="en-GB"/>
+        </w:rPr>
+        <w:t xml:space="preserve">import </w:t>
+      </w:r>
+      <w:proofErr w:type="spellStart"/>
+      <w:r>
+        <w:rPr>
+          <w:lang w:val="en-GB"/>
+        </w:rPr>
+        <w:t>java.sql.DriverManager</w:t>
+      </w:r>
+      <w:proofErr w:type="spellEnd"/>
+      <w:r>
+        <w:rPr>
+          <w:lang w:val="en-GB"/>
+        </w:rPr>
+        <w:t>;</w:t>
+      </w:r>
+    </w:p>
+    <w:p>
+      <w:pPr>
+        <w:pStyle w:val="Sinespaciado"/>
+        <w:shd w:val="clear" w:color="auto" w:fill="FAE2D5" w:themeFill="accent2" w:themeFillTint="33"/>
+        <w:rPr>
+          <w:lang w:val="en-GB"/>
+        </w:rPr>
+      </w:pPr>
+      <w:r>
+        <w:rPr>
+          <w:lang w:val="en-GB"/>
+        </w:rPr>
+        <w:t xml:space="preserve">import </w:t>
+      </w:r>
+      <w:proofErr w:type="spellStart"/>
+      <w:r>
+        <w:rPr>
+          <w:lang w:val="en-GB"/>
+        </w:rPr>
+        <w:t>java.sql.SQLException</w:t>
+      </w:r>
+      <w:proofErr w:type="spellEnd"/>
+      <w:r>
+        <w:rPr>
+          <w:lang w:val="en-GB"/>
+        </w:rPr>
+        <w:t>;</w:t>
       </w:r>
     </w:p>
     <w:p>
@@ -451,7 +589,21 @@
         <w:rPr>
           <w:lang w:val="en-GB"/>
         </w:rPr>
-        <w:t xml:space="preserve">    private static final String URL = "jdbc:mysql://localhost/empresa1";</w:t>
+        <w:t xml:space="preserve">    private static final String URL = "</w:t>
+      </w:r>
+      <w:proofErr w:type="spellStart"/>
+      <w:r>
+        <w:rPr>
+          <w:lang w:val="en-GB"/>
+        </w:rPr>
+        <w:t>jdbc:mysql</w:t>
+      </w:r>
+      <w:proofErr w:type="spellEnd"/>
+      <w:r>
+        <w:rPr>
+          <w:lang w:val="en-GB"/>
+        </w:rPr>
+        <w:t>://localhost/empresa1";</w:t>
       </w:r>
     </w:p>
     <w:p>
@@ -505,22 +657,64 @@
         <w:rPr>
           <w:lang w:val="en-GB"/>
         </w:rPr>
-        <w:t xml:space="preserve">    public static Connection conectar() throws SQLException {</w:t>
-      </w:r>
-    </w:p>
-    <w:p>
-      <w:pPr>
-        <w:pStyle w:val="Sinespaciado"/>
-        <w:shd w:val="clear" w:color="auto" w:fill="FAE2D5" w:themeFill="accent2" w:themeFillTint="33"/>
-        <w:rPr>
-          <w:lang w:val="en-GB"/>
-        </w:rPr>
-      </w:pPr>
-      <w:r>
-        <w:rPr>
-          <w:lang w:val="en-GB"/>
-        </w:rPr>
-        <w:t xml:space="preserve">        return DriverManager.getConnection(URL, USER, PASS);</w:t>
+        <w:t xml:space="preserve">    public static Connection </w:t>
+      </w:r>
+      <w:proofErr w:type="spellStart"/>
+      <w:r>
+        <w:rPr>
+          <w:lang w:val="en-GB"/>
+        </w:rPr>
+        <w:t>conectar</w:t>
+      </w:r>
+      <w:proofErr w:type="spellEnd"/>
+      <w:r>
+        <w:rPr>
+          <w:lang w:val="en-GB"/>
+        </w:rPr>
+        <w:t xml:space="preserve">() throws </w:t>
+      </w:r>
+      <w:proofErr w:type="spellStart"/>
+      <w:r>
+        <w:rPr>
+          <w:lang w:val="en-GB"/>
+        </w:rPr>
+        <w:t>SQLException</w:t>
+      </w:r>
+      <w:proofErr w:type="spellEnd"/>
+      <w:r>
+        <w:rPr>
+          <w:lang w:val="en-GB"/>
+        </w:rPr>
+        <w:t xml:space="preserve"> {</w:t>
+      </w:r>
+    </w:p>
+    <w:p>
+      <w:pPr>
+        <w:pStyle w:val="Sinespaciado"/>
+        <w:shd w:val="clear" w:color="auto" w:fill="FAE2D5" w:themeFill="accent2" w:themeFillTint="33"/>
+        <w:rPr>
+          <w:lang w:val="en-GB"/>
+        </w:rPr>
+      </w:pPr>
+      <w:r>
+        <w:rPr>
+          <w:lang w:val="en-GB"/>
+        </w:rPr>
+        <w:t xml:space="preserve">        return </w:t>
+      </w:r>
+      <w:proofErr w:type="spellStart"/>
+      <w:r>
+        <w:rPr>
+          <w:lang w:val="en-GB"/>
+        </w:rPr>
+        <w:t>DriverManager.getConnection</w:t>
+      </w:r>
+      <w:proofErr w:type="spellEnd"/>
+      <w:r>
+        <w:rPr>
+          <w:lang w:val="en-GB"/>
+        </w:rPr>
+        <w:t>(URL, USER, PASS);</w:t>
       </w:r>
     </w:p>
     <w:p>
@@ -575,19 +769,43 @@
           <w:b/>
           <w:bCs/>
         </w:rPr>
-        <w:t xml:space="preserve"> EJERCICIO 1 (Java + Statement): Crear la BD empresa1</w:t>
-      </w:r>
-    </w:p>
-    <w:p>
+        <w:t xml:space="preserve"> EJERCICIO 1 (Java + </w:t>
+      </w:r>
+      <w:proofErr w:type="spellStart"/>
       <w:r>
         <w:rPr>
           <w:b/>
           <w:bCs/>
         </w:rPr>
+        <w:t>Statement</w:t>
+      </w:r>
+      <w:proofErr w:type="spellEnd"/>
+      <w:r>
+        <w:rPr>
+          <w:b/>
+          <w:bCs/>
+        </w:rPr>
+        <w:t>): Crear la BD empresa1</w:t>
+      </w:r>
+    </w:p>
+    <w:p>
+      <w:r>
+        <w:rPr>
+          <w:b/>
+          <w:bCs/>
+        </w:rPr>
         <w:t>Enunciado:</w:t>
       </w:r>
       <w:r>
-        <w:t xml:space="preserve"> desde Java crea la base de datos empresa1 usando Statement.</w:t>
+        <w:t xml:space="preserve"> desde Java crea la base de datos empresa1 usando </w:t>
+      </w:r>
+      <w:proofErr w:type="spellStart"/>
+      <w:r>
+        <w:t>Statement</w:t>
+      </w:r>
+      <w:proofErr w:type="spellEnd"/>
+      <w:r>
+        <w:t>.</w:t>
       </w:r>
       <w:r>
         <w:br/>
@@ -602,56 +820,100 @@
           <w:lang w:val="en-GB"/>
         </w:rPr>
       </w:pPr>
+      <w:proofErr w:type="spellStart"/>
       <w:r>
         <w:rPr>
           <w:lang w:val="en-GB"/>
         </w:rPr>
         <w:t>CrearBaseDeDatos</w:t>
       </w:r>
-    </w:p>
-    <w:p>
-      <w:pPr>
-        <w:pStyle w:val="Sinespaciado"/>
-        <w:shd w:val="clear" w:color="auto" w:fill="FAE2D5" w:themeFill="accent2" w:themeFillTint="33"/>
-        <w:rPr>
-          <w:lang w:val="en-GB"/>
-        </w:rPr>
-      </w:pPr>
-      <w:r>
-        <w:rPr>
-          <w:lang w:val="en-GB"/>
-        </w:rPr>
-        <w:t>import java.sql.Connection;</w:t>
-      </w:r>
-    </w:p>
-    <w:p>
-      <w:pPr>
-        <w:pStyle w:val="Sinespaciado"/>
-        <w:shd w:val="clear" w:color="auto" w:fill="FAE2D5" w:themeFill="accent2" w:themeFillTint="33"/>
-        <w:rPr>
-          <w:lang w:val="en-GB"/>
-        </w:rPr>
-      </w:pPr>
-      <w:r>
-        <w:rPr>
-          <w:lang w:val="en-GB"/>
-        </w:rPr>
-        <w:t>import java.sql.DriverManager;</w:t>
-      </w:r>
-    </w:p>
-    <w:p>
-      <w:pPr>
-        <w:pStyle w:val="Sinespaciado"/>
-        <w:shd w:val="clear" w:color="auto" w:fill="FAE2D5" w:themeFill="accent2" w:themeFillTint="33"/>
-        <w:rPr>
-          <w:lang w:val="en-GB"/>
-        </w:rPr>
-      </w:pPr>
-      <w:r>
-        <w:rPr>
-          <w:lang w:val="en-GB"/>
-        </w:rPr>
-        <w:t>import java.sql.Statement;</w:t>
+      <w:proofErr w:type="spellEnd"/>
+    </w:p>
+    <w:p>
+      <w:pPr>
+        <w:pStyle w:val="Sinespaciado"/>
+        <w:shd w:val="clear" w:color="auto" w:fill="FAE2D5" w:themeFill="accent2" w:themeFillTint="33"/>
+        <w:rPr>
+          <w:lang w:val="en-GB"/>
+        </w:rPr>
+      </w:pPr>
+      <w:r>
+        <w:rPr>
+          <w:lang w:val="en-GB"/>
+        </w:rPr>
+        <w:t xml:space="preserve">import </w:t>
+      </w:r>
+      <w:proofErr w:type="spellStart"/>
+      <w:r>
+        <w:rPr>
+          <w:lang w:val="en-GB"/>
+        </w:rPr>
+        <w:t>java.sql.Connection</w:t>
+      </w:r>
+      <w:proofErr w:type="spellEnd"/>
+      <w:r>
+        <w:rPr>
+          <w:lang w:val="en-GB"/>
+        </w:rPr>
+        <w:t>;</w:t>
+      </w:r>
+    </w:p>
+    <w:p>
+      <w:pPr>
+        <w:pStyle w:val="Sinespaciado"/>
+        <w:shd w:val="clear" w:color="auto" w:fill="FAE2D5" w:themeFill="accent2" w:themeFillTint="33"/>
+        <w:rPr>
+          <w:lang w:val="en-GB"/>
+        </w:rPr>
+      </w:pPr>
+      <w:r>
+        <w:rPr>
+          <w:lang w:val="en-GB"/>
+        </w:rPr>
+        <w:t xml:space="preserve">import </w:t>
+      </w:r>
+      <w:proofErr w:type="spellStart"/>
+      <w:r>
+        <w:rPr>
+          <w:lang w:val="en-GB"/>
+        </w:rPr>
+        <w:t>java.sql.DriverManager</w:t>
+      </w:r>
+      <w:proofErr w:type="spellEnd"/>
+      <w:r>
+        <w:rPr>
+          <w:lang w:val="en-GB"/>
+        </w:rPr>
+        <w:t>;</w:t>
+      </w:r>
+    </w:p>
+    <w:p>
+      <w:pPr>
+        <w:pStyle w:val="Sinespaciado"/>
+        <w:shd w:val="clear" w:color="auto" w:fill="FAE2D5" w:themeFill="accent2" w:themeFillTint="33"/>
+        <w:rPr>
+          <w:lang w:val="en-GB"/>
+        </w:rPr>
+      </w:pPr>
+      <w:r>
+        <w:rPr>
+          <w:lang w:val="en-GB"/>
+        </w:rPr>
+        <w:t xml:space="preserve">import </w:t>
+      </w:r>
+      <w:proofErr w:type="spellStart"/>
+      <w:r>
+        <w:rPr>
+          <w:lang w:val="en-GB"/>
+        </w:rPr>
+        <w:t>java.sql.Statement</w:t>
+      </w:r>
+      <w:proofErr w:type="spellEnd"/>
+      <w:r>
+        <w:rPr>
+          <w:lang w:val="en-GB"/>
+        </w:rPr>
+        <w:t>;</w:t>
       </w:r>
     </w:p>
     <w:p>
@@ -690,100 +952,172 @@
         <w:rPr>
           <w:lang w:val="en-GB"/>
         </w:rPr>
-        <w:t xml:space="preserve">    public static void main(String[] args) {</w:t>
-      </w:r>
-    </w:p>
-    <w:p>
-      <w:pPr>
-        <w:pStyle w:val="Sinespaciado"/>
-        <w:shd w:val="clear" w:color="auto" w:fill="FAE2D5" w:themeFill="accent2" w:themeFillTint="33"/>
-        <w:rPr>
-          <w:lang w:val="en-GB"/>
-        </w:rPr>
-      </w:pPr>
-    </w:p>
-    <w:p>
-      <w:pPr>
-        <w:pStyle w:val="Sinespaciado"/>
-        <w:shd w:val="clear" w:color="auto" w:fill="FAE2D5" w:themeFill="accent2" w:themeFillTint="33"/>
-        <w:rPr>
-          <w:lang w:val="en-GB"/>
-        </w:rPr>
-      </w:pPr>
-      <w:r>
-        <w:rPr>
-          <w:lang w:val="en-GB"/>
-        </w:rPr>
-        <w:t xml:space="preserve">        String sql = "CREATE DATABASE IF NOT EXISTS empresa1";</w:t>
-      </w:r>
-    </w:p>
-    <w:p>
-      <w:pPr>
-        <w:pStyle w:val="Sinespaciado"/>
-        <w:shd w:val="clear" w:color="auto" w:fill="FAE2D5" w:themeFill="accent2" w:themeFillTint="33"/>
-        <w:rPr>
-          <w:lang w:val="en-GB"/>
-        </w:rPr>
-      </w:pPr>
-    </w:p>
-    <w:p>
-      <w:pPr>
-        <w:pStyle w:val="Sinespaciado"/>
-        <w:shd w:val="clear" w:color="auto" w:fill="FAE2D5" w:themeFill="accent2" w:themeFillTint="33"/>
-        <w:rPr>
-          <w:lang w:val="en-GB"/>
-        </w:rPr>
-      </w:pPr>
-      <w:r>
-        <w:rPr>
-          <w:lang w:val="en-GB"/>
-        </w:rPr>
-        <w:t xml:space="preserve">        try (Connection con = DriverManager.getConnection("jdbc:mysql://localhost/", "root", "");</w:t>
-      </w:r>
-    </w:p>
-    <w:p>
-      <w:pPr>
-        <w:pStyle w:val="Sinespaciado"/>
-        <w:shd w:val="clear" w:color="auto" w:fill="FAE2D5" w:themeFill="accent2" w:themeFillTint="33"/>
-        <w:rPr>
-          <w:lang w:val="en-GB"/>
-        </w:rPr>
-      </w:pPr>
-      <w:r>
-        <w:rPr>
-          <w:lang w:val="en-GB"/>
-        </w:rPr>
-        <w:t xml:space="preserve">             Statement st = con.createStatement()) {</w:t>
-      </w:r>
-    </w:p>
-    <w:p>
-      <w:pPr>
-        <w:pStyle w:val="Sinespaciado"/>
-        <w:shd w:val="clear" w:color="auto" w:fill="FAE2D5" w:themeFill="accent2" w:themeFillTint="33"/>
-        <w:rPr>
-          <w:lang w:val="en-GB"/>
-        </w:rPr>
-      </w:pPr>
-    </w:p>
-    <w:p>
-      <w:pPr>
-        <w:pStyle w:val="Sinespaciado"/>
-        <w:shd w:val="clear" w:color="auto" w:fill="FAE2D5" w:themeFill="accent2" w:themeFillTint="33"/>
-        <w:rPr>
-          <w:lang w:val="en-GB"/>
-        </w:rPr>
-      </w:pPr>
-      <w:r>
-        <w:rPr>
-          <w:lang w:val="en-GB"/>
-        </w:rPr>
-        <w:t xml:space="preserve">            st.execute(sql);</w:t>
-      </w:r>
-    </w:p>
-    <w:p>
-      <w:pPr>
-        <w:pStyle w:val="Sinespaciado"/>
-        <w:shd w:val="clear" w:color="auto" w:fill="FAE2D5" w:themeFill="accent2" w:themeFillTint="33"/>
+        <w:t xml:space="preserve">    public static void main(String[] </w:t>
+      </w:r>
+      <w:proofErr w:type="spellStart"/>
+      <w:r>
+        <w:rPr>
+          <w:lang w:val="en-GB"/>
+        </w:rPr>
+        <w:t>args</w:t>
+      </w:r>
+      <w:proofErr w:type="spellEnd"/>
+      <w:r>
+        <w:rPr>
+          <w:lang w:val="en-GB"/>
+        </w:rPr>
+        <w:t>) {</w:t>
+      </w:r>
+    </w:p>
+    <w:p>
+      <w:pPr>
+        <w:pStyle w:val="Sinespaciado"/>
+        <w:shd w:val="clear" w:color="auto" w:fill="FAE2D5" w:themeFill="accent2" w:themeFillTint="33"/>
+        <w:rPr>
+          <w:lang w:val="en-GB"/>
+        </w:rPr>
+      </w:pPr>
+    </w:p>
+    <w:p>
+      <w:pPr>
+        <w:pStyle w:val="Sinespaciado"/>
+        <w:shd w:val="clear" w:color="auto" w:fill="FAE2D5" w:themeFill="accent2" w:themeFillTint="33"/>
+        <w:rPr>
+          <w:lang w:val="en-GB"/>
+        </w:rPr>
+      </w:pPr>
+      <w:r>
+        <w:rPr>
+          <w:lang w:val="en-GB"/>
+        </w:rPr>
+        <w:t xml:space="preserve">        String </w:t>
+      </w:r>
+      <w:proofErr w:type="spellStart"/>
+      <w:r>
+        <w:rPr>
+          <w:lang w:val="en-GB"/>
+        </w:rPr>
+        <w:t>sql</w:t>
+      </w:r>
+      <w:proofErr w:type="spellEnd"/>
+      <w:r>
+        <w:rPr>
+          <w:lang w:val="en-GB"/>
+        </w:rPr>
+        <w:t xml:space="preserve"> = "CREATE DATABASE IF NOT EXISTS empresa1";</w:t>
+      </w:r>
+    </w:p>
+    <w:p>
+      <w:pPr>
+        <w:pStyle w:val="Sinespaciado"/>
+        <w:shd w:val="clear" w:color="auto" w:fill="FAE2D5" w:themeFill="accent2" w:themeFillTint="33"/>
+        <w:rPr>
+          <w:lang w:val="en-GB"/>
+        </w:rPr>
+      </w:pPr>
+    </w:p>
+    <w:p>
+      <w:pPr>
+        <w:pStyle w:val="Sinespaciado"/>
+        <w:shd w:val="clear" w:color="auto" w:fill="FAE2D5" w:themeFill="accent2" w:themeFillTint="33"/>
+        <w:rPr>
+          <w:lang w:val="en-GB"/>
+        </w:rPr>
+      </w:pPr>
+      <w:r>
+        <w:rPr>
+          <w:lang w:val="en-GB"/>
+        </w:rPr>
+        <w:t xml:space="preserve">        try (Connection con = </w:t>
+      </w:r>
+      <w:proofErr w:type="spellStart"/>
+      <w:r>
+        <w:rPr>
+          <w:lang w:val="en-GB"/>
+        </w:rPr>
+        <w:t>DriverManager.getConnection</w:t>
+      </w:r>
+      <w:proofErr w:type="spellEnd"/>
+      <w:r>
+        <w:rPr>
+          <w:lang w:val="en-GB"/>
+        </w:rPr>
+        <w:t>("</w:t>
+      </w:r>
+      <w:proofErr w:type="spellStart"/>
+      <w:r>
+        <w:rPr>
+          <w:lang w:val="en-GB"/>
+        </w:rPr>
+        <w:t>jdbc:mysql</w:t>
+      </w:r>
+      <w:proofErr w:type="spellEnd"/>
+      <w:r>
+        <w:rPr>
+          <w:lang w:val="en-GB"/>
+        </w:rPr>
+        <w:t>://localhost/", "root", "");</w:t>
+      </w:r>
+    </w:p>
+    <w:p>
+      <w:pPr>
+        <w:pStyle w:val="Sinespaciado"/>
+        <w:shd w:val="clear" w:color="auto" w:fill="FAE2D5" w:themeFill="accent2" w:themeFillTint="33"/>
+        <w:rPr>
+          <w:lang w:val="en-GB"/>
+        </w:rPr>
+      </w:pPr>
+      <w:r>
+        <w:rPr>
+          <w:lang w:val="en-GB"/>
+        </w:rPr>
+        <w:t xml:space="preserve">             Statement </w:t>
+      </w:r>
+      <w:proofErr w:type="spellStart"/>
+      <w:r>
+        <w:rPr>
+          <w:lang w:val="en-GB"/>
+        </w:rPr>
+        <w:t>st</w:t>
+      </w:r>
+      <w:proofErr w:type="spellEnd"/>
+      <w:r>
+        <w:rPr>
+          <w:lang w:val="en-GB"/>
+        </w:rPr>
+        <w:t xml:space="preserve"> = </w:t>
+      </w:r>
+      <w:proofErr w:type="spellStart"/>
+      <w:r>
+        <w:rPr>
+          <w:lang w:val="en-GB"/>
+        </w:rPr>
+        <w:t>con.createStatement</w:t>
+      </w:r>
+      <w:proofErr w:type="spellEnd"/>
+      <w:r>
+        <w:rPr>
+          <w:lang w:val="en-GB"/>
+        </w:rPr>
+        <w:t>()) {</w:t>
+      </w:r>
+    </w:p>
+    <w:p>
+      <w:pPr>
+        <w:pStyle w:val="Sinespaciado"/>
+        <w:shd w:val="clear" w:color="auto" w:fill="FAE2D5" w:themeFill="accent2" w:themeFillTint="33"/>
+        <w:rPr>
+          <w:lang w:val="en-GB"/>
+        </w:rPr>
+      </w:pPr>
+    </w:p>
+    <w:p>
+      <w:pPr>
+        <w:pStyle w:val="Sinespaciado"/>
+        <w:shd w:val="clear" w:color="auto" w:fill="FAE2D5" w:themeFill="accent2" w:themeFillTint="33"/>
+        <w:rPr>
+          <w:lang w:val="en-GB"/>
+        </w:rPr>
       </w:pPr>
       <w:r>
         <w:rPr>
@@ -791,8 +1125,53 @@
         </w:rPr>
         <w:t xml:space="preserve">            </w:t>
       </w:r>
-      <w:r>
-        <w:t>System.out.println("BD empresa1 creada/ya existía.");</w:t>
+      <w:proofErr w:type="spellStart"/>
+      <w:r>
+        <w:rPr>
+          <w:lang w:val="en-GB"/>
+        </w:rPr>
+        <w:t>st.execute</w:t>
+      </w:r>
+      <w:proofErr w:type="spellEnd"/>
+      <w:r>
+        <w:rPr>
+          <w:lang w:val="en-GB"/>
+        </w:rPr>
+        <w:t>(</w:t>
+      </w:r>
+      <w:proofErr w:type="spellStart"/>
+      <w:r>
+        <w:rPr>
+          <w:lang w:val="en-GB"/>
+        </w:rPr>
+        <w:t>sql</w:t>
+      </w:r>
+      <w:proofErr w:type="spellEnd"/>
+      <w:r>
+        <w:rPr>
+          <w:lang w:val="en-GB"/>
+        </w:rPr>
+        <w:t>);</w:t>
+      </w:r>
+    </w:p>
+    <w:p>
+      <w:pPr>
+        <w:pStyle w:val="Sinespaciado"/>
+        <w:shd w:val="clear" w:color="auto" w:fill="FAE2D5" w:themeFill="accent2" w:themeFillTint="33"/>
+      </w:pPr>
+      <w:r>
+        <w:rPr>
+          <w:lang w:val="en-GB"/>
+        </w:rPr>
+        <w:t xml:space="preserve">            </w:t>
+      </w:r>
+      <w:proofErr w:type="spellStart"/>
+      <w:r>
+        <w:t>System.out.println</w:t>
+      </w:r>
+      <w:proofErr w:type="spellEnd"/>
+      <w:r>
+        <w:t>("BD empresa1 creada/ya existía.");</w:t>
       </w:r>
     </w:p>
     <w:p>
@@ -831,7 +1210,21 @@
         <w:rPr>
           <w:lang w:val="en-GB"/>
         </w:rPr>
-        <w:t xml:space="preserve">            e.printStackTrace();</w:t>
+        <w:t xml:space="preserve">            </w:t>
+      </w:r>
+      <w:proofErr w:type="spellStart"/>
+      <w:r>
+        <w:rPr>
+          <w:lang w:val="en-GB"/>
+        </w:rPr>
+        <w:t>e.printStackTrace</w:t>
+      </w:r>
+      <w:proofErr w:type="spellEnd"/>
+      <w:r>
+        <w:rPr>
+          <w:lang w:val="en-GB"/>
+        </w:rPr>
+        <w:t>();</w:t>
       </w:r>
     </w:p>
     <w:p>
@@ -895,15 +1288,31 @@
           <w:b/>
           <w:bCs/>
         </w:rPr>
-        <w:t xml:space="preserve"> EJERCICIO 2 (Java + Statement): Crear tabla clientes</w:t>
-      </w:r>
-    </w:p>
-    <w:p>
+        <w:t xml:space="preserve"> EJERCICIO 2 (Java + </w:t>
+      </w:r>
+      <w:proofErr w:type="spellStart"/>
       <w:r>
         <w:rPr>
           <w:b/>
           <w:bCs/>
         </w:rPr>
+        <w:t>Statement</w:t>
+      </w:r>
+      <w:proofErr w:type="spellEnd"/>
+      <w:r>
+        <w:rPr>
+          <w:b/>
+          <w:bCs/>
+        </w:rPr>
+        <w:t>): Crear tabla clientes</w:t>
+      </w:r>
+    </w:p>
+    <w:p>
+      <w:r>
+        <w:rPr>
+          <w:b/>
+          <w:bCs/>
+        </w:rPr>
         <w:t>Enunciado:</w:t>
       </w:r>
       <w:r>
@@ -922,26 +1331,42 @@
           <w:lang w:val="en-GB"/>
         </w:rPr>
       </w:pPr>
+      <w:proofErr w:type="spellStart"/>
       <w:r>
         <w:rPr>
           <w:lang w:val="en-GB"/>
         </w:rPr>
         <w:t>CrearTabla</w:t>
       </w:r>
-    </w:p>
-    <w:p>
-      <w:pPr>
-        <w:pStyle w:val="Sinespaciado"/>
-        <w:shd w:val="clear" w:color="auto" w:fill="FAE2D5" w:themeFill="accent2" w:themeFillTint="33"/>
-        <w:rPr>
-          <w:lang w:val="en-GB"/>
-        </w:rPr>
-      </w:pPr>
-      <w:r>
-        <w:rPr>
-          <w:lang w:val="en-GB"/>
-        </w:rPr>
-        <w:t>import java.sql.Connection;</w:t>
+      <w:proofErr w:type="spellEnd"/>
+    </w:p>
+    <w:p>
+      <w:pPr>
+        <w:pStyle w:val="Sinespaciado"/>
+        <w:shd w:val="clear" w:color="auto" w:fill="FAE2D5" w:themeFill="accent2" w:themeFillTint="33"/>
+        <w:rPr>
+          <w:lang w:val="en-GB"/>
+        </w:rPr>
+      </w:pPr>
+      <w:r>
+        <w:rPr>
+          <w:lang w:val="en-GB"/>
+        </w:rPr>
+        <w:t xml:space="preserve">import </w:t>
+      </w:r>
+      <w:proofErr w:type="spellStart"/>
+      <w:r>
+        <w:rPr>
+          <w:lang w:val="en-GB"/>
+        </w:rPr>
+        <w:t>java.sql.Connection</w:t>
+      </w:r>
+      <w:proofErr w:type="spellEnd"/>
+      <w:r>
+        <w:rPr>
+          <w:lang w:val="en-GB"/>
+        </w:rPr>
+        <w:t>;</w:t>
       </w:r>
     </w:p>
     <w:p>
@@ -957,7 +1382,21 @@
           <w:lang w:val="en-GB"/>
         </w:rPr>
         <w:lastRenderedPageBreak/>
-        <w:t>import java.sql.Statement;</w:t>
+        <w:t xml:space="preserve">import </w:t>
+      </w:r>
+      <w:proofErr w:type="spellStart"/>
+      <w:r>
+        <w:rPr>
+          <w:lang w:val="en-GB"/>
+        </w:rPr>
+        <w:t>java.sql.Statement</w:t>
+      </w:r>
+      <w:proofErr w:type="spellEnd"/>
+      <w:r>
+        <w:rPr>
+          <w:lang w:val="en-GB"/>
+        </w:rPr>
+        <w:t>;</w:t>
       </w:r>
     </w:p>
     <w:p>
@@ -996,160 +1435,288 @@
         <w:rPr>
           <w:lang w:val="en-GB"/>
         </w:rPr>
-        <w:t xml:space="preserve">    public static void main(String[] args) {</w:t>
-      </w:r>
-    </w:p>
-    <w:p>
-      <w:pPr>
-        <w:pStyle w:val="Sinespaciado"/>
-        <w:shd w:val="clear" w:color="auto" w:fill="FAE2D5" w:themeFill="accent2" w:themeFillTint="33"/>
-        <w:rPr>
-          <w:lang w:val="en-GB"/>
-        </w:rPr>
-      </w:pPr>
-    </w:p>
-    <w:p>
-      <w:pPr>
-        <w:pStyle w:val="Sinespaciado"/>
-        <w:shd w:val="clear" w:color="auto" w:fill="FAE2D5" w:themeFill="accent2" w:themeFillTint="33"/>
-        <w:rPr>
-          <w:lang w:val="en-GB"/>
-        </w:rPr>
-      </w:pPr>
-      <w:r>
-        <w:rPr>
-          <w:lang w:val="en-GB"/>
-        </w:rPr>
-        <w:t xml:space="preserve">        String sql = "CREATE TABLE IF NOT EXISTS clientes (" +</w:t>
-      </w:r>
-    </w:p>
-    <w:p>
-      <w:pPr>
-        <w:pStyle w:val="Sinespaciado"/>
-        <w:shd w:val="clear" w:color="auto" w:fill="FAE2D5" w:themeFill="accent2" w:themeFillTint="33"/>
-        <w:rPr>
-          <w:lang w:val="en-GB"/>
-        </w:rPr>
-      </w:pPr>
-      <w:r>
-        <w:rPr>
-          <w:lang w:val="en-GB"/>
-        </w:rPr>
-        <w:t xml:space="preserve">                "id INT PRIMARY KEY," +</w:t>
-      </w:r>
-    </w:p>
-    <w:p>
-      <w:pPr>
-        <w:pStyle w:val="Sinespaciado"/>
-        <w:shd w:val="clear" w:color="auto" w:fill="FAE2D5" w:themeFill="accent2" w:themeFillTint="33"/>
-        <w:rPr>
-          <w:lang w:val="en-GB"/>
-        </w:rPr>
-      </w:pPr>
-      <w:r>
-        <w:rPr>
-          <w:lang w:val="en-GB"/>
-        </w:rPr>
-        <w:t xml:space="preserve">                "nif VARCHAR(10) NOT NULL," +</w:t>
-      </w:r>
-    </w:p>
-    <w:p>
-      <w:pPr>
-        <w:pStyle w:val="Sinespaciado"/>
-        <w:shd w:val="clear" w:color="auto" w:fill="FAE2D5" w:themeFill="accent2" w:themeFillTint="33"/>
-        <w:rPr>
-          <w:lang w:val="en-GB"/>
-        </w:rPr>
-      </w:pPr>
-      <w:r>
-        <w:rPr>
-          <w:lang w:val="en-GB"/>
-        </w:rPr>
-        <w:t xml:space="preserve">                "nombre VARCHAR(60) NOT NULL," +</w:t>
-      </w:r>
-    </w:p>
-    <w:p>
-      <w:pPr>
-        <w:pStyle w:val="Sinespaciado"/>
-        <w:shd w:val="clear" w:color="auto" w:fill="FAE2D5" w:themeFill="accent2" w:themeFillTint="33"/>
-        <w:rPr>
-          <w:lang w:val="en-GB"/>
-        </w:rPr>
-      </w:pPr>
-      <w:r>
-        <w:rPr>
-          <w:lang w:val="en-GB"/>
-        </w:rPr>
-        <w:t xml:space="preserve">                "edad VARCHAR(2))";</w:t>
-      </w:r>
-    </w:p>
-    <w:p>
-      <w:pPr>
-        <w:pStyle w:val="Sinespaciado"/>
-        <w:shd w:val="clear" w:color="auto" w:fill="FAE2D5" w:themeFill="accent2" w:themeFillTint="33"/>
-        <w:rPr>
-          <w:lang w:val="en-GB"/>
-        </w:rPr>
-      </w:pPr>
-    </w:p>
-    <w:p>
-      <w:pPr>
-        <w:pStyle w:val="Sinespaciado"/>
-        <w:shd w:val="clear" w:color="auto" w:fill="FAE2D5" w:themeFill="accent2" w:themeFillTint="33"/>
-        <w:rPr>
-          <w:lang w:val="en-GB"/>
-        </w:rPr>
-      </w:pPr>
-      <w:r>
-        <w:rPr>
-          <w:lang w:val="en-GB"/>
-        </w:rPr>
-        <w:t xml:space="preserve">        try (Connection con = DB.conectar();</w:t>
-      </w:r>
-    </w:p>
-    <w:p>
-      <w:pPr>
-        <w:pStyle w:val="Sinespaciado"/>
-        <w:shd w:val="clear" w:color="auto" w:fill="FAE2D5" w:themeFill="accent2" w:themeFillTint="33"/>
-        <w:rPr>
-          <w:lang w:val="en-GB"/>
-        </w:rPr>
-      </w:pPr>
-      <w:r>
-        <w:rPr>
-          <w:lang w:val="en-GB"/>
-        </w:rPr>
-        <w:t xml:space="preserve">             Statement st = con.createStatement()) {</w:t>
-      </w:r>
-    </w:p>
-    <w:p>
-      <w:pPr>
-        <w:pStyle w:val="Sinespaciado"/>
-        <w:shd w:val="clear" w:color="auto" w:fill="FAE2D5" w:themeFill="accent2" w:themeFillTint="33"/>
-        <w:rPr>
-          <w:lang w:val="en-GB"/>
-        </w:rPr>
-      </w:pPr>
-    </w:p>
-    <w:p>
-      <w:pPr>
-        <w:pStyle w:val="Sinespaciado"/>
-        <w:shd w:val="clear" w:color="auto" w:fill="FAE2D5" w:themeFill="accent2" w:themeFillTint="33"/>
-        <w:rPr>
-          <w:lang w:val="en-GB"/>
-        </w:rPr>
-      </w:pPr>
-      <w:r>
-        <w:rPr>
-          <w:lang w:val="en-GB"/>
-        </w:rPr>
-        <w:t xml:space="preserve">            st.execute(sql);</w:t>
-      </w:r>
-    </w:p>
-    <w:p>
-      <w:pPr>
-        <w:pStyle w:val="Sinespaciado"/>
-        <w:shd w:val="clear" w:color="auto" w:fill="FAE2D5" w:themeFill="accent2" w:themeFillTint="33"/>
+        <w:t xml:space="preserve">    public static void main(String[] </w:t>
+      </w:r>
+      <w:proofErr w:type="spellStart"/>
+      <w:r>
+        <w:rPr>
+          <w:lang w:val="en-GB"/>
+        </w:rPr>
+        <w:t>args</w:t>
+      </w:r>
+      <w:proofErr w:type="spellEnd"/>
+      <w:r>
+        <w:rPr>
+          <w:lang w:val="en-GB"/>
+        </w:rPr>
+        <w:t>) {</w:t>
+      </w:r>
+    </w:p>
+    <w:p>
+      <w:pPr>
+        <w:pStyle w:val="Sinespaciado"/>
+        <w:shd w:val="clear" w:color="auto" w:fill="FAE2D5" w:themeFill="accent2" w:themeFillTint="33"/>
+        <w:rPr>
+          <w:lang w:val="en-GB"/>
+        </w:rPr>
+      </w:pPr>
+    </w:p>
+    <w:p>
+      <w:pPr>
+        <w:pStyle w:val="Sinespaciado"/>
+        <w:shd w:val="clear" w:color="auto" w:fill="FAE2D5" w:themeFill="accent2" w:themeFillTint="33"/>
+        <w:rPr>
+          <w:lang w:val="en-GB"/>
+        </w:rPr>
+      </w:pPr>
+      <w:r>
+        <w:rPr>
+          <w:lang w:val="en-GB"/>
+        </w:rPr>
+        <w:t xml:space="preserve">        String </w:t>
+      </w:r>
+      <w:proofErr w:type="spellStart"/>
+      <w:r>
+        <w:rPr>
+          <w:lang w:val="en-GB"/>
+        </w:rPr>
+        <w:t>sql</w:t>
+      </w:r>
+      <w:proofErr w:type="spellEnd"/>
+      <w:r>
+        <w:rPr>
+          <w:lang w:val="en-GB"/>
+        </w:rPr>
+        <w:t xml:space="preserve"> = "CREATE TABLE IF NOT EXISTS </w:t>
+      </w:r>
+      <w:proofErr w:type="spellStart"/>
+      <w:r>
+        <w:rPr>
+          <w:lang w:val="en-GB"/>
+        </w:rPr>
+        <w:t>clientes</w:t>
+      </w:r>
+      <w:proofErr w:type="spellEnd"/>
+      <w:r>
+        <w:rPr>
+          <w:lang w:val="en-GB"/>
+        </w:rPr>
+        <w:t xml:space="preserve"> (" +</w:t>
+      </w:r>
+    </w:p>
+    <w:p>
+      <w:pPr>
+        <w:pStyle w:val="Sinespaciado"/>
+        <w:shd w:val="clear" w:color="auto" w:fill="FAE2D5" w:themeFill="accent2" w:themeFillTint="33"/>
+        <w:rPr>
+          <w:lang w:val="en-GB"/>
+        </w:rPr>
+      </w:pPr>
+      <w:r>
+        <w:rPr>
+          <w:lang w:val="en-GB"/>
+        </w:rPr>
+        <w:t xml:space="preserve">                "</w:t>
+      </w:r>
+      <w:proofErr w:type="spellStart"/>
+      <w:r>
+        <w:rPr>
+          <w:lang w:val="en-GB"/>
+        </w:rPr>
+        <w:t>id</w:t>
+      </w:r>
+      <w:proofErr w:type="spellEnd"/>
+      <w:r>
+        <w:rPr>
+          <w:lang w:val="en-GB"/>
+        </w:rPr>
+        <w:t xml:space="preserve"> INT PRIMARY KEY," +</w:t>
+      </w:r>
+    </w:p>
+    <w:p>
+      <w:pPr>
+        <w:pStyle w:val="Sinespaciado"/>
+        <w:shd w:val="clear" w:color="auto" w:fill="FAE2D5" w:themeFill="accent2" w:themeFillTint="33"/>
+        <w:rPr>
+          <w:lang w:val="en-GB"/>
+        </w:rPr>
+      </w:pPr>
+      <w:r>
+        <w:rPr>
+          <w:lang w:val="en-GB"/>
+        </w:rPr>
+        <w:t xml:space="preserve">                "</w:t>
+      </w:r>
+      <w:proofErr w:type="spellStart"/>
+      <w:r>
+        <w:rPr>
+          <w:lang w:val="en-GB"/>
+        </w:rPr>
+        <w:t>nif</w:t>
+      </w:r>
+      <w:proofErr w:type="spellEnd"/>
+      <w:r>
+        <w:rPr>
+          <w:lang w:val="en-GB"/>
+        </w:rPr>
+        <w:t xml:space="preserve"> VARCHAR(10) NOT NULL," +</w:t>
+      </w:r>
+    </w:p>
+    <w:p>
+      <w:pPr>
+        <w:pStyle w:val="Sinespaciado"/>
+        <w:shd w:val="clear" w:color="auto" w:fill="FAE2D5" w:themeFill="accent2" w:themeFillTint="33"/>
+        <w:rPr>
+          <w:lang w:val="en-GB"/>
+        </w:rPr>
+      </w:pPr>
+      <w:r>
+        <w:rPr>
+          <w:lang w:val="en-GB"/>
+        </w:rPr>
+        <w:t xml:space="preserve">                "</w:t>
+      </w:r>
+      <w:proofErr w:type="spellStart"/>
+      <w:r>
+        <w:rPr>
+          <w:lang w:val="en-GB"/>
+        </w:rPr>
+        <w:t>nombre</w:t>
+      </w:r>
+      <w:proofErr w:type="spellEnd"/>
+      <w:r>
+        <w:rPr>
+          <w:lang w:val="en-GB"/>
+        </w:rPr>
+        <w:t xml:space="preserve"> VARCHAR(60) NOT NULL," +</w:t>
+      </w:r>
+    </w:p>
+    <w:p>
+      <w:pPr>
+        <w:pStyle w:val="Sinespaciado"/>
+        <w:shd w:val="clear" w:color="auto" w:fill="FAE2D5" w:themeFill="accent2" w:themeFillTint="33"/>
+        <w:rPr>
+          <w:lang w:val="en-GB"/>
+        </w:rPr>
+      </w:pPr>
+      <w:r>
+        <w:rPr>
+          <w:lang w:val="en-GB"/>
+        </w:rPr>
+        <w:t xml:space="preserve">                "</w:t>
+      </w:r>
+      <w:proofErr w:type="spellStart"/>
+      <w:r>
+        <w:rPr>
+          <w:lang w:val="en-GB"/>
+        </w:rPr>
+        <w:t>edad</w:t>
+      </w:r>
+      <w:proofErr w:type="spellEnd"/>
+      <w:r>
+        <w:rPr>
+          <w:lang w:val="en-GB"/>
+        </w:rPr>
+        <w:t xml:space="preserve"> VARCHAR(2))";</w:t>
+      </w:r>
+    </w:p>
+    <w:p>
+      <w:pPr>
+        <w:pStyle w:val="Sinespaciado"/>
+        <w:shd w:val="clear" w:color="auto" w:fill="FAE2D5" w:themeFill="accent2" w:themeFillTint="33"/>
+        <w:rPr>
+          <w:lang w:val="en-GB"/>
+        </w:rPr>
+      </w:pPr>
+    </w:p>
+    <w:p>
+      <w:pPr>
+        <w:pStyle w:val="Sinespaciado"/>
+        <w:shd w:val="clear" w:color="auto" w:fill="FAE2D5" w:themeFill="accent2" w:themeFillTint="33"/>
+        <w:rPr>
+          <w:lang w:val="en-GB"/>
+        </w:rPr>
+      </w:pPr>
+      <w:r>
+        <w:rPr>
+          <w:lang w:val="en-GB"/>
+        </w:rPr>
+        <w:t xml:space="preserve">        try (Connection con = </w:t>
+      </w:r>
+      <w:proofErr w:type="spellStart"/>
+      <w:r>
+        <w:rPr>
+          <w:lang w:val="en-GB"/>
+        </w:rPr>
+        <w:t>DB.conectar</w:t>
+      </w:r>
+      <w:proofErr w:type="spellEnd"/>
+      <w:r>
+        <w:rPr>
+          <w:lang w:val="en-GB"/>
+        </w:rPr>
+        <w:t>();</w:t>
+      </w:r>
+    </w:p>
+    <w:p>
+      <w:pPr>
+        <w:pStyle w:val="Sinespaciado"/>
+        <w:shd w:val="clear" w:color="auto" w:fill="FAE2D5" w:themeFill="accent2" w:themeFillTint="33"/>
+        <w:rPr>
+          <w:lang w:val="en-GB"/>
+        </w:rPr>
+      </w:pPr>
+      <w:r>
+        <w:rPr>
+          <w:lang w:val="en-GB"/>
+        </w:rPr>
+        <w:t xml:space="preserve">             Statement </w:t>
+      </w:r>
+      <w:proofErr w:type="spellStart"/>
+      <w:r>
+        <w:rPr>
+          <w:lang w:val="en-GB"/>
+        </w:rPr>
+        <w:t>st</w:t>
+      </w:r>
+      <w:proofErr w:type="spellEnd"/>
+      <w:r>
+        <w:rPr>
+          <w:lang w:val="en-GB"/>
+        </w:rPr>
+        <w:t xml:space="preserve"> = </w:t>
+      </w:r>
+      <w:proofErr w:type="spellStart"/>
+      <w:r>
+        <w:rPr>
+          <w:lang w:val="en-GB"/>
+        </w:rPr>
+        <w:t>con.createStatement</w:t>
+      </w:r>
+      <w:proofErr w:type="spellEnd"/>
+      <w:r>
+        <w:rPr>
+          <w:lang w:val="en-GB"/>
+        </w:rPr>
+        <w:t>()) {</w:t>
+      </w:r>
+    </w:p>
+    <w:p>
+      <w:pPr>
+        <w:pStyle w:val="Sinespaciado"/>
+        <w:shd w:val="clear" w:color="auto" w:fill="FAE2D5" w:themeFill="accent2" w:themeFillTint="33"/>
+        <w:rPr>
+          <w:lang w:val="en-GB"/>
+        </w:rPr>
+      </w:pPr>
+    </w:p>
+    <w:p>
+      <w:pPr>
+        <w:pStyle w:val="Sinespaciado"/>
+        <w:shd w:val="clear" w:color="auto" w:fill="FAE2D5" w:themeFill="accent2" w:themeFillTint="33"/>
+        <w:rPr>
+          <w:lang w:val="en-GB"/>
+        </w:rPr>
       </w:pPr>
       <w:r>
         <w:rPr>
@@ -1157,8 +1724,53 @@
         </w:rPr>
         <w:t xml:space="preserve">            </w:t>
       </w:r>
-      <w:r>
-        <w:t>System.out.println("Tabla clientes creada/ya existía.");</w:t>
+      <w:proofErr w:type="spellStart"/>
+      <w:r>
+        <w:rPr>
+          <w:lang w:val="en-GB"/>
+        </w:rPr>
+        <w:t>st.execute</w:t>
+      </w:r>
+      <w:proofErr w:type="spellEnd"/>
+      <w:r>
+        <w:rPr>
+          <w:lang w:val="en-GB"/>
+        </w:rPr>
+        <w:t>(</w:t>
+      </w:r>
+      <w:proofErr w:type="spellStart"/>
+      <w:r>
+        <w:rPr>
+          <w:lang w:val="en-GB"/>
+        </w:rPr>
+        <w:t>sql</w:t>
+      </w:r>
+      <w:proofErr w:type="spellEnd"/>
+      <w:r>
+        <w:rPr>
+          <w:lang w:val="en-GB"/>
+        </w:rPr>
+        <w:t>);</w:t>
+      </w:r>
+    </w:p>
+    <w:p>
+      <w:pPr>
+        <w:pStyle w:val="Sinespaciado"/>
+        <w:shd w:val="clear" w:color="auto" w:fill="FAE2D5" w:themeFill="accent2" w:themeFillTint="33"/>
+      </w:pPr>
+      <w:r>
+        <w:rPr>
+          <w:lang w:val="en-GB"/>
+        </w:rPr>
+        <w:t xml:space="preserve">            </w:t>
+      </w:r>
+      <w:proofErr w:type="spellStart"/>
+      <w:r>
+        <w:t>System.out.println</w:t>
+      </w:r>
+      <w:proofErr w:type="spellEnd"/>
+      <w:r>
+        <w:t>("Tabla clientes creada/ya existía.");</w:t>
       </w:r>
     </w:p>
     <w:p>
@@ -1197,7 +1809,21 @@
         <w:rPr>
           <w:lang w:val="en-GB"/>
         </w:rPr>
-        <w:t xml:space="preserve">            e.printStackTrace();</w:t>
+        <w:t xml:space="preserve">            </w:t>
+      </w:r>
+      <w:proofErr w:type="spellStart"/>
+      <w:r>
+        <w:rPr>
+          <w:lang w:val="en-GB"/>
+        </w:rPr>
+        <w:t>e.printStackTrace</w:t>
+      </w:r>
+      <w:proofErr w:type="spellEnd"/>
+      <w:r>
+        <w:rPr>
+          <w:lang w:val="en-GB"/>
+        </w:rPr>
+        <w:t>();</w:t>
       </w:r>
     </w:p>
     <w:p>
@@ -1261,19 +1887,43 @@
           <w:b/>
           <w:bCs/>
         </w:rPr>
-        <w:t xml:space="preserve"> EJERCICIO 3 (Java + Statement): Insertar un registro fijo</w:t>
-      </w:r>
-    </w:p>
-    <w:p>
+        <w:t xml:space="preserve"> EJERCICIO 3 (Java + </w:t>
+      </w:r>
+      <w:proofErr w:type="spellStart"/>
       <w:r>
         <w:rPr>
           <w:b/>
           <w:bCs/>
         </w:rPr>
+        <w:t>Statement</w:t>
+      </w:r>
+      <w:proofErr w:type="spellEnd"/>
+      <w:r>
+        <w:rPr>
+          <w:b/>
+          <w:bCs/>
+        </w:rPr>
+        <w:t>): Insertar un registro fijo</w:t>
+      </w:r>
+    </w:p>
+    <w:p>
+      <w:r>
+        <w:rPr>
+          <w:b/>
+          <w:bCs/>
+        </w:rPr>
         <w:t>Enunciado:</w:t>
       </w:r>
       <w:r>
-        <w:t xml:space="preserve"> inserta un cliente fijo con Statement.</w:t>
+        <w:t xml:space="preserve"> inserta un cliente fijo con </w:t>
+      </w:r>
+      <w:proofErr w:type="spellStart"/>
+      <w:r>
+        <w:t>Statement</w:t>
+      </w:r>
+      <w:proofErr w:type="spellEnd"/>
+      <w:r>
+        <w:t>.</w:t>
       </w:r>
       <w:r>
         <w:br/>
@@ -1288,41 +1938,71 @@
           <w:lang w:val="en-GB"/>
         </w:rPr>
       </w:pPr>
+      <w:proofErr w:type="spellStart"/>
       <w:r>
         <w:rPr>
           <w:lang w:val="en-GB"/>
         </w:rPr>
         <w:t>InsertarDatos</w:t>
       </w:r>
-    </w:p>
-    <w:p>
-      <w:pPr>
-        <w:pStyle w:val="Sinespaciado"/>
-        <w:shd w:val="clear" w:color="auto" w:fill="FAE2D5" w:themeFill="accent2" w:themeFillTint="33"/>
-        <w:rPr>
-          <w:lang w:val="en-GB"/>
-        </w:rPr>
-      </w:pPr>
-      <w:r>
-        <w:rPr>
-          <w:lang w:val="en-GB"/>
-        </w:rPr>
-        <w:t>import java.sql.Connection;</w:t>
-      </w:r>
-    </w:p>
-    <w:p>
-      <w:pPr>
-        <w:pStyle w:val="Sinespaciado"/>
-        <w:shd w:val="clear" w:color="auto" w:fill="FAE2D5" w:themeFill="accent2" w:themeFillTint="33"/>
-        <w:rPr>
-          <w:lang w:val="en-GB"/>
-        </w:rPr>
-      </w:pPr>
-      <w:r>
-        <w:rPr>
-          <w:lang w:val="en-GB"/>
-        </w:rPr>
-        <w:t>import java.sql.Statement;</w:t>
+      <w:proofErr w:type="spellEnd"/>
+    </w:p>
+    <w:p>
+      <w:pPr>
+        <w:pStyle w:val="Sinespaciado"/>
+        <w:shd w:val="clear" w:color="auto" w:fill="FAE2D5" w:themeFill="accent2" w:themeFillTint="33"/>
+        <w:rPr>
+          <w:lang w:val="en-GB"/>
+        </w:rPr>
+      </w:pPr>
+      <w:r>
+        <w:rPr>
+          <w:lang w:val="en-GB"/>
+        </w:rPr>
+        <w:t xml:space="preserve">import </w:t>
+      </w:r>
+      <w:proofErr w:type="spellStart"/>
+      <w:r>
+        <w:rPr>
+          <w:lang w:val="en-GB"/>
+        </w:rPr>
+        <w:t>java.sql.Connection</w:t>
+      </w:r>
+      <w:proofErr w:type="spellEnd"/>
+      <w:r>
+        <w:rPr>
+          <w:lang w:val="en-GB"/>
+        </w:rPr>
+        <w:t>;</w:t>
+      </w:r>
+    </w:p>
+    <w:p>
+      <w:pPr>
+        <w:pStyle w:val="Sinespaciado"/>
+        <w:shd w:val="clear" w:color="auto" w:fill="FAE2D5" w:themeFill="accent2" w:themeFillTint="33"/>
+        <w:rPr>
+          <w:lang w:val="en-GB"/>
+        </w:rPr>
+      </w:pPr>
+      <w:r>
+        <w:rPr>
+          <w:lang w:val="en-GB"/>
+        </w:rPr>
+        <w:t xml:space="preserve">import </w:t>
+      </w:r>
+      <w:proofErr w:type="spellStart"/>
+      <w:r>
+        <w:rPr>
+          <w:lang w:val="en-GB"/>
+        </w:rPr>
+        <w:t>java.sql.Statement</w:t>
+      </w:r>
+      <w:proofErr w:type="spellEnd"/>
+      <w:r>
+        <w:rPr>
+          <w:lang w:val="en-GB"/>
+        </w:rPr>
+        <w:t>;</w:t>
       </w:r>
     </w:p>
     <w:p>
@@ -1361,31 +2041,115 @@
         <w:rPr>
           <w:lang w:val="en-GB"/>
         </w:rPr>
-        <w:t xml:space="preserve">    public static void main(String[] args) {</w:t>
-      </w:r>
-    </w:p>
-    <w:p>
-      <w:pPr>
-        <w:pStyle w:val="Sinespaciado"/>
-        <w:shd w:val="clear" w:color="auto" w:fill="FAE2D5" w:themeFill="accent2" w:themeFillTint="33"/>
-        <w:rPr>
-          <w:lang w:val="en-GB"/>
-        </w:rPr>
-      </w:pPr>
-    </w:p>
-    <w:p>
-      <w:pPr>
-        <w:pStyle w:val="Sinespaciado"/>
-        <w:shd w:val="clear" w:color="auto" w:fill="FAE2D5" w:themeFill="accent2" w:themeFillTint="33"/>
-        <w:rPr>
-          <w:lang w:val="en-GB"/>
-        </w:rPr>
-      </w:pPr>
-      <w:r>
-        <w:rPr>
-          <w:lang w:val="en-GB"/>
-        </w:rPr>
-        <w:t xml:space="preserve">        String sql = "INSERT INTO clientes (id, nif, nombre, edad) " +</w:t>
+        <w:t xml:space="preserve">    public static void main(String[] </w:t>
+      </w:r>
+      <w:proofErr w:type="spellStart"/>
+      <w:r>
+        <w:rPr>
+          <w:lang w:val="en-GB"/>
+        </w:rPr>
+        <w:t>args</w:t>
+      </w:r>
+      <w:proofErr w:type="spellEnd"/>
+      <w:r>
+        <w:rPr>
+          <w:lang w:val="en-GB"/>
+        </w:rPr>
+        <w:t>) {</w:t>
+      </w:r>
+    </w:p>
+    <w:p>
+      <w:pPr>
+        <w:pStyle w:val="Sinespaciado"/>
+        <w:shd w:val="clear" w:color="auto" w:fill="FAE2D5" w:themeFill="accent2" w:themeFillTint="33"/>
+        <w:rPr>
+          <w:lang w:val="en-GB"/>
+        </w:rPr>
+      </w:pPr>
+    </w:p>
+    <w:p>
+      <w:pPr>
+        <w:pStyle w:val="Sinespaciado"/>
+        <w:shd w:val="clear" w:color="auto" w:fill="FAE2D5" w:themeFill="accent2" w:themeFillTint="33"/>
+        <w:rPr>
+          <w:lang w:val="en-GB"/>
+        </w:rPr>
+      </w:pPr>
+      <w:r>
+        <w:rPr>
+          <w:lang w:val="en-GB"/>
+        </w:rPr>
+        <w:t xml:space="preserve">        String </w:t>
+      </w:r>
+      <w:proofErr w:type="spellStart"/>
+      <w:r>
+        <w:rPr>
+          <w:lang w:val="en-GB"/>
+        </w:rPr>
+        <w:t>sql</w:t>
+      </w:r>
+      <w:proofErr w:type="spellEnd"/>
+      <w:r>
+        <w:rPr>
+          <w:lang w:val="en-GB"/>
+        </w:rPr>
+        <w:t xml:space="preserve"> = "INSERT INTO </w:t>
+      </w:r>
+      <w:proofErr w:type="spellStart"/>
+      <w:r>
+        <w:rPr>
+          <w:lang w:val="en-GB"/>
+        </w:rPr>
+        <w:t>clientes</w:t>
+      </w:r>
+      <w:proofErr w:type="spellEnd"/>
+      <w:r>
+        <w:rPr>
+          <w:lang w:val="en-GB"/>
+        </w:rPr>
+        <w:t xml:space="preserve"> (id, </w:t>
+      </w:r>
+      <w:proofErr w:type="spellStart"/>
+      <w:r>
+        <w:rPr>
+          <w:lang w:val="en-GB"/>
+        </w:rPr>
+        <w:t>nif</w:t>
+      </w:r>
+      <w:proofErr w:type="spellEnd"/>
+      <w:r>
+        <w:rPr>
+          <w:lang w:val="en-GB"/>
+        </w:rPr>
+        <w:t xml:space="preserve">, </w:t>
+      </w:r>
+      <w:proofErr w:type="spellStart"/>
+      <w:r>
+        <w:rPr>
+          <w:lang w:val="en-GB"/>
+        </w:rPr>
+        <w:t>nombre</w:t>
+      </w:r>
+      <w:proofErr w:type="spellEnd"/>
+      <w:r>
+        <w:rPr>
+          <w:lang w:val="en-GB"/>
+        </w:rPr>
+        <w:t xml:space="preserve">, </w:t>
+      </w:r>
+      <w:proofErr w:type="spellStart"/>
+      <w:r>
+        <w:rPr>
+          <w:lang w:val="en-GB"/>
+        </w:rPr>
+        <w:t>edad</w:t>
+      </w:r>
+      <w:proofErr w:type="spellEnd"/>
+      <w:r>
+        <w:rPr>
+          <w:lang w:val="en-GB"/>
+        </w:rPr>
+        <w:t>) " +</w:t>
       </w:r>
     </w:p>
     <w:p>
@@ -1424,61 +2188,187 @@
         <w:rPr>
           <w:lang w:val="en-GB"/>
         </w:rPr>
-        <w:t xml:space="preserve">        try (Connection con = DB.conectar();</w:t>
-      </w:r>
-    </w:p>
-    <w:p>
-      <w:pPr>
-        <w:pStyle w:val="Sinespaciado"/>
-        <w:shd w:val="clear" w:color="auto" w:fill="FAE2D5" w:themeFill="accent2" w:themeFillTint="33"/>
-        <w:rPr>
-          <w:lang w:val="en-GB"/>
-        </w:rPr>
-      </w:pPr>
-      <w:r>
-        <w:rPr>
-          <w:lang w:val="en-GB"/>
-        </w:rPr>
-        <w:t xml:space="preserve">             Statement st = con.createStatement()) {</w:t>
-      </w:r>
-    </w:p>
-    <w:p>
-      <w:pPr>
-        <w:pStyle w:val="Sinespaciado"/>
-        <w:shd w:val="clear" w:color="auto" w:fill="FAE2D5" w:themeFill="accent2" w:themeFillTint="33"/>
-        <w:rPr>
-          <w:lang w:val="en-GB"/>
-        </w:rPr>
-      </w:pPr>
-    </w:p>
-    <w:p>
-      <w:pPr>
-        <w:pStyle w:val="Sinespaciado"/>
-        <w:shd w:val="clear" w:color="auto" w:fill="FAE2D5" w:themeFill="accent2" w:themeFillTint="33"/>
-        <w:rPr>
-          <w:lang w:val="en-GB"/>
-        </w:rPr>
-      </w:pPr>
-      <w:r>
-        <w:rPr>
-          <w:lang w:val="en-GB"/>
-        </w:rPr>
-        <w:t xml:space="preserve">            int filas = st.executeUpdate(sql);</w:t>
-      </w:r>
-    </w:p>
-    <w:p>
-      <w:pPr>
-        <w:pStyle w:val="Sinespaciado"/>
-        <w:shd w:val="clear" w:color="auto" w:fill="FAE2D5" w:themeFill="accent2" w:themeFillTint="33"/>
-        <w:rPr>
-          <w:lang w:val="en-GB"/>
-        </w:rPr>
-      </w:pPr>
-      <w:r>
-        <w:rPr>
-          <w:lang w:val="en-GB"/>
-        </w:rPr>
-        <w:t xml:space="preserve">            System.out.println("Insertados: " + filas);</w:t>
+        <w:t xml:space="preserve">        try (Connection con = </w:t>
+      </w:r>
+      <w:proofErr w:type="spellStart"/>
+      <w:r>
+        <w:rPr>
+          <w:lang w:val="en-GB"/>
+        </w:rPr>
+        <w:t>DB.conectar</w:t>
+      </w:r>
+      <w:proofErr w:type="spellEnd"/>
+      <w:r>
+        <w:rPr>
+          <w:lang w:val="en-GB"/>
+        </w:rPr>
+        <w:t>();</w:t>
+      </w:r>
+    </w:p>
+    <w:p>
+      <w:pPr>
+        <w:pStyle w:val="Sinespaciado"/>
+        <w:shd w:val="clear" w:color="auto" w:fill="FAE2D5" w:themeFill="accent2" w:themeFillTint="33"/>
+        <w:rPr>
+          <w:lang w:val="en-GB"/>
+        </w:rPr>
+      </w:pPr>
+      <w:r>
+        <w:rPr>
+          <w:lang w:val="en-GB"/>
+        </w:rPr>
+        <w:t xml:space="preserve">             Statement </w:t>
+      </w:r>
+      <w:proofErr w:type="spellStart"/>
+      <w:r>
+        <w:rPr>
+          <w:lang w:val="en-GB"/>
+        </w:rPr>
+        <w:t>st</w:t>
+      </w:r>
+      <w:proofErr w:type="spellEnd"/>
+      <w:r>
+        <w:rPr>
+          <w:lang w:val="en-GB"/>
+        </w:rPr>
+        <w:t xml:space="preserve"> = </w:t>
+      </w:r>
+      <w:proofErr w:type="spellStart"/>
+      <w:r>
+        <w:rPr>
+          <w:lang w:val="en-GB"/>
+        </w:rPr>
+        <w:t>con.createStatement</w:t>
+      </w:r>
+      <w:proofErr w:type="spellEnd"/>
+      <w:r>
+        <w:rPr>
+          <w:lang w:val="en-GB"/>
+        </w:rPr>
+        <w:t>()) {</w:t>
+      </w:r>
+    </w:p>
+    <w:p>
+      <w:pPr>
+        <w:pStyle w:val="Sinespaciado"/>
+        <w:shd w:val="clear" w:color="auto" w:fill="FAE2D5" w:themeFill="accent2" w:themeFillTint="33"/>
+        <w:rPr>
+          <w:lang w:val="en-GB"/>
+        </w:rPr>
+      </w:pPr>
+    </w:p>
+    <w:p>
+      <w:pPr>
+        <w:pStyle w:val="Sinespaciado"/>
+        <w:shd w:val="clear" w:color="auto" w:fill="FAE2D5" w:themeFill="accent2" w:themeFillTint="33"/>
+        <w:rPr>
+          <w:lang w:val="en-GB"/>
+        </w:rPr>
+      </w:pPr>
+      <w:r>
+        <w:rPr>
+          <w:lang w:val="en-GB"/>
+        </w:rPr>
+        <w:t xml:space="preserve">            int </w:t>
+      </w:r>
+      <w:proofErr w:type="spellStart"/>
+      <w:r>
+        <w:rPr>
+          <w:lang w:val="en-GB"/>
+        </w:rPr>
+        <w:t>filas</w:t>
+      </w:r>
+      <w:proofErr w:type="spellEnd"/>
+      <w:r>
+        <w:rPr>
+          <w:lang w:val="en-GB"/>
+        </w:rPr>
+        <w:t xml:space="preserve"> = </w:t>
+      </w:r>
+      <w:proofErr w:type="spellStart"/>
+      <w:r>
+        <w:rPr>
+          <w:lang w:val="en-GB"/>
+        </w:rPr>
+        <w:t>st.executeUpdate</w:t>
+      </w:r>
+      <w:proofErr w:type="spellEnd"/>
+      <w:r>
+        <w:rPr>
+          <w:lang w:val="en-GB"/>
+        </w:rPr>
+        <w:t>(</w:t>
+      </w:r>
+      <w:proofErr w:type="spellStart"/>
+      <w:r>
+        <w:rPr>
+          <w:lang w:val="en-GB"/>
+        </w:rPr>
+        <w:t>sql</w:t>
+      </w:r>
+      <w:proofErr w:type="spellEnd"/>
+      <w:r>
+        <w:rPr>
+          <w:lang w:val="en-GB"/>
+        </w:rPr>
+        <w:t>);</w:t>
+      </w:r>
+    </w:p>
+    <w:p>
+      <w:pPr>
+        <w:pStyle w:val="Sinespaciado"/>
+        <w:shd w:val="clear" w:color="auto" w:fill="FAE2D5" w:themeFill="accent2" w:themeFillTint="33"/>
+        <w:rPr>
+          <w:lang w:val="en-GB"/>
+        </w:rPr>
+      </w:pPr>
+      <w:r>
+        <w:rPr>
+          <w:lang w:val="en-GB"/>
+        </w:rPr>
+        <w:t xml:space="preserve">            </w:t>
+      </w:r>
+      <w:proofErr w:type="spellStart"/>
+      <w:r>
+        <w:rPr>
+          <w:lang w:val="en-GB"/>
+        </w:rPr>
+        <w:t>System.out.println</w:t>
+      </w:r>
+      <w:proofErr w:type="spellEnd"/>
+      <w:r>
+        <w:rPr>
+          <w:lang w:val="en-GB"/>
+        </w:rPr>
+        <w:t>("</w:t>
+      </w:r>
+      <w:proofErr w:type="spellStart"/>
+      <w:r>
+        <w:rPr>
+          <w:lang w:val="en-GB"/>
+        </w:rPr>
+        <w:t>Insertados</w:t>
+      </w:r>
+      <w:proofErr w:type="spellEnd"/>
+      <w:r>
+        <w:rPr>
+          <w:lang w:val="en-GB"/>
+        </w:rPr>
+        <w:t xml:space="preserve">: " + </w:t>
+      </w:r>
+      <w:proofErr w:type="spellStart"/>
+      <w:r>
+        <w:rPr>
+          <w:lang w:val="en-GB"/>
+        </w:rPr>
+        <w:t>filas</w:t>
+      </w:r>
+      <w:proofErr w:type="spellEnd"/>
+      <w:r>
+        <w:rPr>
+          <w:lang w:val="en-GB"/>
+        </w:rPr>
+        <w:t>);</w:t>
       </w:r>
     </w:p>
     <w:p>
@@ -1517,7 +2407,21 @@
         <w:rPr>
           <w:lang w:val="en-GB"/>
         </w:rPr>
-        <w:t xml:space="preserve">            e.printStackTrace();</w:t>
+        <w:t xml:space="preserve">            </w:t>
+      </w:r>
+      <w:proofErr w:type="spellStart"/>
+      <w:r>
+        <w:rPr>
+          <w:lang w:val="en-GB"/>
+        </w:rPr>
+        <w:t>e.printStackTrace</w:t>
+      </w:r>
+      <w:proofErr w:type="spellEnd"/>
+      <w:r>
+        <w:rPr>
+          <w:lang w:val="en-GB"/>
+        </w:rPr>
+        <w:t>();</w:t>
       </w:r>
     </w:p>
     <w:p>
@@ -1582,19 +2486,51 @@
           <w:b/>
           <w:bCs/>
         </w:rPr>
-        <w:t xml:space="preserve"> EJERCICIO 4 (Java + PreparedStatement): Insertar pidiendo datos</w:t>
-      </w:r>
-    </w:p>
-    <w:p>
+        <w:t xml:space="preserve"> EJERCICIO 4 (Java + </w:t>
+      </w:r>
+      <w:proofErr w:type="spellStart"/>
       <w:r>
         <w:rPr>
           <w:b/>
           <w:bCs/>
         </w:rPr>
+        <w:t>PreparedStatement</w:t>
+      </w:r>
+      <w:proofErr w:type="spellEnd"/>
+      <w:r>
+        <w:rPr>
+          <w:b/>
+          <w:bCs/>
+        </w:rPr>
+        <w:t>): Insertar pidiendo datos</w:t>
+      </w:r>
+    </w:p>
+    <w:p>
+      <w:r>
+        <w:rPr>
+          <w:b/>
+          <w:bCs/>
+        </w:rPr>
         <w:t>Enunciado:</w:t>
       </w:r>
       <w:r>
-        <w:t xml:space="preserve"> pide por teclado id, nif, nombre, edad e inserta con PreparedStatement (parámetros ?).</w:t>
+        <w:t xml:space="preserve"> pide por teclado id, </w:t>
+      </w:r>
+      <w:proofErr w:type="spellStart"/>
+      <w:r>
+        <w:t>nif</w:t>
+      </w:r>
+      <w:proofErr w:type="spellEnd"/>
+      <w:r>
+        <w:t xml:space="preserve">, nombre, edad e inserta con </w:t>
+      </w:r>
+      <w:proofErr w:type="spellStart"/>
+      <w:r>
+        <w:t>PreparedStatement</w:t>
+      </w:r>
+      <w:proofErr w:type="spellEnd"/>
+      <w:r>
+        <w:t xml:space="preserve"> (parámetros ?).</w:t>
       </w:r>
       <w:r>
         <w:br/>
@@ -1613,37 +2549,79 @@
         <w:rPr>
           <w:lang w:val="en-GB"/>
         </w:rPr>
-        <w:t>import java.sql.Connection;</w:t>
-      </w:r>
-    </w:p>
-    <w:p>
-      <w:pPr>
-        <w:pStyle w:val="Sinespaciado"/>
-        <w:shd w:val="clear" w:color="auto" w:fill="FAE2D5" w:themeFill="accent2" w:themeFillTint="33"/>
-        <w:rPr>
-          <w:lang w:val="en-GB"/>
-        </w:rPr>
-      </w:pPr>
-      <w:r>
-        <w:rPr>
-          <w:lang w:val="en-GB"/>
-        </w:rPr>
-        <w:t>import java.sql.PreparedStatement;</w:t>
-      </w:r>
-    </w:p>
-    <w:p>
-      <w:pPr>
-        <w:pStyle w:val="Sinespaciado"/>
-        <w:shd w:val="clear" w:color="auto" w:fill="FAE2D5" w:themeFill="accent2" w:themeFillTint="33"/>
-        <w:rPr>
-          <w:lang w:val="en-GB"/>
-        </w:rPr>
-      </w:pPr>
-      <w:r>
-        <w:rPr>
-          <w:lang w:val="en-GB"/>
-        </w:rPr>
-        <w:t>import java.util.Scanner;</w:t>
+        <w:t xml:space="preserve">import </w:t>
+      </w:r>
+      <w:proofErr w:type="spellStart"/>
+      <w:r>
+        <w:rPr>
+          <w:lang w:val="en-GB"/>
+        </w:rPr>
+        <w:t>java.sql.Connection</w:t>
+      </w:r>
+      <w:proofErr w:type="spellEnd"/>
+      <w:r>
+        <w:rPr>
+          <w:lang w:val="en-GB"/>
+        </w:rPr>
+        <w:t>;</w:t>
+      </w:r>
+    </w:p>
+    <w:p>
+      <w:pPr>
+        <w:pStyle w:val="Sinespaciado"/>
+        <w:shd w:val="clear" w:color="auto" w:fill="FAE2D5" w:themeFill="accent2" w:themeFillTint="33"/>
+        <w:rPr>
+          <w:lang w:val="en-GB"/>
+        </w:rPr>
+      </w:pPr>
+      <w:r>
+        <w:rPr>
+          <w:lang w:val="en-GB"/>
+        </w:rPr>
+        <w:t xml:space="preserve">import </w:t>
+      </w:r>
+      <w:proofErr w:type="spellStart"/>
+      <w:r>
+        <w:rPr>
+          <w:lang w:val="en-GB"/>
+        </w:rPr>
+        <w:t>java.sql.PreparedStatement</w:t>
+      </w:r>
+      <w:proofErr w:type="spellEnd"/>
+      <w:r>
+        <w:rPr>
+          <w:lang w:val="en-GB"/>
+        </w:rPr>
+        <w:t>;</w:t>
+      </w:r>
+    </w:p>
+    <w:p>
+      <w:pPr>
+        <w:pStyle w:val="Sinespaciado"/>
+        <w:shd w:val="clear" w:color="auto" w:fill="FAE2D5" w:themeFill="accent2" w:themeFillTint="33"/>
+        <w:rPr>
+          <w:lang w:val="en-GB"/>
+        </w:rPr>
+      </w:pPr>
+      <w:r>
+        <w:rPr>
+          <w:lang w:val="en-GB"/>
+        </w:rPr>
+        <w:t xml:space="preserve">import </w:t>
+      </w:r>
+      <w:proofErr w:type="spellStart"/>
+      <w:r>
+        <w:rPr>
+          <w:lang w:val="en-GB"/>
+        </w:rPr>
+        <w:t>java.util.Scanner</w:t>
+      </w:r>
+      <w:proofErr w:type="spellEnd"/>
+      <w:r>
+        <w:rPr>
+          <w:lang w:val="en-GB"/>
+        </w:rPr>
+        <w:t>;</w:t>
       </w:r>
     </w:p>
     <w:p>
@@ -1682,349 +2660,867 @@
         <w:rPr>
           <w:lang w:val="en-GB"/>
         </w:rPr>
-        <w:t xml:space="preserve">    public static void main(String[] args) {</w:t>
-      </w:r>
-    </w:p>
-    <w:p>
-      <w:pPr>
-        <w:pStyle w:val="Sinespaciado"/>
-        <w:shd w:val="clear" w:color="auto" w:fill="FAE2D5" w:themeFill="accent2" w:themeFillTint="33"/>
-        <w:rPr>
-          <w:lang w:val="en-GB"/>
-        </w:rPr>
-      </w:pPr>
-    </w:p>
-    <w:p>
-      <w:pPr>
-        <w:pStyle w:val="Sinespaciado"/>
-        <w:shd w:val="clear" w:color="auto" w:fill="FAE2D5" w:themeFill="accent2" w:themeFillTint="33"/>
-        <w:rPr>
-          <w:lang w:val="en-GB"/>
-        </w:rPr>
-      </w:pPr>
-      <w:r>
-        <w:rPr>
-          <w:lang w:val="en-GB"/>
-        </w:rPr>
-        <w:t xml:space="preserve">        try (Scanner sc = new Scanner(System.in);</w:t>
-      </w:r>
-    </w:p>
-    <w:p>
-      <w:pPr>
-        <w:pStyle w:val="Sinespaciado"/>
-        <w:shd w:val="clear" w:color="auto" w:fill="FAE2D5" w:themeFill="accent2" w:themeFillTint="33"/>
-        <w:rPr>
-          <w:lang w:val="en-GB"/>
-        </w:rPr>
-      </w:pPr>
-      <w:r>
-        <w:rPr>
-          <w:lang w:val="en-GB"/>
-        </w:rPr>
-        <w:t xml:space="preserve">             Connection con = DB.conectar()) {</w:t>
-      </w:r>
-    </w:p>
-    <w:p>
-      <w:pPr>
-        <w:pStyle w:val="Sinespaciado"/>
-        <w:shd w:val="clear" w:color="auto" w:fill="FAE2D5" w:themeFill="accent2" w:themeFillTint="33"/>
-        <w:rPr>
-          <w:lang w:val="en-GB"/>
-        </w:rPr>
-      </w:pPr>
-    </w:p>
-    <w:p>
-      <w:pPr>
-        <w:pStyle w:val="Sinespaciado"/>
-        <w:shd w:val="clear" w:color="auto" w:fill="FAE2D5" w:themeFill="accent2" w:themeFillTint="33"/>
-        <w:rPr>
-          <w:lang w:val="en-GB"/>
-        </w:rPr>
-      </w:pPr>
-      <w:r>
-        <w:rPr>
-          <w:lang w:val="en-GB"/>
-        </w:rPr>
-        <w:t xml:space="preserve">            System.out.print("ID: ");</w:t>
-      </w:r>
-    </w:p>
-    <w:p>
-      <w:pPr>
-        <w:pStyle w:val="Sinespaciado"/>
-        <w:shd w:val="clear" w:color="auto" w:fill="FAE2D5" w:themeFill="accent2" w:themeFillTint="33"/>
-        <w:rPr>
-          <w:lang w:val="en-GB"/>
-        </w:rPr>
-      </w:pPr>
-      <w:r>
-        <w:rPr>
-          <w:lang w:val="en-GB"/>
-        </w:rPr>
-        <w:t xml:space="preserve">            int id = Integer.parseInt(sc.nextLine());</w:t>
-      </w:r>
-    </w:p>
-    <w:p>
-      <w:pPr>
-        <w:pStyle w:val="Sinespaciado"/>
-        <w:shd w:val="clear" w:color="auto" w:fill="FAE2D5" w:themeFill="accent2" w:themeFillTint="33"/>
-        <w:rPr>
-          <w:lang w:val="en-GB"/>
-        </w:rPr>
-      </w:pPr>
-    </w:p>
-    <w:p>
-      <w:pPr>
-        <w:pStyle w:val="Sinespaciado"/>
-        <w:shd w:val="clear" w:color="auto" w:fill="FAE2D5" w:themeFill="accent2" w:themeFillTint="33"/>
-        <w:rPr>
-          <w:lang w:val="en-GB"/>
-        </w:rPr>
-      </w:pPr>
-      <w:r>
-        <w:rPr>
-          <w:lang w:val="en-GB"/>
-        </w:rPr>
-        <w:t xml:space="preserve">            System.out.print("NIF: ");</w:t>
-      </w:r>
-    </w:p>
-    <w:p>
-      <w:pPr>
-        <w:pStyle w:val="Sinespaciado"/>
-        <w:shd w:val="clear" w:color="auto" w:fill="FAE2D5" w:themeFill="accent2" w:themeFillTint="33"/>
-        <w:rPr>
-          <w:lang w:val="en-GB"/>
-        </w:rPr>
-      </w:pPr>
-      <w:r>
-        <w:rPr>
-          <w:lang w:val="en-GB"/>
-        </w:rPr>
-        <w:t xml:space="preserve">            String nif = sc.nextLine();</w:t>
-      </w:r>
-    </w:p>
-    <w:p>
-      <w:pPr>
-        <w:pStyle w:val="Sinespaciado"/>
-        <w:shd w:val="clear" w:color="auto" w:fill="FAE2D5" w:themeFill="accent2" w:themeFillTint="33"/>
-        <w:rPr>
-          <w:lang w:val="en-GB"/>
-        </w:rPr>
-      </w:pPr>
-    </w:p>
-    <w:p>
-      <w:pPr>
-        <w:pStyle w:val="Sinespaciado"/>
-        <w:shd w:val="clear" w:color="auto" w:fill="FAE2D5" w:themeFill="accent2" w:themeFillTint="33"/>
-        <w:rPr>
-          <w:lang w:val="en-GB"/>
-        </w:rPr>
-      </w:pPr>
-      <w:r>
-        <w:rPr>
-          <w:lang w:val="en-GB"/>
-        </w:rPr>
-        <w:t xml:space="preserve">            System.out.print("Nombre: ");</w:t>
-      </w:r>
-    </w:p>
-    <w:p>
-      <w:pPr>
-        <w:pStyle w:val="Sinespaciado"/>
-        <w:shd w:val="clear" w:color="auto" w:fill="FAE2D5" w:themeFill="accent2" w:themeFillTint="33"/>
-        <w:rPr>
-          <w:lang w:val="en-GB"/>
-        </w:rPr>
-      </w:pPr>
-      <w:r>
-        <w:rPr>
-          <w:lang w:val="en-GB"/>
-        </w:rPr>
-        <w:t xml:space="preserve">            String nombre = sc.nextLine();</w:t>
-      </w:r>
-    </w:p>
-    <w:p>
-      <w:pPr>
-        <w:pStyle w:val="Sinespaciado"/>
-        <w:shd w:val="clear" w:color="auto" w:fill="FAE2D5" w:themeFill="accent2" w:themeFillTint="33"/>
-        <w:rPr>
-          <w:lang w:val="en-GB"/>
-        </w:rPr>
-      </w:pPr>
-    </w:p>
-    <w:p>
-      <w:pPr>
-        <w:pStyle w:val="Sinespaciado"/>
-        <w:shd w:val="clear" w:color="auto" w:fill="FAE2D5" w:themeFill="accent2" w:themeFillTint="33"/>
-        <w:rPr>
-          <w:lang w:val="en-GB"/>
-        </w:rPr>
-      </w:pPr>
-      <w:r>
-        <w:rPr>
-          <w:lang w:val="en-GB"/>
-        </w:rPr>
-        <w:t xml:space="preserve">            System.out.print("Edad: ");</w:t>
-      </w:r>
-    </w:p>
-    <w:p>
-      <w:pPr>
-        <w:pStyle w:val="Sinespaciado"/>
-        <w:shd w:val="clear" w:color="auto" w:fill="FAE2D5" w:themeFill="accent2" w:themeFillTint="33"/>
-        <w:rPr>
-          <w:lang w:val="en-GB"/>
-        </w:rPr>
-      </w:pPr>
-      <w:r>
-        <w:rPr>
-          <w:lang w:val="en-GB"/>
-        </w:rPr>
-        <w:t xml:space="preserve">            String edad = sc.nextLine();</w:t>
-      </w:r>
-    </w:p>
-    <w:p>
-      <w:pPr>
-        <w:pStyle w:val="Sinespaciado"/>
-        <w:shd w:val="clear" w:color="auto" w:fill="FAE2D5" w:themeFill="accent2" w:themeFillTint="33"/>
-        <w:rPr>
-          <w:lang w:val="en-GB"/>
-        </w:rPr>
-      </w:pPr>
-    </w:p>
-    <w:p>
-      <w:pPr>
-        <w:pStyle w:val="Sinespaciado"/>
-        <w:shd w:val="clear" w:color="auto" w:fill="FAE2D5" w:themeFill="accent2" w:themeFillTint="33"/>
-        <w:rPr>
-          <w:lang w:val="en-GB"/>
-        </w:rPr>
-      </w:pPr>
-      <w:r>
-        <w:rPr>
-          <w:lang w:val="en-GB"/>
-        </w:rPr>
-        <w:t xml:space="preserve">            String sql = "INSERT INTO clientes (id, nif, nombre, edad) VALUES (?,?,?,?)";</w:t>
-      </w:r>
-    </w:p>
-    <w:p>
-      <w:pPr>
-        <w:pStyle w:val="Sinespaciado"/>
-        <w:shd w:val="clear" w:color="auto" w:fill="FAE2D5" w:themeFill="accent2" w:themeFillTint="33"/>
-        <w:rPr>
-          <w:lang w:val="en-GB"/>
-        </w:rPr>
-      </w:pPr>
-    </w:p>
-    <w:p>
-      <w:pPr>
-        <w:pStyle w:val="Sinespaciado"/>
-        <w:shd w:val="clear" w:color="auto" w:fill="FAE2D5" w:themeFill="accent2" w:themeFillTint="33"/>
-        <w:rPr>
-          <w:lang w:val="en-GB"/>
-        </w:rPr>
-      </w:pPr>
-      <w:r>
-        <w:rPr>
-          <w:lang w:val="en-GB"/>
-        </w:rPr>
-        <w:t xml:space="preserve">            try (PreparedStatement ps = con.prepareStatement(sql)) {</w:t>
-      </w:r>
-    </w:p>
-    <w:p>
-      <w:pPr>
-        <w:pStyle w:val="Sinespaciado"/>
-        <w:shd w:val="clear" w:color="auto" w:fill="FAE2D5" w:themeFill="accent2" w:themeFillTint="33"/>
-        <w:rPr>
-          <w:lang w:val="en-GB"/>
-        </w:rPr>
-      </w:pPr>
-      <w:r>
-        <w:rPr>
-          <w:lang w:val="en-GB"/>
-        </w:rPr>
-        <w:t xml:space="preserve">                ps.setInt(1, id);</w:t>
-      </w:r>
-    </w:p>
-    <w:p>
-      <w:pPr>
-        <w:pStyle w:val="Sinespaciado"/>
-        <w:shd w:val="clear" w:color="auto" w:fill="FAE2D5" w:themeFill="accent2" w:themeFillTint="33"/>
-        <w:rPr>
-          <w:lang w:val="en-GB"/>
-        </w:rPr>
-      </w:pPr>
-      <w:r>
-        <w:rPr>
-          <w:lang w:val="en-GB"/>
-        </w:rPr>
-        <w:t xml:space="preserve">                ps.setString(2, nif);</w:t>
-      </w:r>
-    </w:p>
-    <w:p>
-      <w:pPr>
-        <w:pStyle w:val="Sinespaciado"/>
-        <w:shd w:val="clear" w:color="auto" w:fill="FAE2D5" w:themeFill="accent2" w:themeFillTint="33"/>
-        <w:rPr>
-          <w:lang w:val="en-GB"/>
-        </w:rPr>
-      </w:pPr>
-      <w:r>
-        <w:rPr>
-          <w:lang w:val="en-GB"/>
-        </w:rPr>
-        <w:t xml:space="preserve">                ps.setString(3, nombre);</w:t>
-      </w:r>
-    </w:p>
-    <w:p>
-      <w:pPr>
-        <w:pStyle w:val="Sinespaciado"/>
-        <w:shd w:val="clear" w:color="auto" w:fill="FAE2D5" w:themeFill="accent2" w:themeFillTint="33"/>
-        <w:rPr>
-          <w:lang w:val="en-GB"/>
-        </w:rPr>
-      </w:pPr>
-      <w:r>
-        <w:rPr>
-          <w:lang w:val="en-GB"/>
-        </w:rPr>
-        <w:t xml:space="preserve">                ps.setString(4, edad);</w:t>
-      </w:r>
-    </w:p>
-    <w:p>
-      <w:pPr>
-        <w:pStyle w:val="Sinespaciado"/>
-        <w:shd w:val="clear" w:color="auto" w:fill="FAE2D5" w:themeFill="accent2" w:themeFillTint="33"/>
-        <w:rPr>
-          <w:lang w:val="en-GB"/>
-        </w:rPr>
-      </w:pPr>
-    </w:p>
-    <w:p>
-      <w:pPr>
-        <w:pStyle w:val="Sinespaciado"/>
-        <w:shd w:val="clear" w:color="auto" w:fill="FAE2D5" w:themeFill="accent2" w:themeFillTint="33"/>
-        <w:rPr>
-          <w:lang w:val="en-GB"/>
-        </w:rPr>
-      </w:pPr>
-      <w:r>
-        <w:rPr>
-          <w:lang w:val="en-GB"/>
-        </w:rPr>
-        <w:t xml:space="preserve">                int filas = ps.executeUpdate();</w:t>
-      </w:r>
-    </w:p>
-    <w:p>
-      <w:pPr>
-        <w:pStyle w:val="Sinespaciado"/>
-        <w:shd w:val="clear" w:color="auto" w:fill="FAE2D5" w:themeFill="accent2" w:themeFillTint="33"/>
-        <w:rPr>
-          <w:lang w:val="en-GB"/>
-        </w:rPr>
-      </w:pPr>
-      <w:r>
-        <w:rPr>
-          <w:lang w:val="en-GB"/>
-        </w:rPr>
-        <w:t xml:space="preserve">                System.out.println("Insertados: " + filas);</w:t>
+        <w:t xml:space="preserve">    public static void main(String[] </w:t>
+      </w:r>
+      <w:proofErr w:type="spellStart"/>
+      <w:r>
+        <w:rPr>
+          <w:lang w:val="en-GB"/>
+        </w:rPr>
+        <w:t>args</w:t>
+      </w:r>
+      <w:proofErr w:type="spellEnd"/>
+      <w:r>
+        <w:rPr>
+          <w:lang w:val="en-GB"/>
+        </w:rPr>
+        <w:t>) {</w:t>
+      </w:r>
+    </w:p>
+    <w:p>
+      <w:pPr>
+        <w:pStyle w:val="Sinespaciado"/>
+        <w:shd w:val="clear" w:color="auto" w:fill="FAE2D5" w:themeFill="accent2" w:themeFillTint="33"/>
+        <w:rPr>
+          <w:lang w:val="en-GB"/>
+        </w:rPr>
+      </w:pPr>
+    </w:p>
+    <w:p>
+      <w:pPr>
+        <w:pStyle w:val="Sinespaciado"/>
+        <w:shd w:val="clear" w:color="auto" w:fill="FAE2D5" w:themeFill="accent2" w:themeFillTint="33"/>
+        <w:rPr>
+          <w:lang w:val="en-GB"/>
+        </w:rPr>
+      </w:pPr>
+      <w:r>
+        <w:rPr>
+          <w:lang w:val="en-GB"/>
+        </w:rPr>
+        <w:t xml:space="preserve">        try (Scanner </w:t>
+      </w:r>
+      <w:proofErr w:type="spellStart"/>
+      <w:r>
+        <w:rPr>
+          <w:lang w:val="en-GB"/>
+        </w:rPr>
+        <w:t>sc</w:t>
+      </w:r>
+      <w:proofErr w:type="spellEnd"/>
+      <w:r>
+        <w:rPr>
+          <w:lang w:val="en-GB"/>
+        </w:rPr>
+        <w:t xml:space="preserve"> = new Scanner(System.in);</w:t>
+      </w:r>
+    </w:p>
+    <w:p>
+      <w:pPr>
+        <w:pStyle w:val="Sinespaciado"/>
+        <w:shd w:val="clear" w:color="auto" w:fill="FAE2D5" w:themeFill="accent2" w:themeFillTint="33"/>
+        <w:rPr>
+          <w:lang w:val="en-GB"/>
+        </w:rPr>
+      </w:pPr>
+      <w:r>
+        <w:rPr>
+          <w:lang w:val="en-GB"/>
+        </w:rPr>
+        <w:t xml:space="preserve">             Connection con = </w:t>
+      </w:r>
+      <w:proofErr w:type="spellStart"/>
+      <w:r>
+        <w:rPr>
+          <w:lang w:val="en-GB"/>
+        </w:rPr>
+        <w:t>DB.conectar</w:t>
+      </w:r>
+      <w:proofErr w:type="spellEnd"/>
+      <w:r>
+        <w:rPr>
+          <w:lang w:val="en-GB"/>
+        </w:rPr>
+        <w:t>()) {</w:t>
+      </w:r>
+    </w:p>
+    <w:p>
+      <w:pPr>
+        <w:pStyle w:val="Sinespaciado"/>
+        <w:shd w:val="clear" w:color="auto" w:fill="FAE2D5" w:themeFill="accent2" w:themeFillTint="33"/>
+        <w:rPr>
+          <w:lang w:val="en-GB"/>
+        </w:rPr>
+      </w:pPr>
+    </w:p>
+    <w:p>
+      <w:pPr>
+        <w:pStyle w:val="Sinespaciado"/>
+        <w:shd w:val="clear" w:color="auto" w:fill="FAE2D5" w:themeFill="accent2" w:themeFillTint="33"/>
+        <w:rPr>
+          <w:lang w:val="en-GB"/>
+        </w:rPr>
+      </w:pPr>
+      <w:r>
+        <w:rPr>
+          <w:lang w:val="en-GB"/>
+        </w:rPr>
+        <w:t xml:space="preserve">            </w:t>
+      </w:r>
+      <w:proofErr w:type="spellStart"/>
+      <w:r>
+        <w:rPr>
+          <w:lang w:val="en-GB"/>
+        </w:rPr>
+        <w:t>System.out.print</w:t>
+      </w:r>
+      <w:proofErr w:type="spellEnd"/>
+      <w:r>
+        <w:rPr>
+          <w:lang w:val="en-GB"/>
+        </w:rPr>
+        <w:t>("ID: ");</w:t>
+      </w:r>
+    </w:p>
+    <w:p>
+      <w:pPr>
+        <w:pStyle w:val="Sinespaciado"/>
+        <w:shd w:val="clear" w:color="auto" w:fill="FAE2D5" w:themeFill="accent2" w:themeFillTint="33"/>
+        <w:rPr>
+          <w:lang w:val="en-GB"/>
+        </w:rPr>
+      </w:pPr>
+      <w:r>
+        <w:rPr>
+          <w:lang w:val="en-GB"/>
+        </w:rPr>
+        <w:t xml:space="preserve">            int id = </w:t>
+      </w:r>
+      <w:proofErr w:type="spellStart"/>
+      <w:r>
+        <w:rPr>
+          <w:lang w:val="en-GB"/>
+        </w:rPr>
+        <w:t>Integer.parseInt</w:t>
+      </w:r>
+      <w:proofErr w:type="spellEnd"/>
+      <w:r>
+        <w:rPr>
+          <w:lang w:val="en-GB"/>
+        </w:rPr>
+        <w:t>(</w:t>
+      </w:r>
+      <w:proofErr w:type="spellStart"/>
+      <w:r>
+        <w:rPr>
+          <w:lang w:val="en-GB"/>
+        </w:rPr>
+        <w:t>sc.nextLine</w:t>
+      </w:r>
+      <w:proofErr w:type="spellEnd"/>
+      <w:r>
+        <w:rPr>
+          <w:lang w:val="en-GB"/>
+        </w:rPr>
+        <w:t>());</w:t>
+      </w:r>
+    </w:p>
+    <w:p>
+      <w:pPr>
+        <w:pStyle w:val="Sinespaciado"/>
+        <w:shd w:val="clear" w:color="auto" w:fill="FAE2D5" w:themeFill="accent2" w:themeFillTint="33"/>
+        <w:rPr>
+          <w:lang w:val="en-GB"/>
+        </w:rPr>
+      </w:pPr>
+    </w:p>
+    <w:p>
+      <w:pPr>
+        <w:pStyle w:val="Sinespaciado"/>
+        <w:shd w:val="clear" w:color="auto" w:fill="FAE2D5" w:themeFill="accent2" w:themeFillTint="33"/>
+        <w:rPr>
+          <w:lang w:val="en-GB"/>
+        </w:rPr>
+      </w:pPr>
+      <w:r>
+        <w:rPr>
+          <w:lang w:val="en-GB"/>
+        </w:rPr>
+        <w:t xml:space="preserve">            </w:t>
+      </w:r>
+      <w:proofErr w:type="spellStart"/>
+      <w:r>
+        <w:rPr>
+          <w:lang w:val="en-GB"/>
+        </w:rPr>
+        <w:t>System.out.print</w:t>
+      </w:r>
+      <w:proofErr w:type="spellEnd"/>
+      <w:r>
+        <w:rPr>
+          <w:lang w:val="en-GB"/>
+        </w:rPr>
+        <w:t>("NIF: ");</w:t>
+      </w:r>
+    </w:p>
+    <w:p>
+      <w:pPr>
+        <w:pStyle w:val="Sinespaciado"/>
+        <w:shd w:val="clear" w:color="auto" w:fill="FAE2D5" w:themeFill="accent2" w:themeFillTint="33"/>
+        <w:rPr>
+          <w:lang w:val="en-GB"/>
+        </w:rPr>
+      </w:pPr>
+      <w:r>
+        <w:rPr>
+          <w:lang w:val="en-GB"/>
+        </w:rPr>
+        <w:t xml:space="preserve">            String </w:t>
+      </w:r>
+      <w:proofErr w:type="spellStart"/>
+      <w:r>
+        <w:rPr>
+          <w:lang w:val="en-GB"/>
+        </w:rPr>
+        <w:t>nif</w:t>
+      </w:r>
+      <w:proofErr w:type="spellEnd"/>
+      <w:r>
+        <w:rPr>
+          <w:lang w:val="en-GB"/>
+        </w:rPr>
+        <w:t xml:space="preserve"> = </w:t>
+      </w:r>
+      <w:proofErr w:type="spellStart"/>
+      <w:r>
+        <w:rPr>
+          <w:lang w:val="en-GB"/>
+        </w:rPr>
+        <w:t>sc.nextLine</w:t>
+      </w:r>
+      <w:proofErr w:type="spellEnd"/>
+      <w:r>
+        <w:rPr>
+          <w:lang w:val="en-GB"/>
+        </w:rPr>
+        <w:t>();</w:t>
+      </w:r>
+    </w:p>
+    <w:p>
+      <w:pPr>
+        <w:pStyle w:val="Sinespaciado"/>
+        <w:shd w:val="clear" w:color="auto" w:fill="FAE2D5" w:themeFill="accent2" w:themeFillTint="33"/>
+        <w:rPr>
+          <w:lang w:val="en-GB"/>
+        </w:rPr>
+      </w:pPr>
+    </w:p>
+    <w:p>
+      <w:pPr>
+        <w:pStyle w:val="Sinespaciado"/>
+        <w:shd w:val="clear" w:color="auto" w:fill="FAE2D5" w:themeFill="accent2" w:themeFillTint="33"/>
+        <w:rPr>
+          <w:lang w:val="en-GB"/>
+        </w:rPr>
+      </w:pPr>
+      <w:r>
+        <w:rPr>
+          <w:lang w:val="en-GB"/>
+        </w:rPr>
+        <w:t xml:space="preserve">            </w:t>
+      </w:r>
+      <w:proofErr w:type="spellStart"/>
+      <w:r>
+        <w:rPr>
+          <w:lang w:val="en-GB"/>
+        </w:rPr>
+        <w:t>System.out.print</w:t>
+      </w:r>
+      <w:proofErr w:type="spellEnd"/>
+      <w:r>
+        <w:rPr>
+          <w:lang w:val="en-GB"/>
+        </w:rPr>
+        <w:t>("Nombre: ");</w:t>
+      </w:r>
+    </w:p>
+    <w:p>
+      <w:pPr>
+        <w:pStyle w:val="Sinespaciado"/>
+        <w:shd w:val="clear" w:color="auto" w:fill="FAE2D5" w:themeFill="accent2" w:themeFillTint="33"/>
+        <w:rPr>
+          <w:lang w:val="en-GB"/>
+        </w:rPr>
+      </w:pPr>
+      <w:r>
+        <w:rPr>
+          <w:lang w:val="en-GB"/>
+        </w:rPr>
+        <w:t xml:space="preserve">            String </w:t>
+      </w:r>
+      <w:proofErr w:type="spellStart"/>
+      <w:r>
+        <w:rPr>
+          <w:lang w:val="en-GB"/>
+        </w:rPr>
+        <w:t>nombre</w:t>
+      </w:r>
+      <w:proofErr w:type="spellEnd"/>
+      <w:r>
+        <w:rPr>
+          <w:lang w:val="en-GB"/>
+        </w:rPr>
+        <w:t xml:space="preserve"> = </w:t>
+      </w:r>
+      <w:proofErr w:type="spellStart"/>
+      <w:r>
+        <w:rPr>
+          <w:lang w:val="en-GB"/>
+        </w:rPr>
+        <w:t>sc.nextLine</w:t>
+      </w:r>
+      <w:proofErr w:type="spellEnd"/>
+      <w:r>
+        <w:rPr>
+          <w:lang w:val="en-GB"/>
+        </w:rPr>
+        <w:t>();</w:t>
+      </w:r>
+    </w:p>
+    <w:p>
+      <w:pPr>
+        <w:pStyle w:val="Sinespaciado"/>
+        <w:shd w:val="clear" w:color="auto" w:fill="FAE2D5" w:themeFill="accent2" w:themeFillTint="33"/>
+        <w:rPr>
+          <w:lang w:val="en-GB"/>
+        </w:rPr>
+      </w:pPr>
+    </w:p>
+    <w:p>
+      <w:pPr>
+        <w:pStyle w:val="Sinespaciado"/>
+        <w:shd w:val="clear" w:color="auto" w:fill="FAE2D5" w:themeFill="accent2" w:themeFillTint="33"/>
+        <w:rPr>
+          <w:lang w:val="en-GB"/>
+        </w:rPr>
+      </w:pPr>
+      <w:r>
+        <w:rPr>
+          <w:lang w:val="en-GB"/>
+        </w:rPr>
+        <w:t xml:space="preserve">            </w:t>
+      </w:r>
+      <w:proofErr w:type="spellStart"/>
+      <w:r>
+        <w:rPr>
+          <w:lang w:val="en-GB"/>
+        </w:rPr>
+        <w:t>System.out.print</w:t>
+      </w:r>
+      <w:proofErr w:type="spellEnd"/>
+      <w:r>
+        <w:rPr>
+          <w:lang w:val="en-GB"/>
+        </w:rPr>
+        <w:t>("</w:t>
+      </w:r>
+      <w:proofErr w:type="spellStart"/>
+      <w:r>
+        <w:rPr>
+          <w:lang w:val="en-GB"/>
+        </w:rPr>
+        <w:t>Edad</w:t>
+      </w:r>
+      <w:proofErr w:type="spellEnd"/>
+      <w:r>
+        <w:rPr>
+          <w:lang w:val="en-GB"/>
+        </w:rPr>
+        <w:t>: ");</w:t>
+      </w:r>
+    </w:p>
+    <w:p>
+      <w:pPr>
+        <w:pStyle w:val="Sinespaciado"/>
+        <w:shd w:val="clear" w:color="auto" w:fill="FAE2D5" w:themeFill="accent2" w:themeFillTint="33"/>
+        <w:rPr>
+          <w:lang w:val="en-GB"/>
+        </w:rPr>
+      </w:pPr>
+      <w:r>
+        <w:rPr>
+          <w:lang w:val="en-GB"/>
+        </w:rPr>
+        <w:t xml:space="preserve">            String </w:t>
+      </w:r>
+      <w:proofErr w:type="spellStart"/>
+      <w:r>
+        <w:rPr>
+          <w:lang w:val="en-GB"/>
+        </w:rPr>
+        <w:t>edad</w:t>
+      </w:r>
+      <w:proofErr w:type="spellEnd"/>
+      <w:r>
+        <w:rPr>
+          <w:lang w:val="en-GB"/>
+        </w:rPr>
+        <w:t xml:space="preserve"> = </w:t>
+      </w:r>
+      <w:proofErr w:type="spellStart"/>
+      <w:r>
+        <w:rPr>
+          <w:lang w:val="en-GB"/>
+        </w:rPr>
+        <w:t>sc.nextLine</w:t>
+      </w:r>
+      <w:proofErr w:type="spellEnd"/>
+      <w:r>
+        <w:rPr>
+          <w:lang w:val="en-GB"/>
+        </w:rPr>
+        <w:t>();</w:t>
+      </w:r>
+    </w:p>
+    <w:p>
+      <w:pPr>
+        <w:pStyle w:val="Sinespaciado"/>
+        <w:shd w:val="clear" w:color="auto" w:fill="FAE2D5" w:themeFill="accent2" w:themeFillTint="33"/>
+        <w:rPr>
+          <w:lang w:val="en-GB"/>
+        </w:rPr>
+      </w:pPr>
+    </w:p>
+    <w:p>
+      <w:pPr>
+        <w:pStyle w:val="Sinespaciado"/>
+        <w:shd w:val="clear" w:color="auto" w:fill="FAE2D5" w:themeFill="accent2" w:themeFillTint="33"/>
+        <w:rPr>
+          <w:lang w:val="en-GB"/>
+        </w:rPr>
+      </w:pPr>
+      <w:r>
+        <w:rPr>
+          <w:lang w:val="en-GB"/>
+        </w:rPr>
+        <w:t xml:space="preserve">            String </w:t>
+      </w:r>
+      <w:proofErr w:type="spellStart"/>
+      <w:r>
+        <w:rPr>
+          <w:lang w:val="en-GB"/>
+        </w:rPr>
+        <w:t>sql</w:t>
+      </w:r>
+      <w:proofErr w:type="spellEnd"/>
+      <w:r>
+        <w:rPr>
+          <w:lang w:val="en-GB"/>
+        </w:rPr>
+        <w:t xml:space="preserve"> = "INSERT INTO </w:t>
+      </w:r>
+      <w:proofErr w:type="spellStart"/>
+      <w:r>
+        <w:rPr>
+          <w:lang w:val="en-GB"/>
+        </w:rPr>
+        <w:t>clientes</w:t>
+      </w:r>
+      <w:proofErr w:type="spellEnd"/>
+      <w:r>
+        <w:rPr>
+          <w:lang w:val="en-GB"/>
+        </w:rPr>
+        <w:t xml:space="preserve"> (id, </w:t>
+      </w:r>
+      <w:proofErr w:type="spellStart"/>
+      <w:r>
+        <w:rPr>
+          <w:lang w:val="en-GB"/>
+        </w:rPr>
+        <w:t>nif</w:t>
+      </w:r>
+      <w:proofErr w:type="spellEnd"/>
+      <w:r>
+        <w:rPr>
+          <w:lang w:val="en-GB"/>
+        </w:rPr>
+        <w:t xml:space="preserve">, </w:t>
+      </w:r>
+      <w:proofErr w:type="spellStart"/>
+      <w:r>
+        <w:rPr>
+          <w:lang w:val="en-GB"/>
+        </w:rPr>
+        <w:t>nombre</w:t>
+      </w:r>
+      <w:proofErr w:type="spellEnd"/>
+      <w:r>
+        <w:rPr>
+          <w:lang w:val="en-GB"/>
+        </w:rPr>
+        <w:t xml:space="preserve">, </w:t>
+      </w:r>
+      <w:proofErr w:type="spellStart"/>
+      <w:r>
+        <w:rPr>
+          <w:lang w:val="en-GB"/>
+        </w:rPr>
+        <w:t>edad</w:t>
+      </w:r>
+      <w:proofErr w:type="spellEnd"/>
+      <w:r>
+        <w:rPr>
+          <w:lang w:val="en-GB"/>
+        </w:rPr>
+        <w:t>) VALUES (?,?,?,?)";</w:t>
+      </w:r>
+    </w:p>
+    <w:p>
+      <w:pPr>
+        <w:pStyle w:val="Sinespaciado"/>
+        <w:shd w:val="clear" w:color="auto" w:fill="FAE2D5" w:themeFill="accent2" w:themeFillTint="33"/>
+        <w:rPr>
+          <w:lang w:val="en-GB"/>
+        </w:rPr>
+      </w:pPr>
+    </w:p>
+    <w:p>
+      <w:pPr>
+        <w:pStyle w:val="Sinespaciado"/>
+        <w:shd w:val="clear" w:color="auto" w:fill="FAE2D5" w:themeFill="accent2" w:themeFillTint="33"/>
+        <w:rPr>
+          <w:lang w:val="en-GB"/>
+        </w:rPr>
+      </w:pPr>
+      <w:r>
+        <w:rPr>
+          <w:lang w:val="en-GB"/>
+        </w:rPr>
+        <w:t xml:space="preserve">            try (</w:t>
+      </w:r>
+      <w:proofErr w:type="spellStart"/>
+      <w:r>
+        <w:rPr>
+          <w:lang w:val="en-GB"/>
+        </w:rPr>
+        <w:t>PreparedStatement</w:t>
+      </w:r>
+      <w:proofErr w:type="spellEnd"/>
+      <w:r>
+        <w:rPr>
+          <w:lang w:val="en-GB"/>
+        </w:rPr>
+        <w:t xml:space="preserve"> </w:t>
+      </w:r>
+      <w:proofErr w:type="spellStart"/>
+      <w:r>
+        <w:rPr>
+          <w:lang w:val="en-GB"/>
+        </w:rPr>
+        <w:t>ps</w:t>
+      </w:r>
+      <w:proofErr w:type="spellEnd"/>
+      <w:r>
+        <w:rPr>
+          <w:lang w:val="en-GB"/>
+        </w:rPr>
+        <w:t xml:space="preserve"> = </w:t>
+      </w:r>
+      <w:proofErr w:type="spellStart"/>
+      <w:r>
+        <w:rPr>
+          <w:lang w:val="en-GB"/>
+        </w:rPr>
+        <w:t>con.prepareStatement</w:t>
+      </w:r>
+      <w:proofErr w:type="spellEnd"/>
+      <w:r>
+        <w:rPr>
+          <w:lang w:val="en-GB"/>
+        </w:rPr>
+        <w:t>(</w:t>
+      </w:r>
+      <w:proofErr w:type="spellStart"/>
+      <w:r>
+        <w:rPr>
+          <w:lang w:val="en-GB"/>
+        </w:rPr>
+        <w:t>sql</w:t>
+      </w:r>
+      <w:proofErr w:type="spellEnd"/>
+      <w:r>
+        <w:rPr>
+          <w:lang w:val="en-GB"/>
+        </w:rPr>
+        <w:t>)) {</w:t>
+      </w:r>
+    </w:p>
+    <w:p>
+      <w:pPr>
+        <w:pStyle w:val="Sinespaciado"/>
+        <w:shd w:val="clear" w:color="auto" w:fill="FAE2D5" w:themeFill="accent2" w:themeFillTint="33"/>
+        <w:rPr>
+          <w:lang w:val="en-GB"/>
+        </w:rPr>
+      </w:pPr>
+      <w:r>
+        <w:rPr>
+          <w:lang w:val="en-GB"/>
+        </w:rPr>
+        <w:t xml:space="preserve">                </w:t>
+      </w:r>
+      <w:proofErr w:type="spellStart"/>
+      <w:r>
+        <w:rPr>
+          <w:lang w:val="en-GB"/>
+        </w:rPr>
+        <w:t>ps.setInt</w:t>
+      </w:r>
+      <w:proofErr w:type="spellEnd"/>
+      <w:r>
+        <w:rPr>
+          <w:lang w:val="en-GB"/>
+        </w:rPr>
+        <w:t>(1, id);</w:t>
+      </w:r>
+    </w:p>
+    <w:p>
+      <w:pPr>
+        <w:pStyle w:val="Sinespaciado"/>
+        <w:shd w:val="clear" w:color="auto" w:fill="FAE2D5" w:themeFill="accent2" w:themeFillTint="33"/>
+        <w:rPr>
+          <w:lang w:val="en-GB"/>
+        </w:rPr>
+      </w:pPr>
+      <w:r>
+        <w:rPr>
+          <w:lang w:val="en-GB"/>
+        </w:rPr>
+        <w:t xml:space="preserve">                </w:t>
+      </w:r>
+      <w:proofErr w:type="spellStart"/>
+      <w:r>
+        <w:rPr>
+          <w:lang w:val="en-GB"/>
+        </w:rPr>
+        <w:t>ps.setString</w:t>
+      </w:r>
+      <w:proofErr w:type="spellEnd"/>
+      <w:r>
+        <w:rPr>
+          <w:lang w:val="en-GB"/>
+        </w:rPr>
+        <w:t xml:space="preserve">(2, </w:t>
+      </w:r>
+      <w:proofErr w:type="spellStart"/>
+      <w:r>
+        <w:rPr>
+          <w:lang w:val="en-GB"/>
+        </w:rPr>
+        <w:t>nif</w:t>
+      </w:r>
+      <w:proofErr w:type="spellEnd"/>
+      <w:r>
+        <w:rPr>
+          <w:lang w:val="en-GB"/>
+        </w:rPr>
+        <w:t>);</w:t>
+      </w:r>
+    </w:p>
+    <w:p>
+      <w:pPr>
+        <w:pStyle w:val="Sinespaciado"/>
+        <w:shd w:val="clear" w:color="auto" w:fill="FAE2D5" w:themeFill="accent2" w:themeFillTint="33"/>
+        <w:rPr>
+          <w:lang w:val="en-GB"/>
+        </w:rPr>
+      </w:pPr>
+      <w:r>
+        <w:rPr>
+          <w:lang w:val="en-GB"/>
+        </w:rPr>
+        <w:t xml:space="preserve">                </w:t>
+      </w:r>
+      <w:proofErr w:type="spellStart"/>
+      <w:r>
+        <w:rPr>
+          <w:lang w:val="en-GB"/>
+        </w:rPr>
+        <w:t>ps.setString</w:t>
+      </w:r>
+      <w:proofErr w:type="spellEnd"/>
+      <w:r>
+        <w:rPr>
+          <w:lang w:val="en-GB"/>
+        </w:rPr>
+        <w:t xml:space="preserve">(3, </w:t>
+      </w:r>
+      <w:proofErr w:type="spellStart"/>
+      <w:r>
+        <w:rPr>
+          <w:lang w:val="en-GB"/>
+        </w:rPr>
+        <w:t>nombre</w:t>
+      </w:r>
+      <w:proofErr w:type="spellEnd"/>
+      <w:r>
+        <w:rPr>
+          <w:lang w:val="en-GB"/>
+        </w:rPr>
+        <w:t>);</w:t>
+      </w:r>
+    </w:p>
+    <w:p>
+      <w:pPr>
+        <w:pStyle w:val="Sinespaciado"/>
+        <w:shd w:val="clear" w:color="auto" w:fill="FAE2D5" w:themeFill="accent2" w:themeFillTint="33"/>
+        <w:rPr>
+          <w:lang w:val="en-GB"/>
+        </w:rPr>
+      </w:pPr>
+      <w:r>
+        <w:rPr>
+          <w:lang w:val="en-GB"/>
+        </w:rPr>
+        <w:t xml:space="preserve">                </w:t>
+      </w:r>
+      <w:proofErr w:type="spellStart"/>
+      <w:r>
+        <w:rPr>
+          <w:lang w:val="en-GB"/>
+        </w:rPr>
+        <w:t>ps.setString</w:t>
+      </w:r>
+      <w:proofErr w:type="spellEnd"/>
+      <w:r>
+        <w:rPr>
+          <w:lang w:val="en-GB"/>
+        </w:rPr>
+        <w:t xml:space="preserve">(4, </w:t>
+      </w:r>
+      <w:proofErr w:type="spellStart"/>
+      <w:r>
+        <w:rPr>
+          <w:lang w:val="en-GB"/>
+        </w:rPr>
+        <w:t>edad</w:t>
+      </w:r>
+      <w:proofErr w:type="spellEnd"/>
+      <w:r>
+        <w:rPr>
+          <w:lang w:val="en-GB"/>
+        </w:rPr>
+        <w:t>);</w:t>
+      </w:r>
+    </w:p>
+    <w:p>
+      <w:pPr>
+        <w:pStyle w:val="Sinespaciado"/>
+        <w:shd w:val="clear" w:color="auto" w:fill="FAE2D5" w:themeFill="accent2" w:themeFillTint="33"/>
+        <w:rPr>
+          <w:lang w:val="en-GB"/>
+        </w:rPr>
+      </w:pPr>
+    </w:p>
+    <w:p>
+      <w:pPr>
+        <w:pStyle w:val="Sinespaciado"/>
+        <w:shd w:val="clear" w:color="auto" w:fill="FAE2D5" w:themeFill="accent2" w:themeFillTint="33"/>
+        <w:rPr>
+          <w:lang w:val="en-GB"/>
+        </w:rPr>
+      </w:pPr>
+      <w:r>
+        <w:rPr>
+          <w:lang w:val="en-GB"/>
+        </w:rPr>
+        <w:t xml:space="preserve">                int </w:t>
+      </w:r>
+      <w:proofErr w:type="spellStart"/>
+      <w:r>
+        <w:rPr>
+          <w:lang w:val="en-GB"/>
+        </w:rPr>
+        <w:t>filas</w:t>
+      </w:r>
+      <w:proofErr w:type="spellEnd"/>
+      <w:r>
+        <w:rPr>
+          <w:lang w:val="en-GB"/>
+        </w:rPr>
+        <w:t xml:space="preserve"> = </w:t>
+      </w:r>
+      <w:proofErr w:type="spellStart"/>
+      <w:r>
+        <w:rPr>
+          <w:lang w:val="en-GB"/>
+        </w:rPr>
+        <w:t>ps.executeUpdate</w:t>
+      </w:r>
+      <w:proofErr w:type="spellEnd"/>
+      <w:r>
+        <w:rPr>
+          <w:lang w:val="en-GB"/>
+        </w:rPr>
+        <w:t>();</w:t>
+      </w:r>
+    </w:p>
+    <w:p>
+      <w:pPr>
+        <w:pStyle w:val="Sinespaciado"/>
+        <w:shd w:val="clear" w:color="auto" w:fill="FAE2D5" w:themeFill="accent2" w:themeFillTint="33"/>
+        <w:rPr>
+          <w:lang w:val="en-GB"/>
+        </w:rPr>
+      </w:pPr>
+      <w:r>
+        <w:rPr>
+          <w:lang w:val="en-GB"/>
+        </w:rPr>
+        <w:t xml:space="preserve">                </w:t>
+      </w:r>
+      <w:proofErr w:type="spellStart"/>
+      <w:r>
+        <w:rPr>
+          <w:lang w:val="en-GB"/>
+        </w:rPr>
+        <w:t>System.out.println</w:t>
+      </w:r>
+      <w:proofErr w:type="spellEnd"/>
+      <w:r>
+        <w:rPr>
+          <w:lang w:val="en-GB"/>
+        </w:rPr>
+        <w:t>("</w:t>
+      </w:r>
+      <w:proofErr w:type="spellStart"/>
+      <w:r>
+        <w:rPr>
+          <w:lang w:val="en-GB"/>
+        </w:rPr>
+        <w:t>Insertados</w:t>
+      </w:r>
+      <w:proofErr w:type="spellEnd"/>
+      <w:r>
+        <w:rPr>
+          <w:lang w:val="en-GB"/>
+        </w:rPr>
+        <w:t xml:space="preserve">: " + </w:t>
+      </w:r>
+      <w:proofErr w:type="spellStart"/>
+      <w:r>
+        <w:rPr>
+          <w:lang w:val="en-GB"/>
+        </w:rPr>
+        <w:t>filas</w:t>
+      </w:r>
+      <w:proofErr w:type="spellEnd"/>
+      <w:r>
+        <w:rPr>
+          <w:lang w:val="en-GB"/>
+        </w:rPr>
+        <w:t>);</w:t>
       </w:r>
     </w:p>
     <w:p>
@@ -2078,7 +3574,21 @@
         <w:rPr>
           <w:lang w:val="en-GB"/>
         </w:rPr>
-        <w:t xml:space="preserve">            e.printStackTrace();</w:t>
+        <w:t xml:space="preserve">            </w:t>
+      </w:r>
+      <w:proofErr w:type="spellStart"/>
+      <w:r>
+        <w:rPr>
+          <w:lang w:val="en-GB"/>
+        </w:rPr>
+        <w:t>e.printStackTrace</w:t>
+      </w:r>
+      <w:proofErr w:type="spellEnd"/>
+      <w:r>
+        <w:rPr>
+          <w:lang w:val="en-GB"/>
+        </w:rPr>
+        <w:t>();</w:t>
       </w:r>
     </w:p>
     <w:p>
@@ -2143,15 +3653,31 @@
           <w:b/>
           <w:bCs/>
         </w:rPr>
-        <w:t xml:space="preserve"> EJERCICIO 5 (Java + Statement): Listar todos (SELECT)</w:t>
-      </w:r>
-    </w:p>
-    <w:p>
+        <w:t xml:space="preserve"> EJERCICIO 5 (Java + </w:t>
+      </w:r>
+      <w:proofErr w:type="spellStart"/>
       <w:r>
         <w:rPr>
           <w:b/>
           <w:bCs/>
         </w:rPr>
+        <w:t>Statement</w:t>
+      </w:r>
+      <w:proofErr w:type="spellEnd"/>
+      <w:r>
+        <w:rPr>
+          <w:b/>
+          <w:bCs/>
+        </w:rPr>
+        <w:t>): Listar todos (SELECT)</w:t>
+      </w:r>
+    </w:p>
+    <w:p>
+      <w:r>
+        <w:rPr>
+          <w:b/>
+          <w:bCs/>
+        </w:rPr>
         <w:t>Enunciado:</w:t>
       </w:r>
       <w:r>
@@ -2168,56 +3694,100 @@
           <w:lang w:val="en-GB"/>
         </w:rPr>
       </w:pPr>
+      <w:proofErr w:type="spellStart"/>
       <w:r>
         <w:rPr>
           <w:lang w:val="en-GB"/>
         </w:rPr>
         <w:t>MostrarDatos</w:t>
       </w:r>
-    </w:p>
-    <w:p>
-      <w:pPr>
-        <w:pStyle w:val="Sinespaciado"/>
-        <w:shd w:val="clear" w:color="auto" w:fill="FAE2D5" w:themeFill="accent2" w:themeFillTint="33"/>
-        <w:rPr>
-          <w:lang w:val="en-GB"/>
-        </w:rPr>
-      </w:pPr>
-      <w:r>
-        <w:rPr>
-          <w:lang w:val="en-GB"/>
-        </w:rPr>
-        <w:t>import java.sql.Connection;</w:t>
-      </w:r>
-    </w:p>
-    <w:p>
-      <w:pPr>
-        <w:pStyle w:val="Sinespaciado"/>
-        <w:shd w:val="clear" w:color="auto" w:fill="FAE2D5" w:themeFill="accent2" w:themeFillTint="33"/>
-        <w:rPr>
-          <w:lang w:val="en-GB"/>
-        </w:rPr>
-      </w:pPr>
-      <w:r>
-        <w:rPr>
-          <w:lang w:val="en-GB"/>
-        </w:rPr>
-        <w:t>import java.sql.ResultSet;</w:t>
-      </w:r>
-    </w:p>
-    <w:p>
-      <w:pPr>
-        <w:pStyle w:val="Sinespaciado"/>
-        <w:shd w:val="clear" w:color="auto" w:fill="FAE2D5" w:themeFill="accent2" w:themeFillTint="33"/>
-        <w:rPr>
-          <w:lang w:val="en-GB"/>
-        </w:rPr>
-      </w:pPr>
-      <w:r>
-        <w:rPr>
-          <w:lang w:val="en-GB"/>
-        </w:rPr>
-        <w:t>import java.sql.Statement;</w:t>
+      <w:proofErr w:type="spellEnd"/>
+    </w:p>
+    <w:p>
+      <w:pPr>
+        <w:pStyle w:val="Sinespaciado"/>
+        <w:shd w:val="clear" w:color="auto" w:fill="FAE2D5" w:themeFill="accent2" w:themeFillTint="33"/>
+        <w:rPr>
+          <w:lang w:val="en-GB"/>
+        </w:rPr>
+      </w:pPr>
+      <w:r>
+        <w:rPr>
+          <w:lang w:val="en-GB"/>
+        </w:rPr>
+        <w:t xml:space="preserve">import </w:t>
+      </w:r>
+      <w:proofErr w:type="spellStart"/>
+      <w:r>
+        <w:rPr>
+          <w:lang w:val="en-GB"/>
+        </w:rPr>
+        <w:t>java.sql.Connection</w:t>
+      </w:r>
+      <w:proofErr w:type="spellEnd"/>
+      <w:r>
+        <w:rPr>
+          <w:lang w:val="en-GB"/>
+        </w:rPr>
+        <w:t>;</w:t>
+      </w:r>
+    </w:p>
+    <w:p>
+      <w:pPr>
+        <w:pStyle w:val="Sinespaciado"/>
+        <w:shd w:val="clear" w:color="auto" w:fill="FAE2D5" w:themeFill="accent2" w:themeFillTint="33"/>
+        <w:rPr>
+          <w:lang w:val="en-GB"/>
+        </w:rPr>
+      </w:pPr>
+      <w:r>
+        <w:rPr>
+          <w:lang w:val="en-GB"/>
+        </w:rPr>
+        <w:t xml:space="preserve">import </w:t>
+      </w:r>
+      <w:proofErr w:type="spellStart"/>
+      <w:r>
+        <w:rPr>
+          <w:lang w:val="en-GB"/>
+        </w:rPr>
+        <w:t>java.sql.ResultSet</w:t>
+      </w:r>
+      <w:proofErr w:type="spellEnd"/>
+      <w:r>
+        <w:rPr>
+          <w:lang w:val="en-GB"/>
+        </w:rPr>
+        <w:t>;</w:t>
+      </w:r>
+    </w:p>
+    <w:p>
+      <w:pPr>
+        <w:pStyle w:val="Sinespaciado"/>
+        <w:shd w:val="clear" w:color="auto" w:fill="FAE2D5" w:themeFill="accent2" w:themeFillTint="33"/>
+        <w:rPr>
+          <w:lang w:val="en-GB"/>
+        </w:rPr>
+      </w:pPr>
+      <w:r>
+        <w:rPr>
+          <w:lang w:val="en-GB"/>
+        </w:rPr>
+        <w:t xml:space="preserve">import </w:t>
+      </w:r>
+      <w:proofErr w:type="spellStart"/>
+      <w:r>
+        <w:rPr>
+          <w:lang w:val="en-GB"/>
+        </w:rPr>
+        <w:t>java.sql.Statement</w:t>
+      </w:r>
+      <w:proofErr w:type="spellEnd"/>
+      <w:r>
+        <w:rPr>
+          <w:lang w:val="en-GB"/>
+        </w:rPr>
+        <w:t>;</w:t>
       </w:r>
     </w:p>
     <w:p>
@@ -2256,184 +3826,450 @@
         <w:rPr>
           <w:lang w:val="en-GB"/>
         </w:rPr>
-        <w:t xml:space="preserve">    public static void main(String[] args) {</w:t>
-      </w:r>
-    </w:p>
-    <w:p>
-      <w:pPr>
-        <w:pStyle w:val="Sinespaciado"/>
-        <w:shd w:val="clear" w:color="auto" w:fill="FAE2D5" w:themeFill="accent2" w:themeFillTint="33"/>
-        <w:rPr>
-          <w:lang w:val="en-GB"/>
-        </w:rPr>
-      </w:pPr>
-    </w:p>
-    <w:p>
-      <w:pPr>
-        <w:pStyle w:val="Sinespaciado"/>
-        <w:shd w:val="clear" w:color="auto" w:fill="FAE2D5" w:themeFill="accent2" w:themeFillTint="33"/>
-        <w:rPr>
-          <w:lang w:val="en-GB"/>
-        </w:rPr>
-      </w:pPr>
-      <w:r>
-        <w:rPr>
-          <w:lang w:val="en-GB"/>
-        </w:rPr>
-        <w:t xml:space="preserve">        String sql = "SELECT * FROM clientes";</w:t>
-      </w:r>
-    </w:p>
-    <w:p>
-      <w:pPr>
-        <w:pStyle w:val="Sinespaciado"/>
-        <w:shd w:val="clear" w:color="auto" w:fill="FAE2D5" w:themeFill="accent2" w:themeFillTint="33"/>
-        <w:rPr>
-          <w:lang w:val="en-GB"/>
-        </w:rPr>
-      </w:pPr>
-    </w:p>
-    <w:p>
-      <w:pPr>
-        <w:pStyle w:val="Sinespaciado"/>
-        <w:shd w:val="clear" w:color="auto" w:fill="FAE2D5" w:themeFill="accent2" w:themeFillTint="33"/>
-        <w:rPr>
-          <w:lang w:val="en-GB"/>
-        </w:rPr>
-      </w:pPr>
-      <w:r>
-        <w:rPr>
-          <w:lang w:val="en-GB"/>
-        </w:rPr>
-        <w:t xml:space="preserve">        try (Connection con = DB.conectar();</w:t>
-      </w:r>
-    </w:p>
-    <w:p>
-      <w:pPr>
-        <w:pStyle w:val="Sinespaciado"/>
-        <w:shd w:val="clear" w:color="auto" w:fill="FAE2D5" w:themeFill="accent2" w:themeFillTint="33"/>
-        <w:rPr>
-          <w:lang w:val="en-GB"/>
-        </w:rPr>
-      </w:pPr>
-      <w:r>
-        <w:rPr>
-          <w:lang w:val="en-GB"/>
-        </w:rPr>
-        <w:t xml:space="preserve">             Statement st = con.createStatement();</w:t>
-      </w:r>
-    </w:p>
-    <w:p>
-      <w:pPr>
-        <w:pStyle w:val="Sinespaciado"/>
-        <w:shd w:val="clear" w:color="auto" w:fill="FAE2D5" w:themeFill="accent2" w:themeFillTint="33"/>
-        <w:rPr>
-          <w:lang w:val="en-GB"/>
-        </w:rPr>
-      </w:pPr>
-      <w:r>
-        <w:rPr>
-          <w:lang w:val="en-GB"/>
-        </w:rPr>
-        <w:t xml:space="preserve">             ResultSet rs = st.executeQuery(sql)) {</w:t>
-      </w:r>
-    </w:p>
-    <w:p>
-      <w:pPr>
-        <w:pStyle w:val="Sinespaciado"/>
-        <w:shd w:val="clear" w:color="auto" w:fill="FAE2D5" w:themeFill="accent2" w:themeFillTint="33"/>
-        <w:rPr>
-          <w:lang w:val="en-GB"/>
-        </w:rPr>
-      </w:pPr>
-    </w:p>
-    <w:p>
-      <w:pPr>
-        <w:pStyle w:val="Sinespaciado"/>
-        <w:shd w:val="clear" w:color="auto" w:fill="FAE2D5" w:themeFill="accent2" w:themeFillTint="33"/>
-        <w:rPr>
-          <w:lang w:val="en-GB"/>
-        </w:rPr>
-      </w:pPr>
-      <w:r>
-        <w:rPr>
-          <w:lang w:val="en-GB"/>
-        </w:rPr>
-        <w:t xml:space="preserve">            while (rs.next()) {</w:t>
-      </w:r>
-    </w:p>
-    <w:p>
-      <w:pPr>
-        <w:pStyle w:val="Sinespaciado"/>
-        <w:shd w:val="clear" w:color="auto" w:fill="FAE2D5" w:themeFill="accent2" w:themeFillTint="33"/>
-        <w:rPr>
-          <w:lang w:val="en-GB"/>
-        </w:rPr>
-      </w:pPr>
-      <w:r>
-        <w:rPr>
-          <w:lang w:val="en-GB"/>
-        </w:rPr>
-        <w:t xml:space="preserve">                System.out.println(</w:t>
-      </w:r>
-    </w:p>
-    <w:p>
-      <w:pPr>
-        <w:pStyle w:val="Sinespaciado"/>
-        <w:shd w:val="clear" w:color="auto" w:fill="FAE2D5" w:themeFill="accent2" w:themeFillTint="33"/>
-        <w:rPr>
-          <w:lang w:val="en-GB"/>
-        </w:rPr>
-      </w:pPr>
-      <w:r>
-        <w:rPr>
-          <w:lang w:val="en-GB"/>
-        </w:rPr>
-        <w:t xml:space="preserve">                        rs.getInt("id") + " | " +</w:t>
-      </w:r>
-    </w:p>
-    <w:p>
-      <w:pPr>
-        <w:pStyle w:val="Sinespaciado"/>
-        <w:shd w:val="clear" w:color="auto" w:fill="FAE2D5" w:themeFill="accent2" w:themeFillTint="33"/>
-        <w:rPr>
-          <w:lang w:val="en-GB"/>
-        </w:rPr>
-      </w:pPr>
-      <w:r>
-        <w:rPr>
-          <w:lang w:val="en-GB"/>
-        </w:rPr>
-        <w:t xml:space="preserve">                        rs.getString("nif") + " | " +</w:t>
-      </w:r>
-    </w:p>
-    <w:p>
-      <w:pPr>
-        <w:pStyle w:val="Sinespaciado"/>
-        <w:shd w:val="clear" w:color="auto" w:fill="FAE2D5" w:themeFill="accent2" w:themeFillTint="33"/>
-        <w:rPr>
-          <w:lang w:val="en-GB"/>
-        </w:rPr>
-      </w:pPr>
-      <w:r>
-        <w:rPr>
-          <w:lang w:val="en-GB"/>
-        </w:rPr>
-        <w:t xml:space="preserve">                        rs.getString("nombre") + " | " +</w:t>
-      </w:r>
-    </w:p>
-    <w:p>
-      <w:pPr>
-        <w:pStyle w:val="Sinespaciado"/>
-        <w:shd w:val="clear" w:color="auto" w:fill="FAE2D5" w:themeFill="accent2" w:themeFillTint="33"/>
-        <w:rPr>
-          <w:lang w:val="en-GB"/>
-        </w:rPr>
-      </w:pPr>
-      <w:r>
-        <w:rPr>
-          <w:lang w:val="en-GB"/>
-        </w:rPr>
-        <w:t xml:space="preserve">                        rs.getString("edad")</w:t>
+        <w:t xml:space="preserve">    public static void main(String[] </w:t>
+      </w:r>
+      <w:proofErr w:type="spellStart"/>
+      <w:r>
+        <w:rPr>
+          <w:lang w:val="en-GB"/>
+        </w:rPr>
+        <w:t>args</w:t>
+      </w:r>
+      <w:proofErr w:type="spellEnd"/>
+      <w:r>
+        <w:rPr>
+          <w:lang w:val="en-GB"/>
+        </w:rPr>
+        <w:t>) {</w:t>
+      </w:r>
+    </w:p>
+    <w:p>
+      <w:pPr>
+        <w:pStyle w:val="Sinespaciado"/>
+        <w:shd w:val="clear" w:color="auto" w:fill="FAE2D5" w:themeFill="accent2" w:themeFillTint="33"/>
+        <w:rPr>
+          <w:lang w:val="en-GB"/>
+        </w:rPr>
+      </w:pPr>
+    </w:p>
+    <w:p>
+      <w:pPr>
+        <w:pStyle w:val="Sinespaciado"/>
+        <w:shd w:val="clear" w:color="auto" w:fill="FAE2D5" w:themeFill="accent2" w:themeFillTint="33"/>
+        <w:rPr>
+          <w:lang w:val="en-GB"/>
+        </w:rPr>
+      </w:pPr>
+      <w:r>
+        <w:rPr>
+          <w:lang w:val="en-GB"/>
+        </w:rPr>
+        <w:t xml:space="preserve">        String </w:t>
+      </w:r>
+      <w:proofErr w:type="spellStart"/>
+      <w:r>
+        <w:rPr>
+          <w:lang w:val="en-GB"/>
+        </w:rPr>
+        <w:t>sql</w:t>
+      </w:r>
+      <w:proofErr w:type="spellEnd"/>
+      <w:r>
+        <w:rPr>
+          <w:lang w:val="en-GB"/>
+        </w:rPr>
+        <w:t xml:space="preserve"> = "SELECT * FROM </w:t>
+      </w:r>
+      <w:proofErr w:type="spellStart"/>
+      <w:r>
+        <w:rPr>
+          <w:lang w:val="en-GB"/>
+        </w:rPr>
+        <w:t>clientes</w:t>
+      </w:r>
+      <w:proofErr w:type="spellEnd"/>
+      <w:r>
+        <w:rPr>
+          <w:lang w:val="en-GB"/>
+        </w:rPr>
+        <w:t>";</w:t>
+      </w:r>
+    </w:p>
+    <w:p>
+      <w:pPr>
+        <w:pStyle w:val="Sinespaciado"/>
+        <w:shd w:val="clear" w:color="auto" w:fill="FAE2D5" w:themeFill="accent2" w:themeFillTint="33"/>
+        <w:rPr>
+          <w:lang w:val="en-GB"/>
+        </w:rPr>
+      </w:pPr>
+    </w:p>
+    <w:p>
+      <w:pPr>
+        <w:pStyle w:val="Sinespaciado"/>
+        <w:shd w:val="clear" w:color="auto" w:fill="FAE2D5" w:themeFill="accent2" w:themeFillTint="33"/>
+        <w:rPr>
+          <w:lang w:val="en-GB"/>
+        </w:rPr>
+      </w:pPr>
+      <w:r>
+        <w:rPr>
+          <w:lang w:val="en-GB"/>
+        </w:rPr>
+        <w:t xml:space="preserve">        try (Connection con = </w:t>
+      </w:r>
+      <w:proofErr w:type="spellStart"/>
+      <w:r>
+        <w:rPr>
+          <w:lang w:val="en-GB"/>
+        </w:rPr>
+        <w:t>DB.conectar</w:t>
+      </w:r>
+      <w:proofErr w:type="spellEnd"/>
+      <w:r>
+        <w:rPr>
+          <w:lang w:val="en-GB"/>
+        </w:rPr>
+        <w:t>();</w:t>
+      </w:r>
+    </w:p>
+    <w:p>
+      <w:pPr>
+        <w:pStyle w:val="Sinespaciado"/>
+        <w:shd w:val="clear" w:color="auto" w:fill="FAE2D5" w:themeFill="accent2" w:themeFillTint="33"/>
+        <w:rPr>
+          <w:lang w:val="en-GB"/>
+        </w:rPr>
+      </w:pPr>
+      <w:r>
+        <w:rPr>
+          <w:lang w:val="en-GB"/>
+        </w:rPr>
+        <w:t xml:space="preserve">             Statement </w:t>
+      </w:r>
+      <w:proofErr w:type="spellStart"/>
+      <w:r>
+        <w:rPr>
+          <w:lang w:val="en-GB"/>
+        </w:rPr>
+        <w:t>st</w:t>
+      </w:r>
+      <w:proofErr w:type="spellEnd"/>
+      <w:r>
+        <w:rPr>
+          <w:lang w:val="en-GB"/>
+        </w:rPr>
+        <w:t xml:space="preserve"> = </w:t>
+      </w:r>
+      <w:proofErr w:type="spellStart"/>
+      <w:r>
+        <w:rPr>
+          <w:lang w:val="en-GB"/>
+        </w:rPr>
+        <w:t>con.createStatement</w:t>
+      </w:r>
+      <w:proofErr w:type="spellEnd"/>
+      <w:r>
+        <w:rPr>
+          <w:lang w:val="en-GB"/>
+        </w:rPr>
+        <w:t>();</w:t>
+      </w:r>
+    </w:p>
+    <w:p>
+      <w:pPr>
+        <w:pStyle w:val="Sinespaciado"/>
+        <w:shd w:val="clear" w:color="auto" w:fill="FAE2D5" w:themeFill="accent2" w:themeFillTint="33"/>
+        <w:rPr>
+          <w:lang w:val="en-GB"/>
+        </w:rPr>
+      </w:pPr>
+      <w:r>
+        <w:rPr>
+          <w:lang w:val="en-GB"/>
+        </w:rPr>
+        <w:t xml:space="preserve">             </w:t>
+      </w:r>
+      <w:proofErr w:type="spellStart"/>
+      <w:r>
+        <w:rPr>
+          <w:lang w:val="en-GB"/>
+        </w:rPr>
+        <w:t>ResultSet</w:t>
+      </w:r>
+      <w:proofErr w:type="spellEnd"/>
+      <w:r>
+        <w:rPr>
+          <w:lang w:val="en-GB"/>
+        </w:rPr>
+        <w:t xml:space="preserve"> </w:t>
+      </w:r>
+      <w:proofErr w:type="spellStart"/>
+      <w:r>
+        <w:rPr>
+          <w:lang w:val="en-GB"/>
+        </w:rPr>
+        <w:t>rs</w:t>
+      </w:r>
+      <w:proofErr w:type="spellEnd"/>
+      <w:r>
+        <w:rPr>
+          <w:lang w:val="en-GB"/>
+        </w:rPr>
+        <w:t xml:space="preserve"> = </w:t>
+      </w:r>
+      <w:proofErr w:type="spellStart"/>
+      <w:r>
+        <w:rPr>
+          <w:lang w:val="en-GB"/>
+        </w:rPr>
+        <w:t>st.executeQuery</w:t>
+      </w:r>
+      <w:proofErr w:type="spellEnd"/>
+      <w:r>
+        <w:rPr>
+          <w:lang w:val="en-GB"/>
+        </w:rPr>
+        <w:t>(</w:t>
+      </w:r>
+      <w:proofErr w:type="spellStart"/>
+      <w:r>
+        <w:rPr>
+          <w:lang w:val="en-GB"/>
+        </w:rPr>
+        <w:t>sql</w:t>
+      </w:r>
+      <w:proofErr w:type="spellEnd"/>
+      <w:r>
+        <w:rPr>
+          <w:lang w:val="en-GB"/>
+        </w:rPr>
+        <w:t>)) {</w:t>
+      </w:r>
+    </w:p>
+    <w:p>
+      <w:pPr>
+        <w:pStyle w:val="Sinespaciado"/>
+        <w:shd w:val="clear" w:color="auto" w:fill="FAE2D5" w:themeFill="accent2" w:themeFillTint="33"/>
+        <w:rPr>
+          <w:lang w:val="en-GB"/>
+        </w:rPr>
+      </w:pPr>
+    </w:p>
+    <w:p>
+      <w:pPr>
+        <w:pStyle w:val="Sinespaciado"/>
+        <w:shd w:val="clear" w:color="auto" w:fill="FAE2D5" w:themeFill="accent2" w:themeFillTint="33"/>
+        <w:rPr>
+          <w:lang w:val="en-GB"/>
+        </w:rPr>
+      </w:pPr>
+      <w:r>
+        <w:rPr>
+          <w:lang w:val="en-GB"/>
+        </w:rPr>
+        <w:t xml:space="preserve">            while (</w:t>
+      </w:r>
+      <w:proofErr w:type="spellStart"/>
+      <w:r>
+        <w:rPr>
+          <w:lang w:val="en-GB"/>
+        </w:rPr>
+        <w:t>rs.next</w:t>
+      </w:r>
+      <w:proofErr w:type="spellEnd"/>
+      <w:r>
+        <w:rPr>
+          <w:lang w:val="en-GB"/>
+        </w:rPr>
+        <w:t>()) {</w:t>
+      </w:r>
+    </w:p>
+    <w:p>
+      <w:pPr>
+        <w:pStyle w:val="Sinespaciado"/>
+        <w:shd w:val="clear" w:color="auto" w:fill="FAE2D5" w:themeFill="accent2" w:themeFillTint="33"/>
+        <w:rPr>
+          <w:lang w:val="en-GB"/>
+        </w:rPr>
+      </w:pPr>
+      <w:r>
+        <w:rPr>
+          <w:lang w:val="en-GB"/>
+        </w:rPr>
+        <w:t xml:space="preserve">                </w:t>
+      </w:r>
+      <w:proofErr w:type="spellStart"/>
+      <w:r>
+        <w:rPr>
+          <w:lang w:val="en-GB"/>
+        </w:rPr>
+        <w:t>System.out.println</w:t>
+      </w:r>
+      <w:proofErr w:type="spellEnd"/>
+      <w:r>
+        <w:rPr>
+          <w:lang w:val="en-GB"/>
+        </w:rPr>
+        <w:t>(</w:t>
+      </w:r>
+    </w:p>
+    <w:p>
+      <w:pPr>
+        <w:pStyle w:val="Sinespaciado"/>
+        <w:shd w:val="clear" w:color="auto" w:fill="FAE2D5" w:themeFill="accent2" w:themeFillTint="33"/>
+        <w:rPr>
+          <w:lang w:val="en-GB"/>
+        </w:rPr>
+      </w:pPr>
+      <w:r>
+        <w:rPr>
+          <w:lang w:val="en-GB"/>
+        </w:rPr>
+        <w:t xml:space="preserve">                        </w:t>
+      </w:r>
+      <w:proofErr w:type="spellStart"/>
+      <w:r>
+        <w:rPr>
+          <w:lang w:val="en-GB"/>
+        </w:rPr>
+        <w:t>rs.getInt</w:t>
+      </w:r>
+      <w:proofErr w:type="spellEnd"/>
+      <w:r>
+        <w:rPr>
+          <w:lang w:val="en-GB"/>
+        </w:rPr>
+        <w:t>("id") + " | " +</w:t>
+      </w:r>
+    </w:p>
+    <w:p>
+      <w:pPr>
+        <w:pStyle w:val="Sinespaciado"/>
+        <w:shd w:val="clear" w:color="auto" w:fill="FAE2D5" w:themeFill="accent2" w:themeFillTint="33"/>
+        <w:rPr>
+          <w:lang w:val="en-GB"/>
+        </w:rPr>
+      </w:pPr>
+      <w:r>
+        <w:rPr>
+          <w:lang w:val="en-GB"/>
+        </w:rPr>
+        <w:t xml:space="preserve">                        </w:t>
+      </w:r>
+      <w:proofErr w:type="spellStart"/>
+      <w:r>
+        <w:rPr>
+          <w:lang w:val="en-GB"/>
+        </w:rPr>
+        <w:t>rs.getString</w:t>
+      </w:r>
+      <w:proofErr w:type="spellEnd"/>
+      <w:r>
+        <w:rPr>
+          <w:lang w:val="en-GB"/>
+        </w:rPr>
+        <w:t>("</w:t>
+      </w:r>
+      <w:proofErr w:type="spellStart"/>
+      <w:r>
+        <w:rPr>
+          <w:lang w:val="en-GB"/>
+        </w:rPr>
+        <w:t>nif</w:t>
+      </w:r>
+      <w:proofErr w:type="spellEnd"/>
+      <w:r>
+        <w:rPr>
+          <w:lang w:val="en-GB"/>
+        </w:rPr>
+        <w:t>") + " | " +</w:t>
+      </w:r>
+    </w:p>
+    <w:p>
+      <w:pPr>
+        <w:pStyle w:val="Sinespaciado"/>
+        <w:shd w:val="clear" w:color="auto" w:fill="FAE2D5" w:themeFill="accent2" w:themeFillTint="33"/>
+        <w:rPr>
+          <w:lang w:val="en-GB"/>
+        </w:rPr>
+      </w:pPr>
+      <w:r>
+        <w:rPr>
+          <w:lang w:val="en-GB"/>
+        </w:rPr>
+        <w:t xml:space="preserve">                        </w:t>
+      </w:r>
+      <w:proofErr w:type="spellStart"/>
+      <w:r>
+        <w:rPr>
+          <w:lang w:val="en-GB"/>
+        </w:rPr>
+        <w:t>rs.getString</w:t>
+      </w:r>
+      <w:proofErr w:type="spellEnd"/>
+      <w:r>
+        <w:rPr>
+          <w:lang w:val="en-GB"/>
+        </w:rPr>
+        <w:t>("</w:t>
+      </w:r>
+      <w:proofErr w:type="spellStart"/>
+      <w:r>
+        <w:rPr>
+          <w:lang w:val="en-GB"/>
+        </w:rPr>
+        <w:t>nombre</w:t>
+      </w:r>
+      <w:proofErr w:type="spellEnd"/>
+      <w:r>
+        <w:rPr>
+          <w:lang w:val="en-GB"/>
+        </w:rPr>
+        <w:t>") + " | " +</w:t>
+      </w:r>
+    </w:p>
+    <w:p>
+      <w:pPr>
+        <w:pStyle w:val="Sinespaciado"/>
+        <w:shd w:val="clear" w:color="auto" w:fill="FAE2D5" w:themeFill="accent2" w:themeFillTint="33"/>
+        <w:rPr>
+          <w:lang w:val="en-GB"/>
+        </w:rPr>
+      </w:pPr>
+      <w:r>
+        <w:rPr>
+          <w:lang w:val="en-GB"/>
+        </w:rPr>
+        <w:t xml:space="preserve">                        </w:t>
+      </w:r>
+      <w:proofErr w:type="spellStart"/>
+      <w:r>
+        <w:rPr>
+          <w:lang w:val="en-GB"/>
+        </w:rPr>
+        <w:t>rs.getString</w:t>
+      </w:r>
+      <w:proofErr w:type="spellEnd"/>
+      <w:r>
+        <w:rPr>
+          <w:lang w:val="en-GB"/>
+        </w:rPr>
+        <w:t>("</w:t>
+      </w:r>
+      <w:proofErr w:type="spellStart"/>
+      <w:r>
+        <w:rPr>
+          <w:lang w:val="en-GB"/>
+        </w:rPr>
+        <w:t>edad</w:t>
+      </w:r>
+      <w:proofErr w:type="spellEnd"/>
+      <w:r>
+        <w:rPr>
+          <w:lang w:val="en-GB"/>
+        </w:rPr>
+        <w:t>")</w:t>
       </w:r>
     </w:p>
     <w:p>
@@ -2502,7 +4338,21 @@
         <w:rPr>
           <w:lang w:val="en-GB"/>
         </w:rPr>
-        <w:t xml:space="preserve">            e.printStackTrace();</w:t>
+        <w:t xml:space="preserve">            </w:t>
+      </w:r>
+      <w:proofErr w:type="spellStart"/>
+      <w:r>
+        <w:rPr>
+          <w:lang w:val="en-GB"/>
+        </w:rPr>
+        <w:t>e.printStackTrace</w:t>
+      </w:r>
+      <w:proofErr w:type="spellEnd"/>
+      <w:r>
+        <w:rPr>
+          <w:lang w:val="en-GB"/>
+        </w:rPr>
+        <w:t>();</w:t>
       </w:r>
     </w:p>
     <w:p>
@@ -2566,15 +4416,47 @@
           <w:b/>
           <w:bCs/>
         </w:rPr>
-        <w:t xml:space="preserve"> EJERCICIO 6 (Java + PreparedStatement): Update y Delete (2 en 1)</w:t>
-      </w:r>
-    </w:p>
-    <w:p>
+        <w:t xml:space="preserve"> EJERCICIO 6 (Java + </w:t>
+      </w:r>
+      <w:proofErr w:type="spellStart"/>
       <w:r>
         <w:rPr>
           <w:b/>
           <w:bCs/>
         </w:rPr>
+        <w:t>PreparedStatement</w:t>
+      </w:r>
+      <w:proofErr w:type="spellEnd"/>
+      <w:r>
+        <w:rPr>
+          <w:b/>
+          <w:bCs/>
+        </w:rPr>
+        <w:t xml:space="preserve">): </w:t>
+      </w:r>
+      <w:proofErr w:type="spellStart"/>
+      <w:r>
+        <w:rPr>
+          <w:b/>
+          <w:bCs/>
+        </w:rPr>
+        <w:t>Update</w:t>
+      </w:r>
+      <w:proofErr w:type="spellEnd"/>
+      <w:r>
+        <w:rPr>
+          <w:b/>
+          <w:bCs/>
+        </w:rPr>
+        <w:t xml:space="preserve"> y Delete (2 en 1)</w:t>
+      </w:r>
+    </w:p>
+    <w:p>
+      <w:r>
+        <w:rPr>
+          <w:b/>
+          <w:bCs/>
+        </w:rPr>
         <w:t>Enunciado:</w:t>
       </w:r>
       <w:r>
@@ -2587,37 +4469,73 @@
       </w:r>
       <w:r>
         <w:br/>
-        <w:t>(La unidad explica UPDATE/DELETE con executeUpdate() y parámetros)</w:t>
-      </w:r>
-    </w:p>
-    <w:p>
-      <w:pPr>
-        <w:pStyle w:val="Sinespaciado"/>
-        <w:shd w:val="clear" w:color="auto" w:fill="FAE2D5" w:themeFill="accent2" w:themeFillTint="33"/>
-        <w:rPr>
-          <w:lang w:val="en-GB"/>
-        </w:rPr>
-      </w:pPr>
-      <w:r>
-        <w:rPr>
-          <w:lang w:val="en-GB"/>
-        </w:rPr>
-        <w:t>import java.sql.Connection;</w:t>
-      </w:r>
-    </w:p>
-    <w:p>
-      <w:pPr>
-        <w:pStyle w:val="Sinespaciado"/>
-        <w:shd w:val="clear" w:color="auto" w:fill="FAE2D5" w:themeFill="accent2" w:themeFillTint="33"/>
-        <w:rPr>
-          <w:lang w:val="en-GB"/>
-        </w:rPr>
-      </w:pPr>
-      <w:r>
-        <w:rPr>
-          <w:lang w:val="en-GB"/>
-        </w:rPr>
-        <w:t>import java.sql.PreparedStatement;</w:t>
+        <w:t xml:space="preserve">(La unidad explica UPDATE/DELETE con </w:t>
+      </w:r>
+      <w:proofErr w:type="spellStart"/>
+      <w:r>
+        <w:t>executeUpdate</w:t>
+      </w:r>
+      <w:proofErr w:type="spellEnd"/>
+      <w:r>
+        <w:t>() y parámetros)</w:t>
+      </w:r>
+    </w:p>
+    <w:p>
+      <w:pPr>
+        <w:pStyle w:val="Sinespaciado"/>
+        <w:shd w:val="clear" w:color="auto" w:fill="FAE2D5" w:themeFill="accent2" w:themeFillTint="33"/>
+        <w:rPr>
+          <w:lang w:val="en-GB"/>
+        </w:rPr>
+      </w:pPr>
+      <w:r>
+        <w:rPr>
+          <w:lang w:val="en-GB"/>
+        </w:rPr>
+        <w:t xml:space="preserve">import </w:t>
+      </w:r>
+      <w:proofErr w:type="spellStart"/>
+      <w:r>
+        <w:rPr>
+          <w:lang w:val="en-GB"/>
+        </w:rPr>
+        <w:t>java.sql.Connection</w:t>
+      </w:r>
+      <w:proofErr w:type="spellEnd"/>
+      <w:r>
+        <w:rPr>
+          <w:lang w:val="en-GB"/>
+        </w:rPr>
+        <w:t>;</w:t>
+      </w:r>
+    </w:p>
+    <w:p>
+      <w:pPr>
+        <w:pStyle w:val="Sinespaciado"/>
+        <w:shd w:val="clear" w:color="auto" w:fill="FAE2D5" w:themeFill="accent2" w:themeFillTint="33"/>
+        <w:rPr>
+          <w:lang w:val="en-GB"/>
+        </w:rPr>
+      </w:pPr>
+      <w:r>
+        <w:rPr>
+          <w:lang w:val="en-GB"/>
+        </w:rPr>
+        <w:t xml:space="preserve">import </w:t>
+      </w:r>
+      <w:proofErr w:type="spellStart"/>
+      <w:r>
+        <w:rPr>
+          <w:lang w:val="en-GB"/>
+        </w:rPr>
+        <w:t>java.sql.PreparedStatement</w:t>
+      </w:r>
+      <w:proofErr w:type="spellEnd"/>
+      <w:r>
+        <w:rPr>
+          <w:lang w:val="en-GB"/>
+        </w:rPr>
+        <w:t>;</w:t>
       </w:r>
     </w:p>
     <w:p>
@@ -2633,7 +4551,21 @@
           <w:lang w:val="en-GB"/>
         </w:rPr>
         <w:lastRenderedPageBreak/>
-        <w:t>import java.util.Scanner;</w:t>
+        <w:t xml:space="preserve">import </w:t>
+      </w:r>
+      <w:proofErr w:type="spellStart"/>
+      <w:r>
+        <w:rPr>
+          <w:lang w:val="en-GB"/>
+        </w:rPr>
+        <w:t>java.util.Scanner</w:t>
+      </w:r>
+      <w:proofErr w:type="spellEnd"/>
+      <w:r>
+        <w:rPr>
+          <w:lang w:val="en-GB"/>
+        </w:rPr>
+        <w:t>;</w:t>
       </w:r>
     </w:p>
     <w:p>
@@ -2672,46 +4604,88 @@
         <w:rPr>
           <w:lang w:val="en-GB"/>
         </w:rPr>
-        <w:t xml:space="preserve">    public static void main(String[] args) {</w:t>
-      </w:r>
-    </w:p>
-    <w:p>
-      <w:pPr>
-        <w:pStyle w:val="Sinespaciado"/>
-        <w:shd w:val="clear" w:color="auto" w:fill="FAE2D5" w:themeFill="accent2" w:themeFillTint="33"/>
-        <w:rPr>
-          <w:lang w:val="en-GB"/>
-        </w:rPr>
-      </w:pPr>
-    </w:p>
-    <w:p>
-      <w:pPr>
-        <w:pStyle w:val="Sinespaciado"/>
-        <w:shd w:val="clear" w:color="auto" w:fill="FAE2D5" w:themeFill="accent2" w:themeFillTint="33"/>
-        <w:rPr>
-          <w:lang w:val="en-GB"/>
-        </w:rPr>
-      </w:pPr>
-      <w:r>
-        <w:rPr>
-          <w:lang w:val="en-GB"/>
-        </w:rPr>
-        <w:t xml:space="preserve">        try (Scanner sc = new Scanner(System.in);</w:t>
-      </w:r>
-    </w:p>
-    <w:p>
-      <w:pPr>
-        <w:pStyle w:val="Sinespaciado"/>
-        <w:shd w:val="clear" w:color="auto" w:fill="FAE2D5" w:themeFill="accent2" w:themeFillTint="33"/>
-        <w:rPr>
-          <w:lang w:val="en-GB"/>
-        </w:rPr>
-      </w:pPr>
-      <w:r>
-        <w:rPr>
-          <w:lang w:val="en-GB"/>
-        </w:rPr>
-        <w:t xml:space="preserve">             Connection con = DB.conectar()) {</w:t>
+        <w:t xml:space="preserve">    public static void main(String[] </w:t>
+      </w:r>
+      <w:proofErr w:type="spellStart"/>
+      <w:r>
+        <w:rPr>
+          <w:lang w:val="en-GB"/>
+        </w:rPr>
+        <w:t>args</w:t>
+      </w:r>
+      <w:proofErr w:type="spellEnd"/>
+      <w:r>
+        <w:rPr>
+          <w:lang w:val="en-GB"/>
+        </w:rPr>
+        <w:t>) {</w:t>
+      </w:r>
+    </w:p>
+    <w:p>
+      <w:pPr>
+        <w:pStyle w:val="Sinespaciado"/>
+        <w:shd w:val="clear" w:color="auto" w:fill="FAE2D5" w:themeFill="accent2" w:themeFillTint="33"/>
+        <w:rPr>
+          <w:lang w:val="en-GB"/>
+        </w:rPr>
+      </w:pPr>
+    </w:p>
+    <w:p>
+      <w:pPr>
+        <w:pStyle w:val="Sinespaciado"/>
+        <w:shd w:val="clear" w:color="auto" w:fill="FAE2D5" w:themeFill="accent2" w:themeFillTint="33"/>
+        <w:rPr>
+          <w:lang w:val="en-GB"/>
+        </w:rPr>
+      </w:pPr>
+      <w:r>
+        <w:rPr>
+          <w:lang w:val="en-GB"/>
+        </w:rPr>
+        <w:t xml:space="preserve">        try (Scanner </w:t>
+      </w:r>
+      <w:proofErr w:type="spellStart"/>
+      <w:r>
+        <w:rPr>
+          <w:lang w:val="en-GB"/>
+        </w:rPr>
+        <w:t>sc</w:t>
+      </w:r>
+      <w:proofErr w:type="spellEnd"/>
+      <w:r>
+        <w:rPr>
+          <w:lang w:val="en-GB"/>
+        </w:rPr>
+        <w:t xml:space="preserve"> = new Scanner(System.in);</w:t>
+      </w:r>
+    </w:p>
+    <w:p>
+      <w:pPr>
+        <w:pStyle w:val="Sinespaciado"/>
+        <w:shd w:val="clear" w:color="auto" w:fill="FAE2D5" w:themeFill="accent2" w:themeFillTint="33"/>
+        <w:rPr>
+          <w:lang w:val="en-GB"/>
+        </w:rPr>
+      </w:pPr>
+      <w:r>
+        <w:rPr>
+          <w:lang w:val="en-GB"/>
+        </w:rPr>
+        <w:t xml:space="preserve">             Connection con = </w:t>
+      </w:r>
+      <w:proofErr w:type="spellStart"/>
+      <w:r>
+        <w:rPr>
+          <w:lang w:val="en-GB"/>
+        </w:rPr>
+        <w:t>DB.conectar</w:t>
+      </w:r>
+      <w:proofErr w:type="spellEnd"/>
+      <w:r>
+        <w:rPr>
+          <w:lang w:val="en-GB"/>
+        </w:rPr>
+        <w:t>()) {</w:t>
       </w:r>
     </w:p>
     <w:p>
@@ -2750,145 +4724,467 @@
         <w:rPr>
           <w:lang w:val="en-GB"/>
         </w:rPr>
-        <w:t xml:space="preserve">            System.out.print("ID a actualizar: ");</w:t>
-      </w:r>
-    </w:p>
-    <w:p>
-      <w:pPr>
-        <w:pStyle w:val="Sinespaciado"/>
-        <w:shd w:val="clear" w:color="auto" w:fill="FAE2D5" w:themeFill="accent2" w:themeFillTint="33"/>
-        <w:rPr>
-          <w:lang w:val="en-GB"/>
-        </w:rPr>
-      </w:pPr>
-      <w:r>
-        <w:rPr>
-          <w:lang w:val="en-GB"/>
-        </w:rPr>
-        <w:t xml:space="preserve">            int idUpdate = Integer.parseInt(sc.nextLine());</w:t>
-      </w:r>
-    </w:p>
-    <w:p>
-      <w:pPr>
-        <w:pStyle w:val="Sinespaciado"/>
-        <w:shd w:val="clear" w:color="auto" w:fill="FAE2D5" w:themeFill="accent2" w:themeFillTint="33"/>
-        <w:rPr>
-          <w:lang w:val="en-GB"/>
-        </w:rPr>
-      </w:pPr>
-    </w:p>
-    <w:p>
-      <w:pPr>
-        <w:pStyle w:val="Sinespaciado"/>
-        <w:shd w:val="clear" w:color="auto" w:fill="FAE2D5" w:themeFill="accent2" w:themeFillTint="33"/>
-        <w:rPr>
-          <w:lang w:val="en-GB"/>
-        </w:rPr>
-      </w:pPr>
-      <w:r>
-        <w:rPr>
-          <w:lang w:val="en-GB"/>
-        </w:rPr>
-        <w:t xml:space="preserve">            System.out.print("Nueva edad: ");</w:t>
-      </w:r>
-    </w:p>
-    <w:p>
-      <w:pPr>
-        <w:pStyle w:val="Sinespaciado"/>
-        <w:shd w:val="clear" w:color="auto" w:fill="FAE2D5" w:themeFill="accent2" w:themeFillTint="33"/>
-        <w:rPr>
-          <w:lang w:val="en-GB"/>
-        </w:rPr>
-      </w:pPr>
-      <w:r>
-        <w:rPr>
-          <w:lang w:val="en-GB"/>
-        </w:rPr>
-        <w:t xml:space="preserve">            String nuevaEdad = sc.nextLine();</w:t>
-      </w:r>
-    </w:p>
-    <w:p>
-      <w:pPr>
-        <w:pStyle w:val="Sinespaciado"/>
-        <w:shd w:val="clear" w:color="auto" w:fill="FAE2D5" w:themeFill="accent2" w:themeFillTint="33"/>
-        <w:rPr>
-          <w:lang w:val="en-GB"/>
-        </w:rPr>
-      </w:pPr>
-    </w:p>
-    <w:p>
-      <w:pPr>
-        <w:pStyle w:val="Sinespaciado"/>
-        <w:shd w:val="clear" w:color="auto" w:fill="FAE2D5" w:themeFill="accent2" w:themeFillTint="33"/>
-        <w:rPr>
-          <w:lang w:val="en-GB"/>
-        </w:rPr>
-      </w:pPr>
-      <w:r>
-        <w:rPr>
-          <w:lang w:val="en-GB"/>
-        </w:rPr>
-        <w:t xml:space="preserve">            String sqlUpdate = "UPDATE clientes SET edad = ? WHERE id = ?";</w:t>
-      </w:r>
-    </w:p>
-    <w:p>
-      <w:pPr>
-        <w:pStyle w:val="Sinespaciado"/>
-        <w:shd w:val="clear" w:color="auto" w:fill="FAE2D5" w:themeFill="accent2" w:themeFillTint="33"/>
-        <w:rPr>
-          <w:lang w:val="en-GB"/>
-        </w:rPr>
-      </w:pPr>
-      <w:r>
-        <w:rPr>
-          <w:lang w:val="en-GB"/>
-        </w:rPr>
-        <w:t xml:space="preserve">            try (PreparedStatement ps = con.prepareStatement(sqlUpdate)) {</w:t>
-      </w:r>
-    </w:p>
-    <w:p>
-      <w:pPr>
-        <w:pStyle w:val="Sinespaciado"/>
-        <w:shd w:val="clear" w:color="auto" w:fill="FAE2D5" w:themeFill="accent2" w:themeFillTint="33"/>
-        <w:rPr>
-          <w:lang w:val="en-GB"/>
-        </w:rPr>
-      </w:pPr>
-      <w:r>
-        <w:rPr>
-          <w:lang w:val="en-GB"/>
-        </w:rPr>
-        <w:t xml:space="preserve">                ps.setString(1, nuevaEdad);</w:t>
-      </w:r>
-    </w:p>
-    <w:p>
-      <w:pPr>
-        <w:pStyle w:val="Sinespaciado"/>
-        <w:shd w:val="clear" w:color="auto" w:fill="FAE2D5" w:themeFill="accent2" w:themeFillTint="33"/>
-        <w:rPr>
-          <w:lang w:val="en-GB"/>
-        </w:rPr>
-      </w:pPr>
-      <w:r>
-        <w:rPr>
-          <w:lang w:val="en-GB"/>
-        </w:rPr>
-        <w:t xml:space="preserve">                ps.setInt(2, idUpdate);</w:t>
-      </w:r>
-    </w:p>
-    <w:p>
-      <w:pPr>
-        <w:pStyle w:val="Sinespaciado"/>
-        <w:shd w:val="clear" w:color="auto" w:fill="FAE2D5" w:themeFill="accent2" w:themeFillTint="33"/>
-        <w:rPr>
-          <w:lang w:val="en-GB"/>
-        </w:rPr>
-      </w:pPr>
-      <w:r>
-        <w:rPr>
-          <w:lang w:val="en-GB"/>
-        </w:rPr>
-        <w:t xml:space="preserve">                System.out.println("Filas actualizadas: " + ps.executeUpdate());</w:t>
+        <w:t xml:space="preserve">            </w:t>
+      </w:r>
+      <w:proofErr w:type="spellStart"/>
+      <w:r>
+        <w:rPr>
+          <w:lang w:val="en-GB"/>
+        </w:rPr>
+        <w:t>System.out.print</w:t>
+      </w:r>
+      <w:proofErr w:type="spellEnd"/>
+      <w:r>
+        <w:rPr>
+          <w:lang w:val="en-GB"/>
+        </w:rPr>
+        <w:t xml:space="preserve">("ID a </w:t>
+      </w:r>
+      <w:proofErr w:type="spellStart"/>
+      <w:r>
+        <w:rPr>
+          <w:lang w:val="en-GB"/>
+        </w:rPr>
+        <w:t>actualizar</w:t>
+      </w:r>
+      <w:proofErr w:type="spellEnd"/>
+      <w:r>
+        <w:rPr>
+          <w:lang w:val="en-GB"/>
+        </w:rPr>
+        <w:t>: ");</w:t>
+      </w:r>
+    </w:p>
+    <w:p>
+      <w:pPr>
+        <w:pStyle w:val="Sinespaciado"/>
+        <w:shd w:val="clear" w:color="auto" w:fill="FAE2D5" w:themeFill="accent2" w:themeFillTint="33"/>
+        <w:rPr>
+          <w:lang w:val="en-GB"/>
+        </w:rPr>
+      </w:pPr>
+      <w:r>
+        <w:rPr>
+          <w:lang w:val="en-GB"/>
+        </w:rPr>
+        <w:t xml:space="preserve">            int </w:t>
+      </w:r>
+      <w:proofErr w:type="spellStart"/>
+      <w:r>
+        <w:rPr>
+          <w:lang w:val="en-GB"/>
+        </w:rPr>
+        <w:t>idUpdate</w:t>
+      </w:r>
+      <w:proofErr w:type="spellEnd"/>
+      <w:r>
+        <w:rPr>
+          <w:lang w:val="en-GB"/>
+        </w:rPr>
+        <w:t xml:space="preserve"> = </w:t>
+      </w:r>
+      <w:proofErr w:type="spellStart"/>
+      <w:r>
+        <w:rPr>
+          <w:lang w:val="en-GB"/>
+        </w:rPr>
+        <w:t>Integer.parseInt</w:t>
+      </w:r>
+      <w:proofErr w:type="spellEnd"/>
+      <w:r>
+        <w:rPr>
+          <w:lang w:val="en-GB"/>
+        </w:rPr>
+        <w:t>(</w:t>
+      </w:r>
+      <w:proofErr w:type="spellStart"/>
+      <w:r>
+        <w:rPr>
+          <w:lang w:val="en-GB"/>
+        </w:rPr>
+        <w:t>sc.nextLine</w:t>
+      </w:r>
+      <w:proofErr w:type="spellEnd"/>
+      <w:r>
+        <w:rPr>
+          <w:lang w:val="en-GB"/>
+        </w:rPr>
+        <w:t>());</w:t>
+      </w:r>
+    </w:p>
+    <w:p>
+      <w:pPr>
+        <w:pStyle w:val="Sinespaciado"/>
+        <w:shd w:val="clear" w:color="auto" w:fill="FAE2D5" w:themeFill="accent2" w:themeFillTint="33"/>
+        <w:rPr>
+          <w:lang w:val="en-GB"/>
+        </w:rPr>
+      </w:pPr>
+    </w:p>
+    <w:p>
+      <w:pPr>
+        <w:pStyle w:val="Sinespaciado"/>
+        <w:shd w:val="clear" w:color="auto" w:fill="FAE2D5" w:themeFill="accent2" w:themeFillTint="33"/>
+        <w:rPr>
+          <w:lang w:val="en-GB"/>
+        </w:rPr>
+      </w:pPr>
+      <w:r>
+        <w:rPr>
+          <w:lang w:val="en-GB"/>
+        </w:rPr>
+        <w:t xml:space="preserve">            </w:t>
+      </w:r>
+      <w:proofErr w:type="spellStart"/>
+      <w:r>
+        <w:rPr>
+          <w:lang w:val="en-GB"/>
+        </w:rPr>
+        <w:t>System.out.print</w:t>
+      </w:r>
+      <w:proofErr w:type="spellEnd"/>
+      <w:r>
+        <w:rPr>
+          <w:lang w:val="en-GB"/>
+        </w:rPr>
+        <w:t xml:space="preserve">("Nueva </w:t>
+      </w:r>
+      <w:proofErr w:type="spellStart"/>
+      <w:r>
+        <w:rPr>
+          <w:lang w:val="en-GB"/>
+        </w:rPr>
+        <w:t>edad</w:t>
+      </w:r>
+      <w:proofErr w:type="spellEnd"/>
+      <w:r>
+        <w:rPr>
+          <w:lang w:val="en-GB"/>
+        </w:rPr>
+        <w:t>: ");</w:t>
+      </w:r>
+    </w:p>
+    <w:p>
+      <w:pPr>
+        <w:pStyle w:val="Sinespaciado"/>
+        <w:shd w:val="clear" w:color="auto" w:fill="FAE2D5" w:themeFill="accent2" w:themeFillTint="33"/>
+        <w:rPr>
+          <w:lang w:val="en-GB"/>
+        </w:rPr>
+      </w:pPr>
+      <w:r>
+        <w:rPr>
+          <w:lang w:val="en-GB"/>
+        </w:rPr>
+        <w:t xml:space="preserve">            String </w:t>
+      </w:r>
+      <w:proofErr w:type="spellStart"/>
+      <w:r>
+        <w:rPr>
+          <w:lang w:val="en-GB"/>
+        </w:rPr>
+        <w:t>nuevaEdad</w:t>
+      </w:r>
+      <w:proofErr w:type="spellEnd"/>
+      <w:r>
+        <w:rPr>
+          <w:lang w:val="en-GB"/>
+        </w:rPr>
+        <w:t xml:space="preserve"> = </w:t>
+      </w:r>
+      <w:proofErr w:type="spellStart"/>
+      <w:r>
+        <w:rPr>
+          <w:lang w:val="en-GB"/>
+        </w:rPr>
+        <w:t>sc.nextLine</w:t>
+      </w:r>
+      <w:proofErr w:type="spellEnd"/>
+      <w:r>
+        <w:rPr>
+          <w:lang w:val="en-GB"/>
+        </w:rPr>
+        <w:t>();</w:t>
+      </w:r>
+    </w:p>
+    <w:p>
+      <w:pPr>
+        <w:pStyle w:val="Sinespaciado"/>
+        <w:shd w:val="clear" w:color="auto" w:fill="FAE2D5" w:themeFill="accent2" w:themeFillTint="33"/>
+        <w:rPr>
+          <w:lang w:val="en-GB"/>
+        </w:rPr>
+      </w:pPr>
+    </w:p>
+    <w:p>
+      <w:pPr>
+        <w:pStyle w:val="Sinespaciado"/>
+        <w:shd w:val="clear" w:color="auto" w:fill="FAE2D5" w:themeFill="accent2" w:themeFillTint="33"/>
+        <w:rPr>
+          <w:lang w:val="en-GB"/>
+        </w:rPr>
+      </w:pPr>
+      <w:r>
+        <w:rPr>
+          <w:lang w:val="en-GB"/>
+        </w:rPr>
+        <w:t xml:space="preserve">            String </w:t>
+      </w:r>
+      <w:proofErr w:type="spellStart"/>
+      <w:r>
+        <w:rPr>
+          <w:lang w:val="en-GB"/>
+        </w:rPr>
+        <w:t>sqlUpdate</w:t>
+      </w:r>
+      <w:proofErr w:type="spellEnd"/>
+      <w:r>
+        <w:rPr>
+          <w:lang w:val="en-GB"/>
+        </w:rPr>
+        <w:t xml:space="preserve"> = "UPDATE </w:t>
+      </w:r>
+      <w:proofErr w:type="spellStart"/>
+      <w:r>
+        <w:rPr>
+          <w:lang w:val="en-GB"/>
+        </w:rPr>
+        <w:t>clientes</w:t>
+      </w:r>
+      <w:proofErr w:type="spellEnd"/>
+      <w:r>
+        <w:rPr>
+          <w:lang w:val="en-GB"/>
+        </w:rPr>
+        <w:t xml:space="preserve"> SET </w:t>
+      </w:r>
+      <w:proofErr w:type="spellStart"/>
+      <w:r>
+        <w:rPr>
+          <w:lang w:val="en-GB"/>
+        </w:rPr>
+        <w:t>edad</w:t>
+      </w:r>
+      <w:proofErr w:type="spellEnd"/>
+      <w:r>
+        <w:rPr>
+          <w:lang w:val="en-GB"/>
+        </w:rPr>
+        <w:t xml:space="preserve"> = ? WHERE id = ?";</w:t>
+      </w:r>
+    </w:p>
+    <w:p>
+      <w:pPr>
+        <w:pStyle w:val="Sinespaciado"/>
+        <w:shd w:val="clear" w:color="auto" w:fill="FAE2D5" w:themeFill="accent2" w:themeFillTint="33"/>
+        <w:rPr>
+          <w:lang w:val="en-GB"/>
+        </w:rPr>
+      </w:pPr>
+      <w:r>
+        <w:rPr>
+          <w:lang w:val="en-GB"/>
+        </w:rPr>
+        <w:t xml:space="preserve">            try (</w:t>
+      </w:r>
+      <w:proofErr w:type="spellStart"/>
+      <w:r>
+        <w:rPr>
+          <w:lang w:val="en-GB"/>
+        </w:rPr>
+        <w:t>PreparedStatement</w:t>
+      </w:r>
+      <w:proofErr w:type="spellEnd"/>
+      <w:r>
+        <w:rPr>
+          <w:lang w:val="en-GB"/>
+        </w:rPr>
+        <w:t xml:space="preserve"> </w:t>
+      </w:r>
+      <w:proofErr w:type="spellStart"/>
+      <w:r>
+        <w:rPr>
+          <w:lang w:val="en-GB"/>
+        </w:rPr>
+        <w:t>ps</w:t>
+      </w:r>
+      <w:proofErr w:type="spellEnd"/>
+      <w:r>
+        <w:rPr>
+          <w:lang w:val="en-GB"/>
+        </w:rPr>
+        <w:t xml:space="preserve"> = </w:t>
+      </w:r>
+      <w:proofErr w:type="spellStart"/>
+      <w:r>
+        <w:rPr>
+          <w:lang w:val="en-GB"/>
+        </w:rPr>
+        <w:t>con.prepareStatement</w:t>
+      </w:r>
+      <w:proofErr w:type="spellEnd"/>
+      <w:r>
+        <w:rPr>
+          <w:lang w:val="en-GB"/>
+        </w:rPr>
+        <w:t>(</w:t>
+      </w:r>
+      <w:proofErr w:type="spellStart"/>
+      <w:r>
+        <w:rPr>
+          <w:lang w:val="en-GB"/>
+        </w:rPr>
+        <w:t>sqlUpdate</w:t>
+      </w:r>
+      <w:proofErr w:type="spellEnd"/>
+      <w:r>
+        <w:rPr>
+          <w:lang w:val="en-GB"/>
+        </w:rPr>
+        <w:t>)) {</w:t>
+      </w:r>
+    </w:p>
+    <w:p>
+      <w:pPr>
+        <w:pStyle w:val="Sinespaciado"/>
+        <w:shd w:val="clear" w:color="auto" w:fill="FAE2D5" w:themeFill="accent2" w:themeFillTint="33"/>
+        <w:rPr>
+          <w:lang w:val="en-GB"/>
+        </w:rPr>
+      </w:pPr>
+      <w:r>
+        <w:rPr>
+          <w:lang w:val="en-GB"/>
+        </w:rPr>
+        <w:t xml:space="preserve">                </w:t>
+      </w:r>
+      <w:proofErr w:type="spellStart"/>
+      <w:r>
+        <w:rPr>
+          <w:lang w:val="en-GB"/>
+        </w:rPr>
+        <w:t>ps.setString</w:t>
+      </w:r>
+      <w:proofErr w:type="spellEnd"/>
+      <w:r>
+        <w:rPr>
+          <w:lang w:val="en-GB"/>
+        </w:rPr>
+        <w:t xml:space="preserve">(1, </w:t>
+      </w:r>
+      <w:proofErr w:type="spellStart"/>
+      <w:r>
+        <w:rPr>
+          <w:lang w:val="en-GB"/>
+        </w:rPr>
+        <w:t>nuevaEdad</w:t>
+      </w:r>
+      <w:proofErr w:type="spellEnd"/>
+      <w:r>
+        <w:rPr>
+          <w:lang w:val="en-GB"/>
+        </w:rPr>
+        <w:t>);</w:t>
+      </w:r>
+    </w:p>
+    <w:p>
+      <w:pPr>
+        <w:pStyle w:val="Sinespaciado"/>
+        <w:shd w:val="clear" w:color="auto" w:fill="FAE2D5" w:themeFill="accent2" w:themeFillTint="33"/>
+        <w:rPr>
+          <w:lang w:val="en-GB"/>
+        </w:rPr>
+      </w:pPr>
+      <w:r>
+        <w:rPr>
+          <w:lang w:val="en-GB"/>
+        </w:rPr>
+        <w:t xml:space="preserve">                </w:t>
+      </w:r>
+      <w:proofErr w:type="spellStart"/>
+      <w:r>
+        <w:rPr>
+          <w:lang w:val="en-GB"/>
+        </w:rPr>
+        <w:t>ps.setInt</w:t>
+      </w:r>
+      <w:proofErr w:type="spellEnd"/>
+      <w:r>
+        <w:rPr>
+          <w:lang w:val="en-GB"/>
+        </w:rPr>
+        <w:t xml:space="preserve">(2, </w:t>
+      </w:r>
+      <w:proofErr w:type="spellStart"/>
+      <w:r>
+        <w:rPr>
+          <w:lang w:val="en-GB"/>
+        </w:rPr>
+        <w:t>idUpdate</w:t>
+      </w:r>
+      <w:proofErr w:type="spellEnd"/>
+      <w:r>
+        <w:rPr>
+          <w:lang w:val="en-GB"/>
+        </w:rPr>
+        <w:t>);</w:t>
+      </w:r>
+    </w:p>
+    <w:p>
+      <w:pPr>
+        <w:pStyle w:val="Sinespaciado"/>
+        <w:shd w:val="clear" w:color="auto" w:fill="FAE2D5" w:themeFill="accent2" w:themeFillTint="33"/>
+        <w:rPr>
+          <w:lang w:val="en-GB"/>
+        </w:rPr>
+      </w:pPr>
+      <w:r>
+        <w:rPr>
+          <w:lang w:val="en-GB"/>
+        </w:rPr>
+        <w:t xml:space="preserve">                </w:t>
+      </w:r>
+      <w:proofErr w:type="spellStart"/>
+      <w:r>
+        <w:rPr>
+          <w:lang w:val="en-GB"/>
+        </w:rPr>
+        <w:t>System.out.println</w:t>
+      </w:r>
+      <w:proofErr w:type="spellEnd"/>
+      <w:r>
+        <w:rPr>
+          <w:lang w:val="en-GB"/>
+        </w:rPr>
+        <w:t xml:space="preserve">("Filas </w:t>
+      </w:r>
+      <w:proofErr w:type="spellStart"/>
+      <w:r>
+        <w:rPr>
+          <w:lang w:val="en-GB"/>
+        </w:rPr>
+        <w:t>actualizadas</w:t>
+      </w:r>
+      <w:proofErr w:type="spellEnd"/>
+      <w:r>
+        <w:rPr>
+          <w:lang w:val="en-GB"/>
+        </w:rPr>
+        <w:t xml:space="preserve">: " + </w:t>
+      </w:r>
+      <w:proofErr w:type="spellStart"/>
+      <w:r>
+        <w:rPr>
+          <w:lang w:val="en-GB"/>
+        </w:rPr>
+        <w:t>ps.executeUpdate</w:t>
+      </w:r>
+      <w:proofErr w:type="spellEnd"/>
+      <w:r>
+        <w:rPr>
+          <w:lang w:val="en-GB"/>
+        </w:rPr>
+        <w:t>());</w:t>
       </w:r>
     </w:p>
     <w:p>
@@ -2942,91 +5238,315 @@
         <w:rPr>
           <w:lang w:val="en-GB"/>
         </w:rPr>
-        <w:t xml:space="preserve">            System.out.print("ID a borrar: ");</w:t>
-      </w:r>
-    </w:p>
-    <w:p>
-      <w:pPr>
-        <w:pStyle w:val="Sinespaciado"/>
-        <w:shd w:val="clear" w:color="auto" w:fill="FAE2D5" w:themeFill="accent2" w:themeFillTint="33"/>
-        <w:rPr>
-          <w:lang w:val="en-GB"/>
-        </w:rPr>
-      </w:pPr>
-      <w:r>
-        <w:rPr>
-          <w:lang w:val="en-GB"/>
-        </w:rPr>
-        <w:t xml:space="preserve">            int idDelete = Integer.parseInt(sc.nextLine());</w:t>
-      </w:r>
-    </w:p>
-    <w:p>
-      <w:pPr>
-        <w:pStyle w:val="Sinespaciado"/>
-        <w:shd w:val="clear" w:color="auto" w:fill="FAE2D5" w:themeFill="accent2" w:themeFillTint="33"/>
-        <w:rPr>
-          <w:lang w:val="en-GB"/>
-        </w:rPr>
-      </w:pPr>
-    </w:p>
-    <w:p>
-      <w:pPr>
-        <w:pStyle w:val="Sinespaciado"/>
-        <w:shd w:val="clear" w:color="auto" w:fill="FAE2D5" w:themeFill="accent2" w:themeFillTint="33"/>
-        <w:rPr>
-          <w:lang w:val="en-GB"/>
-        </w:rPr>
-      </w:pPr>
-      <w:r>
-        <w:rPr>
-          <w:lang w:val="en-GB"/>
-        </w:rPr>
-        <w:t xml:space="preserve">            String sqlDelete = "DELETE FROM clientes WHERE id = ?";</w:t>
-      </w:r>
-    </w:p>
-    <w:p>
-      <w:pPr>
-        <w:pStyle w:val="Sinespaciado"/>
-        <w:shd w:val="clear" w:color="auto" w:fill="FAE2D5" w:themeFill="accent2" w:themeFillTint="33"/>
-        <w:rPr>
-          <w:lang w:val="en-GB"/>
-        </w:rPr>
-      </w:pPr>
-      <w:r>
-        <w:rPr>
-          <w:lang w:val="en-GB"/>
-        </w:rPr>
-        <w:t xml:space="preserve">            try (PreparedStatement ps = con.prepareStatement(sqlDelete)) {</w:t>
-      </w:r>
-    </w:p>
-    <w:p>
-      <w:pPr>
-        <w:pStyle w:val="Sinespaciado"/>
-        <w:shd w:val="clear" w:color="auto" w:fill="FAE2D5" w:themeFill="accent2" w:themeFillTint="33"/>
-        <w:rPr>
-          <w:lang w:val="en-GB"/>
-        </w:rPr>
-      </w:pPr>
-      <w:r>
-        <w:rPr>
-          <w:lang w:val="en-GB"/>
-        </w:rPr>
-        <w:t xml:space="preserve">                ps.setInt(1, idDelete);</w:t>
-      </w:r>
-    </w:p>
-    <w:p>
-      <w:pPr>
-        <w:pStyle w:val="Sinespaciado"/>
-        <w:shd w:val="clear" w:color="auto" w:fill="FAE2D5" w:themeFill="accent2" w:themeFillTint="33"/>
-        <w:rPr>
-          <w:lang w:val="en-GB"/>
-        </w:rPr>
-      </w:pPr>
-      <w:r>
-        <w:rPr>
-          <w:lang w:val="en-GB"/>
-        </w:rPr>
-        <w:t xml:space="preserve">                System.out.println("Filas borradas: " + ps.executeUpdate());</w:t>
+        <w:t xml:space="preserve">            </w:t>
+      </w:r>
+      <w:proofErr w:type="spellStart"/>
+      <w:r>
+        <w:rPr>
+          <w:lang w:val="en-GB"/>
+        </w:rPr>
+        <w:t>System.out.print</w:t>
+      </w:r>
+      <w:proofErr w:type="spellEnd"/>
+      <w:r>
+        <w:rPr>
+          <w:lang w:val="en-GB"/>
+        </w:rPr>
+        <w:t xml:space="preserve">("ID a </w:t>
+      </w:r>
+      <w:proofErr w:type="spellStart"/>
+      <w:r>
+        <w:rPr>
+          <w:lang w:val="en-GB"/>
+        </w:rPr>
+        <w:t>borrar</w:t>
+      </w:r>
+      <w:proofErr w:type="spellEnd"/>
+      <w:r>
+        <w:rPr>
+          <w:lang w:val="en-GB"/>
+        </w:rPr>
+        <w:t>: ");</w:t>
+      </w:r>
+    </w:p>
+    <w:p>
+      <w:pPr>
+        <w:pStyle w:val="Sinespaciado"/>
+        <w:shd w:val="clear" w:color="auto" w:fill="FAE2D5" w:themeFill="accent2" w:themeFillTint="33"/>
+        <w:rPr>
+          <w:lang w:val="en-GB"/>
+        </w:rPr>
+      </w:pPr>
+      <w:r>
+        <w:rPr>
+          <w:lang w:val="en-GB"/>
+        </w:rPr>
+        <w:t xml:space="preserve">            int </w:t>
+      </w:r>
+      <w:proofErr w:type="spellStart"/>
+      <w:r>
+        <w:rPr>
+          <w:lang w:val="en-GB"/>
+        </w:rPr>
+        <w:t>idDelete</w:t>
+      </w:r>
+      <w:proofErr w:type="spellEnd"/>
+      <w:r>
+        <w:rPr>
+          <w:lang w:val="en-GB"/>
+        </w:rPr>
+        <w:t xml:space="preserve"> = </w:t>
+      </w:r>
+      <w:proofErr w:type="spellStart"/>
+      <w:r>
+        <w:rPr>
+          <w:lang w:val="en-GB"/>
+        </w:rPr>
+        <w:t>Integer.parseInt</w:t>
+      </w:r>
+      <w:proofErr w:type="spellEnd"/>
+      <w:r>
+        <w:rPr>
+          <w:lang w:val="en-GB"/>
+        </w:rPr>
+        <w:t>(</w:t>
+      </w:r>
+      <w:proofErr w:type="spellStart"/>
+      <w:r>
+        <w:rPr>
+          <w:lang w:val="en-GB"/>
+        </w:rPr>
+        <w:t>sc.nextLine</w:t>
+      </w:r>
+      <w:proofErr w:type="spellEnd"/>
+      <w:r>
+        <w:rPr>
+          <w:lang w:val="en-GB"/>
+        </w:rPr>
+        <w:t>());</w:t>
+      </w:r>
+    </w:p>
+    <w:p>
+      <w:pPr>
+        <w:pStyle w:val="Sinespaciado"/>
+        <w:shd w:val="clear" w:color="auto" w:fill="FAE2D5" w:themeFill="accent2" w:themeFillTint="33"/>
+        <w:rPr>
+          <w:lang w:val="en-GB"/>
+        </w:rPr>
+      </w:pPr>
+    </w:p>
+    <w:p>
+      <w:pPr>
+        <w:pStyle w:val="Sinespaciado"/>
+        <w:shd w:val="clear" w:color="auto" w:fill="FAE2D5" w:themeFill="accent2" w:themeFillTint="33"/>
+        <w:rPr>
+          <w:lang w:val="en-GB"/>
+        </w:rPr>
+      </w:pPr>
+      <w:r>
+        <w:rPr>
+          <w:lang w:val="en-GB"/>
+        </w:rPr>
+        <w:t xml:space="preserve">            String </w:t>
+      </w:r>
+      <w:proofErr w:type="spellStart"/>
+      <w:r>
+        <w:rPr>
+          <w:lang w:val="en-GB"/>
+        </w:rPr>
+        <w:t>sqlDelete</w:t>
+      </w:r>
+      <w:proofErr w:type="spellEnd"/>
+      <w:r>
+        <w:rPr>
+          <w:lang w:val="en-GB"/>
+        </w:rPr>
+        <w:t xml:space="preserve"> = "DELETE FROM </w:t>
+      </w:r>
+      <w:proofErr w:type="spellStart"/>
+      <w:r>
+        <w:rPr>
+          <w:lang w:val="en-GB"/>
+        </w:rPr>
+        <w:t>clientes</w:t>
+      </w:r>
+      <w:proofErr w:type="spellEnd"/>
+      <w:r>
+        <w:rPr>
+          <w:lang w:val="en-GB"/>
+        </w:rPr>
+        <w:t xml:space="preserve"> WHERE id = ?";</w:t>
+      </w:r>
+    </w:p>
+    <w:p>
+      <w:pPr>
+        <w:pStyle w:val="Sinespaciado"/>
+        <w:shd w:val="clear" w:color="auto" w:fill="FAE2D5" w:themeFill="accent2" w:themeFillTint="33"/>
+        <w:rPr>
+          <w:lang w:val="en-GB"/>
+        </w:rPr>
+      </w:pPr>
+      <w:r>
+        <w:rPr>
+          <w:lang w:val="en-GB"/>
+        </w:rPr>
+        <w:t xml:space="preserve">            try (</w:t>
+      </w:r>
+      <w:proofErr w:type="spellStart"/>
+      <w:r>
+        <w:rPr>
+          <w:lang w:val="en-GB"/>
+        </w:rPr>
+        <w:t>PreparedStatement</w:t>
+      </w:r>
+      <w:proofErr w:type="spellEnd"/>
+      <w:r>
+        <w:rPr>
+          <w:lang w:val="en-GB"/>
+        </w:rPr>
+        <w:t xml:space="preserve"> </w:t>
+      </w:r>
+      <w:proofErr w:type="spellStart"/>
+      <w:r>
+        <w:rPr>
+          <w:lang w:val="en-GB"/>
+        </w:rPr>
+        <w:t>ps</w:t>
+      </w:r>
+      <w:proofErr w:type="spellEnd"/>
+      <w:r>
+        <w:rPr>
+          <w:lang w:val="en-GB"/>
+        </w:rPr>
+        <w:t xml:space="preserve"> = </w:t>
+      </w:r>
+      <w:proofErr w:type="spellStart"/>
+      <w:r>
+        <w:rPr>
+          <w:lang w:val="en-GB"/>
+        </w:rPr>
+        <w:t>con.prepareStatement</w:t>
+      </w:r>
+      <w:proofErr w:type="spellEnd"/>
+      <w:r>
+        <w:rPr>
+          <w:lang w:val="en-GB"/>
+        </w:rPr>
+        <w:t>(</w:t>
+      </w:r>
+      <w:proofErr w:type="spellStart"/>
+      <w:r>
+        <w:rPr>
+          <w:lang w:val="en-GB"/>
+        </w:rPr>
+        <w:t>sqlDelete</w:t>
+      </w:r>
+      <w:proofErr w:type="spellEnd"/>
+      <w:r>
+        <w:rPr>
+          <w:lang w:val="en-GB"/>
+        </w:rPr>
+        <w:t>)) {</w:t>
+      </w:r>
+    </w:p>
+    <w:p>
+      <w:pPr>
+        <w:pStyle w:val="Sinespaciado"/>
+        <w:shd w:val="clear" w:color="auto" w:fill="FAE2D5" w:themeFill="accent2" w:themeFillTint="33"/>
+        <w:rPr>
+          <w:lang w:val="en-GB"/>
+        </w:rPr>
+      </w:pPr>
+      <w:r>
+        <w:rPr>
+          <w:lang w:val="en-GB"/>
+        </w:rPr>
+        <w:t xml:space="preserve">                </w:t>
+      </w:r>
+      <w:proofErr w:type="spellStart"/>
+      <w:r>
+        <w:rPr>
+          <w:lang w:val="en-GB"/>
+        </w:rPr>
+        <w:t>ps.setInt</w:t>
+      </w:r>
+      <w:proofErr w:type="spellEnd"/>
+      <w:r>
+        <w:rPr>
+          <w:lang w:val="en-GB"/>
+        </w:rPr>
+        <w:t xml:space="preserve">(1, </w:t>
+      </w:r>
+      <w:proofErr w:type="spellStart"/>
+      <w:r>
+        <w:rPr>
+          <w:lang w:val="en-GB"/>
+        </w:rPr>
+        <w:t>idDelete</w:t>
+      </w:r>
+      <w:proofErr w:type="spellEnd"/>
+      <w:r>
+        <w:rPr>
+          <w:lang w:val="en-GB"/>
+        </w:rPr>
+        <w:t>);</w:t>
+      </w:r>
+    </w:p>
+    <w:p>
+      <w:pPr>
+        <w:pStyle w:val="Sinespaciado"/>
+        <w:shd w:val="clear" w:color="auto" w:fill="FAE2D5" w:themeFill="accent2" w:themeFillTint="33"/>
+        <w:rPr>
+          <w:lang w:val="en-GB"/>
+        </w:rPr>
+      </w:pPr>
+      <w:r>
+        <w:rPr>
+          <w:lang w:val="en-GB"/>
+        </w:rPr>
+        <w:t xml:space="preserve">                </w:t>
+      </w:r>
+      <w:proofErr w:type="spellStart"/>
+      <w:r>
+        <w:rPr>
+          <w:lang w:val="en-GB"/>
+        </w:rPr>
+        <w:t>System.out.println</w:t>
+      </w:r>
+      <w:proofErr w:type="spellEnd"/>
+      <w:r>
+        <w:rPr>
+          <w:lang w:val="en-GB"/>
+        </w:rPr>
+        <w:t xml:space="preserve">("Filas </w:t>
+      </w:r>
+      <w:proofErr w:type="spellStart"/>
+      <w:r>
+        <w:rPr>
+          <w:lang w:val="en-GB"/>
+        </w:rPr>
+        <w:t>borradas</w:t>
+      </w:r>
+      <w:proofErr w:type="spellEnd"/>
+      <w:r>
+        <w:rPr>
+          <w:lang w:val="en-GB"/>
+        </w:rPr>
+        <w:t xml:space="preserve">: " + </w:t>
+      </w:r>
+      <w:proofErr w:type="spellStart"/>
+      <w:r>
+        <w:rPr>
+          <w:lang w:val="en-GB"/>
+        </w:rPr>
+        <w:t>ps.executeUpdate</w:t>
+      </w:r>
+      <w:proofErr w:type="spellEnd"/>
+      <w:r>
+        <w:rPr>
+          <w:lang w:val="en-GB"/>
+        </w:rPr>
+        <w:t>());</w:t>
       </w:r>
     </w:p>
     <w:p>
@@ -3080,7 +5600,21 @@
         <w:rPr>
           <w:lang w:val="en-GB"/>
         </w:rPr>
-        <w:t xml:space="preserve">            e.printStackTrace();</w:t>
+        <w:t xml:space="preserve">            </w:t>
+      </w:r>
+      <w:proofErr w:type="spellStart"/>
+      <w:r>
+        <w:rPr>
+          <w:lang w:val="en-GB"/>
+        </w:rPr>
+        <w:t>e.printStackTrace</w:t>
+      </w:r>
+      <w:proofErr w:type="spellEnd"/>
+      <w:r>
+        <w:rPr>
+          <w:lang w:val="en-GB"/>
+        </w:rPr>
+        <w:t>();</w:t>
       </w:r>
     </w:p>
     <w:p>
@@ -3238,9 +5772,11 @@
           <w:numId w:val="2"/>
         </w:numPr>
       </w:pPr>
+      <w:proofErr w:type="spellStart"/>
       <w:r>
         <w:t>PreparedStatement</w:t>
       </w:r>
+      <w:proofErr w:type="spellEnd"/>
     </w:p>
     <w:p>
       <w:pPr>
@@ -3260,9 +5796,11 @@
           <w:numId w:val="2"/>
         </w:numPr>
       </w:pPr>
+      <w:proofErr w:type="spellStart"/>
       <w:r>
         <w:t>ResultSet</w:t>
       </w:r>
+      <w:proofErr w:type="spellEnd"/>
     </w:p>
     <w:p>
       <w:r>
@@ -3334,6 +5872,9 @@
         <w:ind w:left="720"/>
       </w:pPr>
       <w:r>
+        <w:rPr>
+          <w:noProof/>
+        </w:rPr>
         <w:drawing>
           <wp:inline distT="0" distB="0" distL="0" distR="0" wp14:anchorId="3396077F" wp14:editId="3D4524ED">
             <wp:extent cx="5400040" cy="2194560"/>
@@ -3399,6 +5940,9 @@
         <w:t xml:space="preserve"> </w:t>
       </w:r>
       <w:r>
+        <w:rPr>
+          <w:noProof/>
+        </w:rPr>
         <w:drawing>
           <wp:inline distT="0" distB="0" distL="0" distR="0" wp14:anchorId="2325CDE2" wp14:editId="4C0DA6DC">
             <wp:extent cx="5400040" cy="2174240"/>
@@ -3502,6 +6046,9 @@
         <w:t xml:space="preserve"> </w:t>
       </w:r>
       <w:r>
+        <w:rPr>
+          <w:noProof/>
+        </w:rPr>
         <w:drawing>
           <wp:inline distT="0" distB="0" distL="0" distR="0" wp14:anchorId="07BF8947" wp14:editId="239A2A20">
             <wp:extent cx="5400040" cy="1585595"/>
@@ -3609,6 +6156,7 @@
         </w:rPr>
         <w:t xml:space="preserve"> EJERCICIO 1 – Insertar curso con </w:t>
       </w:r>
+      <w:proofErr w:type="spellStart"/>
       <w:r>
         <w:rPr>
           <w:b/>
@@ -3623,6 +6171,7 @@
         </w:rPr>
         <w:t>Statement</w:t>
       </w:r>
+      <w:proofErr w:type="spellEnd"/>
     </w:p>
     <w:p>
       <w:r>
@@ -3669,11 +6218,16 @@
         <w:lastRenderedPageBreak/>
         <w:t xml:space="preserve">Inserte un curso usando </w:t>
       </w:r>
+      <w:proofErr w:type="spellStart"/>
       <w:r>
         <w:t>Prepared</w:t>
       </w:r>
       <w:r>
-        <w:t>Statement.</w:t>
+        <w:t>Statement</w:t>
+      </w:r>
+      <w:proofErr w:type="spellEnd"/>
+      <w:r>
+        <w:t>.</w:t>
       </w:r>
     </w:p>
     <w:p>
@@ -3720,8 +6274,17 @@
           <w:b/>
           <w:bCs/>
         </w:rPr>
-        <w:t xml:space="preserve"> EJERCICIO 2 – Insertar curso con PreparedStatement</w:t>
-      </w:r>
+        <w:t xml:space="preserve"> EJERCICIO 2 – Insertar curso con </w:t>
+      </w:r>
+      <w:proofErr w:type="spellStart"/>
+      <w:r>
+        <w:rPr>
+          <w:b/>
+          <w:bCs/>
+        </w:rPr>
+        <w:t>PreparedStatement</w:t>
+      </w:r>
+      <w:proofErr w:type="spellEnd"/>
     </w:p>
     <w:p>
       <w:r>
@@ -3809,7 +6372,15 @@
         </w:numPr>
       </w:pPr>
       <w:r>
-        <w:t>Inserte el curso usando PreparedStatement.</w:t>
+        <w:t xml:space="preserve">Inserte el curso usando </w:t>
+      </w:r>
+      <w:proofErr w:type="spellStart"/>
+      <w:r>
+        <w:t>PreparedStatement</w:t>
+      </w:r>
+      <w:proofErr w:type="spellEnd"/>
+      <w:r>
+        <w:t>.</w:t>
       </w:r>
     </w:p>
     <w:p>
@@ -3830,6 +6401,9 @@
         <w:t xml:space="preserve"> </w:t>
       </w:r>
       <w:r>
+        <w:rPr>
+          <w:noProof/>
+        </w:rPr>
         <w:drawing>
           <wp:inline distT="0" distB="0" distL="0" distR="0" wp14:anchorId="43129CBE" wp14:editId="4FD9A23D">
             <wp:extent cx="5400040" cy="4603115"/>
@@ -3920,6 +6494,49 @@
       <w:r>
         <w:t>Crear un programa que:</w:t>
       </w:r>
+      <w:r>
+        <w:rPr>
+          <w:noProof/>
+        </w:rPr>
+        <w:t xml:space="preserve"> </w:t>
+      </w:r>
+      <w:r>
+        <w:drawing>
+          <wp:inline distT="0" distB="0" distL="0" distR="0" wp14:anchorId="2F33E29E" wp14:editId="1D958078">
+            <wp:extent cx="5400040" cy="1994535"/>
+            <wp:effectExtent l="0" t="0" r="0" b="5715"/>
+            <wp:docPr id="196101771" name="Imagen 1"/>
+            <wp:cNvGraphicFramePr>
+              <a:graphicFrameLocks xmlns:a="http://schemas.openxmlformats.org/drawingml/2006/main" noChangeAspect="1"/>
+            </wp:cNvGraphicFramePr>
+            <a:graphic xmlns:a="http://schemas.openxmlformats.org/drawingml/2006/main">
+              <a:graphicData uri="http://schemas.openxmlformats.org/drawingml/2006/picture">
+                <pic:pic xmlns:pic="http://schemas.openxmlformats.org/drawingml/2006/picture">
+                  <pic:nvPicPr>
+                    <pic:cNvPr id="196101771" name=""/>
+                    <pic:cNvPicPr/>
+                  </pic:nvPicPr>
+                  <pic:blipFill>
+                    <a:blip r:embed="rId9"/>
+                    <a:stretch>
+                      <a:fillRect/>
+                    </a:stretch>
+                  </pic:blipFill>
+                  <pic:spPr>
+                    <a:xfrm>
+                      <a:off x="0" y="0"/>
+                      <a:ext cx="5400040" cy="1994535"/>
+                    </a:xfrm>
+                    <a:prstGeom prst="rect">
+                      <a:avLst/>
+                    </a:prstGeom>
+                  </pic:spPr>
+                </pic:pic>
+              </a:graphicData>
+            </a:graphic>
+          </wp:inline>
+        </w:drawing>
+      </w:r>
     </w:p>
     <w:p>
       <w:pPr>
@@ -3940,7 +6557,59 @@
         </w:numPr>
       </w:pPr>
       <w:r>
-        <w:t>Recorra el ResultSet.</w:t>
+        <w:lastRenderedPageBreak/>
+        <w:t xml:space="preserve">Recorra el </w:t>
+      </w:r>
+      <w:proofErr w:type="spellStart"/>
+      <w:r>
+        <w:t>ResultSet</w:t>
+      </w:r>
+      <w:proofErr w:type="spellEnd"/>
+      <w:r>
+        <w:t>.</w:t>
+      </w:r>
+      <w:r>
+        <w:rPr>
+          <w:noProof/>
+        </w:rPr>
+        <w:t xml:space="preserve"> </w:t>
+      </w:r>
+      <w:r>
+        <w:drawing>
+          <wp:inline distT="0" distB="0" distL="0" distR="0" wp14:anchorId="24D7060A" wp14:editId="680F6BF9">
+            <wp:extent cx="4772691" cy="1247949"/>
+            <wp:effectExtent l="0" t="0" r="8890" b="9525"/>
+            <wp:docPr id="1396050436" name="Imagen 1"/>
+            <wp:cNvGraphicFramePr>
+              <a:graphicFrameLocks xmlns:a="http://schemas.openxmlformats.org/drawingml/2006/main" noChangeAspect="1"/>
+            </wp:cNvGraphicFramePr>
+            <a:graphic xmlns:a="http://schemas.openxmlformats.org/drawingml/2006/main">
+              <a:graphicData uri="http://schemas.openxmlformats.org/drawingml/2006/picture">
+                <pic:pic xmlns:pic="http://schemas.openxmlformats.org/drawingml/2006/picture">
+                  <pic:nvPicPr>
+                    <pic:cNvPr id="1396050436" name=""/>
+                    <pic:cNvPicPr/>
+                  </pic:nvPicPr>
+                  <pic:blipFill>
+                    <a:blip r:embed="rId10"/>
+                    <a:stretch>
+                      <a:fillRect/>
+                    </a:stretch>
+                  </pic:blipFill>
+                  <pic:spPr>
+                    <a:xfrm>
+                      <a:off x="0" y="0"/>
+                      <a:ext cx="4772691" cy="1247949"/>
+                    </a:xfrm>
+                    <a:prstGeom prst="rect">
+                      <a:avLst/>
+                    </a:prstGeom>
+                  </pic:spPr>
+                </pic:pic>
+              </a:graphicData>
+            </a:graphic>
+          </wp:inline>
+        </w:drawing>
       </w:r>
     </w:p>
     <w:p>
@@ -4012,6 +6681,49 @@
       <w:r>
         <w:t>Crear un programa que:</w:t>
       </w:r>
+      <w:r>
+        <w:rPr>
+          <w:noProof/>
+        </w:rPr>
+        <w:t xml:space="preserve"> </w:t>
+      </w:r>
+      <w:r>
+        <w:drawing>
+          <wp:inline distT="0" distB="0" distL="0" distR="0" wp14:anchorId="41FD36EE" wp14:editId="63D78B5B">
+            <wp:extent cx="5400040" cy="2284730"/>
+            <wp:effectExtent l="0" t="0" r="0" b="1270"/>
+            <wp:docPr id="38557766" name="Imagen 1"/>
+            <wp:cNvGraphicFramePr>
+              <a:graphicFrameLocks xmlns:a="http://schemas.openxmlformats.org/drawingml/2006/main" noChangeAspect="1"/>
+            </wp:cNvGraphicFramePr>
+            <a:graphic xmlns:a="http://schemas.openxmlformats.org/drawingml/2006/main">
+              <a:graphicData uri="http://schemas.openxmlformats.org/drawingml/2006/picture">
+                <pic:pic xmlns:pic="http://schemas.openxmlformats.org/drawingml/2006/picture">
+                  <pic:nvPicPr>
+                    <pic:cNvPr id="38557766" name=""/>
+                    <pic:cNvPicPr/>
+                  </pic:nvPicPr>
+                  <pic:blipFill>
+                    <a:blip r:embed="rId11"/>
+                    <a:stretch>
+                      <a:fillRect/>
+                    </a:stretch>
+                  </pic:blipFill>
+                  <pic:spPr>
+                    <a:xfrm>
+                      <a:off x="0" y="0"/>
+                      <a:ext cx="5400040" cy="2284730"/>
+                    </a:xfrm>
+                    <a:prstGeom prst="rect">
+                      <a:avLst/>
+                    </a:prstGeom>
+                  </pic:spPr>
+                </pic:pic>
+              </a:graphicData>
+            </a:graphic>
+          </wp:inline>
+        </w:drawing>
+      </w:r>
     </w:p>
     <w:p>
       <w:pPr>
@@ -4021,7 +6733,6 @@
         </w:numPr>
       </w:pPr>
       <w:r>
-        <w:lastRenderedPageBreak/>
         <w:t>Pida un nombre de curso.</w:t>
       </w:r>
     </w:p>
@@ -4033,7 +6744,15 @@
         </w:numPr>
       </w:pPr>
       <w:r>
-        <w:t>Busque el curso usando PreparedStatement.</w:t>
+        <w:t xml:space="preserve">Busque el curso usando </w:t>
+      </w:r>
+      <w:proofErr w:type="spellStart"/>
+      <w:r>
+        <w:t>PreparedStatement</w:t>
+      </w:r>
+      <w:proofErr w:type="spellEnd"/>
+      <w:r>
+        <w:t>.</w:t>
       </w:r>
     </w:p>
     <w:p>
@@ -4073,7 +6792,35 @@
         <w:rPr>
           <w:lang w:val="en-GB"/>
         </w:rPr>
-        <w:t>Update productos set precio=? Where</w:t>
+        <w:t xml:space="preserve">Update </w:t>
+      </w:r>
+      <w:proofErr w:type="spellStart"/>
+      <w:r>
+        <w:rPr>
+          <w:lang w:val="en-GB"/>
+        </w:rPr>
+        <w:t>productos</w:t>
+      </w:r>
+      <w:proofErr w:type="spellEnd"/>
+      <w:r>
+        <w:rPr>
+          <w:lang w:val="en-GB"/>
+        </w:rPr>
+        <w:t xml:space="preserve"> set </w:t>
+      </w:r>
+      <w:proofErr w:type="spellStart"/>
+      <w:r>
+        <w:rPr>
+          <w:lang w:val="en-GB"/>
+        </w:rPr>
+        <w:t>precio</w:t>
+      </w:r>
+      <w:proofErr w:type="spellEnd"/>
+      <w:r>
+        <w:rPr>
+          <w:lang w:val="en-GB"/>
+        </w:rPr>
+        <w:t>=? Where</w:t>
       </w:r>
       <w:r>
         <w:rPr>
@@ -4083,11 +6830,68 @@
       </w:r>
     </w:p>
     <w:p>
-      <w:r>
-        <w:t>Temenos ue usar dos s</w:t>
+      <w:proofErr w:type="spellStart"/>
+      <w:r>
+        <w:lastRenderedPageBreak/>
+        <w:t>Temenos</w:t>
+      </w:r>
+      <w:proofErr w:type="spellEnd"/>
+      <w:r>
+        <w:t xml:space="preserve"> </w:t>
+      </w:r>
+      <w:proofErr w:type="spellStart"/>
+      <w:r>
+        <w:t>ue</w:t>
+      </w:r>
+      <w:proofErr w:type="spellEnd"/>
+      <w:r>
+        <w:t xml:space="preserve"> usar dos s</w:t>
       </w:r>
       <w:r>
         <w:t>et</w:t>
+      </w:r>
+      <w:r>
+        <w:rPr>
+          <w:noProof/>
+        </w:rPr>
+        <w:t xml:space="preserve"> </w:t>
+      </w:r>
+      <w:r>
+        <w:drawing>
+          <wp:inline distT="0" distB="0" distL="0" distR="0" wp14:anchorId="3A8A1FF8" wp14:editId="5FF94223">
+            <wp:extent cx="3553321" cy="1667108"/>
+            <wp:effectExtent l="0" t="0" r="0" b="9525"/>
+            <wp:docPr id="791942555" name="Imagen 1"/>
+            <wp:cNvGraphicFramePr>
+              <a:graphicFrameLocks xmlns:a="http://schemas.openxmlformats.org/drawingml/2006/main" noChangeAspect="1"/>
+            </wp:cNvGraphicFramePr>
+            <a:graphic xmlns:a="http://schemas.openxmlformats.org/drawingml/2006/main">
+              <a:graphicData uri="http://schemas.openxmlformats.org/drawingml/2006/picture">
+                <pic:pic xmlns:pic="http://schemas.openxmlformats.org/drawingml/2006/picture">
+                  <pic:nvPicPr>
+                    <pic:cNvPr id="791942555" name=""/>
+                    <pic:cNvPicPr/>
+                  </pic:nvPicPr>
+                  <pic:blipFill>
+                    <a:blip r:embed="rId12"/>
+                    <a:stretch>
+                      <a:fillRect/>
+                    </a:stretch>
+                  </pic:blipFill>
+                  <pic:spPr>
+                    <a:xfrm>
+                      <a:off x="0" y="0"/>
+                      <a:ext cx="3553321" cy="1667108"/>
+                    </a:xfrm>
+                    <a:prstGeom prst="rect">
+                      <a:avLst/>
+                    </a:prstGeom>
+                  </pic:spPr>
+                </pic:pic>
+              </a:graphicData>
+            </a:graphic>
+          </wp:inline>
+        </w:drawing>
       </w:r>
     </w:p>
     <w:p>
@@ -4142,6 +6946,95 @@
     <w:p>
       <w:r>
         <w:t>Crear un programa que:</w:t>
+      </w:r>
+      <w:r>
+        <w:rPr>
+          <w:noProof/>
+        </w:rPr>
+        <w:t xml:space="preserve"> </w:t>
+      </w:r>
+      <w:r>
+        <w:drawing>
+          <wp:inline distT="0" distB="0" distL="0" distR="0" wp14:anchorId="3A740A5A" wp14:editId="60D04E60">
+            <wp:extent cx="5400040" cy="2931795"/>
+            <wp:effectExtent l="0" t="0" r="0" b="1905"/>
+            <wp:docPr id="1381034001" name="Imagen 1"/>
+            <wp:cNvGraphicFramePr>
+              <a:graphicFrameLocks xmlns:a="http://schemas.openxmlformats.org/drawingml/2006/main" noChangeAspect="1"/>
+            </wp:cNvGraphicFramePr>
+            <a:graphic xmlns:a="http://schemas.openxmlformats.org/drawingml/2006/main">
+              <a:graphicData uri="http://schemas.openxmlformats.org/drawingml/2006/picture">
+                <pic:pic xmlns:pic="http://schemas.openxmlformats.org/drawingml/2006/picture">
+                  <pic:nvPicPr>
+                    <pic:cNvPr id="1381034001" name=""/>
+                    <pic:cNvPicPr/>
+                  </pic:nvPicPr>
+                  <pic:blipFill>
+                    <a:blip r:embed="rId13"/>
+                    <a:stretch>
+                      <a:fillRect/>
+                    </a:stretch>
+                  </pic:blipFill>
+                  <pic:spPr>
+                    <a:xfrm>
+                      <a:off x="0" y="0"/>
+                      <a:ext cx="5400040" cy="2931795"/>
+                    </a:xfrm>
+                    <a:prstGeom prst="rect">
+                      <a:avLst/>
+                    </a:prstGeom>
+                  </pic:spPr>
+                </pic:pic>
+              </a:graphicData>
+            </a:graphic>
+          </wp:inline>
+        </w:drawing>
+      </w:r>
+      <w:r>
+        <w:rPr>
+          <w:noProof/>
+        </w:rPr>
+        <w:t xml:space="preserve"> </w:t>
+      </w:r>
+      <w:r>
+        <w:rPr>
+          <w:noProof/>
+        </w:rPr>
+        <w:drawing>
+          <wp:inline distT="0" distB="0" distL="0" distR="0" wp14:anchorId="6CC676F4" wp14:editId="14CE4DA7">
+            <wp:extent cx="3400900" cy="1143160"/>
+            <wp:effectExtent l="0" t="0" r="0" b="0"/>
+            <wp:docPr id="2019950262" name="Imagen 1"/>
+            <wp:cNvGraphicFramePr>
+              <a:graphicFrameLocks xmlns:a="http://schemas.openxmlformats.org/drawingml/2006/main" noChangeAspect="1"/>
+            </wp:cNvGraphicFramePr>
+            <a:graphic xmlns:a="http://schemas.openxmlformats.org/drawingml/2006/main">
+              <a:graphicData uri="http://schemas.openxmlformats.org/drawingml/2006/picture">
+                <pic:pic xmlns:pic="http://schemas.openxmlformats.org/drawingml/2006/picture">
+                  <pic:nvPicPr>
+                    <pic:cNvPr id="2019950262" name=""/>
+                    <pic:cNvPicPr/>
+                  </pic:nvPicPr>
+                  <pic:blipFill>
+                    <a:blip r:embed="rId14"/>
+                    <a:stretch>
+                      <a:fillRect/>
+                    </a:stretch>
+                  </pic:blipFill>
+                  <pic:spPr>
+                    <a:xfrm>
+                      <a:off x="0" y="0"/>
+                      <a:ext cx="3400900" cy="1143160"/>
+                    </a:xfrm>
+                    <a:prstGeom prst="rect">
+                      <a:avLst/>
+                    </a:prstGeom>
+                  </pic:spPr>
+                </pic:pic>
+              </a:graphicData>
+            </a:graphic>
+          </wp:inline>
+        </w:drawing>
       </w:r>
     </w:p>
     <w:p>
@@ -4209,6 +7102,7 @@
           <w:b/>
           <w:bCs/>
         </w:rPr>
+        <w:lastRenderedPageBreak/>
         <w:t>🔴</w:t>
       </w:r>
       <w:r>
@@ -4240,6 +7134,95 @@
     <w:p>
       <w:r>
         <w:t>Crear un programa que:</w:t>
+      </w:r>
+      <w:r>
+        <w:rPr>
+          <w:noProof/>
+        </w:rPr>
+        <w:t xml:space="preserve"> </w:t>
+      </w:r>
+      <w:r>
+        <w:drawing>
+          <wp:inline distT="0" distB="0" distL="0" distR="0" wp14:anchorId="03AAD622" wp14:editId="51795EC4">
+            <wp:extent cx="5400040" cy="2961640"/>
+            <wp:effectExtent l="0" t="0" r="0" b="0"/>
+            <wp:docPr id="1001005150" name="Imagen 1"/>
+            <wp:cNvGraphicFramePr>
+              <a:graphicFrameLocks xmlns:a="http://schemas.openxmlformats.org/drawingml/2006/main" noChangeAspect="1"/>
+            </wp:cNvGraphicFramePr>
+            <a:graphic xmlns:a="http://schemas.openxmlformats.org/drawingml/2006/main">
+              <a:graphicData uri="http://schemas.openxmlformats.org/drawingml/2006/picture">
+                <pic:pic xmlns:pic="http://schemas.openxmlformats.org/drawingml/2006/picture">
+                  <pic:nvPicPr>
+                    <pic:cNvPr id="1001005150" name=""/>
+                    <pic:cNvPicPr/>
+                  </pic:nvPicPr>
+                  <pic:blipFill>
+                    <a:blip r:embed="rId15"/>
+                    <a:stretch>
+                      <a:fillRect/>
+                    </a:stretch>
+                  </pic:blipFill>
+                  <pic:spPr>
+                    <a:xfrm>
+                      <a:off x="0" y="0"/>
+                      <a:ext cx="5400040" cy="2961640"/>
+                    </a:xfrm>
+                    <a:prstGeom prst="rect">
+                      <a:avLst/>
+                    </a:prstGeom>
+                  </pic:spPr>
+                </pic:pic>
+              </a:graphicData>
+            </a:graphic>
+          </wp:inline>
+        </w:drawing>
+      </w:r>
+      <w:r>
+        <w:rPr>
+          <w:noProof/>
+        </w:rPr>
+        <w:t xml:space="preserve"> </w:t>
+      </w:r>
+      <w:r>
+        <w:rPr>
+          <w:noProof/>
+        </w:rPr>
+        <w:drawing>
+          <wp:inline distT="0" distB="0" distL="0" distR="0" wp14:anchorId="416C0EE2" wp14:editId="6983D5E1">
+            <wp:extent cx="3419952" cy="581106"/>
+            <wp:effectExtent l="0" t="0" r="9525" b="9525"/>
+            <wp:docPr id="1831760884" name="Imagen 1"/>
+            <wp:cNvGraphicFramePr>
+              <a:graphicFrameLocks xmlns:a="http://schemas.openxmlformats.org/drawingml/2006/main" noChangeAspect="1"/>
+            </wp:cNvGraphicFramePr>
+            <a:graphic xmlns:a="http://schemas.openxmlformats.org/drawingml/2006/main">
+              <a:graphicData uri="http://schemas.openxmlformats.org/drawingml/2006/picture">
+                <pic:pic xmlns:pic="http://schemas.openxmlformats.org/drawingml/2006/picture">
+                  <pic:nvPicPr>
+                    <pic:cNvPr id="1831760884" name=""/>
+                    <pic:cNvPicPr/>
+                  </pic:nvPicPr>
+                  <pic:blipFill>
+                    <a:blip r:embed="rId16"/>
+                    <a:stretch>
+                      <a:fillRect/>
+                    </a:stretch>
+                  </pic:blipFill>
+                  <pic:spPr>
+                    <a:xfrm>
+                      <a:off x="0" y="0"/>
+                      <a:ext cx="3419952" cy="581106"/>
+                    </a:xfrm>
+                    <a:prstGeom prst="rect">
+                      <a:avLst/>
+                    </a:prstGeom>
+                  </pic:spPr>
+                </pic:pic>
+              </a:graphicData>
+            </a:graphic>
+          </wp:inline>
+        </w:drawing>
       </w:r>
     </w:p>
     <w:p>
@@ -4326,7 +7309,97 @@
     </w:p>
     <w:p>
       <w:r>
+        <w:lastRenderedPageBreak/>
         <w:t>Crear un programa que:</w:t>
+      </w:r>
+      <w:r>
+        <w:rPr>
+          <w:noProof/>
+        </w:rPr>
+        <w:t xml:space="preserve"> </w:t>
+      </w:r>
+      <w:r>
+        <w:drawing>
+          <wp:inline distT="0" distB="0" distL="0" distR="0" wp14:anchorId="2A06431A" wp14:editId="60360FB5">
+            <wp:extent cx="5400040" cy="3014345"/>
+            <wp:effectExtent l="0" t="0" r="0" b="0"/>
+            <wp:docPr id="1766875085" name="Imagen 1"/>
+            <wp:cNvGraphicFramePr>
+              <a:graphicFrameLocks xmlns:a="http://schemas.openxmlformats.org/drawingml/2006/main" noChangeAspect="1"/>
+            </wp:cNvGraphicFramePr>
+            <a:graphic xmlns:a="http://schemas.openxmlformats.org/drawingml/2006/main">
+              <a:graphicData uri="http://schemas.openxmlformats.org/drawingml/2006/picture">
+                <pic:pic xmlns:pic="http://schemas.openxmlformats.org/drawingml/2006/picture">
+                  <pic:nvPicPr>
+                    <pic:cNvPr id="1766875085" name=""/>
+                    <pic:cNvPicPr/>
+                  </pic:nvPicPr>
+                  <pic:blipFill>
+                    <a:blip r:embed="rId17"/>
+                    <a:stretch>
+                      <a:fillRect/>
+                    </a:stretch>
+                  </pic:blipFill>
+                  <pic:spPr>
+                    <a:xfrm>
+                      <a:off x="0" y="0"/>
+                      <a:ext cx="5400040" cy="3014345"/>
+                    </a:xfrm>
+                    <a:prstGeom prst="rect">
+                      <a:avLst/>
+                    </a:prstGeom>
+                  </pic:spPr>
+                </pic:pic>
+              </a:graphicData>
+            </a:graphic>
+          </wp:inline>
+        </w:drawing>
+      </w:r>
+      <w:r>
+        <w:rPr>
+          <w:noProof/>
+        </w:rPr>
+        <w:t xml:space="preserve"> </w:t>
+      </w:r>
+      <w:r>
+        <w:rPr>
+          <w:noProof/>
+        </w:rPr>
+        <w:drawing>
+          <wp:inline distT="0" distB="0" distL="0" distR="0" wp14:anchorId="01F6FE28" wp14:editId="7B81045E">
+            <wp:extent cx="5220429" cy="1324160"/>
+            <wp:effectExtent l="0" t="0" r="0" b="9525"/>
+            <wp:docPr id="6164536" name="Imagen 1"/>
+            <wp:cNvGraphicFramePr>
+              <a:graphicFrameLocks xmlns:a="http://schemas.openxmlformats.org/drawingml/2006/main" noChangeAspect="1"/>
+            </wp:cNvGraphicFramePr>
+            <a:graphic xmlns:a="http://schemas.openxmlformats.org/drawingml/2006/main">
+              <a:graphicData uri="http://schemas.openxmlformats.org/drawingml/2006/picture">
+                <pic:pic xmlns:pic="http://schemas.openxmlformats.org/drawingml/2006/picture">
+                  <pic:nvPicPr>
+                    <pic:cNvPr id="6164536" name=""/>
+                    <pic:cNvPicPr/>
+                  </pic:nvPicPr>
+                  <pic:blipFill>
+                    <a:blip r:embed="rId18"/>
+                    <a:stretch>
+                      <a:fillRect/>
+                    </a:stretch>
+                  </pic:blipFill>
+                  <pic:spPr>
+                    <a:xfrm>
+                      <a:off x="0" y="0"/>
+                      <a:ext cx="5220429" cy="1324160"/>
+                    </a:xfrm>
+                    <a:prstGeom prst="rect">
+                      <a:avLst/>
+                    </a:prstGeom>
+                  </pic:spPr>
+                </pic:pic>
+              </a:graphicData>
+            </a:graphic>
+          </wp:inline>
+        </w:drawing>
       </w:r>
     </w:p>
     <w:p>
@@ -4359,8 +7432,15 @@
         </w:numPr>
       </w:pPr>
       <w:r>
-        <w:lastRenderedPageBreak/>
-        <w:t>Use PreparedStatement.</w:t>
+        <w:t xml:space="preserve">Use </w:t>
+      </w:r>
+      <w:proofErr w:type="spellStart"/>
+      <w:r>
+        <w:t>PreparedStatement</w:t>
+      </w:r>
+      <w:proofErr w:type="spellEnd"/>
+      <w:r>
+        <w:t>.</w:t>
       </w:r>
     </w:p>
     <w:p>
@@ -4425,7 +7505,97 @@
     </w:p>
     <w:p>
       <w:r>
+        <w:lastRenderedPageBreak/>
         <w:t>0. Salir</w:t>
+      </w:r>
+      <w:r>
+        <w:rPr>
+          <w:noProof/>
+        </w:rPr>
+        <w:t xml:space="preserve"> </w:t>
+      </w:r>
+      <w:r>
+        <w:drawing>
+          <wp:inline distT="0" distB="0" distL="0" distR="0" wp14:anchorId="0BA89B61" wp14:editId="252D1A4A">
+            <wp:extent cx="5400040" cy="2807970"/>
+            <wp:effectExtent l="0" t="0" r="0" b="0"/>
+            <wp:docPr id="2014959500" name="Imagen 1"/>
+            <wp:cNvGraphicFramePr>
+              <a:graphicFrameLocks xmlns:a="http://schemas.openxmlformats.org/drawingml/2006/main" noChangeAspect="1"/>
+            </wp:cNvGraphicFramePr>
+            <a:graphic xmlns:a="http://schemas.openxmlformats.org/drawingml/2006/main">
+              <a:graphicData uri="http://schemas.openxmlformats.org/drawingml/2006/picture">
+                <pic:pic xmlns:pic="http://schemas.openxmlformats.org/drawingml/2006/picture">
+                  <pic:nvPicPr>
+                    <pic:cNvPr id="2014959500" name=""/>
+                    <pic:cNvPicPr/>
+                  </pic:nvPicPr>
+                  <pic:blipFill>
+                    <a:blip r:embed="rId19"/>
+                    <a:stretch>
+                      <a:fillRect/>
+                    </a:stretch>
+                  </pic:blipFill>
+                  <pic:spPr>
+                    <a:xfrm>
+                      <a:off x="0" y="0"/>
+                      <a:ext cx="5400040" cy="2807970"/>
+                    </a:xfrm>
+                    <a:prstGeom prst="rect">
+                      <a:avLst/>
+                    </a:prstGeom>
+                  </pic:spPr>
+                </pic:pic>
+              </a:graphicData>
+            </a:graphic>
+          </wp:inline>
+        </w:drawing>
+      </w:r>
+      <w:r>
+        <w:rPr>
+          <w:noProof/>
+        </w:rPr>
+        <w:t xml:space="preserve"> </w:t>
+      </w:r>
+      <w:r>
+        <w:rPr>
+          <w:noProof/>
+        </w:rPr>
+        <w:drawing>
+          <wp:inline distT="0" distB="0" distL="0" distR="0" wp14:anchorId="25F7C780" wp14:editId="2DAD3F09">
+            <wp:extent cx="2229161" cy="1619476"/>
+            <wp:effectExtent l="0" t="0" r="0" b="0"/>
+            <wp:docPr id="1694403926" name="Imagen 1"/>
+            <wp:cNvGraphicFramePr>
+              <a:graphicFrameLocks xmlns:a="http://schemas.openxmlformats.org/drawingml/2006/main" noChangeAspect="1"/>
+            </wp:cNvGraphicFramePr>
+            <a:graphic xmlns:a="http://schemas.openxmlformats.org/drawingml/2006/main">
+              <a:graphicData uri="http://schemas.openxmlformats.org/drawingml/2006/picture">
+                <pic:pic xmlns:pic="http://schemas.openxmlformats.org/drawingml/2006/picture">
+                  <pic:nvPicPr>
+                    <pic:cNvPr id="1694403926" name=""/>
+                    <pic:cNvPicPr/>
+                  </pic:nvPicPr>
+                  <pic:blipFill>
+                    <a:blip r:embed="rId20"/>
+                    <a:stretch>
+                      <a:fillRect/>
+                    </a:stretch>
+                  </pic:blipFill>
+                  <pic:spPr>
+                    <a:xfrm>
+                      <a:off x="0" y="0"/>
+                      <a:ext cx="2229161" cy="1619476"/>
+                    </a:xfrm>
+                    <a:prstGeom prst="rect">
+                      <a:avLst/>
+                    </a:prstGeom>
+                  </pic:spPr>
+                </pic:pic>
+              </a:graphicData>
+            </a:graphic>
+          </wp:inline>
+        </w:drawing>
       </w:r>
     </w:p>
     <w:p/>
